--- a/доп материалы/пробные варианты/obschiy_variant_2.docx
+++ b/доп материалы/пробные варианты/obschiy_variant_2.docx
@@ -4,40 +4,46 @@
   <w:body>
     <w:p>
       <w:pPr>
-        <w:jc w:val="center"/>
+        <w:widowControl/>
+        <w:spacing w:line="240" w:lineRule="auto" w:after="120"/>
+        <w:jc w:val="left"/>
       </w:pPr>
       <w:r>
         <w:rPr>
+          <w:rFonts w:ascii="Times New Roman" w:hAnsi="Times New Roman" w:eastAsia="Times New Roman"/>
           <w:b/>
-          <w:color w:val="2975E5"/>
-          <w:sz w:val="32"/>
+          <w:color w:val="181A1F"/>
+          <w:sz w:val="28"/>
         </w:rPr>
-        <w:t>ЕГЭ ПО ОБЩЕСТВОЗНАНИЮ — 2026</w:t>
+        <w:t>Тематический пробный вариант № 2. Общий вариант по всем разделам</w:t>
       </w:r>
     </w:p>
     <w:p>
       <w:pPr>
-        <w:jc w:val="center"/>
+        <w:widowControl/>
+        <w:spacing w:line="240" w:lineRule="auto" w:after="140"/>
+        <w:jc w:val="left"/>
       </w:pPr>
       <w:r>
         <w:rPr>
-          <w:b/>
-          <w:sz w:val="30"/>
+          <w:rFonts w:ascii="Times New Roman" w:hAnsi="Times New Roman" w:eastAsia="Times New Roman"/>
+          <w:color w:val="181A1F"/>
+          <w:sz w:val="28"/>
         </w:rPr>
-        <w:t>Тематический пробный вариант № 2</w:t>
-        <w:br/>
-        <w:t>Общий вариант по всем разделам</w:t>
-      </w:r>
-    </w:p>
-    <w:p>
-      <w:r>
         <w:t>25 заданий • максимальный первичный балл — 58 • рекомендуемое время — 3 часа 30 минут</w:t>
       </w:r>
     </w:p>
     <w:p>
+      <w:pPr>
+        <w:widowControl/>
+        <w:spacing w:line="240" w:lineRule="auto" w:after="0"/>
+      </w:pPr>
       <w:r>
         <w:rPr>
+          <w:rFonts w:ascii="Times New Roman" w:hAnsi="Times New Roman" w:eastAsia="Times New Roman"/>
           <w:i/>
+          <w:color w:val="181A1F"/>
+          <w:sz w:val="28"/>
         </w:rPr>
         <w:t>Смешанный вариант: задания распределены между указанными разделами.</w:t>
       </w:r>
@@ -45,184 +51,318 @@
     <w:p>
       <w:pPr>
         <w:pStyle w:val="Heading1"/>
+        <w:keepNext/>
+        <w:widowControl/>
+        <w:spacing w:line="240" w:lineRule="auto" w:after="60" w:before="160"/>
       </w:pPr>
       <w:r>
+        <w:rPr>
+          <w:rFonts w:ascii="Times New Roman" w:hAnsi="Times New Roman" w:eastAsia="Times New Roman"/>
+          <w:b/>
+          <w:color w:val="181A1F"/>
+          <w:sz w:val="28"/>
+        </w:rPr>
         <w:t>Часть 1</w:t>
       </w:r>
     </w:p>
     <w:p>
+      <w:pPr>
+        <w:widowControl/>
+        <w:spacing w:line="240" w:lineRule="auto" w:after="0"/>
+      </w:pPr>
       <w:r>
+        <w:rPr>
+          <w:rFonts w:ascii="Times New Roman" w:hAnsi="Times New Roman" w:eastAsia="Times New Roman"/>
+          <w:color w:val="181A1F"/>
+          <w:sz w:val="28"/>
+        </w:rPr>
         <w:t>Ответами к заданиям 1–16 являются последовательности цифр. Запишите ответ без пробелов и дополнительных символов.</w:t>
       </w:r>
     </w:p>
     <w:p>
+      <w:pPr>
+        <w:keepNext/>
+        <w:widowControl/>
+        <w:spacing w:line="240" w:lineRule="auto" w:after="0" w:before="120"/>
+      </w:pPr>
       <w:r>
         <w:rPr>
+          <w:rFonts w:ascii="Times New Roman" w:hAnsi="Times New Roman" w:eastAsia="Times New Roman"/>
           <w:b/>
-          <w:sz w:val="24"/>
+          <w:color w:val="181A1F"/>
+          <w:sz w:val="28"/>
         </w:rPr>
         <w:t>1.</w:t>
       </w:r>
     </w:p>
     <w:p>
+      <w:pPr>
+        <w:widowControl/>
+        <w:spacing w:line="240" w:lineRule="auto" w:after="0"/>
+      </w:pPr>
       <w:r>
         <w:rPr>
+          <w:rFonts w:ascii="Times New Roman" w:hAnsi="Times New Roman" w:eastAsia="Times New Roman"/>
           <w:b w:val="0"/>
           <w:i w:val="0"/>
+          <w:color w:val="181A1F"/>
+          <w:sz w:val="28"/>
         </w:rPr>
         <w:t>Ниже приведён перечень терминов. Все они, за исключением двух, связаны с понятием «глобализация».</w:t>
       </w:r>
     </w:p>
     <w:p>
+      <w:pPr>
+        <w:widowControl/>
+        <w:spacing w:line="240" w:lineRule="auto" w:after="0"/>
+      </w:pPr>
       <w:r>
         <w:rPr>
+          <w:rFonts w:ascii="Times New Roman" w:hAnsi="Times New Roman" w:eastAsia="Times New Roman"/>
           <w:b w:val="0"/>
           <w:i w:val="0"/>
+          <w:color w:val="181A1F"/>
+          <w:sz w:val="28"/>
         </w:rPr>
         <w:t>1) стратификация;</w:t>
       </w:r>
     </w:p>
     <w:p>
+      <w:pPr>
+        <w:widowControl/>
+        <w:spacing w:line="240" w:lineRule="auto" w:after="0"/>
+      </w:pPr>
       <w:r>
         <w:rPr>
+          <w:rFonts w:ascii="Times New Roman" w:hAnsi="Times New Roman" w:eastAsia="Times New Roman"/>
           <w:b w:val="0"/>
           <w:i w:val="0"/>
+          <w:color w:val="181A1F"/>
+          <w:sz w:val="28"/>
         </w:rPr>
         <w:t>2) интернет-сети;</w:t>
       </w:r>
     </w:p>
     <w:p>
+      <w:pPr>
+        <w:widowControl/>
+        <w:spacing w:line="240" w:lineRule="auto" w:after="0"/>
+      </w:pPr>
       <w:r>
         <w:rPr>
+          <w:rFonts w:ascii="Times New Roman" w:hAnsi="Times New Roman" w:eastAsia="Times New Roman"/>
           <w:b w:val="0"/>
           <w:i w:val="0"/>
+          <w:color w:val="181A1F"/>
+          <w:sz w:val="28"/>
         </w:rPr>
         <w:t>3) мировые рынки;</w:t>
       </w:r>
     </w:p>
     <w:p>
+      <w:pPr>
+        <w:widowControl/>
+        <w:spacing w:line="240" w:lineRule="auto" w:after="0"/>
+      </w:pPr>
       <w:r>
         <w:rPr>
+          <w:rFonts w:ascii="Times New Roman" w:hAnsi="Times New Roman" w:eastAsia="Times New Roman"/>
           <w:b w:val="0"/>
           <w:i w:val="0"/>
+          <w:color w:val="181A1F"/>
+          <w:sz w:val="28"/>
         </w:rPr>
         <w:t>4) локальная цивилизация;</w:t>
       </w:r>
     </w:p>
     <w:p>
+      <w:pPr>
+        <w:widowControl/>
+        <w:spacing w:line="240" w:lineRule="auto" w:after="0"/>
+      </w:pPr>
       <w:r>
         <w:rPr>
+          <w:rFonts w:ascii="Times New Roman" w:hAnsi="Times New Roman" w:eastAsia="Times New Roman"/>
           <w:b w:val="0"/>
           <w:i w:val="0"/>
+          <w:color w:val="181A1F"/>
+          <w:sz w:val="28"/>
         </w:rPr>
         <w:t>5) интернационализация;</w:t>
       </w:r>
     </w:p>
     <w:p>
+      <w:pPr>
+        <w:widowControl/>
+        <w:spacing w:line="240" w:lineRule="auto" w:after="0"/>
+      </w:pPr>
       <w:r>
         <w:rPr>
+          <w:rFonts w:ascii="Times New Roman" w:hAnsi="Times New Roman" w:eastAsia="Times New Roman"/>
           <w:b w:val="0"/>
           <w:i w:val="0"/>
+          <w:color w:val="181A1F"/>
+          <w:sz w:val="28"/>
         </w:rPr>
         <w:t>6) международное разделение труда.</w:t>
       </w:r>
     </w:p>
     <w:p>
+      <w:pPr>
+        <w:widowControl/>
+        <w:spacing w:line="240" w:lineRule="auto" w:after="0"/>
+      </w:pPr>
       <w:r>
         <w:rPr>
+          <w:rFonts w:ascii="Times New Roman" w:hAnsi="Times New Roman" w:eastAsia="Times New Roman"/>
           <w:b w:val="0"/>
           <w:i w:val="0"/>
+          <w:color w:val="181A1F"/>
+          <w:sz w:val="28"/>
         </w:rPr>
         <w:t>Найдите два термина, «выпадающих» из общего ряда, и запишите в таблицу цифры, под которыми они указаны.</w:t>
       </w:r>
     </w:p>
     <w:p>
-      <w:r>
-        <w:t>Ответ: ______________________________</w:t>
-      </w:r>
-    </w:p>
-    <w:p>
+      <w:pPr>
+        <w:keepNext/>
+        <w:widowControl/>
+        <w:spacing w:line="240" w:lineRule="auto" w:after="0" w:before="120"/>
+      </w:pPr>
       <w:r>
         <w:rPr>
+          <w:rFonts w:ascii="Times New Roman" w:hAnsi="Times New Roman" w:eastAsia="Times New Roman"/>
           <w:b/>
-          <w:sz w:val="24"/>
+          <w:color w:val="181A1F"/>
+          <w:sz w:val="28"/>
         </w:rPr>
         <w:t>2.</w:t>
       </w:r>
     </w:p>
     <w:p>
+      <w:pPr>
+        <w:widowControl/>
+        <w:spacing w:line="240" w:lineRule="auto" w:after="0"/>
+      </w:pPr>
       <w:r>
         <w:rPr>
+          <w:rFonts w:ascii="Times New Roman" w:hAnsi="Times New Roman" w:eastAsia="Times New Roman"/>
           <w:b w:val="0"/>
           <w:i w:val="0"/>
+          <w:color w:val="181A1F"/>
+          <w:sz w:val="28"/>
         </w:rPr>
         <w:t>Выберите верные суждения об обществе и его типах (видах) и запишите цифры, под которыми они указаны.</w:t>
       </w:r>
     </w:p>
     <w:p>
+      <w:pPr>
+        <w:widowControl/>
+        <w:spacing w:line="240" w:lineRule="auto" w:after="0"/>
+      </w:pPr>
       <w:r>
         <w:rPr>
+          <w:rFonts w:ascii="Times New Roman" w:hAnsi="Times New Roman" w:eastAsia="Times New Roman"/>
           <w:b w:val="0"/>
           <w:i w:val="0"/>
+          <w:color w:val="181A1F"/>
+          <w:sz w:val="28"/>
         </w:rPr>
         <w:t>1) Каждая сфера общества является сложной самоорганизующейся системой.</w:t>
       </w:r>
     </w:p>
     <w:p>
+      <w:pPr>
+        <w:widowControl/>
+        <w:spacing w:line="240" w:lineRule="auto" w:after="0"/>
+      </w:pPr>
       <w:r>
         <w:rPr>
+          <w:rFonts w:ascii="Times New Roman" w:hAnsi="Times New Roman" w:eastAsia="Times New Roman"/>
           <w:b w:val="0"/>
           <w:i w:val="0"/>
+          <w:color w:val="181A1F"/>
+          <w:sz w:val="28"/>
         </w:rPr>
         <w:t>2) Основной фактор производства традиционного общества — денежный капитал.</w:t>
       </w:r>
     </w:p>
     <w:p>
+      <w:pPr>
+        <w:widowControl/>
+        <w:spacing w:line="240" w:lineRule="auto" w:after="0"/>
+      </w:pPr>
       <w:r>
         <w:rPr>
+          <w:rFonts w:ascii="Times New Roman" w:hAnsi="Times New Roman" w:eastAsia="Times New Roman"/>
           <w:b w:val="0"/>
           <w:i w:val="0"/>
+          <w:color w:val="181A1F"/>
+          <w:sz w:val="28"/>
         </w:rPr>
         <w:t>3) B информационном обществе возникла массовая культура.</w:t>
       </w:r>
     </w:p>
     <w:p>
+      <w:pPr>
+        <w:widowControl/>
+        <w:spacing w:line="240" w:lineRule="auto" w:after="0"/>
+      </w:pPr>
       <w:r>
         <w:rPr>
+          <w:rFonts w:ascii="Times New Roman" w:hAnsi="Times New Roman" w:eastAsia="Times New Roman"/>
           <w:b w:val="0"/>
           <w:i w:val="0"/>
+          <w:color w:val="181A1F"/>
+          <w:sz w:val="28"/>
         </w:rPr>
         <w:t>4) Общество является динамичной системой.</w:t>
       </w:r>
     </w:p>
     <w:p>
+      <w:pPr>
+        <w:widowControl/>
+        <w:spacing w:line="240" w:lineRule="auto" w:after="0"/>
+      </w:pPr>
       <w:r>
         <w:rPr>
+          <w:rFonts w:ascii="Times New Roman" w:hAnsi="Times New Roman" w:eastAsia="Times New Roman"/>
           <w:b w:val="0"/>
           <w:i w:val="0"/>
+          <w:color w:val="181A1F"/>
+          <w:sz w:val="28"/>
         </w:rPr>
         <w:t>5) В широком смысле под обществом понимают всё человечество в его прошлом, настоящем и будущем.</w:t>
       </w:r>
     </w:p>
     <w:p>
-      <w:r>
-        <w:t>Ответ: ______________________________</w:t>
-      </w:r>
-    </w:p>
-    <w:p>
+      <w:pPr>
+        <w:keepNext/>
+        <w:widowControl/>
+        <w:spacing w:line="240" w:lineRule="auto" w:after="0" w:before="120"/>
+      </w:pPr>
       <w:r>
         <w:rPr>
+          <w:rFonts w:ascii="Times New Roman" w:hAnsi="Times New Roman" w:eastAsia="Times New Roman"/>
           <w:b/>
-          <w:sz w:val="24"/>
+          <w:color w:val="181A1F"/>
+          <w:sz w:val="28"/>
         </w:rPr>
         <w:t>3.</w:t>
       </w:r>
     </w:p>
     <w:p>
+      <w:pPr>
+        <w:widowControl/>
+        <w:spacing w:line="240" w:lineRule="auto" w:after="0"/>
+      </w:pPr>
       <w:r>
         <w:rPr>
+          <w:rFonts w:ascii="Times New Roman" w:hAnsi="Times New Roman" w:eastAsia="Times New Roman"/>
           <w:b w:val="0"/>
           <w:i w:val="0"/>
+          <w:color w:val="181A1F"/>
+          <w:sz w:val="28"/>
         </w:rPr>
         <w:t>Установите соответствие между примерами и сторонами сущности человека: к каждому элементу, данному в первом столбце, подберите соответствующий элемент из второго столбца.</w:t>
       </w:r>
@@ -231,6 +371,7 @@
       <w:tblPr>
         <w:tblStyle w:val="TableGrid"/>
         <w:tblW w:type="auto" w:w="0"/>
+        <w:tblLayout w:type="autofit"/>
         <w:tblLook w:firstColumn="1" w:firstRow="1" w:lastColumn="0" w:lastRow="0" w:noHBand="0" w:noVBand="1" w:val="04A0"/>
       </w:tblPr>
       <w:tblGrid>
@@ -243,7 +384,16 @@
             <w:tcW w:type="dxa" w:w="5128"/>
           </w:tcPr>
           <w:p>
+            <w:pPr>
+              <w:spacing w:after="0" w:line="240" w:lineRule="auto"/>
+            </w:pPr>
             <w:r>
+              <w:rPr>
+                <w:rFonts w:ascii="Times New Roman" w:hAnsi="Times New Roman" w:eastAsia="Times New Roman"/>
+                <w:b/>
+                <w:color w:val="181A1F"/>
+                <w:sz w:val="28"/>
+              </w:rPr>
               <w:t>ПРИМЕРЫ</w:t>
             </w:r>
           </w:p>
@@ -253,7 +403,16 @@
             <w:tcW w:type="dxa" w:w="5128"/>
           </w:tcPr>
           <w:p>
+            <w:pPr>
+              <w:spacing w:after="0" w:line="240" w:lineRule="auto"/>
+            </w:pPr>
             <w:r>
+              <w:rPr>
+                <w:rFonts w:ascii="Times New Roman" w:hAnsi="Times New Roman" w:eastAsia="Times New Roman"/>
+                <w:b/>
+                <w:color w:val="181A1F"/>
+                <w:sz w:val="28"/>
+              </w:rPr>
               <w:t>СТОРОНЫ СУЩНОСТИ ЧЕЛОВЕКА</w:t>
             </w:r>
           </w:p>
@@ -265,8 +424,24 @@
             <w:tcW w:type="dxa" w:w="5128"/>
           </w:tcPr>
           <w:p>
+            <w:pPr>
+              <w:spacing w:after="0" w:line="240" w:lineRule="auto"/>
+            </w:pPr>
             <w:r>
-              <w:t>А) Пётр любит классическую музыку.Б) У Кирилла много друзей.В) Антон физически вынослив.Г) Рост Ксении 155 см.Д) Зарема доброжелательна к своим коллегам.</w:t>
+              <w:rPr>
+                <w:rFonts w:ascii="Times New Roman" w:hAnsi="Times New Roman" w:eastAsia="Times New Roman"/>
+                <w:color w:val="181A1F"/>
+                <w:sz w:val="28"/>
+              </w:rPr>
+              <w:t>А) Пётр любит классическую музыку.</w:t>
+              <w:br/>
+              <w:t>Б) У Кирилла много друзей.</w:t>
+              <w:br/>
+              <w:t>В) Антон физически вынослив.</w:t>
+              <w:br/>
+              <w:t>Г) Рост Ксении 155 см.</w:t>
+              <w:br/>
+              <w:t>Д) Зарема доброжелательна к своим коллегам.</w:t>
             </w:r>
           </w:p>
         </w:tc>
@@ -275,18 +450,35 @@
             <w:tcW w:type="dxa" w:w="5128"/>
           </w:tcPr>
           <w:p>
+            <w:pPr>
+              <w:spacing w:after="0" w:line="240" w:lineRule="auto"/>
+            </w:pPr>
             <w:r>
-              <w:t>1) биологическая2) социальная</w:t>
+              <w:rPr>
+                <w:rFonts w:ascii="Times New Roman" w:hAnsi="Times New Roman" w:eastAsia="Times New Roman"/>
+                <w:color w:val="181A1F"/>
+                <w:sz w:val="28"/>
+              </w:rPr>
+              <w:t>1) биологическая</w:t>
+              <w:br/>
+              <w:t>2) социальная</w:t>
             </w:r>
           </w:p>
         </w:tc>
       </w:tr>
     </w:tbl>
     <w:p>
+      <w:pPr>
+        <w:widowControl/>
+        <w:spacing w:line="240" w:lineRule="auto" w:after="0"/>
+      </w:pPr>
       <w:r>
         <w:rPr>
+          <w:rFonts w:ascii="Times New Roman" w:hAnsi="Times New Roman" w:eastAsia="Times New Roman"/>
           <w:b w:val="0"/>
           <w:i w:val="0"/>
+          <w:color w:val="181A1F"/>
+          <w:sz w:val="28"/>
         </w:rPr>
         <w:t>Запишите в ответ цифры, расположив их в порядке, соответствующем буквам:</w:t>
       </w:r>
@@ -295,6 +487,7 @@
       <w:tblPr>
         <w:tblStyle w:val="TableGrid"/>
         <w:tblW w:type="auto" w:w="0"/>
+        <w:tblLayout w:type="autofit"/>
         <w:tblLook w:firstColumn="1" w:firstRow="1" w:lastColumn="0" w:lastRow="0" w:noHBand="0" w:noVBand="1" w:val="04A0"/>
       </w:tblPr>
       <w:tblGrid>
@@ -310,7 +503,16 @@
             <w:tcW w:type="dxa" w:w="2051"/>
           </w:tcPr>
           <w:p>
+            <w:pPr>
+              <w:spacing w:after="0" w:line="240" w:lineRule="auto"/>
+            </w:pPr>
             <w:r>
+              <w:rPr>
+                <w:rFonts w:ascii="Times New Roman" w:hAnsi="Times New Roman" w:eastAsia="Times New Roman"/>
+                <w:b/>
+                <w:color w:val="181A1F"/>
+                <w:sz w:val="28"/>
+              </w:rPr>
               <w:t>A</w:t>
             </w:r>
           </w:p>
@@ -320,7 +522,16 @@
             <w:tcW w:type="dxa" w:w="2051"/>
           </w:tcPr>
           <w:p>
+            <w:pPr>
+              <w:spacing w:after="0" w:line="240" w:lineRule="auto"/>
+            </w:pPr>
             <w:r>
+              <w:rPr>
+                <w:rFonts w:ascii="Times New Roman" w:hAnsi="Times New Roman" w:eastAsia="Times New Roman"/>
+                <w:b/>
+                <w:color w:val="181A1F"/>
+                <w:sz w:val="28"/>
+              </w:rPr>
               <w:t>Б</w:t>
             </w:r>
           </w:p>
@@ -330,7 +541,16 @@
             <w:tcW w:type="dxa" w:w="2051"/>
           </w:tcPr>
           <w:p>
+            <w:pPr>
+              <w:spacing w:after="0" w:line="240" w:lineRule="auto"/>
+            </w:pPr>
             <w:r>
+              <w:rPr>
+                <w:rFonts w:ascii="Times New Roman" w:hAnsi="Times New Roman" w:eastAsia="Times New Roman"/>
+                <w:b/>
+                <w:color w:val="181A1F"/>
+                <w:sz w:val="28"/>
+              </w:rPr>
               <w:t>В</w:t>
             </w:r>
           </w:p>
@@ -340,7 +560,16 @@
             <w:tcW w:type="dxa" w:w="2051"/>
           </w:tcPr>
           <w:p>
+            <w:pPr>
+              <w:spacing w:after="0" w:line="240" w:lineRule="auto"/>
+            </w:pPr>
             <w:r>
+              <w:rPr>
+                <w:rFonts w:ascii="Times New Roman" w:hAnsi="Times New Roman" w:eastAsia="Times New Roman"/>
+                <w:b/>
+                <w:color w:val="181A1F"/>
+                <w:sz w:val="28"/>
+              </w:rPr>
               <w:t>Г</w:t>
             </w:r>
           </w:p>
@@ -350,7 +579,16 @@
             <w:tcW w:type="dxa" w:w="2051"/>
           </w:tcPr>
           <w:p>
+            <w:pPr>
+              <w:spacing w:after="0" w:line="240" w:lineRule="auto"/>
+            </w:pPr>
             <w:r>
+              <w:rPr>
+                <w:rFonts w:ascii="Times New Roman" w:hAnsi="Times New Roman" w:eastAsia="Times New Roman"/>
+                <w:b/>
+                <w:color w:val="181A1F"/>
+                <w:sz w:val="28"/>
+              </w:rPr>
               <w:t>Д</w:t>
             </w:r>
           </w:p>
@@ -362,7 +600,16 @@
             <w:tcW w:type="dxa" w:w="2051"/>
           </w:tcPr>
           <w:p>
-            <w:r/>
+            <w:pPr>
+              <w:spacing w:after="0" w:line="240" w:lineRule="auto"/>
+            </w:pPr>
+            <w:r>
+              <w:rPr>
+                <w:rFonts w:ascii="Times New Roman" w:hAnsi="Times New Roman" w:eastAsia="Times New Roman"/>
+                <w:color w:val="181A1F"/>
+                <w:sz w:val="28"/>
+              </w:rPr>
+            </w:r>
           </w:p>
         </w:tc>
         <w:tc>
@@ -370,7 +617,16 @@
             <w:tcW w:type="dxa" w:w="2051"/>
           </w:tcPr>
           <w:p>
-            <w:r/>
+            <w:pPr>
+              <w:spacing w:after="0" w:line="240" w:lineRule="auto"/>
+            </w:pPr>
+            <w:r>
+              <w:rPr>
+                <w:rFonts w:ascii="Times New Roman" w:hAnsi="Times New Roman" w:eastAsia="Times New Roman"/>
+                <w:color w:val="181A1F"/>
+                <w:sz w:val="28"/>
+              </w:rPr>
+            </w:r>
           </w:p>
         </w:tc>
         <w:tc>
@@ -378,7 +634,16 @@
             <w:tcW w:type="dxa" w:w="2051"/>
           </w:tcPr>
           <w:p>
-            <w:r/>
+            <w:pPr>
+              <w:spacing w:after="0" w:line="240" w:lineRule="auto"/>
+            </w:pPr>
+            <w:r>
+              <w:rPr>
+                <w:rFonts w:ascii="Times New Roman" w:hAnsi="Times New Roman" w:eastAsia="Times New Roman"/>
+                <w:color w:val="181A1F"/>
+                <w:sz w:val="28"/>
+              </w:rPr>
+            </w:r>
           </w:p>
         </w:tc>
         <w:tc>
@@ -386,7 +651,16 @@
             <w:tcW w:type="dxa" w:w="2051"/>
           </w:tcPr>
           <w:p>
-            <w:r/>
+            <w:pPr>
+              <w:spacing w:after="0" w:line="240" w:lineRule="auto"/>
+            </w:pPr>
+            <w:r>
+              <w:rPr>
+                <w:rFonts w:ascii="Times New Roman" w:hAnsi="Times New Roman" w:eastAsia="Times New Roman"/>
+                <w:color w:val="181A1F"/>
+                <w:sz w:val="28"/>
+              </w:rPr>
+            </w:r>
           </w:p>
         </w:tc>
         <w:tc>
@@ -394,184 +668,304 @@
             <w:tcW w:type="dxa" w:w="2051"/>
           </w:tcPr>
           <w:p>
-            <w:r/>
+            <w:pPr>
+              <w:spacing w:after="0" w:line="240" w:lineRule="auto"/>
+            </w:pPr>
+            <w:r>
+              <w:rPr>
+                <w:rFonts w:ascii="Times New Roman" w:hAnsi="Times New Roman" w:eastAsia="Times New Roman"/>
+                <w:color w:val="181A1F"/>
+                <w:sz w:val="28"/>
+              </w:rPr>
+            </w:r>
           </w:p>
         </w:tc>
       </w:tr>
     </w:tbl>
     <w:p>
-      <w:r>
-        <w:t>Ответ: ______________________________</w:t>
-      </w:r>
-    </w:p>
-    <w:p>
+      <w:pPr>
+        <w:keepNext/>
+        <w:widowControl/>
+        <w:spacing w:line="240" w:lineRule="auto" w:after="0" w:before="120"/>
+      </w:pPr>
       <w:r>
         <w:rPr>
+          <w:rFonts w:ascii="Times New Roman" w:hAnsi="Times New Roman" w:eastAsia="Times New Roman"/>
           <w:b/>
-          <w:sz w:val="24"/>
+          <w:color w:val="181A1F"/>
+          <w:sz w:val="28"/>
         </w:rPr>
         <w:t>4.</w:t>
       </w:r>
     </w:p>
     <w:p>
+      <w:pPr>
+        <w:widowControl/>
+        <w:spacing w:line="240" w:lineRule="auto" w:after="0"/>
+      </w:pPr>
       <w:r>
         <w:rPr>
+          <w:rFonts w:ascii="Times New Roman" w:hAnsi="Times New Roman" w:eastAsia="Times New Roman"/>
           <w:b w:val="0"/>
           <w:i w:val="0"/>
+          <w:color w:val="181A1F"/>
+          <w:sz w:val="28"/>
         </w:rPr>
         <w:t>Оксана поставила своей целью посетить Болгарию. Она изучает болгарский язык, читает книги об истории и культуре Болгарии, на интернет-форумах общается со знатоками болгарского искусства. Она уже спланировала маршрут своего путешествия и приобрела путёвку.</w:t>
       </w:r>
     </w:p>
     <w:p>
+      <w:pPr>
+        <w:widowControl/>
+        <w:spacing w:line="240" w:lineRule="auto" w:after="0"/>
+      </w:pPr>
       <w:r>
         <w:rPr>
+          <w:rFonts w:ascii="Times New Roman" w:hAnsi="Times New Roman" w:eastAsia="Times New Roman"/>
           <w:b w:val="0"/>
           <w:i w:val="0"/>
+          <w:color w:val="181A1F"/>
+          <w:sz w:val="28"/>
         </w:rPr>
         <w:t>Найдите в приведённом списке примеры средств, используемых Оксаной для достижения указанной цели. Запишите цифры, под которыми они указаны.</w:t>
       </w:r>
     </w:p>
     <w:p>
+      <w:pPr>
+        <w:widowControl/>
+        <w:spacing w:line="240" w:lineRule="auto" w:after="0"/>
+      </w:pPr>
       <w:r>
         <w:rPr>
+          <w:rFonts w:ascii="Times New Roman" w:hAnsi="Times New Roman" w:eastAsia="Times New Roman"/>
           <w:b w:val="0"/>
           <w:i w:val="0"/>
+          <w:color w:val="181A1F"/>
+          <w:sz w:val="28"/>
         </w:rPr>
         <w:t>1) изучение болгарского языка</w:t>
       </w:r>
     </w:p>
     <w:p>
+      <w:pPr>
+        <w:widowControl/>
+        <w:spacing w:line="240" w:lineRule="auto" w:after="0"/>
+      </w:pPr>
       <w:r>
         <w:rPr>
+          <w:rFonts w:ascii="Times New Roman" w:hAnsi="Times New Roman" w:eastAsia="Times New Roman"/>
           <w:b w:val="0"/>
           <w:i w:val="0"/>
+          <w:color w:val="181A1F"/>
+          <w:sz w:val="28"/>
         </w:rPr>
         <w:t>2) покупка туристической путёвки</w:t>
       </w:r>
     </w:p>
     <w:p>
+      <w:pPr>
+        <w:widowControl/>
+        <w:spacing w:line="240" w:lineRule="auto" w:after="0"/>
+      </w:pPr>
       <w:r>
         <w:rPr>
+          <w:rFonts w:ascii="Times New Roman" w:hAnsi="Times New Roman" w:eastAsia="Times New Roman"/>
           <w:b w:val="0"/>
           <w:i w:val="0"/>
+          <w:color w:val="181A1F"/>
+          <w:sz w:val="28"/>
         </w:rPr>
         <w:t>3) желание общаться в Интернете</w:t>
       </w:r>
     </w:p>
     <w:p>
+      <w:pPr>
+        <w:widowControl/>
+        <w:spacing w:line="240" w:lineRule="auto" w:after="0"/>
+      </w:pPr>
       <w:r>
         <w:rPr>
+          <w:rFonts w:ascii="Times New Roman" w:hAnsi="Times New Roman" w:eastAsia="Times New Roman"/>
           <w:b w:val="0"/>
           <w:i w:val="0"/>
+          <w:color w:val="181A1F"/>
+          <w:sz w:val="28"/>
         </w:rPr>
         <w:t>4) чтение путеводителей и изучение маршрута</w:t>
       </w:r>
     </w:p>
     <w:p>
+      <w:pPr>
+        <w:widowControl/>
+        <w:spacing w:line="240" w:lineRule="auto" w:after="0"/>
+      </w:pPr>
       <w:r>
         <w:rPr>
+          <w:rFonts w:ascii="Times New Roman" w:hAnsi="Times New Roman" w:eastAsia="Times New Roman"/>
           <w:b w:val="0"/>
           <w:i w:val="0"/>
+          <w:color w:val="181A1F"/>
+          <w:sz w:val="28"/>
         </w:rPr>
         <w:t>5) знатоки болгарского искусства</w:t>
       </w:r>
     </w:p>
     <w:p>
+      <w:pPr>
+        <w:widowControl/>
+        <w:spacing w:line="240" w:lineRule="auto" w:after="0"/>
+      </w:pPr>
       <w:r>
         <w:rPr>
+          <w:rFonts w:ascii="Times New Roman" w:hAnsi="Times New Roman" w:eastAsia="Times New Roman"/>
           <w:b w:val="0"/>
           <w:i w:val="0"/>
+          <w:color w:val="181A1F"/>
+          <w:sz w:val="28"/>
         </w:rPr>
         <w:t>6) путешествие по Болгарии</w:t>
       </w:r>
     </w:p>
     <w:p>
-      <w:r>
-        <w:t>Ответ: ______________________________</w:t>
-      </w:r>
-    </w:p>
-    <w:p>
+      <w:pPr>
+        <w:keepNext/>
+        <w:widowControl/>
+        <w:spacing w:line="240" w:lineRule="auto" w:after="0" w:before="120"/>
+      </w:pPr>
       <w:r>
         <w:rPr>
+          <w:rFonts w:ascii="Times New Roman" w:hAnsi="Times New Roman" w:eastAsia="Times New Roman"/>
           <w:b/>
-          <w:sz w:val="24"/>
+          <w:color w:val="181A1F"/>
+          <w:sz w:val="28"/>
         </w:rPr>
         <w:t>5.</w:t>
       </w:r>
     </w:p>
     <w:p>
+      <w:pPr>
+        <w:widowControl/>
+        <w:spacing w:line="240" w:lineRule="auto" w:after="0"/>
+      </w:pPr>
       <w:r>
         <w:rPr>
+          <w:rFonts w:ascii="Times New Roman" w:hAnsi="Times New Roman" w:eastAsia="Times New Roman"/>
           <w:b w:val="0"/>
           <w:i w:val="0"/>
+          <w:color w:val="181A1F"/>
+          <w:sz w:val="28"/>
         </w:rPr>
         <w:t>Выберите верные суждения о ценных бумагах в Российской Федерации и запишите цифры, под которыми они указаны.</w:t>
       </w:r>
     </w:p>
     <w:p>
+      <w:pPr>
+        <w:widowControl/>
+        <w:spacing w:line="240" w:lineRule="auto" w:after="0"/>
+      </w:pPr>
       <w:r>
         <w:rPr>
+          <w:rFonts w:ascii="Times New Roman" w:hAnsi="Times New Roman" w:eastAsia="Times New Roman"/>
           <w:b w:val="0"/>
           <w:i w:val="0"/>
+          <w:color w:val="181A1F"/>
+          <w:sz w:val="28"/>
         </w:rPr>
         <w:t>1) Все ценные бумаги в условиях рынка выпускаются государством.</w:t>
       </w:r>
     </w:p>
     <w:p>
+      <w:pPr>
+        <w:widowControl/>
+        <w:spacing w:line="240" w:lineRule="auto" w:after="0"/>
+      </w:pPr>
       <w:r>
         <w:rPr>
+          <w:rFonts w:ascii="Times New Roman" w:hAnsi="Times New Roman" w:eastAsia="Times New Roman"/>
           <w:b w:val="0"/>
           <w:i w:val="0"/>
+          <w:color w:val="181A1F"/>
+          <w:sz w:val="28"/>
         </w:rPr>
         <w:t>2) Ценную бумагу, удостоверяющую владение долей в капитале предприятия и дающую право на получение части его прибыли, называют акцией.</w:t>
       </w:r>
     </w:p>
     <w:p>
+      <w:pPr>
+        <w:widowControl/>
+        <w:spacing w:line="240" w:lineRule="auto" w:after="0"/>
+      </w:pPr>
       <w:r>
         <w:rPr>
+          <w:rFonts w:ascii="Times New Roman" w:hAnsi="Times New Roman" w:eastAsia="Times New Roman"/>
           <w:b w:val="0"/>
           <w:i w:val="0"/>
+          <w:color w:val="181A1F"/>
+          <w:sz w:val="28"/>
         </w:rPr>
         <w:t>3) Документарные ценные бумаги могут быть предъявительскими (на предъявителя), ордерными и именными.</w:t>
       </w:r>
     </w:p>
     <w:p>
+      <w:pPr>
+        <w:widowControl/>
+        <w:spacing w:line="240" w:lineRule="auto" w:after="0"/>
+      </w:pPr>
       <w:r>
         <w:rPr>
+          <w:rFonts w:ascii="Times New Roman" w:hAnsi="Times New Roman" w:eastAsia="Times New Roman"/>
           <w:b w:val="0"/>
           <w:i w:val="0"/>
+          <w:color w:val="181A1F"/>
+          <w:sz w:val="28"/>
         </w:rPr>
         <w:t>4) Вексель представляет собой свидетельство о денежном вкладе в банке с обязательством банка о возврате этого вклада и процентов по нему через установленный срок.</w:t>
       </w:r>
     </w:p>
     <w:p>
+      <w:pPr>
+        <w:widowControl/>
+        <w:spacing w:line="240" w:lineRule="auto" w:after="0"/>
+      </w:pPr>
       <w:r>
         <w:rPr>
+          <w:rFonts w:ascii="Times New Roman" w:hAnsi="Times New Roman" w:eastAsia="Times New Roman"/>
           <w:b w:val="0"/>
           <w:i w:val="0"/>
+          <w:color w:val="181A1F"/>
+          <w:sz w:val="28"/>
         </w:rPr>
         <w:t>5) Облигация даёт владельцу право требовать её погашения в установленные сроки.</w:t>
       </w:r>
     </w:p>
     <w:p>
-      <w:r>
-        <w:t>Ответ: ______________________________</w:t>
-      </w:r>
-    </w:p>
-    <w:p>
+      <w:pPr>
+        <w:keepNext/>
+        <w:widowControl/>
+        <w:spacing w:line="240" w:lineRule="auto" w:after="0" w:before="120"/>
+      </w:pPr>
       <w:r>
         <w:rPr>
+          <w:rFonts w:ascii="Times New Roman" w:hAnsi="Times New Roman" w:eastAsia="Times New Roman"/>
           <w:b/>
-          <w:sz w:val="24"/>
+          <w:color w:val="181A1F"/>
+          <w:sz w:val="28"/>
         </w:rPr>
         <w:t>6.</w:t>
       </w:r>
     </w:p>
     <w:p>
+      <w:pPr>
+        <w:widowControl/>
+        <w:spacing w:line="240" w:lineRule="auto" w:after="0"/>
+      </w:pPr>
       <w:r>
         <w:rPr>
+          <w:rFonts w:ascii="Times New Roman" w:hAnsi="Times New Roman" w:eastAsia="Times New Roman"/>
           <w:b w:val="0"/>
           <w:i w:val="0"/>
+          <w:color w:val="181A1F"/>
+          <w:sz w:val="28"/>
         </w:rPr>
         <w:t>Установите соответствие между примерами и видами налогов и сборов в РФ (в соответствии с Налоговым кодексом РФ): к каждой позиции, данной в первом столбце, подберите соответствующую позицию из второго столбца.</w:t>
       </w:r>
@@ -580,6 +974,7 @@
       <w:tblPr>
         <w:tblStyle w:val="TableGrid"/>
         <w:tblW w:type="auto" w:w="0"/>
+        <w:tblLayout w:type="autofit"/>
         <w:tblLook w:firstColumn="1" w:firstRow="1" w:lastColumn="0" w:lastRow="0" w:noHBand="0" w:noVBand="1" w:val="04A0"/>
       </w:tblPr>
       <w:tblGrid>
@@ -592,7 +987,16 @@
             <w:tcW w:type="dxa" w:w="5128"/>
           </w:tcPr>
           <w:p>
+            <w:pPr>
+              <w:spacing w:after="0" w:line="240" w:lineRule="auto"/>
+            </w:pPr>
             <w:r>
+              <w:rPr>
+                <w:rFonts w:ascii="Times New Roman" w:hAnsi="Times New Roman" w:eastAsia="Times New Roman"/>
+                <w:b/>
+                <w:color w:val="181A1F"/>
+                <w:sz w:val="28"/>
+              </w:rPr>
               <w:t>ПРИМЕРЫ</w:t>
             </w:r>
           </w:p>
@@ -602,7 +1006,16 @@
             <w:tcW w:type="dxa" w:w="5128"/>
           </w:tcPr>
           <w:p>
+            <w:pPr>
+              <w:spacing w:after="0" w:line="240" w:lineRule="auto"/>
+            </w:pPr>
             <w:r>
+              <w:rPr>
+                <w:rFonts w:ascii="Times New Roman" w:hAnsi="Times New Roman" w:eastAsia="Times New Roman"/>
+                <w:b/>
+                <w:color w:val="181A1F"/>
+                <w:sz w:val="28"/>
+              </w:rPr>
               <w:t>ВИДЫ НАЛОГОВ И СБОРОВ В РФ</w:t>
             </w:r>
           </w:p>
@@ -614,8 +1027,24 @@
             <w:tcW w:type="dxa" w:w="5128"/>
           </w:tcPr>
           <w:p>
+            <w:pPr>
+              <w:spacing w:after="0" w:line="240" w:lineRule="auto"/>
+            </w:pPr>
             <w:r>
-              <w:t>А) сборы за пользование объектами животного мираБ) налог на доходы физических лицВ) водный налогГ) торговый сборД) транспортный налог</w:t>
+              <w:rPr>
+                <w:rFonts w:ascii="Times New Roman" w:hAnsi="Times New Roman" w:eastAsia="Times New Roman"/>
+                <w:color w:val="181A1F"/>
+                <w:sz w:val="28"/>
+              </w:rPr>
+              <w:t>А) сборы за пользование объектами животного мира</w:t>
+              <w:br/>
+              <w:t>Б) налог на доходы физических лиц</w:t>
+              <w:br/>
+              <w:t>В) водный налог</w:t>
+              <w:br/>
+              <w:t>Г) торговый сбор</w:t>
+              <w:br/>
+              <w:t>Д) транспортный налог</w:t>
             </w:r>
           </w:p>
         </w:tc>
@@ -624,18 +1053,37 @@
             <w:tcW w:type="dxa" w:w="5128"/>
           </w:tcPr>
           <w:p>
+            <w:pPr>
+              <w:spacing w:after="0" w:line="240" w:lineRule="auto"/>
+            </w:pPr>
             <w:r>
-              <w:t>1) федеральные2) местные3) региональные</w:t>
+              <w:rPr>
+                <w:rFonts w:ascii="Times New Roman" w:hAnsi="Times New Roman" w:eastAsia="Times New Roman"/>
+                <w:color w:val="181A1F"/>
+                <w:sz w:val="28"/>
+              </w:rPr>
+              <w:t>1) федеральные</w:t>
+              <w:br/>
+              <w:t>2) местные</w:t>
+              <w:br/>
+              <w:t>3) региональные</w:t>
             </w:r>
           </w:p>
         </w:tc>
       </w:tr>
     </w:tbl>
     <w:p>
+      <w:pPr>
+        <w:widowControl/>
+        <w:spacing w:line="240" w:lineRule="auto" w:after="0"/>
+      </w:pPr>
       <w:r>
         <w:rPr>
+          <w:rFonts w:ascii="Times New Roman" w:hAnsi="Times New Roman" w:eastAsia="Times New Roman"/>
           <w:b w:val="0"/>
           <w:i w:val="0"/>
+          <w:color w:val="181A1F"/>
+          <w:sz w:val="28"/>
         </w:rPr>
         <w:t>Запишите в ответ цифры, расположив их в порядке, соответствующем буквам:</w:t>
       </w:r>
@@ -644,6 +1092,7 @@
       <w:tblPr>
         <w:tblStyle w:val="TableGrid"/>
         <w:tblW w:type="auto" w:w="0"/>
+        <w:tblLayout w:type="autofit"/>
         <w:tblLook w:firstColumn="1" w:firstRow="1" w:lastColumn="0" w:lastRow="0" w:noHBand="0" w:noVBand="1" w:val="04A0"/>
       </w:tblPr>
       <w:tblGrid>
@@ -659,7 +1108,16 @@
             <w:tcW w:type="dxa" w:w="2051"/>
           </w:tcPr>
           <w:p>
+            <w:pPr>
+              <w:spacing w:after="0" w:line="240" w:lineRule="auto"/>
+            </w:pPr>
             <w:r>
+              <w:rPr>
+                <w:rFonts w:ascii="Times New Roman" w:hAnsi="Times New Roman" w:eastAsia="Times New Roman"/>
+                <w:b/>
+                <w:color w:val="181A1F"/>
+                <w:sz w:val="28"/>
+              </w:rPr>
               <w:t>А</w:t>
             </w:r>
           </w:p>
@@ -669,7 +1127,16 @@
             <w:tcW w:type="dxa" w:w="2051"/>
           </w:tcPr>
           <w:p>
+            <w:pPr>
+              <w:spacing w:after="0" w:line="240" w:lineRule="auto"/>
+            </w:pPr>
             <w:r>
+              <w:rPr>
+                <w:rFonts w:ascii="Times New Roman" w:hAnsi="Times New Roman" w:eastAsia="Times New Roman"/>
+                <w:b/>
+                <w:color w:val="181A1F"/>
+                <w:sz w:val="28"/>
+              </w:rPr>
               <w:t>Б</w:t>
             </w:r>
           </w:p>
@@ -679,7 +1146,16 @@
             <w:tcW w:type="dxa" w:w="2051"/>
           </w:tcPr>
           <w:p>
+            <w:pPr>
+              <w:spacing w:after="0" w:line="240" w:lineRule="auto"/>
+            </w:pPr>
             <w:r>
+              <w:rPr>
+                <w:rFonts w:ascii="Times New Roman" w:hAnsi="Times New Roman" w:eastAsia="Times New Roman"/>
+                <w:b/>
+                <w:color w:val="181A1F"/>
+                <w:sz w:val="28"/>
+              </w:rPr>
               <w:t>В</w:t>
             </w:r>
           </w:p>
@@ -689,7 +1165,16 @@
             <w:tcW w:type="dxa" w:w="2051"/>
           </w:tcPr>
           <w:p>
+            <w:pPr>
+              <w:spacing w:after="0" w:line="240" w:lineRule="auto"/>
+            </w:pPr>
             <w:r>
+              <w:rPr>
+                <w:rFonts w:ascii="Times New Roman" w:hAnsi="Times New Roman" w:eastAsia="Times New Roman"/>
+                <w:b/>
+                <w:color w:val="181A1F"/>
+                <w:sz w:val="28"/>
+              </w:rPr>
               <w:t>Г</w:t>
             </w:r>
           </w:p>
@@ -699,7 +1184,16 @@
             <w:tcW w:type="dxa" w:w="2051"/>
           </w:tcPr>
           <w:p>
+            <w:pPr>
+              <w:spacing w:after="0" w:line="240" w:lineRule="auto"/>
+            </w:pPr>
             <w:r>
+              <w:rPr>
+                <w:rFonts w:ascii="Times New Roman" w:hAnsi="Times New Roman" w:eastAsia="Times New Roman"/>
+                <w:b/>
+                <w:color w:val="181A1F"/>
+                <w:sz w:val="28"/>
+              </w:rPr>
               <w:t>Д</w:t>
             </w:r>
           </w:p>
@@ -711,7 +1205,16 @@
             <w:tcW w:type="dxa" w:w="2051"/>
           </w:tcPr>
           <w:p>
-            <w:r/>
+            <w:pPr>
+              <w:spacing w:after="0" w:line="240" w:lineRule="auto"/>
+            </w:pPr>
+            <w:r>
+              <w:rPr>
+                <w:rFonts w:ascii="Times New Roman" w:hAnsi="Times New Roman" w:eastAsia="Times New Roman"/>
+                <w:color w:val="181A1F"/>
+                <w:sz w:val="28"/>
+              </w:rPr>
+            </w:r>
           </w:p>
         </w:tc>
         <w:tc>
@@ -719,7 +1222,16 @@
             <w:tcW w:type="dxa" w:w="2051"/>
           </w:tcPr>
           <w:p>
-            <w:r/>
+            <w:pPr>
+              <w:spacing w:after="0" w:line="240" w:lineRule="auto"/>
+            </w:pPr>
+            <w:r>
+              <w:rPr>
+                <w:rFonts w:ascii="Times New Roman" w:hAnsi="Times New Roman" w:eastAsia="Times New Roman"/>
+                <w:color w:val="181A1F"/>
+                <w:sz w:val="28"/>
+              </w:rPr>
+            </w:r>
           </w:p>
         </w:tc>
         <w:tc>
@@ -727,7 +1239,16 @@
             <w:tcW w:type="dxa" w:w="2051"/>
           </w:tcPr>
           <w:p>
-            <w:r/>
+            <w:pPr>
+              <w:spacing w:after="0" w:line="240" w:lineRule="auto"/>
+            </w:pPr>
+            <w:r>
+              <w:rPr>
+                <w:rFonts w:ascii="Times New Roman" w:hAnsi="Times New Roman" w:eastAsia="Times New Roman"/>
+                <w:color w:val="181A1F"/>
+                <w:sz w:val="28"/>
+              </w:rPr>
+            </w:r>
           </w:p>
         </w:tc>
         <w:tc>
@@ -735,7 +1256,16 @@
             <w:tcW w:type="dxa" w:w="2051"/>
           </w:tcPr>
           <w:p>
-            <w:r/>
+            <w:pPr>
+              <w:spacing w:after="0" w:line="240" w:lineRule="auto"/>
+            </w:pPr>
+            <w:r>
+              <w:rPr>
+                <w:rFonts w:ascii="Times New Roman" w:hAnsi="Times New Roman" w:eastAsia="Times New Roman"/>
+                <w:color w:val="181A1F"/>
+                <w:sz w:val="28"/>
+              </w:rPr>
+            </w:r>
           </w:p>
         </w:tc>
         <w:tc>
@@ -743,187 +1273,307 @@
             <w:tcW w:type="dxa" w:w="2051"/>
           </w:tcPr>
           <w:p>
-            <w:r/>
+            <w:pPr>
+              <w:spacing w:after="0" w:line="240" w:lineRule="auto"/>
+            </w:pPr>
+            <w:r>
+              <w:rPr>
+                <w:rFonts w:ascii="Times New Roman" w:hAnsi="Times New Roman" w:eastAsia="Times New Roman"/>
+                <w:color w:val="181A1F"/>
+                <w:sz w:val="28"/>
+              </w:rPr>
+            </w:r>
           </w:p>
         </w:tc>
       </w:tr>
     </w:tbl>
     <w:p>
-      <w:r>
-        <w:t>Ответ: ______________________________</w:t>
-      </w:r>
-    </w:p>
-    <w:p>
+      <w:pPr>
+        <w:keepNext/>
+        <w:widowControl/>
+        <w:spacing w:line="240" w:lineRule="auto" w:after="0" w:before="120"/>
+      </w:pPr>
       <w:r>
         <w:rPr>
+          <w:rFonts w:ascii="Times New Roman" w:hAnsi="Times New Roman" w:eastAsia="Times New Roman"/>
           <w:b/>
-          <w:sz w:val="24"/>
+          <w:color w:val="181A1F"/>
+          <w:sz w:val="28"/>
         </w:rPr>
         <w:t>7.</w:t>
       </w:r>
     </w:p>
     <w:p>
+      <w:pPr>
+        <w:widowControl/>
+        <w:spacing w:line="240" w:lineRule="auto" w:after="0"/>
+      </w:pPr>
       <w:r>
         <w:rPr>
+          <w:rFonts w:ascii="Times New Roman" w:hAnsi="Times New Roman" w:eastAsia="Times New Roman"/>
           <w:b w:val="0"/>
           <w:i w:val="0"/>
+          <w:color w:val="181A1F"/>
+          <w:sz w:val="28"/>
         </w:rPr>
         <w:t>Фирма по оказанию бытовых услуг несёт постоянные и переменные издержки. Что из перечисленного относится к постоянным издержкам фирмы в краткосрочном периоде? Запишите цифры, под которыми они указаны.</w:t>
       </w:r>
     </w:p>
     <w:p>
+      <w:pPr>
+        <w:widowControl/>
+        <w:spacing w:line="240" w:lineRule="auto" w:after="0"/>
+      </w:pPr>
       <w:r>
         <w:rPr>
+          <w:rFonts w:ascii="Times New Roman" w:hAnsi="Times New Roman" w:eastAsia="Times New Roman"/>
           <w:b w:val="0"/>
           <w:i w:val="0"/>
+          <w:color w:val="181A1F"/>
+          <w:sz w:val="28"/>
         </w:rPr>
         <w:t>1) арендная плата за помещение</w:t>
       </w:r>
     </w:p>
     <w:p>
+      <w:pPr>
+        <w:widowControl/>
+        <w:spacing w:line="240" w:lineRule="auto" w:after="0"/>
+      </w:pPr>
       <w:r>
         <w:rPr>
+          <w:rFonts w:ascii="Times New Roman" w:hAnsi="Times New Roman" w:eastAsia="Times New Roman"/>
           <w:b w:val="0"/>
           <w:i w:val="0"/>
+          <w:color w:val="181A1F"/>
+          <w:sz w:val="28"/>
         </w:rPr>
         <w:t>2) приобретение чистящих средств</w:t>
       </w:r>
     </w:p>
     <w:p>
+      <w:pPr>
+        <w:widowControl/>
+        <w:spacing w:line="240" w:lineRule="auto" w:after="0"/>
+      </w:pPr>
       <w:r>
         <w:rPr>
+          <w:rFonts w:ascii="Times New Roman" w:hAnsi="Times New Roman" w:eastAsia="Times New Roman"/>
           <w:b w:val="0"/>
           <w:i w:val="0"/>
+          <w:color w:val="181A1F"/>
+          <w:sz w:val="28"/>
         </w:rPr>
         <w:t>3) проценты банку по ранее взятому кредиту</w:t>
       </w:r>
     </w:p>
     <w:p>
+      <w:pPr>
+        <w:widowControl/>
+        <w:spacing w:line="240" w:lineRule="auto" w:after="0"/>
+      </w:pPr>
       <w:r>
         <w:rPr>
+          <w:rFonts w:ascii="Times New Roman" w:hAnsi="Times New Roman" w:eastAsia="Times New Roman"/>
           <w:b w:val="0"/>
           <w:i w:val="0"/>
+          <w:color w:val="181A1F"/>
+          <w:sz w:val="28"/>
         </w:rPr>
         <w:t>4) оклады администрации</w:t>
       </w:r>
     </w:p>
     <w:p>
+      <w:pPr>
+        <w:widowControl/>
+        <w:spacing w:line="240" w:lineRule="auto" w:after="0"/>
+      </w:pPr>
       <w:r>
         <w:rPr>
+          <w:rFonts w:ascii="Times New Roman" w:hAnsi="Times New Roman" w:eastAsia="Times New Roman"/>
           <w:b w:val="0"/>
           <w:i w:val="0"/>
+          <w:color w:val="181A1F"/>
+          <w:sz w:val="28"/>
         </w:rPr>
         <w:t>5) сдельная заработная плата работников</w:t>
       </w:r>
     </w:p>
     <w:p>
+      <w:pPr>
+        <w:widowControl/>
+        <w:spacing w:line="240" w:lineRule="auto" w:after="0"/>
+      </w:pPr>
       <w:r>
         <w:rPr>
+          <w:rFonts w:ascii="Times New Roman" w:hAnsi="Times New Roman" w:eastAsia="Times New Roman"/>
           <w:b w:val="0"/>
           <w:i w:val="0"/>
+          <w:color w:val="181A1F"/>
+          <w:sz w:val="28"/>
         </w:rPr>
         <w:t>6) оплата потреблённой электроэнергии</w:t>
       </w:r>
     </w:p>
     <w:p>
-      <w:r>
-        <w:t>Ответ: ______________________________</w:t>
-      </w:r>
-    </w:p>
-    <w:p>
+      <w:pPr>
+        <w:keepNext/>
+        <w:widowControl/>
+        <w:spacing w:line="240" w:lineRule="auto" w:after="0" w:before="120"/>
+      </w:pPr>
       <w:r>
         <w:rPr>
+          <w:rFonts w:ascii="Times New Roman" w:hAnsi="Times New Roman" w:eastAsia="Times New Roman"/>
           <w:b/>
-          <w:sz w:val="24"/>
+          <w:color w:val="181A1F"/>
+          <w:sz w:val="28"/>
         </w:rPr>
         <w:t>8.</w:t>
       </w:r>
     </w:p>
     <w:p>
+      <w:pPr>
+        <w:widowControl/>
+        <w:spacing w:line="240" w:lineRule="auto" w:after="0"/>
+      </w:pPr>
       <w:r>
         <w:rPr>
+          <w:rFonts w:ascii="Times New Roman" w:hAnsi="Times New Roman" w:eastAsia="Times New Roman"/>
           <w:b w:val="0"/>
           <w:i w:val="0"/>
+          <w:color w:val="181A1F"/>
+          <w:sz w:val="28"/>
         </w:rPr>
         <w:t>Выберите верные суждения о социальных конфликтах и запишите цифры, под которыми они указаны.</w:t>
       </w:r>
     </w:p>
     <w:p>
+      <w:pPr>
+        <w:widowControl/>
+        <w:spacing w:line="240" w:lineRule="auto" w:after="0"/>
+      </w:pPr>
       <w:r>
         <w:rPr>
+          <w:rFonts w:ascii="Times New Roman" w:hAnsi="Times New Roman" w:eastAsia="Times New Roman"/>
           <w:b w:val="0"/>
           <w:i w:val="0"/>
+          <w:color w:val="181A1F"/>
+          <w:sz w:val="28"/>
         </w:rPr>
         <w:t>1) Предметом конфликта являются его участники.</w:t>
       </w:r>
     </w:p>
     <w:p>
+      <w:pPr>
+        <w:widowControl/>
+        <w:spacing w:line="240" w:lineRule="auto" w:after="0"/>
+      </w:pPr>
       <w:r>
         <w:rPr>
+          <w:rFonts w:ascii="Times New Roman" w:hAnsi="Times New Roman" w:eastAsia="Times New Roman"/>
           <w:b w:val="0"/>
           <w:i w:val="0"/>
+          <w:color w:val="181A1F"/>
+          <w:sz w:val="28"/>
         </w:rPr>
         <w:t>2) Все конфликты оказывают дезинтегративное, разрушительное влияние на общественную жизнь.</w:t>
       </w:r>
     </w:p>
     <w:p>
+      <w:pPr>
+        <w:widowControl/>
+        <w:spacing w:line="240" w:lineRule="auto" w:after="0"/>
+      </w:pPr>
       <w:r>
         <w:rPr>
+          <w:rFonts w:ascii="Times New Roman" w:hAnsi="Times New Roman" w:eastAsia="Times New Roman"/>
           <w:b w:val="0"/>
           <w:i w:val="0"/>
+          <w:color w:val="181A1F"/>
+          <w:sz w:val="28"/>
         </w:rPr>
         <w:t>3) К условиям успешного разрешения социальных конфликтов относят выявление существующих противоречий в интересах и целях сторон.</w:t>
       </w:r>
     </w:p>
     <w:p>
+      <w:pPr>
+        <w:widowControl/>
+        <w:spacing w:line="240" w:lineRule="auto" w:after="0"/>
+      </w:pPr>
       <w:r>
         <w:rPr>
+          <w:rFonts w:ascii="Times New Roman" w:hAnsi="Times New Roman" w:eastAsia="Times New Roman"/>
           <w:b w:val="0"/>
           <w:i w:val="0"/>
+          <w:color w:val="181A1F"/>
+          <w:sz w:val="28"/>
         </w:rPr>
         <w:t>4) Социальный конфликт — это столкновение социальных групп за обладание дефицитными ресурсами.</w:t>
       </w:r>
     </w:p>
     <w:p>
+      <w:pPr>
+        <w:widowControl/>
+        <w:spacing w:line="240" w:lineRule="auto" w:after="0"/>
+      </w:pPr>
       <w:r>
         <w:rPr>
+          <w:rFonts w:ascii="Times New Roman" w:hAnsi="Times New Roman" w:eastAsia="Times New Roman"/>
           <w:b w:val="0"/>
           <w:i w:val="0"/>
+          <w:color w:val="181A1F"/>
+          <w:sz w:val="28"/>
         </w:rPr>
         <w:t>5) Регулирование конфликта предполагает действия сторон, направленные на его разрешение.</w:t>
       </w:r>
     </w:p>
     <w:p>
-      <w:r>
-        <w:t>Ответ: ______________________________</w:t>
-      </w:r>
-    </w:p>
-    <w:p>
+      <w:pPr>
+        <w:keepNext/>
+        <w:widowControl/>
+        <w:spacing w:line="240" w:lineRule="auto" w:after="0" w:before="120"/>
+      </w:pPr>
       <w:r>
         <w:rPr>
+          <w:rFonts w:ascii="Times New Roman" w:hAnsi="Times New Roman" w:eastAsia="Times New Roman"/>
           <w:b/>
-          <w:sz w:val="24"/>
+          <w:color w:val="181A1F"/>
+          <w:sz w:val="28"/>
         </w:rPr>
         <w:t>9.</w:t>
       </w:r>
     </w:p>
     <w:p>
+      <w:pPr>
+        <w:widowControl/>
+        <w:spacing w:line="240" w:lineRule="auto" w:after="0"/>
+      </w:pPr>
       <w:r>
         <w:rPr>
+          <w:rFonts w:ascii="Times New Roman" w:hAnsi="Times New Roman" w:eastAsia="Times New Roman"/>
           <w:b w:val="0"/>
           <w:i w:val="0"/>
+          <w:color w:val="181A1F"/>
+          <w:sz w:val="28"/>
         </w:rPr>
         <w:t xml:space="preserve">В ходе социологического опроса 25-летних и 50-летних жителей страны Z им задавали вопрос: «На что Вы обращаете внимание при покупке технических устройств?» (можно было выбрать несколько ответов). Полученные результаты (в % от числа опрошенных) представлены в виде диаграммы.  </w:t>
       </w:r>
     </w:p>
     <w:p>
       <w:pPr>
+        <w:widowControl/>
+        <w:spacing w:line="240" w:lineRule="auto" w:after="0"/>
         <w:jc w:val="center"/>
       </w:pPr>
       <w:r>
+        <w:rPr>
+          <w:rFonts w:ascii="Times New Roman" w:hAnsi="Times New Roman" w:eastAsia="Times New Roman"/>
+          <w:color w:val="181A1F"/>
+          <w:sz w:val="28"/>
+        </w:rPr>
         <w:drawing>
           <wp:inline xmlns:a="http://schemas.openxmlformats.org/drawingml/2006/main" xmlns:pic="http://schemas.openxmlformats.org/drawingml/2006/picture">
-            <wp:extent cx="5400000" cy="5400000"/>
+            <wp:extent cx="5400000" cy="4752000"/>
             <wp:docPr id="1" name="Picture 1"/>
             <wp:cNvGraphicFramePr>
               <a:graphicFrameLocks noChangeAspect="1"/>
@@ -937,6 +1587,7 @@
                   </pic:nvPicPr>
                   <pic:blipFill>
                     <a:blip r:embed="rId9"/>
+                    <a:srcRect b="12000"/>
                     <a:stretch>
                       <a:fillRect/>
                     </a:stretch>
@@ -944,7 +1595,7 @@
                   <pic:spPr>
                     <a:xfrm>
                       <a:off x="0" y="0"/>
-                      <a:ext cx="5400000" cy="5400000"/>
+                      <a:ext cx="5400000" cy="4752000"/>
                     </a:xfrm>
                     <a:prstGeom prst="rect"/>
                   </pic:spPr>
@@ -956,291 +1607,481 @@
       </w:r>
     </w:p>
     <w:p>
+      <w:pPr>
+        <w:widowControl/>
+        <w:spacing w:line="240" w:lineRule="auto" w:after="0"/>
+      </w:pPr>
       <w:r>
         <w:rPr>
+          <w:rFonts w:ascii="Times New Roman" w:hAnsi="Times New Roman" w:eastAsia="Times New Roman"/>
           <w:b w:val="0"/>
           <w:i w:val="0"/>
+          <w:color w:val="181A1F"/>
+          <w:sz w:val="28"/>
         </w:rPr>
         <w:t xml:space="preserve">Найдите в приведённом списке выводы, которые можно сделать на основе диаграммы, и запишите цифры, под которыми они указаны.  </w:t>
       </w:r>
     </w:p>
     <w:p>
+      <w:pPr>
+        <w:widowControl/>
+        <w:spacing w:line="240" w:lineRule="auto" w:after="0"/>
+      </w:pPr>
       <w:r>
         <w:rPr>
+          <w:rFonts w:ascii="Times New Roman" w:hAnsi="Times New Roman" w:eastAsia="Times New Roman"/>
           <w:b w:val="0"/>
           <w:i w:val="0"/>
+          <w:color w:val="181A1F"/>
+          <w:sz w:val="28"/>
         </w:rPr>
         <w:t xml:space="preserve">1) Равные доли опрошенных каждой группы обращают внимание на функциональные возможности технических устройств.  </w:t>
       </w:r>
     </w:p>
     <w:p>
+      <w:pPr>
+        <w:widowControl/>
+        <w:spacing w:line="240" w:lineRule="auto" w:after="0"/>
+      </w:pPr>
       <w:r>
         <w:rPr>
+          <w:rFonts w:ascii="Times New Roman" w:hAnsi="Times New Roman" w:eastAsia="Times New Roman"/>
           <w:b w:val="0"/>
           <w:i w:val="0"/>
+          <w:color w:val="181A1F"/>
+          <w:sz w:val="28"/>
         </w:rPr>
         <w:t xml:space="preserve">2) Среди 25-летних доля тех, кто при покупке технических устройств обращает внимание на техническую новизну, больше доли тех, кто обращает внимание на стоимость.  </w:t>
       </w:r>
     </w:p>
     <w:p>
+      <w:pPr>
+        <w:widowControl/>
+        <w:spacing w:line="240" w:lineRule="auto" w:after="0"/>
+      </w:pPr>
       <w:r>
         <w:rPr>
+          <w:rFonts w:ascii="Times New Roman" w:hAnsi="Times New Roman" w:eastAsia="Times New Roman"/>
           <w:b w:val="0"/>
           <w:i w:val="0"/>
+          <w:color w:val="181A1F"/>
+          <w:sz w:val="28"/>
         </w:rPr>
         <w:t xml:space="preserve">3) Доля тех, кто обращает внимание на удобство и простоту в обращении, среди 25-летних больше, чем среди 50-летних.  </w:t>
       </w:r>
     </w:p>
     <w:p>
+      <w:pPr>
+        <w:widowControl/>
+        <w:spacing w:line="240" w:lineRule="auto" w:after="0"/>
+      </w:pPr>
       <w:r>
         <w:rPr>
+          <w:rFonts w:ascii="Times New Roman" w:hAnsi="Times New Roman" w:eastAsia="Times New Roman"/>
           <w:b w:val="0"/>
           <w:i w:val="0"/>
+          <w:color w:val="181A1F"/>
+          <w:sz w:val="28"/>
         </w:rPr>
         <w:t xml:space="preserve">4) Доля тех, кто при покупке технических устройств обращает внимание на их стоимость, среди 50-летних меньше, чем среди 25-летних.  </w:t>
       </w:r>
     </w:p>
     <w:p>
+      <w:pPr>
+        <w:widowControl/>
+        <w:spacing w:line="240" w:lineRule="auto" w:after="0"/>
+      </w:pPr>
       <w:r>
         <w:rPr>
+          <w:rFonts w:ascii="Times New Roman" w:hAnsi="Times New Roman" w:eastAsia="Times New Roman"/>
           <w:b w:val="0"/>
           <w:i w:val="0"/>
+          <w:color w:val="181A1F"/>
+          <w:sz w:val="28"/>
         </w:rPr>
         <w:t xml:space="preserve">5) Равные доли опрошенных затруднились ответить.  </w:t>
       </w:r>
     </w:p>
     <w:p>
-      <w:r>
-        <w:t>Ответ: ______________________________</w:t>
-      </w:r>
-    </w:p>
-    <w:p>
+      <w:pPr>
+        <w:keepNext/>
+        <w:widowControl/>
+        <w:spacing w:line="240" w:lineRule="auto" w:after="0" w:before="120"/>
+      </w:pPr>
       <w:r>
         <w:rPr>
+          <w:rFonts w:ascii="Times New Roman" w:hAnsi="Times New Roman" w:eastAsia="Times New Roman"/>
           <w:b/>
-          <w:sz w:val="24"/>
+          <w:color w:val="181A1F"/>
+          <w:sz w:val="28"/>
         </w:rPr>
         <w:t>10.</w:t>
       </w:r>
     </w:p>
     <w:p>
+      <w:pPr>
+        <w:widowControl/>
+        <w:spacing w:line="240" w:lineRule="auto" w:after="0"/>
+      </w:pPr>
       <w:r>
         <w:rPr>
+          <w:rFonts w:ascii="Times New Roman" w:hAnsi="Times New Roman" w:eastAsia="Times New Roman"/>
           <w:b w:val="0"/>
           <w:i w:val="0"/>
+          <w:color w:val="181A1F"/>
+          <w:sz w:val="28"/>
         </w:rPr>
         <w:t>Выберите верные суждения о государстве и его функциях и запишите цифры, под которыми они указаны.</w:t>
       </w:r>
     </w:p>
     <w:p>
+      <w:pPr>
+        <w:widowControl/>
+        <w:spacing w:line="240" w:lineRule="auto" w:after="0"/>
+      </w:pPr>
       <w:r>
         <w:rPr>
+          <w:rFonts w:ascii="Times New Roman" w:hAnsi="Times New Roman" w:eastAsia="Times New Roman"/>
           <w:b w:val="0"/>
           <w:i w:val="0"/>
+          <w:color w:val="181A1F"/>
+          <w:sz w:val="28"/>
         </w:rPr>
         <w:t>1) Государством называют совокупность институтов публичной власти, механизм реализации политической власти.</w:t>
       </w:r>
     </w:p>
     <w:p>
+      <w:pPr>
+        <w:widowControl/>
+        <w:spacing w:line="240" w:lineRule="auto" w:after="0"/>
+      </w:pPr>
       <w:r>
         <w:rPr>
+          <w:rFonts w:ascii="Times New Roman" w:hAnsi="Times New Roman" w:eastAsia="Times New Roman"/>
           <w:b w:val="0"/>
           <w:i w:val="0"/>
+          <w:color w:val="181A1F"/>
+          <w:sz w:val="28"/>
         </w:rPr>
         <w:t>2) Государство призвано уравновешивать различные социальные интересы.</w:t>
       </w:r>
     </w:p>
     <w:p>
+      <w:pPr>
+        <w:widowControl/>
+        <w:spacing w:line="240" w:lineRule="auto" w:after="0"/>
+      </w:pPr>
       <w:r>
         <w:rPr>
+          <w:rFonts w:ascii="Times New Roman" w:hAnsi="Times New Roman" w:eastAsia="Times New Roman"/>
           <w:b w:val="0"/>
           <w:i w:val="0"/>
+          <w:color w:val="181A1F"/>
+          <w:sz w:val="28"/>
         </w:rPr>
         <w:t>3) К основным признакам государства относятся унитарная форма государственного устройства, территория, на которую распространяется власть.</w:t>
       </w:r>
     </w:p>
     <w:p>
+      <w:pPr>
+        <w:widowControl/>
+        <w:spacing w:line="240" w:lineRule="auto" w:after="0"/>
+      </w:pPr>
       <w:r>
         <w:rPr>
+          <w:rFonts w:ascii="Times New Roman" w:hAnsi="Times New Roman" w:eastAsia="Times New Roman"/>
           <w:b w:val="0"/>
           <w:i w:val="0"/>
+          <w:color w:val="181A1F"/>
+          <w:sz w:val="28"/>
         </w:rPr>
         <w:t>4) Государство отличается от политической партии тем, что оно является политическим институтом.</w:t>
       </w:r>
     </w:p>
     <w:p>
+      <w:pPr>
+        <w:widowControl/>
+        <w:spacing w:line="240" w:lineRule="auto" w:after="0"/>
+      </w:pPr>
       <w:r>
         <w:rPr>
+          <w:rFonts w:ascii="Times New Roman" w:hAnsi="Times New Roman" w:eastAsia="Times New Roman"/>
           <w:b w:val="0"/>
           <w:i w:val="0"/>
+          <w:color w:val="181A1F"/>
+          <w:sz w:val="28"/>
         </w:rPr>
         <w:t>5) В правоохранительную функцию государства входит профилактика правонарушений в целях их предупреждения и пресечения.</w:t>
       </w:r>
     </w:p>
     <w:p>
-      <w:r>
-        <w:t>Ответ: ______________________________</w:t>
-      </w:r>
-    </w:p>
-    <w:p>
+      <w:pPr>
+        <w:keepNext/>
+        <w:widowControl/>
+        <w:spacing w:line="240" w:lineRule="auto" w:after="0" w:before="120"/>
+      </w:pPr>
       <w:r>
         <w:rPr>
+          <w:rFonts w:ascii="Times New Roman" w:hAnsi="Times New Roman" w:eastAsia="Times New Roman"/>
           <w:b/>
-          <w:sz w:val="24"/>
+          <w:color w:val="181A1F"/>
+          <w:sz w:val="28"/>
         </w:rPr>
         <w:t>11.</w:t>
       </w:r>
     </w:p>
     <w:p>
+      <w:pPr>
+        <w:widowControl/>
+        <w:spacing w:line="240" w:lineRule="auto" w:after="0"/>
+      </w:pPr>
       <w:r>
         <w:rPr>
+          <w:rFonts w:ascii="Times New Roman" w:hAnsi="Times New Roman" w:eastAsia="Times New Roman"/>
           <w:b w:val="0"/>
           <w:i w:val="0"/>
+          <w:color w:val="181A1F"/>
+          <w:sz w:val="28"/>
         </w:rPr>
         <w:t>В государстве Z глава государства получает власть по наследству. В его руках сосредоточена законодательная и исполнительная власть, он также является высшим судьей. Государство полностью контролирует все стороны жизни граждан страны Z, включая их частную жизнь, понятие личной и семейной тайны отсутствует. Государство Z включает в себя территориальные единицы, не обладающие политической самостоятельностью. Найдите в приведённом ниже списке характеристики формы государства Z и запишите цифры, под которыми они указаны.</w:t>
       </w:r>
     </w:p>
     <w:p>
+      <w:pPr>
+        <w:widowControl/>
+        <w:spacing w:line="240" w:lineRule="auto" w:after="0"/>
+      </w:pPr>
       <w:r>
         <w:rPr>
+          <w:rFonts w:ascii="Times New Roman" w:hAnsi="Times New Roman" w:eastAsia="Times New Roman"/>
           <w:b w:val="0"/>
           <w:i w:val="0"/>
+          <w:color w:val="181A1F"/>
+          <w:sz w:val="28"/>
         </w:rPr>
         <w:t>1) конституционная монархия</w:t>
       </w:r>
     </w:p>
     <w:p>
+      <w:pPr>
+        <w:widowControl/>
+        <w:spacing w:line="240" w:lineRule="auto" w:after="0"/>
+      </w:pPr>
       <w:r>
         <w:rPr>
+          <w:rFonts w:ascii="Times New Roman" w:hAnsi="Times New Roman" w:eastAsia="Times New Roman"/>
           <w:b w:val="0"/>
           <w:i w:val="0"/>
+          <w:color w:val="181A1F"/>
+          <w:sz w:val="28"/>
         </w:rPr>
         <w:t>2) унитарное государство</w:t>
       </w:r>
     </w:p>
     <w:p>
+      <w:pPr>
+        <w:widowControl/>
+        <w:spacing w:line="240" w:lineRule="auto" w:after="0"/>
+      </w:pPr>
       <w:r>
         <w:rPr>
+          <w:rFonts w:ascii="Times New Roman" w:hAnsi="Times New Roman" w:eastAsia="Times New Roman"/>
           <w:b w:val="0"/>
           <w:i w:val="0"/>
+          <w:color w:val="181A1F"/>
+          <w:sz w:val="28"/>
         </w:rPr>
         <w:t>3) тоталитарное государство</w:t>
       </w:r>
     </w:p>
     <w:p>
+      <w:pPr>
+        <w:widowControl/>
+        <w:spacing w:line="240" w:lineRule="auto" w:after="0"/>
+      </w:pPr>
       <w:r>
         <w:rPr>
+          <w:rFonts w:ascii="Times New Roman" w:hAnsi="Times New Roman" w:eastAsia="Times New Roman"/>
           <w:b w:val="0"/>
           <w:i w:val="0"/>
+          <w:color w:val="181A1F"/>
+          <w:sz w:val="28"/>
         </w:rPr>
         <w:t>4) демократическое государство</w:t>
       </w:r>
     </w:p>
     <w:p>
+      <w:pPr>
+        <w:widowControl/>
+        <w:spacing w:line="240" w:lineRule="auto" w:after="0"/>
+      </w:pPr>
       <w:r>
         <w:rPr>
+          <w:rFonts w:ascii="Times New Roman" w:hAnsi="Times New Roman" w:eastAsia="Times New Roman"/>
           <w:b w:val="0"/>
           <w:i w:val="0"/>
+          <w:color w:val="181A1F"/>
+          <w:sz w:val="28"/>
         </w:rPr>
         <w:t>5) абсолютная монархия</w:t>
       </w:r>
     </w:p>
     <w:p>
+      <w:pPr>
+        <w:widowControl/>
+        <w:spacing w:line="240" w:lineRule="auto" w:after="0"/>
+      </w:pPr>
       <w:r>
         <w:rPr>
+          <w:rFonts w:ascii="Times New Roman" w:hAnsi="Times New Roman" w:eastAsia="Times New Roman"/>
           <w:b w:val="0"/>
           <w:i w:val="0"/>
+          <w:color w:val="181A1F"/>
+          <w:sz w:val="28"/>
         </w:rPr>
         <w:t>6) федеративное государство</w:t>
       </w:r>
     </w:p>
     <w:p>
-      <w:r>
-        <w:t>Ответ: ______________________________</w:t>
-      </w:r>
-    </w:p>
-    <w:p>
+      <w:pPr>
+        <w:keepNext/>
+        <w:widowControl/>
+        <w:spacing w:line="240" w:lineRule="auto" w:after="0" w:before="120"/>
+      </w:pPr>
       <w:r>
         <w:rPr>
+          <w:rFonts w:ascii="Times New Roman" w:hAnsi="Times New Roman" w:eastAsia="Times New Roman"/>
           <w:b/>
-          <w:sz w:val="24"/>
+          <w:color w:val="181A1F"/>
+          <w:sz w:val="28"/>
         </w:rPr>
         <w:t>12.</w:t>
       </w:r>
     </w:p>
     <w:p>
+      <w:pPr>
+        <w:widowControl/>
+        <w:spacing w:line="240" w:lineRule="auto" w:after="0"/>
+      </w:pPr>
       <w:r>
         <w:rPr>
+          <w:rFonts w:ascii="Times New Roman" w:hAnsi="Times New Roman" w:eastAsia="Times New Roman"/>
           <w:b w:val="0"/>
           <w:i w:val="0"/>
+          <w:color w:val="181A1F"/>
+          <w:sz w:val="28"/>
         </w:rPr>
         <w:t>Что из перечисленного ниже относится к политическим правам (свободам) гражданина РФ? Запишите цифры, под которыми они указаны.</w:t>
       </w:r>
     </w:p>
     <w:p>
+      <w:pPr>
+        <w:widowControl/>
+        <w:spacing w:line="240" w:lineRule="auto" w:after="0"/>
+      </w:pPr>
       <w:r>
         <w:rPr>
+          <w:rFonts w:ascii="Times New Roman" w:hAnsi="Times New Roman" w:eastAsia="Times New Roman"/>
           <w:b w:val="0"/>
           <w:i w:val="0"/>
+          <w:color w:val="181A1F"/>
+          <w:sz w:val="28"/>
         </w:rPr>
         <w:t xml:space="preserve">1) обращение в органы государственной власти </w:t>
       </w:r>
     </w:p>
     <w:p>
+      <w:pPr>
+        <w:widowControl/>
+        <w:spacing w:line="240" w:lineRule="auto" w:after="0"/>
+      </w:pPr>
       <w:r>
         <w:rPr>
+          <w:rFonts w:ascii="Times New Roman" w:hAnsi="Times New Roman" w:eastAsia="Times New Roman"/>
           <w:b w:val="0"/>
           <w:i w:val="0"/>
+          <w:color w:val="181A1F"/>
+          <w:sz w:val="28"/>
         </w:rPr>
         <w:t xml:space="preserve">2) доступ к государственной службе </w:t>
       </w:r>
     </w:p>
     <w:p>
+      <w:pPr>
+        <w:widowControl/>
+        <w:spacing w:line="240" w:lineRule="auto" w:after="0"/>
+      </w:pPr>
       <w:r>
         <w:rPr>
+          <w:rFonts w:ascii="Times New Roman" w:hAnsi="Times New Roman" w:eastAsia="Times New Roman"/>
           <w:b w:val="0"/>
           <w:i w:val="0"/>
+          <w:color w:val="181A1F"/>
+          <w:sz w:val="28"/>
         </w:rPr>
         <w:t>3) защита Отечества</w:t>
       </w:r>
     </w:p>
     <w:p>
+      <w:pPr>
+        <w:widowControl/>
+        <w:spacing w:line="240" w:lineRule="auto" w:after="0"/>
+      </w:pPr>
       <w:r>
         <w:rPr>
+          <w:rFonts w:ascii="Times New Roman" w:hAnsi="Times New Roman" w:eastAsia="Times New Roman"/>
           <w:b w:val="0"/>
           <w:i w:val="0"/>
+          <w:color w:val="181A1F"/>
+          <w:sz w:val="28"/>
         </w:rPr>
         <w:t>4) участие в управлении делами государства</w:t>
       </w:r>
     </w:p>
     <w:p>
+      <w:pPr>
+        <w:widowControl/>
+        <w:spacing w:line="240" w:lineRule="auto" w:after="0"/>
+      </w:pPr>
       <w:r>
         <w:rPr>
+          <w:rFonts w:ascii="Times New Roman" w:hAnsi="Times New Roman" w:eastAsia="Times New Roman"/>
           <w:b w:val="0"/>
           <w:i w:val="0"/>
+          <w:color w:val="181A1F"/>
+          <w:sz w:val="28"/>
         </w:rPr>
         <w:t>5) получение квалифицированной юридической помощи</w:t>
       </w:r>
     </w:p>
     <w:p>
-      <w:r>
-        <w:t>Ответ: ______________________________</w:t>
-      </w:r>
-    </w:p>
-    <w:p>
+      <w:pPr>
+        <w:keepNext/>
+        <w:widowControl/>
+        <w:spacing w:line="240" w:lineRule="auto" w:after="0" w:before="120"/>
+      </w:pPr>
       <w:r>
         <w:rPr>
+          <w:rFonts w:ascii="Times New Roman" w:hAnsi="Times New Roman" w:eastAsia="Times New Roman"/>
           <w:b/>
-          <w:sz w:val="24"/>
+          <w:color w:val="181A1F"/>
+          <w:sz w:val="28"/>
         </w:rPr>
         <w:t>13.</w:t>
       </w:r>
     </w:p>
     <w:p>
+      <w:pPr>
+        <w:widowControl/>
+        <w:spacing w:line="240" w:lineRule="auto" w:after="0"/>
+      </w:pPr>
       <w:r>
         <w:rPr>
+          <w:rFonts w:ascii="Times New Roman" w:hAnsi="Times New Roman" w:eastAsia="Times New Roman"/>
           <w:b w:val="0"/>
           <w:i w:val="0"/>
+          <w:color w:val="181A1F"/>
+          <w:sz w:val="28"/>
         </w:rPr>
         <w:t>Установите соответствие между предметами ведения, полномочиями и уровнями публичной власти в Российской Федерации, к которым эти предметы ведения, полномочия относятся: к каждой позиции, данной в первом столбце, подберите соответствующую позицию из второго столбца.</w:t>
       </w:r>
@@ -1249,6 +2090,7 @@
       <w:tblPr>
         <w:tblStyle w:val="TableGrid"/>
         <w:tblW w:type="auto" w:w="0"/>
+        <w:tblLayout w:type="autofit"/>
         <w:tblLook w:firstColumn="1" w:firstRow="1" w:lastColumn="0" w:lastRow="0" w:noHBand="0" w:noVBand="1" w:val="04A0"/>
       </w:tblPr>
       <w:tblGrid>
@@ -1261,7 +2103,16 @@
             <w:tcW w:type="dxa" w:w="5128"/>
           </w:tcPr>
           <w:p>
+            <w:pPr>
+              <w:spacing w:after="0" w:line="240" w:lineRule="auto"/>
+            </w:pPr>
             <w:r>
+              <w:rPr>
+                <w:rFonts w:ascii="Times New Roman" w:hAnsi="Times New Roman" w:eastAsia="Times New Roman"/>
+                <w:b/>
+                <w:color w:val="181A1F"/>
+                <w:sz w:val="28"/>
+              </w:rPr>
               <w:t>ПРЕДМЕТЫ ВЕДЕНИЯ, ПОЛНОМОЧИЯ</w:t>
             </w:r>
           </w:p>
@@ -1271,7 +2122,16 @@
             <w:tcW w:type="dxa" w:w="5128"/>
           </w:tcPr>
           <w:p>
+            <w:pPr>
+              <w:spacing w:after="0" w:line="240" w:lineRule="auto"/>
+            </w:pPr>
             <w:r>
+              <w:rPr>
+                <w:rFonts w:ascii="Times New Roman" w:hAnsi="Times New Roman" w:eastAsia="Times New Roman"/>
+                <w:b/>
+                <w:color w:val="181A1F"/>
+                <w:sz w:val="28"/>
+              </w:rPr>
               <w:t>УРОВНИ ПУБЛИЧНОЙ ВЛАСТИ В РОССИЙСКОЙ ФЕДЕРАЦИИ</w:t>
             </w:r>
           </w:p>
@@ -1283,8 +2143,24 @@
             <w:tcW w:type="dxa" w:w="5128"/>
           </w:tcPr>
           <w:p>
+            <w:pPr>
+              <w:spacing w:after="0" w:line="240" w:lineRule="auto"/>
+            </w:pPr>
             <w:r>
-              <w:t>А) внешнеэкономические отношения Российской ФедерацииБ) адвокатура, нотариатВ) кадры судебных и правоохранительных органовГ) правовое регулирование интеллектуальной собственностиД) государственные награды</w:t>
+              <w:rPr>
+                <w:rFonts w:ascii="Times New Roman" w:hAnsi="Times New Roman" w:eastAsia="Times New Roman"/>
+                <w:color w:val="181A1F"/>
+                <w:sz w:val="28"/>
+              </w:rPr>
+              <w:t>А) внешнеэкономические отношения Российской Федерации</w:t>
+              <w:br/>
+              <w:t>Б) адвокатура, нотариат</w:t>
+              <w:br/>
+              <w:t>В) кадры судебных и правоохранительных органов</w:t>
+              <w:br/>
+              <w:t>Г) правовое регулирование интеллектуальной собственности</w:t>
+              <w:br/>
+              <w:t>Д) государственные награды</w:t>
             </w:r>
           </w:p>
         </w:tc>
@@ -1293,18 +2169,35 @@
             <w:tcW w:type="dxa" w:w="5128"/>
           </w:tcPr>
           <w:p>
+            <w:pPr>
+              <w:spacing w:after="0" w:line="240" w:lineRule="auto"/>
+            </w:pPr>
             <w:r>
-              <w:t>1) исключительное ведение Российской Федерации2) совместно Российская Федерация и субъекты Российской Федерации</w:t>
+              <w:rPr>
+                <w:rFonts w:ascii="Times New Roman" w:hAnsi="Times New Roman" w:eastAsia="Times New Roman"/>
+                <w:color w:val="181A1F"/>
+                <w:sz w:val="28"/>
+              </w:rPr>
+              <w:t>1) исключительное ведение Российской Федерации</w:t>
+              <w:br/>
+              <w:t>2) совместно Российская Федерация и субъекты Российской Федерации</w:t>
             </w:r>
           </w:p>
         </w:tc>
       </w:tr>
     </w:tbl>
     <w:p>
+      <w:pPr>
+        <w:widowControl/>
+        <w:spacing w:line="240" w:lineRule="auto" w:after="0"/>
+      </w:pPr>
       <w:r>
         <w:rPr>
+          <w:rFonts w:ascii="Times New Roman" w:hAnsi="Times New Roman" w:eastAsia="Times New Roman"/>
           <w:b w:val="0"/>
           <w:i w:val="0"/>
+          <w:color w:val="181A1F"/>
+          <w:sz w:val="28"/>
         </w:rPr>
         <w:t>Запишите в таблицу выбранные цифры под соответствующими буквами:</w:t>
       </w:r>
@@ -1313,6 +2206,7 @@
       <w:tblPr>
         <w:tblStyle w:val="TableGrid"/>
         <w:tblW w:type="auto" w:w="0"/>
+        <w:tblLayout w:type="autofit"/>
         <w:tblLook w:firstColumn="1" w:firstRow="1" w:lastColumn="0" w:lastRow="0" w:noHBand="0" w:noVBand="1" w:val="04A0"/>
       </w:tblPr>
       <w:tblGrid>
@@ -1328,7 +2222,16 @@
             <w:tcW w:type="dxa" w:w="2051"/>
           </w:tcPr>
           <w:p>
+            <w:pPr>
+              <w:spacing w:after="0" w:line="240" w:lineRule="auto"/>
+            </w:pPr>
             <w:r>
+              <w:rPr>
+                <w:rFonts w:ascii="Times New Roman" w:hAnsi="Times New Roman" w:eastAsia="Times New Roman"/>
+                <w:b/>
+                <w:color w:val="181A1F"/>
+                <w:sz w:val="28"/>
+              </w:rPr>
               <w:t>A</w:t>
             </w:r>
           </w:p>
@@ -1338,7 +2241,16 @@
             <w:tcW w:type="dxa" w:w="2051"/>
           </w:tcPr>
           <w:p>
+            <w:pPr>
+              <w:spacing w:after="0" w:line="240" w:lineRule="auto"/>
+            </w:pPr>
             <w:r>
+              <w:rPr>
+                <w:rFonts w:ascii="Times New Roman" w:hAnsi="Times New Roman" w:eastAsia="Times New Roman"/>
+                <w:b/>
+                <w:color w:val="181A1F"/>
+                <w:sz w:val="28"/>
+              </w:rPr>
               <w:t>Б</w:t>
             </w:r>
           </w:p>
@@ -1348,7 +2260,16 @@
             <w:tcW w:type="dxa" w:w="2051"/>
           </w:tcPr>
           <w:p>
+            <w:pPr>
+              <w:spacing w:after="0" w:line="240" w:lineRule="auto"/>
+            </w:pPr>
             <w:r>
+              <w:rPr>
+                <w:rFonts w:ascii="Times New Roman" w:hAnsi="Times New Roman" w:eastAsia="Times New Roman"/>
+                <w:b/>
+                <w:color w:val="181A1F"/>
+                <w:sz w:val="28"/>
+              </w:rPr>
               <w:t>В</w:t>
             </w:r>
           </w:p>
@@ -1358,7 +2279,16 @@
             <w:tcW w:type="dxa" w:w="2051"/>
           </w:tcPr>
           <w:p>
+            <w:pPr>
+              <w:spacing w:after="0" w:line="240" w:lineRule="auto"/>
+            </w:pPr>
             <w:r>
+              <w:rPr>
+                <w:rFonts w:ascii="Times New Roman" w:hAnsi="Times New Roman" w:eastAsia="Times New Roman"/>
+                <w:b/>
+                <w:color w:val="181A1F"/>
+                <w:sz w:val="28"/>
+              </w:rPr>
               <w:t>Г</w:t>
             </w:r>
           </w:p>
@@ -1368,7 +2298,16 @@
             <w:tcW w:type="dxa" w:w="2051"/>
           </w:tcPr>
           <w:p>
+            <w:pPr>
+              <w:spacing w:after="0" w:line="240" w:lineRule="auto"/>
+            </w:pPr>
             <w:r>
+              <w:rPr>
+                <w:rFonts w:ascii="Times New Roman" w:hAnsi="Times New Roman" w:eastAsia="Times New Roman"/>
+                <w:b/>
+                <w:color w:val="181A1F"/>
+                <w:sz w:val="28"/>
+              </w:rPr>
               <w:t>Д</w:t>
             </w:r>
           </w:p>
@@ -1380,7 +2319,16 @@
             <w:tcW w:type="dxa" w:w="2051"/>
           </w:tcPr>
           <w:p>
-            <w:r/>
+            <w:pPr>
+              <w:spacing w:after="0" w:line="240" w:lineRule="auto"/>
+            </w:pPr>
+            <w:r>
+              <w:rPr>
+                <w:rFonts w:ascii="Times New Roman" w:hAnsi="Times New Roman" w:eastAsia="Times New Roman"/>
+                <w:color w:val="181A1F"/>
+                <w:sz w:val="28"/>
+              </w:rPr>
+            </w:r>
           </w:p>
         </w:tc>
         <w:tc>
@@ -1388,7 +2336,16 @@
             <w:tcW w:type="dxa" w:w="2051"/>
           </w:tcPr>
           <w:p>
-            <w:r/>
+            <w:pPr>
+              <w:spacing w:after="0" w:line="240" w:lineRule="auto"/>
+            </w:pPr>
+            <w:r>
+              <w:rPr>
+                <w:rFonts w:ascii="Times New Roman" w:hAnsi="Times New Roman" w:eastAsia="Times New Roman"/>
+                <w:color w:val="181A1F"/>
+                <w:sz w:val="28"/>
+              </w:rPr>
+            </w:r>
           </w:p>
         </w:tc>
         <w:tc>
@@ -1396,7 +2353,16 @@
             <w:tcW w:type="dxa" w:w="2051"/>
           </w:tcPr>
           <w:p>
-            <w:r/>
+            <w:pPr>
+              <w:spacing w:after="0" w:line="240" w:lineRule="auto"/>
+            </w:pPr>
+            <w:r>
+              <w:rPr>
+                <w:rFonts w:ascii="Times New Roman" w:hAnsi="Times New Roman" w:eastAsia="Times New Roman"/>
+                <w:color w:val="181A1F"/>
+                <w:sz w:val="28"/>
+              </w:rPr>
+            </w:r>
           </w:p>
         </w:tc>
         <w:tc>
@@ -1404,7 +2370,16 @@
             <w:tcW w:type="dxa" w:w="2051"/>
           </w:tcPr>
           <w:p>
-            <w:r/>
+            <w:pPr>
+              <w:spacing w:after="0" w:line="240" w:lineRule="auto"/>
+            </w:pPr>
+            <w:r>
+              <w:rPr>
+                <w:rFonts w:ascii="Times New Roman" w:hAnsi="Times New Roman" w:eastAsia="Times New Roman"/>
+                <w:color w:val="181A1F"/>
+                <w:sz w:val="28"/>
+              </w:rPr>
+            </w:r>
           </w:p>
         </w:tc>
         <w:tc>
@@ -1412,98 +2387,160 @@
             <w:tcW w:type="dxa" w:w="2051"/>
           </w:tcPr>
           <w:p>
-            <w:r/>
+            <w:pPr>
+              <w:spacing w:after="0" w:line="240" w:lineRule="auto"/>
+            </w:pPr>
+            <w:r>
+              <w:rPr>
+                <w:rFonts w:ascii="Times New Roman" w:hAnsi="Times New Roman" w:eastAsia="Times New Roman"/>
+                <w:color w:val="181A1F"/>
+                <w:sz w:val="28"/>
+              </w:rPr>
+            </w:r>
           </w:p>
         </w:tc>
       </w:tr>
     </w:tbl>
     <w:p>
-      <w:r>
-        <w:t>Ответ: ______________________________</w:t>
-      </w:r>
-    </w:p>
-    <w:p>
+      <w:pPr>
+        <w:keepNext/>
+        <w:widowControl/>
+        <w:spacing w:line="240" w:lineRule="auto" w:after="0" w:before="120"/>
+      </w:pPr>
       <w:r>
         <w:rPr>
+          <w:rFonts w:ascii="Times New Roman" w:hAnsi="Times New Roman" w:eastAsia="Times New Roman"/>
           <w:b/>
-          <w:sz w:val="24"/>
+          <w:color w:val="181A1F"/>
+          <w:sz w:val="28"/>
         </w:rPr>
         <w:t>14.</w:t>
       </w:r>
     </w:p>
     <w:p>
+      <w:pPr>
+        <w:widowControl/>
+        <w:spacing w:line="240" w:lineRule="auto" w:after="0"/>
+      </w:pPr>
       <w:r>
         <w:rPr>
+          <w:rFonts w:ascii="Times New Roman" w:hAnsi="Times New Roman" w:eastAsia="Times New Roman"/>
           <w:b w:val="0"/>
           <w:i w:val="0"/>
+          <w:color w:val="181A1F"/>
+          <w:sz w:val="28"/>
         </w:rPr>
         <w:t>Выберите верные суждения об административной юрисдикции в РФ и запишите цифры, под которыми они указаны.</w:t>
       </w:r>
     </w:p>
     <w:p>
+      <w:pPr>
+        <w:widowControl/>
+        <w:spacing w:line="240" w:lineRule="auto" w:after="0"/>
+      </w:pPr>
       <w:r>
         <w:rPr>
+          <w:rFonts w:ascii="Times New Roman" w:hAnsi="Times New Roman" w:eastAsia="Times New Roman"/>
           <w:b w:val="0"/>
           <w:i w:val="0"/>
+          <w:color w:val="181A1F"/>
+          <w:sz w:val="28"/>
         </w:rPr>
         <w:t>1) Административная юрисдикция — это основанная на законе деятельность управомоченных органов и лиц по расследованию преступлений.</w:t>
       </w:r>
     </w:p>
     <w:p>
+      <w:pPr>
+        <w:widowControl/>
+        <w:spacing w:line="240" w:lineRule="auto" w:after="0"/>
+      </w:pPr>
       <w:r>
         <w:rPr>
+          <w:rFonts w:ascii="Times New Roman" w:hAnsi="Times New Roman" w:eastAsia="Times New Roman"/>
           <w:b w:val="0"/>
           <w:i w:val="0"/>
+          <w:color w:val="181A1F"/>
+          <w:sz w:val="28"/>
         </w:rPr>
         <w:t>2) Предупреждение — это мера административного наказания, выраженная в официальном порицании физического или юридического лица.</w:t>
       </w:r>
     </w:p>
     <w:p>
+      <w:pPr>
+        <w:widowControl/>
+        <w:spacing w:line="240" w:lineRule="auto" w:after="0"/>
+      </w:pPr>
       <w:r>
         <w:rPr>
+          <w:rFonts w:ascii="Times New Roman" w:hAnsi="Times New Roman" w:eastAsia="Times New Roman"/>
           <w:b w:val="0"/>
           <w:i w:val="0"/>
+          <w:color w:val="181A1F"/>
+          <w:sz w:val="28"/>
         </w:rPr>
         <w:t>3) К административной ответственности могут привлекаться индивидуальные субъекты (граждане, должностные лица, индивидуальные предприниматели) и юридические лица.</w:t>
       </w:r>
     </w:p>
     <w:p>
+      <w:pPr>
+        <w:widowControl/>
+        <w:spacing w:line="240" w:lineRule="auto" w:after="0"/>
+      </w:pPr>
       <w:r>
         <w:rPr>
+          <w:rFonts w:ascii="Times New Roman" w:hAnsi="Times New Roman" w:eastAsia="Times New Roman"/>
           <w:b w:val="0"/>
           <w:i w:val="0"/>
+          <w:color w:val="181A1F"/>
+          <w:sz w:val="28"/>
         </w:rPr>
         <w:t>4) По некоторым сложным делам до разбирательства проводится административное расследование.</w:t>
       </w:r>
     </w:p>
     <w:p>
+      <w:pPr>
+        <w:widowControl/>
+        <w:spacing w:line="240" w:lineRule="auto" w:after="0"/>
+      </w:pPr>
       <w:r>
         <w:rPr>
+          <w:rFonts w:ascii="Times New Roman" w:hAnsi="Times New Roman" w:eastAsia="Times New Roman"/>
           <w:b w:val="0"/>
           <w:i w:val="0"/>
+          <w:color w:val="181A1F"/>
+          <w:sz w:val="28"/>
         </w:rPr>
         <w:t>5) Административную юрисдикцию могут осуществлять только органы внутренних дел (полиция).</w:t>
       </w:r>
     </w:p>
     <w:p>
-      <w:r>
-        <w:t>Ответ: ______________________________</w:t>
-      </w:r>
-    </w:p>
-    <w:p>
+      <w:pPr>
+        <w:keepNext/>
+        <w:widowControl/>
+        <w:spacing w:line="240" w:lineRule="auto" w:after="0" w:before="120"/>
+      </w:pPr>
       <w:r>
         <w:rPr>
+          <w:rFonts w:ascii="Times New Roman" w:hAnsi="Times New Roman" w:eastAsia="Times New Roman"/>
           <w:b/>
-          <w:sz w:val="24"/>
+          <w:color w:val="181A1F"/>
+          <w:sz w:val="28"/>
         </w:rPr>
         <w:t>15.</w:t>
       </w:r>
     </w:p>
     <w:p>
+      <w:pPr>
+        <w:widowControl/>
+        <w:spacing w:line="240" w:lineRule="auto" w:after="0"/>
+      </w:pPr>
       <w:r>
         <w:rPr>
+          <w:rFonts w:ascii="Times New Roman" w:hAnsi="Times New Roman" w:eastAsia="Times New Roman"/>
           <w:b w:val="0"/>
           <w:i w:val="0"/>
+          <w:color w:val="181A1F"/>
+          <w:sz w:val="28"/>
         </w:rPr>
         <w:t>Установите соответствие между примерами и субъектами гражданского права: к каждой позиции, данной в первом столбце, подберите соответствующую позицию из второго столбца.</w:t>
       </w:r>
@@ -1512,6 +2549,7 @@
       <w:tblPr>
         <w:tblStyle w:val="TableGrid"/>
         <w:tblW w:type="auto" w:w="0"/>
+        <w:tblLayout w:type="autofit"/>
         <w:tblLook w:firstColumn="1" w:firstRow="1" w:lastColumn="0" w:lastRow="0" w:noHBand="0" w:noVBand="1" w:val="04A0"/>
       </w:tblPr>
       <w:tblGrid>
@@ -1524,7 +2562,16 @@
             <w:tcW w:type="dxa" w:w="5128"/>
           </w:tcPr>
           <w:p>
+            <w:pPr>
+              <w:spacing w:after="0" w:line="240" w:lineRule="auto"/>
+            </w:pPr>
             <w:r>
+              <w:rPr>
+                <w:rFonts w:ascii="Times New Roman" w:hAnsi="Times New Roman" w:eastAsia="Times New Roman"/>
+                <w:b/>
+                <w:color w:val="181A1F"/>
+                <w:sz w:val="28"/>
+              </w:rPr>
               <w:t>ПРИМЕРЫ</w:t>
             </w:r>
           </w:p>
@@ -1534,7 +2581,16 @@
             <w:tcW w:type="dxa" w:w="5128"/>
           </w:tcPr>
           <w:p>
+            <w:pPr>
+              <w:spacing w:after="0" w:line="240" w:lineRule="auto"/>
+            </w:pPr>
             <w:r>
+              <w:rPr>
+                <w:rFonts w:ascii="Times New Roman" w:hAnsi="Times New Roman" w:eastAsia="Times New Roman"/>
+                <w:b/>
+                <w:color w:val="181A1F"/>
+                <w:sz w:val="28"/>
+              </w:rPr>
               <w:t>СУБЪЕКТЫ ГРАЖДАНСКОГО ПРАВА</w:t>
             </w:r>
           </w:p>
@@ -1546,8 +2602,22 @@
             <w:tcW w:type="dxa" w:w="5128"/>
           </w:tcPr>
           <w:p>
+            <w:pPr>
+              <w:spacing w:after="0" w:line="240" w:lineRule="auto"/>
+            </w:pPr>
             <w:r>
-              <w:t>A) гражданин РФБ) лицо без гражданстваB) субъект РФГ) муниципальное образованиеД) хозяйственное товарищество</w:t>
+              <w:rPr>
+                <w:rFonts w:ascii="Times New Roman" w:hAnsi="Times New Roman" w:eastAsia="Times New Roman"/>
+                <w:color w:val="181A1F"/>
+                <w:sz w:val="28"/>
+              </w:rPr>
+              <w:t>A) гражданин РФ</w:t>
+              <w:br/>
+              <w:t>Б) лицо без гражданстваB) субъект РФ</w:t>
+              <w:br/>
+              <w:t>Г) муниципальное образование</w:t>
+              <w:br/>
+              <w:t>Д) хозяйственное товарищество</w:t>
             </w:r>
           </w:p>
         </w:tc>
@@ -1556,18 +2626,37 @@
             <w:tcW w:type="dxa" w:w="5128"/>
           </w:tcPr>
           <w:p>
+            <w:pPr>
+              <w:spacing w:after="0" w:line="240" w:lineRule="auto"/>
+            </w:pPr>
             <w:r>
-              <w:t>1) физические лица2) юридические лица3) публично-правовые образования</w:t>
+              <w:rPr>
+                <w:rFonts w:ascii="Times New Roman" w:hAnsi="Times New Roman" w:eastAsia="Times New Roman"/>
+                <w:color w:val="181A1F"/>
+                <w:sz w:val="28"/>
+              </w:rPr>
+              <w:t>1) физические лица</w:t>
+              <w:br/>
+              <w:t>2) юридические лица</w:t>
+              <w:br/>
+              <w:t>3) публично-правовые образования</w:t>
             </w:r>
           </w:p>
         </w:tc>
       </w:tr>
     </w:tbl>
     <w:p>
+      <w:pPr>
+        <w:widowControl/>
+        <w:spacing w:line="240" w:lineRule="auto" w:after="0"/>
+      </w:pPr>
       <w:r>
         <w:rPr>
+          <w:rFonts w:ascii="Times New Roman" w:hAnsi="Times New Roman" w:eastAsia="Times New Roman"/>
           <w:b w:val="0"/>
           <w:i w:val="0"/>
+          <w:color w:val="181A1F"/>
+          <w:sz w:val="28"/>
         </w:rPr>
         <w:t>Запишите в ответ цифры, расположив их в порядке, соответствующем буквам:</w:t>
       </w:r>
@@ -1576,6 +2665,7 @@
       <w:tblPr>
         <w:tblStyle w:val="TableGrid"/>
         <w:tblW w:type="auto" w:w="0"/>
+        <w:tblLayout w:type="autofit"/>
         <w:tblLook w:firstColumn="1" w:firstRow="1" w:lastColumn="0" w:lastRow="0" w:noHBand="0" w:noVBand="1" w:val="04A0"/>
       </w:tblPr>
       <w:tblGrid>
@@ -1591,7 +2681,16 @@
             <w:tcW w:type="dxa" w:w="2051"/>
           </w:tcPr>
           <w:p>
+            <w:pPr>
+              <w:spacing w:after="0" w:line="240" w:lineRule="auto"/>
+            </w:pPr>
             <w:r>
+              <w:rPr>
+                <w:rFonts w:ascii="Times New Roman" w:hAnsi="Times New Roman" w:eastAsia="Times New Roman"/>
+                <w:b/>
+                <w:color w:val="181A1F"/>
+                <w:sz w:val="28"/>
+              </w:rPr>
               <w:t>А</w:t>
             </w:r>
           </w:p>
@@ -1601,7 +2700,16 @@
             <w:tcW w:type="dxa" w:w="2051"/>
           </w:tcPr>
           <w:p>
+            <w:pPr>
+              <w:spacing w:after="0" w:line="240" w:lineRule="auto"/>
+            </w:pPr>
             <w:r>
+              <w:rPr>
+                <w:rFonts w:ascii="Times New Roman" w:hAnsi="Times New Roman" w:eastAsia="Times New Roman"/>
+                <w:b/>
+                <w:color w:val="181A1F"/>
+                <w:sz w:val="28"/>
+              </w:rPr>
               <w:t>Б</w:t>
             </w:r>
           </w:p>
@@ -1611,7 +2719,16 @@
             <w:tcW w:type="dxa" w:w="2051"/>
           </w:tcPr>
           <w:p>
+            <w:pPr>
+              <w:spacing w:after="0" w:line="240" w:lineRule="auto"/>
+            </w:pPr>
             <w:r>
+              <w:rPr>
+                <w:rFonts w:ascii="Times New Roman" w:hAnsi="Times New Roman" w:eastAsia="Times New Roman"/>
+                <w:b/>
+                <w:color w:val="181A1F"/>
+                <w:sz w:val="28"/>
+              </w:rPr>
               <w:t>В</w:t>
             </w:r>
           </w:p>
@@ -1621,7 +2738,16 @@
             <w:tcW w:type="dxa" w:w="2051"/>
           </w:tcPr>
           <w:p>
+            <w:pPr>
+              <w:spacing w:after="0" w:line="240" w:lineRule="auto"/>
+            </w:pPr>
             <w:r>
+              <w:rPr>
+                <w:rFonts w:ascii="Times New Roman" w:hAnsi="Times New Roman" w:eastAsia="Times New Roman"/>
+                <w:b/>
+                <w:color w:val="181A1F"/>
+                <w:sz w:val="28"/>
+              </w:rPr>
               <w:t>Г</w:t>
             </w:r>
           </w:p>
@@ -1631,7 +2757,16 @@
             <w:tcW w:type="dxa" w:w="2051"/>
           </w:tcPr>
           <w:p>
+            <w:pPr>
+              <w:spacing w:after="0" w:line="240" w:lineRule="auto"/>
+            </w:pPr>
             <w:r>
+              <w:rPr>
+                <w:rFonts w:ascii="Times New Roman" w:hAnsi="Times New Roman" w:eastAsia="Times New Roman"/>
+                <w:b/>
+                <w:color w:val="181A1F"/>
+                <w:sz w:val="28"/>
+              </w:rPr>
               <w:t>Д</w:t>
             </w:r>
           </w:p>
@@ -1643,7 +2778,16 @@
             <w:tcW w:type="dxa" w:w="2051"/>
           </w:tcPr>
           <w:p>
-            <w:r/>
+            <w:pPr>
+              <w:spacing w:after="0" w:line="240" w:lineRule="auto"/>
+            </w:pPr>
+            <w:r>
+              <w:rPr>
+                <w:rFonts w:ascii="Times New Roman" w:hAnsi="Times New Roman" w:eastAsia="Times New Roman"/>
+                <w:color w:val="181A1F"/>
+                <w:sz w:val="28"/>
+              </w:rPr>
+            </w:r>
           </w:p>
         </w:tc>
         <w:tc>
@@ -1651,7 +2795,16 @@
             <w:tcW w:type="dxa" w:w="2051"/>
           </w:tcPr>
           <w:p>
-            <w:r/>
+            <w:pPr>
+              <w:spacing w:after="0" w:line="240" w:lineRule="auto"/>
+            </w:pPr>
+            <w:r>
+              <w:rPr>
+                <w:rFonts w:ascii="Times New Roman" w:hAnsi="Times New Roman" w:eastAsia="Times New Roman"/>
+                <w:color w:val="181A1F"/>
+                <w:sz w:val="28"/>
+              </w:rPr>
+            </w:r>
           </w:p>
         </w:tc>
         <w:tc>
@@ -1659,7 +2812,16 @@
             <w:tcW w:type="dxa" w:w="2051"/>
           </w:tcPr>
           <w:p>
-            <w:r/>
+            <w:pPr>
+              <w:spacing w:after="0" w:line="240" w:lineRule="auto"/>
+            </w:pPr>
+            <w:r>
+              <w:rPr>
+                <w:rFonts w:ascii="Times New Roman" w:hAnsi="Times New Roman" w:eastAsia="Times New Roman"/>
+                <w:color w:val="181A1F"/>
+                <w:sz w:val="28"/>
+              </w:rPr>
+            </w:r>
           </w:p>
         </w:tc>
         <w:tc>
@@ -1667,7 +2829,16 @@
             <w:tcW w:type="dxa" w:w="2051"/>
           </w:tcPr>
           <w:p>
-            <w:r/>
+            <w:pPr>
+              <w:spacing w:after="0" w:line="240" w:lineRule="auto"/>
+            </w:pPr>
+            <w:r>
+              <w:rPr>
+                <w:rFonts w:ascii="Times New Roman" w:hAnsi="Times New Roman" w:eastAsia="Times New Roman"/>
+                <w:color w:val="181A1F"/>
+                <w:sz w:val="28"/>
+              </w:rPr>
+            </w:r>
           </w:p>
         </w:tc>
         <w:tc>
@@ -1675,460 +2846,728 @@
             <w:tcW w:type="dxa" w:w="2051"/>
           </w:tcPr>
           <w:p>
-            <w:r/>
+            <w:pPr>
+              <w:spacing w:after="0" w:line="240" w:lineRule="auto"/>
+            </w:pPr>
+            <w:r>
+              <w:rPr>
+                <w:rFonts w:ascii="Times New Roman" w:hAnsi="Times New Roman" w:eastAsia="Times New Roman"/>
+                <w:color w:val="181A1F"/>
+                <w:sz w:val="28"/>
+              </w:rPr>
+            </w:r>
           </w:p>
         </w:tc>
       </w:tr>
     </w:tbl>
     <w:p>
-      <w:r>
-        <w:t>Ответ: ______________________________</w:t>
-      </w:r>
-    </w:p>
-    <w:p>
+      <w:pPr>
+        <w:keepNext/>
+        <w:widowControl/>
+        <w:spacing w:line="240" w:lineRule="auto" w:after="0" w:before="120"/>
+      </w:pPr>
       <w:r>
         <w:rPr>
+          <w:rFonts w:ascii="Times New Roman" w:hAnsi="Times New Roman" w:eastAsia="Times New Roman"/>
           <w:b/>
-          <w:sz w:val="24"/>
+          <w:color w:val="181A1F"/>
+          <w:sz w:val="28"/>
         </w:rPr>
         <w:t>16.</w:t>
       </w:r>
     </w:p>
     <w:p>
+      <w:pPr>
+        <w:widowControl/>
+        <w:spacing w:line="240" w:lineRule="auto" w:after="0"/>
+      </w:pPr>
       <w:r>
         <w:rPr>
+          <w:rFonts w:ascii="Times New Roman" w:hAnsi="Times New Roman" w:eastAsia="Times New Roman"/>
           <w:b w:val="0"/>
           <w:i w:val="0"/>
+          <w:color w:val="181A1F"/>
+          <w:sz w:val="28"/>
         </w:rPr>
         <w:t xml:space="preserve">Совершеннолетний гражданин иностранного государства Оскар Б. хочет переехать в Россию на постоянное место жительство со своей семьей. При соблюдении каких условий он вправе подать заявление о приёме в российское гражданство по общему правилу? Запишите цифры, под которыми указаны эти условия. </w:t>
       </w:r>
     </w:p>
     <w:p>
+      <w:pPr>
+        <w:widowControl/>
+        <w:spacing w:line="240" w:lineRule="auto" w:after="0"/>
+      </w:pPr>
       <w:r>
         <w:rPr>
+          <w:rFonts w:ascii="Times New Roman" w:hAnsi="Times New Roman" w:eastAsia="Times New Roman"/>
           <w:b w:val="0"/>
           <w:i w:val="0"/>
+          <w:color w:val="181A1F"/>
+          <w:sz w:val="28"/>
         </w:rPr>
         <w:t xml:space="preserve">1) владение русским языком </w:t>
       </w:r>
     </w:p>
     <w:p>
+      <w:pPr>
+        <w:widowControl/>
+        <w:spacing w:line="240" w:lineRule="auto" w:after="0"/>
+      </w:pPr>
       <w:r>
         <w:rPr>
+          <w:rFonts w:ascii="Times New Roman" w:hAnsi="Times New Roman" w:eastAsia="Times New Roman"/>
           <w:b w:val="0"/>
           <w:i w:val="0"/>
+          <w:color w:val="181A1F"/>
+          <w:sz w:val="28"/>
         </w:rPr>
         <w:t xml:space="preserve">2) наличие высшего образования </w:t>
       </w:r>
     </w:p>
     <w:p>
+      <w:pPr>
+        <w:widowControl/>
+        <w:spacing w:line="240" w:lineRule="auto" w:after="0"/>
+      </w:pPr>
       <w:r>
         <w:rPr>
+          <w:rFonts w:ascii="Times New Roman" w:hAnsi="Times New Roman" w:eastAsia="Times New Roman"/>
           <w:b w:val="0"/>
           <w:i w:val="0"/>
+          <w:color w:val="181A1F"/>
+          <w:sz w:val="28"/>
         </w:rPr>
         <w:t xml:space="preserve">3) знание истории России и основ законодательства Российской Федерации </w:t>
       </w:r>
     </w:p>
     <w:p>
+      <w:pPr>
+        <w:widowControl/>
+        <w:spacing w:line="240" w:lineRule="auto" w:after="0"/>
+      </w:pPr>
       <w:r>
         <w:rPr>
+          <w:rFonts w:ascii="Times New Roman" w:hAnsi="Times New Roman" w:eastAsia="Times New Roman"/>
           <w:b w:val="0"/>
           <w:i w:val="0"/>
+          <w:color w:val="181A1F"/>
+          <w:sz w:val="28"/>
         </w:rPr>
         <w:t xml:space="preserve">4) постоянное проживание на территории нашей страны со дня принятия решения о выдаче вида на жительство в Российской Федерации и до дня подачи заявления о приёме в гражданство Российской Федерации в течение 5 лет </w:t>
       </w:r>
     </w:p>
     <w:p>
+      <w:pPr>
+        <w:widowControl/>
+        <w:spacing w:line="240" w:lineRule="auto" w:after="0"/>
+      </w:pPr>
       <w:r>
         <w:rPr>
+          <w:rFonts w:ascii="Times New Roman" w:hAnsi="Times New Roman" w:eastAsia="Times New Roman"/>
           <w:b w:val="0"/>
           <w:i w:val="0"/>
+          <w:color w:val="181A1F"/>
+          <w:sz w:val="28"/>
         </w:rPr>
         <w:t xml:space="preserve">5) наличие квартиры или дома в России </w:t>
       </w:r>
     </w:p>
     <w:p>
+      <w:pPr>
+        <w:widowControl/>
+        <w:spacing w:line="240" w:lineRule="auto" w:after="0"/>
+      </w:pPr>
       <w:r>
         <w:rPr>
+          <w:rFonts w:ascii="Times New Roman" w:hAnsi="Times New Roman" w:eastAsia="Times New Roman"/>
           <w:b w:val="0"/>
           <w:i w:val="0"/>
+          <w:color w:val="181A1F"/>
+          <w:sz w:val="28"/>
         </w:rPr>
         <w:t>6) дееспособность</w:t>
       </w:r>
     </w:p>
     <w:p>
+      <w:pPr>
+        <w:widowControl/>
+        <w:spacing w:line="240" w:lineRule="auto" w:after="0"/>
+      </w:pPr>
       <w:r>
-        <w:t>Ответ: ______________________________</w:t>
-      </w:r>
-    </w:p>
-    <w:p>
-      <w:r>
+        <w:rPr>
+          <w:rFonts w:ascii="Times New Roman" w:hAnsi="Times New Roman" w:eastAsia="Times New Roman"/>
+          <w:color w:val="181A1F"/>
+          <w:sz w:val="28"/>
+        </w:rPr>
         <w:br w:type="page"/>
       </w:r>
     </w:p>
     <w:p>
       <w:pPr>
         <w:pStyle w:val="Heading1"/>
+        <w:keepNext/>
+        <w:widowControl/>
+        <w:spacing w:line="240" w:lineRule="auto" w:after="60" w:before="160"/>
       </w:pPr>
       <w:r>
+        <w:rPr>
+          <w:rFonts w:ascii="Times New Roman" w:hAnsi="Times New Roman" w:eastAsia="Times New Roman"/>
+          <w:b/>
+          <w:color w:val="181A1F"/>
+          <w:sz w:val="28"/>
+        </w:rPr>
         <w:t>Часть 2</w:t>
       </w:r>
     </w:p>
     <w:p>
+      <w:pPr>
+        <w:widowControl/>
+        <w:spacing w:line="240" w:lineRule="auto" w:after="0"/>
+      </w:pPr>
       <w:r>
+        <w:rPr>
+          <w:rFonts w:ascii="Times New Roman" w:hAnsi="Times New Roman" w:eastAsia="Times New Roman"/>
+          <w:color w:val="181A1F"/>
+          <w:sz w:val="28"/>
+        </w:rPr>
         <w:t>Для заданий 17–25 запишите полный развёрнутый ответ. Каждый вопрос самодостаточен и тематически соответствует варианту.</w:t>
       </w:r>
     </w:p>
     <w:p>
+      <w:pPr>
+        <w:keepNext/>
+        <w:widowControl/>
+        <w:spacing w:line="240" w:lineRule="auto" w:after="0" w:before="120"/>
+      </w:pPr>
       <w:r>
         <w:rPr>
+          <w:rFonts w:ascii="Times New Roman" w:hAnsi="Times New Roman" w:eastAsia="Times New Roman"/>
           <w:b/>
-          <w:sz w:val="24"/>
+          <w:color w:val="181A1F"/>
+          <w:sz w:val="28"/>
         </w:rPr>
         <w:t>17.</w:t>
       </w:r>
     </w:p>
     <w:p>
+      <w:pPr>
+        <w:widowControl/>
+        <w:spacing w:line="240" w:lineRule="auto" w:after="0"/>
+      </w:pPr>
       <w:r>
         <w:rPr>
+          <w:rFonts w:ascii="Times New Roman" w:hAnsi="Times New Roman" w:eastAsia="Times New Roman"/>
           <w:b w:val="0"/>
           <w:i w:val="0"/>
+          <w:color w:val="181A1F"/>
+          <w:sz w:val="28"/>
         </w:rPr>
         <w:t>Правопорядок  — это система общественных отношений, которая устанавливается в результате точного и полного осуществления предписаний правовых норм всеми субъектами права. Правопорядок составляет реальную основу современной цивилизованной жизни общества.</w:t>
       </w:r>
     </w:p>
     <w:p>
+      <w:pPr>
+        <w:widowControl/>
+        <w:spacing w:line="240" w:lineRule="auto" w:after="0"/>
+      </w:pPr>
       <w:r>
         <w:rPr>
+          <w:rFonts w:ascii="Times New Roman" w:hAnsi="Times New Roman" w:eastAsia="Times New Roman"/>
           <w:b w:val="0"/>
           <w:i w:val="0"/>
+          <w:color w:val="181A1F"/>
+          <w:sz w:val="28"/>
         </w:rPr>
         <w:t>В формировании правового порядка участвуют все элементы механизма правового регулирования общественных отношений. Их причинно-следственная связь составляет основу правовой жизни общества, которая и приводит в конечном счете к установлению правового порядка.</w:t>
       </w:r>
     </w:p>
     <w:p>
+      <w:pPr>
+        <w:widowControl/>
+        <w:spacing w:line="240" w:lineRule="auto" w:after="0"/>
+      </w:pPr>
       <w:r>
         <w:rPr>
+          <w:rFonts w:ascii="Times New Roman" w:hAnsi="Times New Roman" w:eastAsia="Times New Roman"/>
           <w:b w:val="0"/>
           <w:i w:val="0"/>
+          <w:color w:val="181A1F"/>
+          <w:sz w:val="28"/>
         </w:rPr>
         <w:t>Нормы права  — это нормативная предпосылка правопорядка, первичное звено механизма правового регулирования, моделирующее «идеальный» правопорядок.</w:t>
       </w:r>
     </w:p>
     <w:p>
+      <w:pPr>
+        <w:widowControl/>
+        <w:spacing w:line="240" w:lineRule="auto" w:after="0"/>
+      </w:pPr>
       <w:r>
         <w:rPr>
+          <w:rFonts w:ascii="Times New Roman" w:hAnsi="Times New Roman" w:eastAsia="Times New Roman"/>
           <w:b w:val="0"/>
           <w:i w:val="0"/>
+          <w:color w:val="181A1F"/>
+          <w:sz w:val="28"/>
         </w:rPr>
         <w:t>Правоотношения  — элемент механизма правового регулирования, обеспечивающий переход от идеального, предполагаемого законодателем правопорядка к установлению конкретного возможного или должного поведения участников общественных отношений, предусмотренного правовыми нормами. На этом этапе к механизму правового регулирования подключается законность, призванная гарантировать возможное и должное поведение субъектов правоотношений.</w:t>
       </w:r>
     </w:p>
     <w:p>
+      <w:pPr>
+        <w:widowControl/>
+        <w:spacing w:line="240" w:lineRule="auto" w:after="0"/>
+      </w:pPr>
       <w:r>
         <w:rPr>
+          <w:rFonts w:ascii="Times New Roman" w:hAnsi="Times New Roman" w:eastAsia="Times New Roman"/>
           <w:b w:val="0"/>
           <w:i w:val="0"/>
+          <w:color w:val="181A1F"/>
+          <w:sz w:val="28"/>
         </w:rPr>
         <w:t>Акты реализации юридических прав и обязанностей являются завершающей предпосылкой правопорядка. В условиях режима законности права и обязанности участников правоотношений реально воплощаются в их поведении, достигают своей цели и, таким образом, переходят в такую систему общественных отношений, которая и образует правовой порядок.</w:t>
       </w:r>
     </w:p>
     <w:p>
+      <w:pPr>
+        <w:widowControl/>
+        <w:spacing w:line="240" w:lineRule="auto" w:after="0"/>
+      </w:pPr>
       <w:r>
         <w:rPr>
+          <w:rFonts w:ascii="Times New Roman" w:hAnsi="Times New Roman" w:eastAsia="Times New Roman"/>
           <w:b w:val="0"/>
           <w:i w:val="0"/>
+          <w:color w:val="181A1F"/>
+          <w:sz w:val="28"/>
         </w:rPr>
         <w:t>Содержание правопорядка составляет правомерное поведение субъектов, то есть такое поведение, которое урегулировано нормами права и достигло целей правового регулирования.</w:t>
       </w:r>
     </w:p>
     <w:p>
+      <w:pPr>
+        <w:widowControl/>
+        <w:spacing w:line="240" w:lineRule="auto" w:after="0"/>
+      </w:pPr>
       <w:r>
         <w:rPr>
+          <w:rFonts w:ascii="Times New Roman" w:hAnsi="Times New Roman" w:eastAsia="Times New Roman"/>
           <w:b w:val="0"/>
           <w:i w:val="0"/>
+          <w:color w:val="181A1F"/>
+          <w:sz w:val="28"/>
         </w:rPr>
         <w:t>Структура правопорядка — это единство и одновременное разделение урегулированной правом системы общественных отношений в соответствии с особенностями их отраслевого содержания.</w:t>
       </w:r>
     </w:p>
     <w:p>
+      <w:pPr>
+        <w:widowControl/>
+        <w:spacing w:line="240" w:lineRule="auto" w:after="0"/>
+      </w:pPr>
       <w:r>
         <w:rPr>
+          <w:rFonts w:ascii="Times New Roman" w:hAnsi="Times New Roman" w:eastAsia="Times New Roman"/>
           <w:b w:val="0"/>
           <w:i w:val="0"/>
+          <w:color w:val="181A1F"/>
+          <w:sz w:val="28"/>
         </w:rPr>
         <w:t>Правопорядок есть реализованная система права. Он включает конституционные, административные, финансовые, земельные, семейные и другие виды общественных отношений, урегулированные нормами соответствующих отраслей права. В структурном отношении правопорядок отражает реализованные элементы системы права. В этой связи в структуре правопорядка выделяются не только отраслевые, но и более дробные группы отношений, которые урегулированы подотраслями и институтами права.</w:t>
       </w:r>
     </w:p>
     <w:p>
+      <w:pPr>
+        <w:widowControl/>
+        <w:spacing w:line="240" w:lineRule="auto" w:after="0"/>
+      </w:pPr>
       <w:r>
         <w:rPr>
+          <w:rFonts w:ascii="Times New Roman" w:hAnsi="Times New Roman" w:eastAsia="Times New Roman"/>
           <w:b w:val="0"/>
           <w:i w:val="0"/>
+          <w:color w:val="181A1F"/>
+          <w:sz w:val="28"/>
         </w:rPr>
         <w:t>Особенность правопорядка как специфической системы общественных отношений выражается в том, что складывается он только на основе правовых норм и в силу этого охраняется государством. Поэтому правопорядком охватываются далеко не все отношения, имеющие место в обществе. Определенная часть общественной жизни не нуждается в правовой регламентации. Она находится в сфере действия норм морали, норм различных общественных организаций и других неправовых нормативных регуляторов. В этом смысле правопорядок является лишь элементом общей системы общественных отношений, складывающейся под воздействием нормативного регулирования.</w:t>
       </w:r>
     </w:p>
     <w:p>
+      <w:pPr>
+        <w:widowControl/>
+        <w:spacing w:line="240" w:lineRule="auto" w:after="0"/>
+      </w:pPr>
       <w:r>
         <w:rPr>
+          <w:rFonts w:ascii="Times New Roman" w:hAnsi="Times New Roman" w:eastAsia="Times New Roman"/>
           <w:b w:val="0"/>
           <w:i w:val="0"/>
+          <w:color w:val="181A1F"/>
+          <w:sz w:val="28"/>
         </w:rPr>
         <w:t>Что такое общественный порядок? Как автор определил правопорядок? Какая особенность правопорядка приведена в тексте?</w:t>
       </w:r>
     </w:p>
     <w:p>
+      <w:pPr>
+        <w:widowControl/>
+        <w:spacing w:line="240" w:lineRule="auto" w:after="0"/>
+      </w:pPr>
       <w:r>
+        <w:rPr>
+          <w:rFonts w:ascii="Times New Roman" w:hAnsi="Times New Roman" w:eastAsia="Times New Roman"/>
+          <w:color w:val="181A1F"/>
+          <w:sz w:val="28"/>
+        </w:rPr>
         <w:t>Ответ:</w:t>
       </w:r>
     </w:p>
     <w:p>
-      <w:r>
-        <w:t>__________________________________________________________________________________________</w:t>
-      </w:r>
-    </w:p>
-    <w:p>
-      <w:r>
-        <w:t>__________________________________________________________________________________________</w:t>
-      </w:r>
-    </w:p>
-    <w:p>
-      <w:r>
-        <w:t>__________________________________________________________________________________________</w:t>
-      </w:r>
-    </w:p>
-    <w:p>
+      <w:pPr>
+        <w:keepNext/>
+        <w:widowControl/>
+        <w:spacing w:line="240" w:lineRule="auto" w:after="0" w:before="120"/>
+      </w:pPr>
       <w:r>
         <w:rPr>
+          <w:rFonts w:ascii="Times New Roman" w:hAnsi="Times New Roman" w:eastAsia="Times New Roman"/>
           <w:b/>
-          <w:sz w:val="24"/>
+          <w:color w:val="181A1F"/>
+          <w:sz w:val="28"/>
         </w:rPr>
         <w:t>18.</w:t>
       </w:r>
     </w:p>
     <w:p>
+      <w:pPr>
+        <w:widowControl/>
+        <w:spacing w:line="240" w:lineRule="auto" w:after="0"/>
+      </w:pPr>
       <w:r>
         <w:rPr>
+          <w:rFonts w:ascii="Times New Roman" w:hAnsi="Times New Roman" w:eastAsia="Times New Roman"/>
           <w:b w:val="0"/>
           <w:i w:val="0"/>
+          <w:color w:val="181A1F"/>
+          <w:sz w:val="28"/>
         </w:rPr>
         <w:t>Политическая реклама — форма политической коммуникации в условиях выбора, адресное воздействие на электоральные группы в лаконичной, оригинальной, легко запоминающейся форме. Цель политической рекламы заключается в том, чтобы побуждать людей участвовать в политических процессах. Субъектом ее является рекламодатель (политическая организация или деятель), объектом — участники политического процесса, делающие тот или иной выбор, определяющие для себя, какой политической ориентации придерживаться.</w:t>
       </w:r>
     </w:p>
     <w:p>
+      <w:pPr>
+        <w:widowControl/>
+        <w:spacing w:line="240" w:lineRule="auto" w:after="0"/>
+      </w:pPr>
       <w:r>
         <w:rPr>
+          <w:rFonts w:ascii="Times New Roman" w:hAnsi="Times New Roman" w:eastAsia="Times New Roman"/>
           <w:b w:val="0"/>
           <w:i w:val="0"/>
+          <w:color w:val="181A1F"/>
+          <w:sz w:val="28"/>
         </w:rPr>
         <w:t xml:space="preserve">Так называемая институциональная реклама — составная часть политической рекламы. Такая реклама призвана не только донести до избирателей суть политической платформы, но и создать желаемую психологическую установку, предопределяющую дальнейшее поведение электората. Методы институциональной рекламы включают в себя эмоциональные способы воздействия, среди которых особое место занимает манипулирование сознанием избирателей. Манипуляция — это вид психологического воздействия, искусное исполнение которого ведет к скрытому возбуждению у другого человека намерений, не совпадающих с его актуально существующими желаниями. </w:t>
       </w:r>
     </w:p>
     <w:p>
+      <w:pPr>
+        <w:widowControl/>
+        <w:spacing w:line="240" w:lineRule="auto" w:after="0"/>
+      </w:pPr>
       <w:r>
         <w:rPr>
+          <w:rFonts w:ascii="Times New Roman" w:hAnsi="Times New Roman" w:eastAsia="Times New Roman"/>
           <w:b w:val="0"/>
           <w:i w:val="0"/>
+          <w:color w:val="181A1F"/>
+          <w:sz w:val="28"/>
         </w:rPr>
         <w:t xml:space="preserve">Существуют различные виды воздействия на избирателей. Личностное воздействие подразумевает создание образа кандидата и его выдвижение; программное воздействие — разработку программы кандидата, средств и методов её реализации. Информационное воздействие включает в себя продвижение образа кандидата по различным информационным каналам. </w:t>
       </w:r>
     </w:p>
     <w:p>
+      <w:pPr>
+        <w:widowControl/>
+        <w:spacing w:line="240" w:lineRule="auto" w:after="0"/>
+      </w:pPr>
       <w:r>
         <w:rPr>
+          <w:rFonts w:ascii="Times New Roman" w:hAnsi="Times New Roman" w:eastAsia="Times New Roman"/>
           <w:b w:val="0"/>
           <w:i w:val="0"/>
+          <w:color w:val="181A1F"/>
+          <w:sz w:val="28"/>
         </w:rPr>
         <w:t>Существует несколько подходов к изучению мотивов поведения избирателей. Так, согласно «социологической» гипотезе, голосуя, люди проявляют солидарность со своей социальной группой (классовой, этнической, религиозной и др.). Согласно «социопсихологической» гипотезе люди голосуют, руководствуясь укоренившимися (например, в семье) политическими симпатиями к определённому лидеру или партии и т.д. «Политико—коммуникационная» гипотеза предполагает, что люди голосуют под влиянием избирательной кампании, в частности под воздействием формируемого СМИ имиджа политика или партии. Гипотеза «рационального выбора» предполагает, что люди голосуют не как члены группы, а как индивиды, которые руководствуются при этом собственной выгодой, интересом или расчётом. Противоречий между этими гипотезами нет, поскольку они объясняют мотивы поведения различных групп избирателей. Наиболее внушаемой группой являются избиратели, определяющиеся накануне голосования. По данным социологических исследований, до 25% избирателей принимают решение в последний день, а 10% кардинально меняют своё решение непосредственно в момент заполнения бюллетеня для голосования. (Лисовский С.Ф.)</w:t>
       </w:r>
     </w:p>
     <w:p>
+      <w:pPr>
+        <w:widowControl/>
+        <w:spacing w:line="240" w:lineRule="auto" w:after="0"/>
+      </w:pPr>
       <w:r>
         <w:rPr>
+          <w:rFonts w:ascii="Times New Roman" w:hAnsi="Times New Roman" w:eastAsia="Times New Roman"/>
           <w:b w:val="0"/>
           <w:i w:val="0"/>
+          <w:color w:val="181A1F"/>
+          <w:sz w:val="28"/>
         </w:rPr>
         <w:t>В тексте упомянуты ключевые понятия социально-гуманитарных наук.</w:t>
       </w:r>
     </w:p>
     <w:p>
+      <w:pPr>
+        <w:widowControl/>
+        <w:spacing w:line="240" w:lineRule="auto" w:after="0"/>
+      </w:pPr>
       <w:r>
         <w:rPr>
+          <w:rFonts w:ascii="Times New Roman" w:hAnsi="Times New Roman" w:eastAsia="Times New Roman"/>
           <w:b w:val="0"/>
           <w:i w:val="0"/>
+          <w:color w:val="181A1F"/>
+          <w:sz w:val="28"/>
         </w:rPr>
         <w:t xml:space="preserve">Используя обществоведческие знания, </w:t>
       </w:r>
     </w:p>
     <w:p>
+      <w:pPr>
+        <w:widowControl/>
+        <w:spacing w:line="240" w:lineRule="auto" w:after="0"/>
+      </w:pPr>
       <w:r>
         <w:rPr>
+          <w:rFonts w:ascii="Times New Roman" w:hAnsi="Times New Roman" w:eastAsia="Times New Roman"/>
           <w:b w:val="0"/>
           <w:i w:val="0"/>
+          <w:color w:val="181A1F"/>
+          <w:sz w:val="28"/>
         </w:rPr>
         <w:t xml:space="preserve">— укажите не менее трех признаков политической партии как общественного объединения; </w:t>
       </w:r>
     </w:p>
     <w:p>
+      <w:pPr>
+        <w:widowControl/>
+        <w:spacing w:line="240" w:lineRule="auto" w:after="0"/>
+      </w:pPr>
       <w:r>
         <w:rPr>
+          <w:rFonts w:ascii="Times New Roman" w:hAnsi="Times New Roman" w:eastAsia="Times New Roman"/>
           <w:b w:val="0"/>
           <w:i w:val="0"/>
+          <w:color w:val="181A1F"/>
+          <w:sz w:val="28"/>
         </w:rPr>
         <w:t xml:space="preserve">— объясните связь раскрытой автором сущности институциональной рекламы с уровнем политической культуры общества. (Объяснение может быть дано в одном или нескольких распространённых предложениях.) </w:t>
       </w:r>
     </w:p>
     <w:p>
+      <w:pPr>
+        <w:widowControl/>
+        <w:spacing w:line="240" w:lineRule="auto" w:after="0"/>
+      </w:pPr>
       <w:r>
+        <w:rPr>
+          <w:rFonts w:ascii="Times New Roman" w:hAnsi="Times New Roman" w:eastAsia="Times New Roman"/>
+          <w:color w:val="181A1F"/>
+          <w:sz w:val="28"/>
+        </w:rPr>
         <w:t>Ответ:</w:t>
       </w:r>
     </w:p>
     <w:p>
-      <w:r>
-        <w:t>__________________________________________________________________________________________</w:t>
-      </w:r>
-    </w:p>
-    <w:p>
-      <w:r>
-        <w:t>__________________________________________________________________________________________</w:t>
-      </w:r>
-    </w:p>
-    <w:p>
-      <w:r>
-        <w:t>__________________________________________________________________________________________</w:t>
-      </w:r>
-    </w:p>
-    <w:p>
+      <w:pPr>
+        <w:keepNext/>
+        <w:widowControl/>
+        <w:spacing w:line="240" w:lineRule="auto" w:after="0" w:before="120"/>
+      </w:pPr>
       <w:r>
         <w:rPr>
+          <w:rFonts w:ascii="Times New Roman" w:hAnsi="Times New Roman" w:eastAsia="Times New Roman"/>
           <w:b/>
-          <w:sz w:val="24"/>
+          <w:color w:val="181A1F"/>
+          <w:sz w:val="28"/>
         </w:rPr>
         <w:t>19.</w:t>
       </w:r>
     </w:p>
     <w:p>
+      <w:pPr>
+        <w:widowControl/>
+        <w:spacing w:line="240" w:lineRule="auto" w:after="0"/>
+      </w:pPr>
       <w:r>
         <w:rPr>
+          <w:rFonts w:ascii="Times New Roman" w:hAnsi="Times New Roman" w:eastAsia="Times New Roman"/>
           <w:b w:val="0"/>
           <w:i w:val="0"/>
+          <w:color w:val="181A1F"/>
+          <w:sz w:val="28"/>
         </w:rPr>
         <w:t>Понятие политической системы наряду с политической властью является сегодня одним из центральных в политологии. Единого определения, как и другие понятия, оно не имеет. И это объяснимо: многообразие представлений о политике не может не породить многообразия представлений обо всём, что с ней связано. Термин «политическая система» состоит из двух слов, и его содержание определяется применением понятия системы к сфере политического. Где начинается и где заканчивается политическое? Где та граница, которая разделяет политические и неполитические явления: деятельность, власть, процессы, системы?</w:t>
       </w:r>
     </w:p>
     <w:p>
+      <w:pPr>
+        <w:widowControl/>
+        <w:spacing w:line="240" w:lineRule="auto" w:after="0"/>
+      </w:pPr>
       <w:r>
         <w:rPr>
+          <w:rFonts w:ascii="Times New Roman" w:hAnsi="Times New Roman" w:eastAsia="Times New Roman"/>
           <w:b w:val="0"/>
           <w:i w:val="0"/>
+          <w:color w:val="181A1F"/>
+          <w:sz w:val="28"/>
         </w:rPr>
         <w:t>Не вызывает сомнения, что всё политическое так или иначе связано с государством, с государственной властью. Партии создаются для того, чтобы бороться за места в парламенте. Лидер становится политическим только тогда, когда он претендует на руководящее кресло в государственном учреждении или чего-то добивается от государства. Всякая политика утратила бы смысл, не будь государства.</w:t>
       </w:r>
     </w:p>
     <w:p>
+      <w:pPr>
+        <w:widowControl/>
+        <w:spacing w:line="240" w:lineRule="auto" w:after="0"/>
+      </w:pPr>
       <w:r>
         <w:rPr>
+          <w:rFonts w:ascii="Times New Roman" w:hAnsi="Times New Roman" w:eastAsia="Times New Roman"/>
           <w:b w:val="0"/>
           <w:i w:val="0"/>
+          <w:color w:val="181A1F"/>
+          <w:sz w:val="28"/>
         </w:rPr>
         <w:t>Но столь же очевидно, что не всё государственное является политическим. Многие функции, связанные с организацией внутренней деятельности государственных учреждений, имеют явно неполитический характер. Политической может быть только публичная деятельность государства, т.е. такая деятельность, которая затрагивает интересы широких слоёв или больших социальных групп. Но и в публичной деятельности государства есть сферы, которые мы не относим к политике. Это государственное управление в интересах всего общества. Не принято относить к политической сфере организацию здравоохранения, народного образования, дорожного движения и многое другое. Только там, где с помощью государства осуществляется согласование интересов различных социальных групп или посредством государства реализуются интересы одних групп в ущерб другим, начинается политика. В государственной деятельности следует, таким образом, отличать политическое и неполитическое (технологическое) управление. (О Ф. Шабров)</w:t>
       </w:r>
     </w:p>
     <w:p>
+      <w:pPr>
+        <w:widowControl/>
+        <w:spacing w:line="240" w:lineRule="auto" w:after="0"/>
+      </w:pPr>
       <w:r>
         <w:rPr>
+          <w:rFonts w:ascii="Times New Roman" w:hAnsi="Times New Roman" w:eastAsia="Times New Roman"/>
           <w:b w:val="0"/>
           <w:i w:val="0"/>
+          <w:color w:val="181A1F"/>
+          <w:sz w:val="28"/>
         </w:rPr>
         <w:t>Автор рассуждает о компонентах институциональной/организационной подсистемы. Используя обществоведческие знания и факты общественной жизни, назовите любые три другие подсистемы политической системы общества. Проиллюстрируйте примерами каждую из этих подсистем. (В каждом случае сначала назовите подсистему, затем приведите пример. Каждый пример должен быть сформулирован развёрнуто.)</w:t>
       </w:r>
     </w:p>
     <w:p>
+      <w:pPr>
+        <w:widowControl/>
+        <w:spacing w:line="240" w:lineRule="auto" w:after="0"/>
+      </w:pPr>
       <w:r>
+        <w:rPr>
+          <w:rFonts w:ascii="Times New Roman" w:hAnsi="Times New Roman" w:eastAsia="Times New Roman"/>
+          <w:color w:val="181A1F"/>
+          <w:sz w:val="28"/>
+        </w:rPr>
         <w:t>Ответ:</w:t>
       </w:r>
     </w:p>
     <w:p>
-      <w:r>
-        <w:t>__________________________________________________________________________________________</w:t>
-      </w:r>
-    </w:p>
-    <w:p>
-      <w:r>
-        <w:t>__________________________________________________________________________________________</w:t>
-      </w:r>
-    </w:p>
-    <w:p>
-      <w:r>
-        <w:t>__________________________________________________________________________________________</w:t>
-      </w:r>
-    </w:p>
-    <w:p>
+      <w:pPr>
+        <w:keepNext/>
+        <w:widowControl/>
+        <w:spacing w:line="240" w:lineRule="auto" w:after="0" w:before="120"/>
+      </w:pPr>
       <w:r>
         <w:rPr>
+          <w:rFonts w:ascii="Times New Roman" w:hAnsi="Times New Roman" w:eastAsia="Times New Roman"/>
           <w:b/>
-          <w:sz w:val="24"/>
+          <w:color w:val="181A1F"/>
+          <w:sz w:val="28"/>
         </w:rPr>
         <w:t>20.</w:t>
       </w:r>
     </w:p>
     <w:p>
+      <w:pPr>
+        <w:widowControl/>
+        <w:spacing w:line="240" w:lineRule="auto" w:after="0"/>
+      </w:pPr>
       <w:r>
         <w:rPr>
+          <w:rFonts w:ascii="Times New Roman" w:hAnsi="Times New Roman" w:eastAsia="Times New Roman"/>
           <w:b w:val="0"/>
           <w:i w:val="0"/>
+          <w:color w:val="181A1F"/>
+          <w:sz w:val="28"/>
         </w:rPr>
         <w:t>Брачный договор должен быть заключён в письменной форме и нотариально удостоверен. Объясните в трёх аргументах, с чем связаны эти требования. (Каждый аргумент должен быть сформулирован как распространённое предложение.)</w:t>
       </w:r>
     </w:p>
     <w:p>
+      <w:pPr>
+        <w:widowControl/>
+        <w:spacing w:line="240" w:lineRule="auto" w:after="0"/>
+      </w:pPr>
       <w:r>
+        <w:rPr>
+          <w:rFonts w:ascii="Times New Roman" w:hAnsi="Times New Roman" w:eastAsia="Times New Roman"/>
+          <w:color w:val="181A1F"/>
+          <w:sz w:val="28"/>
+        </w:rPr>
         <w:t>Ответ:</w:t>
       </w:r>
     </w:p>
     <w:p>
-      <w:r>
-        <w:t>__________________________________________________________________________________________</w:t>
-      </w:r>
-    </w:p>
-    <w:p>
-      <w:r>
-        <w:t>__________________________________________________________________________________________</w:t>
-      </w:r>
-    </w:p>
-    <w:p>
-      <w:r>
-        <w:t>__________________________________________________________________________________________</w:t>
-      </w:r>
-    </w:p>
-    <w:p>
+      <w:pPr>
+        <w:keepNext/>
+        <w:widowControl/>
+        <w:spacing w:line="240" w:lineRule="auto" w:after="0" w:before="120"/>
+      </w:pPr>
       <w:r>
         <w:rPr>
+          <w:rFonts w:ascii="Times New Roman" w:hAnsi="Times New Roman" w:eastAsia="Times New Roman"/>
           <w:b/>
-          <w:sz w:val="24"/>
+          <w:color w:val="181A1F"/>
+          <w:sz w:val="28"/>
         </w:rPr>
         <w:t>21.</w:t>
       </w:r>
     </w:p>
     <w:p>
+      <w:pPr>
+        <w:widowControl/>
+        <w:spacing w:line="240" w:lineRule="auto" w:after="0"/>
+      </w:pPr>
       <w:r>
         <w:rPr>
+          <w:rFonts w:ascii="Times New Roman" w:hAnsi="Times New Roman" w:eastAsia="Times New Roman"/>
           <w:b w:val="0"/>
           <w:i w:val="0"/>
+          <w:color w:val="181A1F"/>
+          <w:sz w:val="28"/>
         </w:rPr>
         <w:t>На графике изображено изменение ситуации на рынке автобусов в стране Z. Спрос переместился из положения D в положение D1 при неизменном предложении S. (На графике P – цена товара; Q – количество товара).</w:t>
       </w:r>
     </w:p>
     <w:p>
       <w:pPr>
+        <w:widowControl/>
+        <w:spacing w:line="240" w:lineRule="auto" w:after="0"/>
         <w:jc w:val="center"/>
       </w:pPr>
       <w:r>
+        <w:rPr>
+          <w:rFonts w:ascii="Times New Roman" w:hAnsi="Times New Roman" w:eastAsia="Times New Roman"/>
+          <w:color w:val="181A1F"/>
+          <w:sz w:val="28"/>
+        </w:rPr>
         <w:drawing>
           <wp:inline xmlns:a="http://schemas.openxmlformats.org/drawingml/2006/main" xmlns:pic="http://schemas.openxmlformats.org/drawingml/2006/picture">
-            <wp:extent cx="5400000" cy="5400000"/>
+            <wp:extent cx="2951999" cy="2951999"/>
             <wp:docPr id="2" name="Picture 2"/>
             <wp:cNvGraphicFramePr>
               <a:graphicFrameLocks noChangeAspect="1"/>
@@ -2149,7 +3588,7 @@
                   <pic:spPr>
                     <a:xfrm>
                       <a:off x="0" y="0"/>
-                      <a:ext cx="5400000" cy="5400000"/>
+                      <a:ext cx="2951999" cy="2951999"/>
                     </a:xfrm>
                     <a:prstGeom prst="rect"/>
                   </pic:spPr>
@@ -2161,1371 +3600,380 @@
       </w:r>
     </w:p>
     <w:p>
+      <w:pPr>
+        <w:widowControl/>
+        <w:spacing w:line="240" w:lineRule="auto" w:after="0"/>
+      </w:pPr>
       <w:r>
         <w:rPr>
+          <w:rFonts w:ascii="Times New Roman" w:hAnsi="Times New Roman" w:eastAsia="Times New Roman"/>
           <w:b w:val="0"/>
           <w:i w:val="0"/>
+          <w:color w:val="181A1F"/>
+          <w:sz w:val="28"/>
         </w:rPr>
         <w:t xml:space="preserve">Как изменилась равновесная цена? </w:t>
       </w:r>
     </w:p>
     <w:p>
+      <w:pPr>
+        <w:widowControl/>
+        <w:spacing w:line="240" w:lineRule="auto" w:after="0"/>
+      </w:pPr>
       <w:r>
         <w:rPr>
+          <w:rFonts w:ascii="Times New Roman" w:hAnsi="Times New Roman" w:eastAsia="Times New Roman"/>
           <w:b w:val="0"/>
           <w:i w:val="0"/>
+          <w:color w:val="181A1F"/>
+          <w:sz w:val="28"/>
         </w:rPr>
         <w:t>Что могло вызвать изменение спроса? Сначала укажите любое одно обстоятельство (фактор), затем объясните его влияние на спрос (обязательно укажите характер изменения спроса). (Объяснение должно быть дано применительно к рынку, указанному в тексте задания.)</w:t>
       </w:r>
     </w:p>
     <w:p>
+      <w:pPr>
+        <w:widowControl/>
+        <w:spacing w:line="240" w:lineRule="auto" w:after="0"/>
+      </w:pPr>
       <w:r>
         <w:rPr>
+          <w:rFonts w:ascii="Times New Roman" w:hAnsi="Times New Roman" w:eastAsia="Times New Roman"/>
           <w:b w:val="0"/>
           <w:i w:val="0"/>
+          <w:color w:val="181A1F"/>
+          <w:sz w:val="28"/>
         </w:rPr>
         <w:t>Как изменятся предложение и равновесная цена, если государство предоставит субсидии автотранспортным предприятиям?</w:t>
       </w:r>
     </w:p>
     <w:p>
+      <w:pPr>
+        <w:widowControl/>
+        <w:spacing w:line="240" w:lineRule="auto" w:after="0"/>
+      </w:pPr>
       <w:r>
+        <w:rPr>
+          <w:rFonts w:ascii="Times New Roman" w:hAnsi="Times New Roman" w:eastAsia="Times New Roman"/>
+          <w:color w:val="181A1F"/>
+          <w:sz w:val="28"/>
+        </w:rPr>
         <w:t>Ответ:</w:t>
       </w:r>
     </w:p>
     <w:p>
-      <w:r>
-        <w:t>__________________________________________________________________________________________</w:t>
-      </w:r>
-    </w:p>
-    <w:p>
-      <w:r>
-        <w:t>__________________________________________________________________________________________</w:t>
-      </w:r>
-    </w:p>
-    <w:p>
-      <w:r>
-        <w:t>__________________________________________________________________________________________</w:t>
-      </w:r>
-    </w:p>
-    <w:p>
+      <w:pPr>
+        <w:keepNext/>
+        <w:widowControl/>
+        <w:spacing w:line="240" w:lineRule="auto" w:after="0" w:before="120"/>
+      </w:pPr>
       <w:r>
         <w:rPr>
+          <w:rFonts w:ascii="Times New Roman" w:hAnsi="Times New Roman" w:eastAsia="Times New Roman"/>
           <w:b/>
-          <w:sz w:val="24"/>
+          <w:color w:val="181A1F"/>
+          <w:sz w:val="28"/>
         </w:rPr>
         <w:t>22.</w:t>
       </w:r>
     </w:p>
     <w:p>
+      <w:pPr>
+        <w:widowControl/>
+        <w:spacing w:line="240" w:lineRule="auto" w:after="0"/>
+      </w:pPr>
       <w:r>
         <w:rPr>
+          <w:rFonts w:ascii="Times New Roman" w:hAnsi="Times New Roman" w:eastAsia="Times New Roman"/>
           <w:b w:val="0"/>
           <w:i w:val="0"/>
+          <w:color w:val="181A1F"/>
+          <w:sz w:val="28"/>
         </w:rPr>
         <w:t xml:space="preserve">В государстве Z развиваются современные технологии, возрастает роль непрерывного образования, процветает сфера услуг и происходит внедрение робототехники в производство. В результате внедрения новых технологий значительная часть рабочих промышленных предприятий потеряла работу. Недовольные рабочие решили провести согласованный митинг, целью которого было привлечение внимания государства к проблеме безработицы. Рабочих поддержала проигравшая на предыдущих выборах политическая партия, противостоящая политическому курсу правительства государства Z. </w:t>
       </w:r>
     </w:p>
     <w:p>
+      <w:pPr>
+        <w:widowControl/>
+        <w:spacing w:line="240" w:lineRule="auto" w:after="0"/>
+      </w:pPr>
       <w:r>
         <w:rPr>
+          <w:rFonts w:ascii="Times New Roman" w:hAnsi="Times New Roman" w:eastAsia="Times New Roman"/>
           <w:b w:val="0"/>
           <w:i w:val="0"/>
+          <w:color w:val="181A1F"/>
+          <w:sz w:val="28"/>
         </w:rPr>
         <w:t>К какому типу относится общество государства Z? Какой тип безработицы описан в условии задания? К какой группе прав и свобод человека и гражданина относится право проводить митинги? К какому виду/типу (по участию во власти/по отношению к ней) относится партия, поддержавшая рабочих?</w:t>
       </w:r>
     </w:p>
     <w:p>
+      <w:pPr>
+        <w:widowControl/>
+        <w:spacing w:line="240" w:lineRule="auto" w:after="0"/>
+      </w:pPr>
       <w:r>
+        <w:rPr>
+          <w:rFonts w:ascii="Times New Roman" w:hAnsi="Times New Roman" w:eastAsia="Times New Roman"/>
+          <w:color w:val="181A1F"/>
+          <w:sz w:val="28"/>
+        </w:rPr>
         <w:t>Ответ:</w:t>
       </w:r>
     </w:p>
     <w:p>
-      <w:r>
-        <w:t>__________________________________________________________________________________________</w:t>
-      </w:r>
-    </w:p>
-    <w:p>
-      <w:r>
-        <w:t>__________________________________________________________________________________________</w:t>
-      </w:r>
-    </w:p>
-    <w:p>
-      <w:r>
-        <w:t>__________________________________________________________________________________________</w:t>
-      </w:r>
-    </w:p>
-    <w:p>
+      <w:pPr>
+        <w:keepNext/>
+        <w:widowControl/>
+        <w:spacing w:line="240" w:lineRule="auto" w:after="0" w:before="120"/>
+      </w:pPr>
       <w:r>
         <w:rPr>
+          <w:rFonts w:ascii="Times New Roman" w:hAnsi="Times New Roman" w:eastAsia="Times New Roman"/>
           <w:b/>
-          <w:sz w:val="24"/>
+          <w:color w:val="181A1F"/>
+          <w:sz w:val="28"/>
         </w:rPr>
         <w:t>23.</w:t>
       </w:r>
     </w:p>
     <w:p>
+      <w:pPr>
+        <w:widowControl/>
+        <w:spacing w:line="240" w:lineRule="auto" w:after="0"/>
+      </w:pPr>
       <w:r>
         <w:rPr>
+          <w:rFonts w:ascii="Times New Roman" w:hAnsi="Times New Roman" w:eastAsia="Times New Roman"/>
           <w:b w:val="0"/>
           <w:i w:val="0"/>
+          <w:color w:val="181A1F"/>
+          <w:sz w:val="28"/>
         </w:rPr>
         <w:t>Конституция Российской Федерации гарантирует соблюдение прав и свобод граждан, нарушивших правовые нормы (преступивших закон).</w:t>
       </w:r>
     </w:p>
     <w:p>
+      <w:pPr>
+        <w:widowControl/>
+        <w:spacing w:line="240" w:lineRule="auto" w:after="0"/>
+      </w:pPr>
       <w:r>
         <w:rPr>
+          <w:rFonts w:ascii="Times New Roman" w:hAnsi="Times New Roman" w:eastAsia="Times New Roman"/>
           <w:b w:val="0"/>
           <w:i w:val="0"/>
+          <w:color w:val="181A1F"/>
+          <w:sz w:val="28"/>
         </w:rPr>
         <w:t>На основе положений Конституции Российской Федерации сформулируйте три подтверждения этой характеристики.</w:t>
       </w:r>
     </w:p>
     <w:p>
+      <w:pPr>
+        <w:widowControl/>
+        <w:spacing w:line="240" w:lineRule="auto" w:after="0"/>
+      </w:pPr>
       <w:r>
         <w:rPr>
+          <w:rFonts w:ascii="Times New Roman" w:hAnsi="Times New Roman" w:eastAsia="Times New Roman"/>
           <w:b w:val="0"/>
           <w:i w:val="0"/>
+          <w:color w:val="181A1F"/>
+          <w:sz w:val="28"/>
         </w:rPr>
         <w:t xml:space="preserve">(Каждое подтверждение должно быть сформулировано как распространённое предложение с опорой на конкретное положение Конституции Российской Федерации. </w:t>
       </w:r>
     </w:p>
     <w:p>
+      <w:pPr>
+        <w:widowControl/>
+        <w:spacing w:line="240" w:lineRule="auto" w:after="0"/>
+      </w:pPr>
       <w:r>
         <w:rPr>
+          <w:rFonts w:ascii="Times New Roman" w:hAnsi="Times New Roman" w:eastAsia="Times New Roman"/>
           <w:b w:val="0"/>
           <w:i w:val="0"/>
+          <w:color w:val="181A1F"/>
+          <w:sz w:val="28"/>
         </w:rPr>
         <w:t>Обращаем внимание, что правильное выполнение задания не требует указания в ответе номеров соответствующих статей Конституции и дословного воспроизведения их содержания.)</w:t>
       </w:r>
     </w:p>
     <w:p>
+      <w:pPr>
+        <w:widowControl/>
+        <w:spacing w:line="240" w:lineRule="auto" w:after="0"/>
+      </w:pPr>
       <w:r>
+        <w:rPr>
+          <w:rFonts w:ascii="Times New Roman" w:hAnsi="Times New Roman" w:eastAsia="Times New Roman"/>
+          <w:color w:val="181A1F"/>
+          <w:sz w:val="28"/>
+        </w:rPr>
         <w:t>Ответ:</w:t>
       </w:r>
     </w:p>
     <w:p>
-      <w:r>
-        <w:t>__________________________________________________________________________________________</w:t>
-      </w:r>
-    </w:p>
-    <w:p>
-      <w:r>
-        <w:t>__________________________________________________________________________________________</w:t>
-      </w:r>
-    </w:p>
-    <w:p>
-      <w:r>
-        <w:t>__________________________________________________________________________________________</w:t>
-      </w:r>
-    </w:p>
-    <w:p>
+      <w:pPr>
+        <w:keepNext/>
+        <w:widowControl/>
+        <w:spacing w:line="240" w:lineRule="auto" w:after="0" w:before="120"/>
+      </w:pPr>
       <w:r>
         <w:rPr>
+          <w:rFonts w:ascii="Times New Roman" w:hAnsi="Times New Roman" w:eastAsia="Times New Roman"/>
           <w:b/>
-          <w:sz w:val="24"/>
+          <w:color w:val="181A1F"/>
+          <w:sz w:val="28"/>
         </w:rPr>
         <w:t>24.</w:t>
       </w:r>
     </w:p>
     <w:p>
+      <w:pPr>
+        <w:widowControl/>
+        <w:spacing w:line="240" w:lineRule="auto" w:after="0"/>
+      </w:pPr>
       <w:r>
         <w:rPr>
+          <w:rFonts w:ascii="Times New Roman" w:hAnsi="Times New Roman" w:eastAsia="Times New Roman"/>
           <w:b w:val="0"/>
           <w:i w:val="0"/>
+          <w:color w:val="181A1F"/>
+          <w:sz w:val="28"/>
         </w:rPr>
         <w:t>Используя обществоведческие знания, составьте сложный план, позволяющий раскрыть по существу тему «Мировоззрение и его роль в жизни человека». Сложный план должен содержать не менее трёх пунктов, непосредственно раскрывающих тему по существу, из которых два или более детализированы в подпунктах. (Количество подпунктов каждого детализированного пункта должно быть не менее трёх, за исключением случаев, когда с точки зрения общественных наук возможны только два подпункта.)</w:t>
       </w:r>
     </w:p>
     <w:p>
+      <w:pPr>
+        <w:widowControl/>
+        <w:spacing w:line="240" w:lineRule="auto" w:after="0"/>
+      </w:pPr>
       <w:r>
+        <w:rPr>
+          <w:rFonts w:ascii="Times New Roman" w:hAnsi="Times New Roman" w:eastAsia="Times New Roman"/>
+          <w:color w:val="181A1F"/>
+          <w:sz w:val="28"/>
+        </w:rPr>
         <w:t>Ответ:</w:t>
       </w:r>
     </w:p>
     <w:p>
-      <w:r>
-        <w:t>__________________________________________________________________________________________</w:t>
-      </w:r>
-    </w:p>
-    <w:p>
-      <w:r>
-        <w:t>__________________________________________________________________________________________</w:t>
-      </w:r>
-    </w:p>
-    <w:p>
-      <w:r>
-        <w:t>__________________________________________________________________________________________</w:t>
-      </w:r>
-    </w:p>
-    <w:p>
-      <w:r>
-        <w:t>__________________________________________________________________________________________</w:t>
-      </w:r>
-    </w:p>
-    <w:p>
-      <w:r>
-        <w:t>__________________________________________________________________________________________</w:t>
-      </w:r>
-    </w:p>
-    <w:p>
+      <w:pPr>
+        <w:keepNext/>
+        <w:widowControl/>
+        <w:spacing w:line="240" w:lineRule="auto" w:after="0" w:before="120"/>
+      </w:pPr>
       <w:r>
         <w:rPr>
+          <w:rFonts w:ascii="Times New Roman" w:hAnsi="Times New Roman" w:eastAsia="Times New Roman"/>
           <w:b/>
-          <w:sz w:val="24"/>
+          <w:color w:val="181A1F"/>
+          <w:sz w:val="28"/>
         </w:rPr>
         <w:t>25.</w:t>
       </w:r>
     </w:p>
     <w:p>
+      <w:pPr>
+        <w:widowControl/>
+        <w:spacing w:line="240" w:lineRule="auto" w:after="0"/>
+      </w:pPr>
       <w:r>
         <w:rPr>
+          <w:rFonts w:ascii="Times New Roman" w:hAnsi="Times New Roman" w:eastAsia="Times New Roman"/>
           <w:b w:val="0"/>
           <w:i w:val="0"/>
+          <w:color w:val="181A1F"/>
+          <w:sz w:val="28"/>
         </w:rPr>
         <w:t>Обоснуйте значение демократического политического процесса для развития современного общества. (Обоснование должно быть дано с опорой на обществоведческие знания в нескольких связанных между собой распространённых предложениях, раскрывать причинно-следственные и (или) функциональные связи.)</w:t>
       </w:r>
     </w:p>
     <w:p>
+      <w:pPr>
+        <w:widowControl/>
+        <w:spacing w:line="240" w:lineRule="auto" w:after="0"/>
+      </w:pPr>
       <w:r>
         <w:rPr>
+          <w:rFonts w:ascii="Times New Roman" w:hAnsi="Times New Roman" w:eastAsia="Times New Roman"/>
           <w:b w:val="0"/>
           <w:i w:val="0"/>
+          <w:color w:val="181A1F"/>
+          <w:sz w:val="28"/>
         </w:rPr>
         <w:t>Какие политические процессы типичны для демократического общества? (Назовите любые три политических процесса.)</w:t>
       </w:r>
     </w:p>
     <w:p>
+      <w:pPr>
+        <w:widowControl/>
+        <w:spacing w:line="240" w:lineRule="auto" w:after="0"/>
+      </w:pPr>
       <w:r>
         <w:rPr>
+          <w:rFonts w:ascii="Times New Roman" w:hAnsi="Times New Roman" w:eastAsia="Times New Roman"/>
           <w:b w:val="0"/>
           <w:i w:val="0"/>
+          <w:color w:val="181A1F"/>
+          <w:sz w:val="28"/>
         </w:rPr>
         <w:t>Проиллюстрируйте каждый из них на примере Российской Федерации. (Каждый пример должен быть сформулирован развёрнуто и содержать указание на результат политического процесса.)</w:t>
       </w:r>
     </w:p>
     <w:p>
+      <w:pPr>
+        <w:widowControl/>
+        <w:spacing w:line="240" w:lineRule="auto" w:after="0"/>
+      </w:pPr>
       <w:r>
+        <w:rPr>
+          <w:rFonts w:ascii="Times New Roman" w:hAnsi="Times New Roman" w:eastAsia="Times New Roman"/>
+          <w:color w:val="181A1F"/>
+          <w:sz w:val="28"/>
+        </w:rPr>
         <w:t>Ответ:</w:t>
       </w:r>
     </w:p>
     <w:p>
+      <w:pPr>
+        <w:widowControl/>
+        <w:spacing w:line="240" w:lineRule="auto" w:after="0"/>
+      </w:pPr>
       <w:r>
-        <w:t>__________________________________________________________________________________________</w:t>
-      </w:r>
-    </w:p>
-    <w:p>
-      <w:r>
-        <w:t>__________________________________________________________________________________________</w:t>
-      </w:r>
-    </w:p>
-    <w:p>
-      <w:r>
-        <w:t>__________________________________________________________________________________________</w:t>
-      </w:r>
-    </w:p>
-    <w:p>
-      <w:r>
-        <w:t>__________________________________________________________________________________________</w:t>
-      </w:r>
-    </w:p>
-    <w:p>
-      <w:r>
-        <w:t>__________________________________________________________________________________________</w:t>
-      </w:r>
-    </w:p>
-    <w:p>
-      <w:r>
+        <w:rPr>
+          <w:rFonts w:ascii="Times New Roman" w:hAnsi="Times New Roman" w:eastAsia="Times New Roman"/>
+          <w:color w:val="181A1F"/>
+          <w:sz w:val="28"/>
+        </w:rPr>
         <w:br w:type="page"/>
       </w:r>
     </w:p>
-    <w:p>
-      <w:pPr>
-        <w:pStyle w:val="Heading1"/>
-      </w:pPr>
-      <w:r>
-        <w:t>Ответы и критерии</w:t>
-      </w:r>
-    </w:p>
-    <w:tbl>
-      <w:tblPr>
-        <w:tblStyle w:val="TableGrid"/>
-        <w:tblW w:type="auto" w:w="0"/>
-        <w:tblLook w:firstColumn="1" w:firstRow="1" w:lastColumn="0" w:lastRow="0" w:noHBand="0" w:noVBand="1" w:val="04A0"/>
-      </w:tblPr>
-      <w:tblGrid>
-        <w:gridCol w:w="3419"/>
-        <w:gridCol w:w="3419"/>
-        <w:gridCol w:w="3419"/>
-      </w:tblGrid>
-      <w:tr>
-        <w:tc>
-          <w:tcPr>
-            <w:tcW w:type="dxa" w:w="3419"/>
-            <w:shd w:fill="DCE9FA"/>
-          </w:tcPr>
-          <w:p>
-            <w:r>
-              <w:t>№</w:t>
-            </w:r>
-          </w:p>
-        </w:tc>
-        <w:tc>
-          <w:tcPr>
-            <w:tcW w:type="dxa" w:w="3419"/>
-            <w:shd w:fill="DCE9FA"/>
-          </w:tcPr>
-          <w:p>
-            <w:r>
-              <w:t>Ответ</w:t>
-            </w:r>
-          </w:p>
-        </w:tc>
-        <w:tc>
-          <w:tcPr>
-            <w:tcW w:type="dxa" w:w="3419"/>
-            <w:shd w:fill="DCE9FA"/>
-          </w:tcPr>
-          <w:p>
-            <w:r>
-              <w:t>Макс. балл</w:t>
-            </w:r>
-          </w:p>
-        </w:tc>
-      </w:tr>
-      <w:tr>
-        <w:tc>
-          <w:tcPr>
-            <w:tcW w:type="dxa" w:w="3419"/>
-          </w:tcPr>
-          <w:p>
-            <w:r>
-              <w:t>1</w:t>
-            </w:r>
-          </w:p>
-        </w:tc>
-        <w:tc>
-          <w:tcPr>
-            <w:tcW w:type="dxa" w:w="3419"/>
-          </w:tcPr>
-          <w:p>
-            <w:r>
-              <w:t>14</w:t>
-            </w:r>
-          </w:p>
-        </w:tc>
-        <w:tc>
-          <w:tcPr>
-            <w:tcW w:type="dxa" w:w="3419"/>
-          </w:tcPr>
-          <w:p>
-            <w:r>
-              <w:t>1</w:t>
-            </w:r>
-          </w:p>
-        </w:tc>
-      </w:tr>
-      <w:tr>
-        <w:tc>
-          <w:tcPr>
-            <w:tcW w:type="dxa" w:w="3419"/>
-          </w:tcPr>
-          <w:p>
-            <w:r>
-              <w:t>2</w:t>
-            </w:r>
-          </w:p>
-        </w:tc>
-        <w:tc>
-          <w:tcPr>
-            <w:tcW w:type="dxa" w:w="3419"/>
-          </w:tcPr>
-          <w:p>
-            <w:r>
-              <w:t>145</w:t>
-            </w:r>
-          </w:p>
-        </w:tc>
-        <w:tc>
-          <w:tcPr>
-            <w:tcW w:type="dxa" w:w="3419"/>
-          </w:tcPr>
-          <w:p>
-            <w:r>
-              <w:t>2</w:t>
-            </w:r>
-          </w:p>
-        </w:tc>
-      </w:tr>
-      <w:tr>
-        <w:tc>
-          <w:tcPr>
-            <w:tcW w:type="dxa" w:w="3419"/>
-          </w:tcPr>
-          <w:p>
-            <w:r>
-              <w:t>3</w:t>
-            </w:r>
-          </w:p>
-        </w:tc>
-        <w:tc>
-          <w:tcPr>
-            <w:tcW w:type="dxa" w:w="3419"/>
-          </w:tcPr>
-          <w:p>
-            <w:r>
-              <w:t>22112</w:t>
-            </w:r>
-          </w:p>
-        </w:tc>
-        <w:tc>
-          <w:tcPr>
-            <w:tcW w:type="dxa" w:w="3419"/>
-          </w:tcPr>
-          <w:p>
-            <w:r>
-              <w:t>1</w:t>
-            </w:r>
-          </w:p>
-        </w:tc>
-      </w:tr>
-      <w:tr>
-        <w:tc>
-          <w:tcPr>
-            <w:tcW w:type="dxa" w:w="3419"/>
-          </w:tcPr>
-          <w:p>
-            <w:r>
-              <w:t>4</w:t>
-            </w:r>
-          </w:p>
-        </w:tc>
-        <w:tc>
-          <w:tcPr>
-            <w:tcW w:type="dxa" w:w="3419"/>
-          </w:tcPr>
-          <w:p>
-            <w:r>
-              <w:t>124</w:t>
-            </w:r>
-          </w:p>
-        </w:tc>
-        <w:tc>
-          <w:tcPr>
-            <w:tcW w:type="dxa" w:w="3419"/>
-          </w:tcPr>
-          <w:p>
-            <w:r>
-              <w:t>2</w:t>
-            </w:r>
-          </w:p>
-        </w:tc>
-      </w:tr>
-      <w:tr>
-        <w:tc>
-          <w:tcPr>
-            <w:tcW w:type="dxa" w:w="3419"/>
-          </w:tcPr>
-          <w:p>
-            <w:r>
-              <w:t>5</w:t>
-            </w:r>
-          </w:p>
-        </w:tc>
-        <w:tc>
-          <w:tcPr>
-            <w:tcW w:type="dxa" w:w="3419"/>
-          </w:tcPr>
-          <w:p>
-            <w:r>
-              <w:t>235</w:t>
-            </w:r>
-          </w:p>
-        </w:tc>
-        <w:tc>
-          <w:tcPr>
-            <w:tcW w:type="dxa" w:w="3419"/>
-          </w:tcPr>
-          <w:p>
-            <w:r>
-              <w:t>2</w:t>
-            </w:r>
-          </w:p>
-        </w:tc>
-      </w:tr>
-      <w:tr>
-        <w:tc>
-          <w:tcPr>
-            <w:tcW w:type="dxa" w:w="3419"/>
-          </w:tcPr>
-          <w:p>
-            <w:r>
-              <w:t>6</w:t>
-            </w:r>
-          </w:p>
-        </w:tc>
-        <w:tc>
-          <w:tcPr>
-            <w:tcW w:type="dxa" w:w="3419"/>
-          </w:tcPr>
-          <w:p>
-            <w:r>
-              <w:t>11123</w:t>
-            </w:r>
-          </w:p>
-        </w:tc>
-        <w:tc>
-          <w:tcPr>
-            <w:tcW w:type="dxa" w:w="3419"/>
-          </w:tcPr>
-          <w:p>
-            <w:r>
-              <w:t>2</w:t>
-            </w:r>
-          </w:p>
-        </w:tc>
-      </w:tr>
-      <w:tr>
-        <w:tc>
-          <w:tcPr>
-            <w:tcW w:type="dxa" w:w="3419"/>
-          </w:tcPr>
-          <w:p>
-            <w:r>
-              <w:t>7</w:t>
-            </w:r>
-          </w:p>
-        </w:tc>
-        <w:tc>
-          <w:tcPr>
-            <w:tcW w:type="dxa" w:w="3419"/>
-          </w:tcPr>
-          <w:p>
-            <w:r>
-              <w:t>134</w:t>
-            </w:r>
-          </w:p>
-        </w:tc>
-        <w:tc>
-          <w:tcPr>
-            <w:tcW w:type="dxa" w:w="3419"/>
-          </w:tcPr>
-          <w:p>
-            <w:r>
-              <w:t>2</w:t>
-            </w:r>
-          </w:p>
-        </w:tc>
-      </w:tr>
-      <w:tr>
-        <w:tc>
-          <w:tcPr>
-            <w:tcW w:type="dxa" w:w="3419"/>
-          </w:tcPr>
-          <w:p>
-            <w:r>
-              <w:t>8</w:t>
-            </w:r>
-          </w:p>
-        </w:tc>
-        <w:tc>
-          <w:tcPr>
-            <w:tcW w:type="dxa" w:w="3419"/>
-          </w:tcPr>
-          <w:p>
-            <w:r>
-              <w:t>345</w:t>
-            </w:r>
-          </w:p>
-        </w:tc>
-        <w:tc>
-          <w:tcPr>
-            <w:tcW w:type="dxa" w:w="3419"/>
-          </w:tcPr>
-          <w:p>
-            <w:r>
-              <w:t>2</w:t>
-            </w:r>
-          </w:p>
-        </w:tc>
-      </w:tr>
-      <w:tr>
-        <w:tc>
-          <w:tcPr>
-            <w:tcW w:type="dxa" w:w="3419"/>
-          </w:tcPr>
-          <w:p>
-            <w:r>
-              <w:t>9</w:t>
-            </w:r>
-          </w:p>
-        </w:tc>
-        <w:tc>
-          <w:tcPr>
-            <w:tcW w:type="dxa" w:w="3419"/>
-          </w:tcPr>
-          <w:p>
-            <w:r>
-              <w:t>235</w:t>
-            </w:r>
-          </w:p>
-        </w:tc>
-        <w:tc>
-          <w:tcPr>
-            <w:tcW w:type="dxa" w:w="3419"/>
-          </w:tcPr>
-          <w:p>
-            <w:r>
-              <w:t>1</w:t>
-            </w:r>
-          </w:p>
-        </w:tc>
-      </w:tr>
-      <w:tr>
-        <w:tc>
-          <w:tcPr>
-            <w:tcW w:type="dxa" w:w="3419"/>
-          </w:tcPr>
-          <w:p>
-            <w:r>
-              <w:t>10</w:t>
-            </w:r>
-          </w:p>
-        </w:tc>
-        <w:tc>
-          <w:tcPr>
-            <w:tcW w:type="dxa" w:w="3419"/>
-          </w:tcPr>
-          <w:p>
-            <w:r>
-              <w:t>125</w:t>
-            </w:r>
-          </w:p>
-        </w:tc>
-        <w:tc>
-          <w:tcPr>
-            <w:tcW w:type="dxa" w:w="3419"/>
-          </w:tcPr>
-          <w:p>
-            <w:r>
-              <w:t>2</w:t>
-            </w:r>
-          </w:p>
-        </w:tc>
-      </w:tr>
-      <w:tr>
-        <w:tc>
-          <w:tcPr>
-            <w:tcW w:type="dxa" w:w="3419"/>
-          </w:tcPr>
-          <w:p>
-            <w:r>
-              <w:t>11</w:t>
-            </w:r>
-          </w:p>
-        </w:tc>
-        <w:tc>
-          <w:tcPr>
-            <w:tcW w:type="dxa" w:w="3419"/>
-          </w:tcPr>
-          <w:p>
-            <w:r>
-              <w:t>235</w:t>
-            </w:r>
-          </w:p>
-        </w:tc>
-        <w:tc>
-          <w:tcPr>
-            <w:tcW w:type="dxa" w:w="3419"/>
-          </w:tcPr>
-          <w:p>
-            <w:r>
-              <w:t>2</w:t>
-            </w:r>
-          </w:p>
-        </w:tc>
-      </w:tr>
-      <w:tr>
-        <w:tc>
-          <w:tcPr>
-            <w:tcW w:type="dxa" w:w="3419"/>
-          </w:tcPr>
-          <w:p>
-            <w:r>
-              <w:t>12</w:t>
-            </w:r>
-          </w:p>
-        </w:tc>
-        <w:tc>
-          <w:tcPr>
-            <w:tcW w:type="dxa" w:w="3419"/>
-          </w:tcPr>
-          <w:p>
-            <w:r>
-              <w:t>124</w:t>
-            </w:r>
-          </w:p>
-        </w:tc>
-        <w:tc>
-          <w:tcPr>
-            <w:tcW w:type="dxa" w:w="3419"/>
-          </w:tcPr>
-          <w:p>
-            <w:r>
-              <w:t>1</w:t>
-            </w:r>
-          </w:p>
-        </w:tc>
-      </w:tr>
-      <w:tr>
-        <w:tc>
-          <w:tcPr>
-            <w:tcW w:type="dxa" w:w="3419"/>
-          </w:tcPr>
-          <w:p>
-            <w:r>
-              <w:t>13</w:t>
-            </w:r>
-          </w:p>
-        </w:tc>
-        <w:tc>
-          <w:tcPr>
-            <w:tcW w:type="dxa" w:w="3419"/>
-          </w:tcPr>
-          <w:p>
-            <w:r>
-              <w:t>12211</w:t>
-            </w:r>
-          </w:p>
-        </w:tc>
-        <w:tc>
-          <w:tcPr>
-            <w:tcW w:type="dxa" w:w="3419"/>
-          </w:tcPr>
-          <w:p>
-            <w:r>
-              <w:t>2</w:t>
-            </w:r>
-          </w:p>
-        </w:tc>
-      </w:tr>
-      <w:tr>
-        <w:tc>
-          <w:tcPr>
-            <w:tcW w:type="dxa" w:w="3419"/>
-          </w:tcPr>
-          <w:p>
-            <w:r>
-              <w:t>14</w:t>
-            </w:r>
-          </w:p>
-        </w:tc>
-        <w:tc>
-          <w:tcPr>
-            <w:tcW w:type="dxa" w:w="3419"/>
-          </w:tcPr>
-          <w:p>
-            <w:r>
-              <w:t>234</w:t>
-            </w:r>
-          </w:p>
-        </w:tc>
-        <w:tc>
-          <w:tcPr>
-            <w:tcW w:type="dxa" w:w="3419"/>
-          </w:tcPr>
-          <w:p>
-            <w:r>
-              <w:t>2</w:t>
-            </w:r>
-          </w:p>
-        </w:tc>
-      </w:tr>
-      <w:tr>
-        <w:tc>
-          <w:tcPr>
-            <w:tcW w:type="dxa" w:w="3419"/>
-          </w:tcPr>
-          <w:p>
-            <w:r>
-              <w:t>15</w:t>
-            </w:r>
-          </w:p>
-        </w:tc>
-        <w:tc>
-          <w:tcPr>
-            <w:tcW w:type="dxa" w:w="3419"/>
-          </w:tcPr>
-          <w:p>
-            <w:r>
-              <w:t>11332</w:t>
-            </w:r>
-          </w:p>
-        </w:tc>
-        <w:tc>
-          <w:tcPr>
-            <w:tcW w:type="dxa" w:w="3419"/>
-          </w:tcPr>
-          <w:p>
-            <w:r>
-              <w:t>2</w:t>
-            </w:r>
-          </w:p>
-        </w:tc>
-      </w:tr>
-      <w:tr>
-        <w:tc>
-          <w:tcPr>
-            <w:tcW w:type="dxa" w:w="3419"/>
-          </w:tcPr>
-          <w:p>
-            <w:r>
-              <w:t>16</w:t>
-            </w:r>
-          </w:p>
-        </w:tc>
-        <w:tc>
-          <w:tcPr>
-            <w:tcW w:type="dxa" w:w="3419"/>
-          </w:tcPr>
-          <w:p>
-            <w:r>
-              <w:t>1346</w:t>
-            </w:r>
-          </w:p>
-        </w:tc>
-        <w:tc>
-          <w:tcPr>
-            <w:tcW w:type="dxa" w:w="3419"/>
-          </w:tcPr>
-          <w:p>
-            <w:r>
-              <w:t>2</w:t>
-            </w:r>
-          </w:p>
-        </w:tc>
-      </w:tr>
-    </w:tbl>
-    <w:p>
-      <w:r>
-        <w:rPr>
-          <w:b/>
-        </w:rPr>
-        <w:t>Задание 17 — до 2 баллов</w:t>
-      </w:r>
-    </w:p>
-    <w:p>
-      <w:r>
-        <w:rPr>
-          <w:b w:val="0"/>
-          <w:i w:val="0"/>
-        </w:rPr>
-        <w:t>1) Совокупная система общественных отношений, которая складывается в реализации социальных норм.</w:t>
-      </w:r>
-    </w:p>
-    <w:p>
-      <w:r>
-        <w:rPr>
-          <w:b w:val="0"/>
-          <w:i w:val="0"/>
-        </w:rPr>
-        <w:t>2) Правопорядок  — это система общественных отношений, которая устанавливается в результате точного и полного осуществления предписаний правовых норм всеми субъектами права.</w:t>
-      </w:r>
-    </w:p>
-    <w:p>
-      <w:r>
-        <w:rPr>
-          <w:b w:val="0"/>
-          <w:i w:val="0"/>
-        </w:rPr>
-        <w:t>3) Особенность правопорядка как специфической системы общественных отношений выражается в том, что складывается он только на основе правовых норм и в силу этого охраняется государством.</w:t>
-      </w:r>
-    </w:p>
-    <w:p>
-      <w:r>
-        <w:rPr>
-          <w:b/>
-        </w:rPr>
-        <w:t>Задание 18 — до 2 баллов</w:t>
-      </w:r>
-    </w:p>
-    <w:p>
-      <w:r>
-        <w:rPr>
-          <w:b w:val="0"/>
-          <w:i w:val="0"/>
-        </w:rPr>
-        <w:t>1) Признаки политической партии как общественного объединения:</w:t>
-      </w:r>
-    </w:p>
-    <w:p>
-      <w:r>
-        <w:rPr>
-          <w:b w:val="0"/>
-          <w:i w:val="0"/>
-        </w:rPr>
-        <w:t>— организованность, наличие программы, устава;</w:t>
-      </w:r>
-    </w:p>
-    <w:p>
-      <w:r>
-        <w:rPr>
-          <w:b w:val="0"/>
-          <w:i w:val="0"/>
-        </w:rPr>
-        <w:t>— целью деятельности является получение государственной власти;</w:t>
-      </w:r>
-    </w:p>
-    <w:p>
-      <w:r>
-        <w:rPr>
-          <w:b w:val="0"/>
-          <w:i w:val="0"/>
-        </w:rPr>
-        <w:t>— выражает интересы тех или иных социальных групп и слоев населения.</w:t>
-      </w:r>
-    </w:p>
-    <w:p>
-      <w:r>
-        <w:rPr>
-          <w:b w:val="0"/>
-          <w:i w:val="0"/>
-        </w:rPr>
-        <w:t>2) Связь сущности институциональной рекламы в том, что она создает психологическую установку, предопределяющую дальнейшее поведение электората с уровнем политической культуры, заключается в том, что чем более высокий уровень политической культуры общества, тем менее эффективным будет действовать такая реклама на людей, так как они меня подвержены внешним воздействиям политической рекламы.</w:t>
-      </w:r>
-    </w:p>
-    <w:p>
-      <w:r>
-        <w:rPr>
-          <w:b/>
-        </w:rPr>
-        <w:t>Задание 19 — до 3 баллов</w:t>
-      </w:r>
-    </w:p>
-    <w:p>
-      <w:r>
-        <w:rPr>
-          <w:b w:val="0"/>
-          <w:i w:val="0"/>
-        </w:rPr>
-        <w:t>1) Нормативная (В РФ действует Кодекс об Административных Правонарушениях. Этим актом регламентированы общественные отношения, связанные с привлечением граждан к административной ответственности; установлен перечень правонарушений, а также соответствующие им наказания, порядок ведения дел и полномочия органов по их рассмотрению).</w:t>
-      </w:r>
-    </w:p>
-    <w:p>
-      <w:r>
-        <w:rPr>
-          <w:b w:val="0"/>
-          <w:i w:val="0"/>
-        </w:rPr>
-        <w:t>2) Коммуникативная (В РФ существует электронная приемная Президента, через которую граждане могут обратиться к главе государства дистанционно. Население страны оставляет  электронные заявления на  официальном государственном портале и, спустя время,  получает  компетентные ответы от Администрации Президента РФ).</w:t>
-      </w:r>
-    </w:p>
-    <w:p>
-      <w:r>
-        <w:rPr>
-          <w:b w:val="0"/>
-          <w:i w:val="0"/>
-        </w:rPr>
-        <w:t>3) Культурно-идеологическая (В РФ, в школьных программах по обществознанию, праву и истории закреплены ценности патриотизма, активной гражданской позиции, уважения к Родине. Через систему образования, государственные праздники, формируются политические установки граждан, поддерживающие единство страны, доверие к власти).</w:t>
-      </w:r>
-    </w:p>
-    <w:p>
-      <w:r>
-        <w:rPr>
-          <w:b/>
-        </w:rPr>
-        <w:t>Задание 20 — до 3 баллов</w:t>
-      </w:r>
-    </w:p>
-    <w:p>
-      <w:r>
-        <w:rPr>
-          <w:b w:val="0"/>
-          <w:i w:val="0"/>
-        </w:rPr>
-        <w:t>1) Брачный договор должен быть заключен в письменной форме и нотариально удостоверен, так как это обеспечивает соблюдение законных прав и интересов супругов, потому что такой договор предусматривает распределение имущественных обязательств между супругами и необходимо обеспечить, чтобы брачный договор содержал чёткие и справедливые условия, которые исключают ограничение имущественных и иных прав супругов.</w:t>
-      </w:r>
-    </w:p>
-    <w:p>
-      <w:r>
-        <w:rPr>
-          <w:b w:val="0"/>
-          <w:i w:val="0"/>
-        </w:rPr>
-        <w:t>2) Брачный договор должен быть заключён в письменной форме и нотариально удостоверен, так как это обеспечивает юридическую определённость имущественных отношений супругов и упрощает разрешение возможных споров, поскольку нотариально удостоверенный документ имеет доказательственную силу и может быть использован в суде при возникновении конфликтов между супругами.</w:t>
-      </w:r>
-    </w:p>
-    <w:p>
-      <w:r>
-        <w:rPr>
-          <w:b w:val="0"/>
-          <w:i w:val="0"/>
-        </w:rPr>
-        <w:t>3) Брачный договор должен быть заключён в письменной форме и нотариально удостоверен, поскольку нотариальное удостоверение позволяет подтвердить добровольность его заключения и дееспособность сторон. Нотариус разъясняет супругам правовые последствия заключения договора и проверяет, что соглашение не заключено под давлением и соответствует требованиям законодательства.</w:t>
-      </w:r>
-    </w:p>
-    <w:p>
-      <w:r>
-        <w:rPr>
-          <w:b/>
-        </w:rPr>
-        <w:t>Задание 21 — до 3 баллов</w:t>
-      </w:r>
-    </w:p>
-    <w:p>
-      <w:r>
-        <w:rPr>
-          <w:b w:val="0"/>
-          <w:i w:val="0"/>
-        </w:rPr>
-        <w:t>1) Равновесная цена увеличилась;</w:t>
-      </w:r>
-    </w:p>
-    <w:p>
-      <w:r>
-        <w:rPr>
-          <w:b w:val="0"/>
-          <w:i w:val="0"/>
-        </w:rPr>
-        <w:t>2) Изменение в предпочтениях потребителей (в стране Z наблюдается развитие мощной тенденции, направленной на сохранение экологии, что повлекло за собой отказ от использования легковых автомобилей в пользу общественного транспорта. Поэтому спрос на автобусы в стране Z увеличился);</w:t>
-      </w:r>
-    </w:p>
-    <w:p>
-      <w:r>
-        <w:rPr>
-          <w:b w:val="0"/>
-          <w:i w:val="0"/>
-        </w:rPr>
-        <w:t>3) Если государство предоставит субсидии автотранспортным предприятиям при прочих равных условиях, то предложение увеличится, а равновесная цена уменьшится.</w:t>
-      </w:r>
-    </w:p>
-    <w:p>
-      <w:r>
-        <w:rPr>
-          <w:b/>
-        </w:rPr>
-        <w:t>Задание 22 — до 4 баллов</w:t>
-      </w:r>
-    </w:p>
-    <w:p>
-      <w:r>
-        <w:rPr>
-          <w:b w:val="0"/>
-          <w:i w:val="0"/>
-        </w:rPr>
-        <w:t>1. Постиндустриальному;</w:t>
-      </w:r>
-    </w:p>
-    <w:p>
-      <w:r>
-        <w:rPr>
-          <w:b w:val="0"/>
-          <w:i w:val="0"/>
-        </w:rPr>
-        <w:t>2. Структурная;</w:t>
-      </w:r>
-    </w:p>
-    <w:p>
-      <w:r>
-        <w:rPr>
-          <w:b w:val="0"/>
-          <w:i w:val="0"/>
-        </w:rPr>
-        <w:t>3. Политическим;</w:t>
-      </w:r>
-    </w:p>
-    <w:p>
-      <w:r>
-        <w:rPr>
-          <w:b w:val="0"/>
-          <w:i w:val="0"/>
-        </w:rPr>
-        <w:t>4. Оппозиционная.</w:t>
-      </w:r>
-    </w:p>
-    <w:p>
-      <w:r>
-        <w:rPr>
-          <w:b/>
-        </w:rPr>
-        <w:t>Задание 23 — до 3 баллов</w:t>
-      </w:r>
-    </w:p>
-    <w:p>
-      <w:r>
-        <w:rPr>
-          <w:b w:val="0"/>
-          <w:i w:val="0"/>
-        </w:rPr>
-        <w:t>1) Согласно Конституции Российской Федерации, каждый обвиняемый в совершении преступления считается невиновным, пока его виновность не будет доказана в предусмотренном федеральным законом порядке и установлена вступившим в законную силу приговором суда;</w:t>
-      </w:r>
-    </w:p>
-    <w:p>
-      <w:r>
-        <w:rPr>
-          <w:b w:val="0"/>
-          <w:i w:val="0"/>
-        </w:rPr>
-        <w:t>2) Согласно Конституции Российской Федерации, обвиняемый не обязан доказывать свою невиновность;</w:t>
-      </w:r>
-    </w:p>
-    <w:p>
-      <w:r>
-        <w:rPr>
-          <w:b w:val="0"/>
-          <w:i w:val="0"/>
-        </w:rPr>
-        <w:t>3) Согласно Конституции Российской Федерации, неустранимые сомнения в виновности лица толкуются в пользу обвиняемого.</w:t>
-      </w:r>
-    </w:p>
-    <w:p>
-      <w:r>
-        <w:rPr>
-          <w:b/>
-        </w:rPr>
-        <w:t>Задание 24 — до 4 баллов</w:t>
-      </w:r>
-    </w:p>
-    <w:p>
-      <w:r>
-        <w:rPr>
-          <w:b w:val="0"/>
-          <w:i w:val="0"/>
-        </w:rPr>
-        <w:t>1) Компоненты мировоззрения:</w:t>
-      </w:r>
-    </w:p>
-    <w:p>
-      <w:r>
-        <w:rPr>
-          <w:b w:val="0"/>
-          <w:i w:val="0"/>
-        </w:rPr>
-        <w:t>а) обобщенные знания;</w:t>
-      </w:r>
-    </w:p>
-    <w:p>
-      <w:r>
-        <w:rPr>
-          <w:b w:val="0"/>
-          <w:i w:val="0"/>
-        </w:rPr>
-        <w:t>б) принципы;</w:t>
-      </w:r>
-    </w:p>
-    <w:p>
-      <w:r>
-        <w:rPr>
-          <w:b w:val="0"/>
-          <w:i w:val="0"/>
-        </w:rPr>
-        <w:t>в) убеждения.</w:t>
-      </w:r>
-    </w:p>
-    <w:p>
-      <w:r>
-        <w:rPr>
-          <w:b w:val="0"/>
-          <w:i w:val="0"/>
-        </w:rPr>
-        <w:t>2) Функция мировоззрения:</w:t>
-      </w:r>
-    </w:p>
-    <w:p>
-      <w:r>
-        <w:rPr>
-          <w:b w:val="0"/>
-          <w:i w:val="0"/>
-        </w:rPr>
-        <w:t>а) оценочная;</w:t>
-      </w:r>
-    </w:p>
-    <w:p>
-      <w:r>
-        <w:rPr>
-          <w:b w:val="0"/>
-          <w:i w:val="0"/>
-        </w:rPr>
-        <w:t>б) ориентировочная;</w:t>
-      </w:r>
-    </w:p>
-    <w:p>
-      <w:r>
-        <w:rPr>
-          <w:b w:val="0"/>
-          <w:i w:val="0"/>
-        </w:rPr>
-        <w:t>в) познавательная.</w:t>
-      </w:r>
-    </w:p>
-    <w:p>
-      <w:r>
-        <w:rPr>
-          <w:b w:val="0"/>
-          <w:i w:val="0"/>
-        </w:rPr>
-        <w:t>3) Уровни формирования мировоззрения:</w:t>
-      </w:r>
-    </w:p>
-    <w:p>
-      <w:r>
-        <w:rPr>
-          <w:b w:val="0"/>
-          <w:i w:val="0"/>
-        </w:rPr>
-        <w:t>а) обыденно-практический;</w:t>
-      </w:r>
-    </w:p>
-    <w:p>
-      <w:r>
-        <w:rPr>
-          <w:b w:val="0"/>
-          <w:i w:val="0"/>
-        </w:rPr>
-        <w:t>б) теоретический.</w:t>
-      </w:r>
-    </w:p>
-    <w:p>
-      <w:r>
-        <w:rPr>
-          <w:b w:val="0"/>
-          <w:i w:val="0"/>
-        </w:rPr>
-        <w:t>4) Пути формирования мировоззрения:</w:t>
-      </w:r>
-    </w:p>
-    <w:p>
-      <w:r>
-        <w:rPr>
-          <w:b w:val="0"/>
-          <w:i w:val="0"/>
-        </w:rPr>
-        <w:t>а) стихийный;</w:t>
-      </w:r>
-    </w:p>
-    <w:p>
-      <w:r>
-        <w:rPr>
-          <w:b w:val="0"/>
-          <w:i w:val="0"/>
-        </w:rPr>
-        <w:t>б) целенаправленный.</w:t>
-      </w:r>
-    </w:p>
-    <w:p>
-      <w:r>
-        <w:rPr>
-          <w:b w:val="0"/>
-          <w:i w:val="0"/>
-        </w:rPr>
-        <w:t>5) Виды мировоззрения:</w:t>
-      </w:r>
-    </w:p>
-    <w:p>
-      <w:r>
-        <w:rPr>
-          <w:b w:val="0"/>
-          <w:i w:val="0"/>
-        </w:rPr>
-        <w:t>а) религиозное;</w:t>
-      </w:r>
-    </w:p>
-    <w:p>
-      <w:r>
-        <w:rPr>
-          <w:b w:val="0"/>
-          <w:i w:val="0"/>
-        </w:rPr>
-        <w:t>б) научное;</w:t>
-      </w:r>
-    </w:p>
-    <w:p>
-      <w:r>
-        <w:rPr>
-          <w:b w:val="0"/>
-          <w:i w:val="0"/>
-        </w:rPr>
-        <w:t>в) обыденное.</w:t>
-      </w:r>
-    </w:p>
-    <w:p>
-      <w:r>
-        <w:rPr>
-          <w:b w:val="0"/>
-          <w:i w:val="0"/>
-        </w:rPr>
-        <w:t>Обязательные: 1-5</w:t>
-      </w:r>
-    </w:p>
-    <w:p>
-      <w:r>
-        <w:rPr>
-          <w:b/>
-        </w:rPr>
-        <w:t>Задание 25 — до 6 баллов</w:t>
-      </w:r>
-    </w:p>
-    <w:p>
-      <w:r>
-        <w:rPr>
-          <w:b w:val="0"/>
-          <w:i w:val="0"/>
-        </w:rPr>
-        <w:t>1) Политическая система общества оказывает прямое влияние на все остальные сферы общественной жизни, поэтому политические процессы оказывают влияние на все возможные отношения, которые складываются в обществе. В связи с этим необходима реализация именно демократического политического процесса, так как только он обеспечивает возможность соответствия политических решений реальным запросам общества, что в конечном итоге и приводит к его развитию. Вместе с этим, именно демократический политический процесс соответствует тенденциям современного развития общества, таким как: открытость, саморегулирование, развитие прав и свобод человека.</w:t>
-      </w:r>
-    </w:p>
-    <w:p>
-      <w:r>
-        <w:rPr>
-          <w:b w:val="0"/>
-          <w:i w:val="0"/>
-        </w:rPr>
-        <w:t xml:space="preserve">2) Типичные политические процессы для демократического общества: голосование на выборах; использование СМИ для обсуждения общественно-значимых проблем; учет общественного мнения. </w:t>
-      </w:r>
-    </w:p>
-    <w:p>
-      <w:r>
-        <w:rPr>
-          <w:b w:val="0"/>
-          <w:i w:val="0"/>
-        </w:rPr>
-        <w:t xml:space="preserve">3) Примеры, иллюстрирующие политические процессы в РФ: </w:t>
-      </w:r>
-    </w:p>
-    <w:p>
-      <w:r>
-        <w:rPr>
-          <w:b w:val="0"/>
-          <w:i w:val="0"/>
-        </w:rPr>
-        <w:t>а) Голосование на выборах. Граждане РФ каждые 6 лет участвуют в прямых, тайных и равных выборах президента, определяя главу государства демократическим путем.</w:t>
-      </w:r>
-    </w:p>
-    <w:p>
-      <w:r>
-        <w:rPr>
-          <w:b w:val="0"/>
-          <w:i w:val="0"/>
-        </w:rPr>
-        <w:t>б) Обсуждение проблем в СМИ. Телепрограммы ("Первая студия", "60 минут") активно обсуждали проблему инфляции, выявленную опросом ВЦИОМ, как ключевую социальную проблему страны.</w:t>
-      </w:r>
-    </w:p>
-    <w:p>
-      <w:r>
-        <w:rPr>
-          <w:b w:val="0"/>
-          <w:i w:val="0"/>
-        </w:rPr>
-        <w:t>в) Учет общественного мнения. Поправки в Конституцию 2020 года вступили в силу только после их одобрения 78% граждан на общероссийском голосовании, демонстрируя учет мнения электората.</w:t>
-      </w:r>
-    </w:p>
     <w:sectPr>
-      <w:pgSz w:w="12240" w:h="15840"/>
-      <w:pgMar w:top="964" w:right="850" w:bottom="964" w:left="1134" w:header="720" w:footer="720" w:gutter="0"/>
+      <w:footerReference w:type="default" r:id="rId11"/>
+      <w:pgSz w:w="11906" w:h="16838"/>
+      <w:pgMar w:top="935" w:right="879" w:bottom="879" w:left="992" w:header="397" w:footer="397" w:gutter="0"/>
       <w:cols w:space="720"/>
       <w:docGrid w:linePitch="360"/>
     </w:sectPr>
   </w:body>
 </w:document>
+</file>
+
+<file path=word/footer1.xml><?xml version="1.0" encoding="utf-8"?>
+<w:ftr xmlns:m="http://schemas.openxmlformats.org/officeDocument/2006/math" xmlns:mc="http://schemas.openxmlformats.org/markup-compatibility/2006" xmlns:mo="http://schemas.microsoft.com/office/mac/office/2008/main" xmlns:mv="urn:schemas-microsoft-com:mac:vml" xmlns:o="urn:schemas-microsoft-com:office:office" xmlns:r="http://schemas.openxmlformats.org/officeDocument/2006/relationships" xmlns:v="urn:schemas-microsoft-com:vml" xmlns:w10="urn:schemas-microsoft-com:office:word" xmlns:w14="http://schemas.microsoft.com/office/word/2010/wordml" xmlns:w="http://schemas.openxmlformats.org/wordprocessingml/2006/main" xmlns:wne="http://schemas.microsoft.com/office/word/2006/wordml" xmlns:wp14="http://schemas.microsoft.com/office/word/2010/wordprocessingDrawing" xmlns:wp="http://schemas.openxmlformats.org/drawingml/2006/wordprocessingDrawing" xmlns:wpc="http://schemas.microsoft.com/office/word/2010/wordprocessingCanvas" xmlns:wpg="http://schemas.microsoft.com/office/word/2010/wordprocessingGroup" xmlns:wpi="http://schemas.microsoft.com/office/word/2010/wordprocessingInk" xmlns:wps="http://schemas.microsoft.com/office/word/2010/wordprocessingShape" mc:Ignorable="w14 wp14">
+  <w:p>
+    <w:pPr>
+      <w:pStyle w:val="Footer"/>
+    </w:pPr>
+  </w:p>
+</w:ftr>
 </file>
 
 <file path=word/numbering.xml><?xml version="1.0" encoding="utf-8"?>
@@ -3892,11 +4340,12 @@
     <w:qFormat/>
     <w:rsid w:val="00FC693F"/>
     <w:pPr>
-      <w:spacing w:after="100"/>
+      <w:spacing w:after="0" w:line="240" w:lineRule="auto"/>
     </w:pPr>
     <w:rPr>
-      <w:rFonts w:ascii="Arial" w:hAnsi="Arial"/>
-      <w:sz w:val="22"/>
+      <w:rFonts w:ascii="Times New Roman" w:hAnsi="Times New Roman"/>
+      <w:color w:val="181A1F"/>
+      <w:sz w:val="28"/>
     </w:rPr>
   </w:style>
   <w:style w:type="paragraph" w:styleId="Header">
@@ -3958,10 +4407,10 @@
       <w:outlineLvl w:val="0"/>
     </w:pPr>
     <w:rPr>
-      <w:rFonts w:asciiTheme="majorHAnsi" w:eastAsiaTheme="majorEastAsia" w:hAnsiTheme="majorHAnsi" w:cstheme="majorBidi" w:ascii="Arial" w:hAnsi="Arial"/>
+      <w:rFonts w:asciiTheme="majorHAnsi" w:eastAsiaTheme="majorEastAsia" w:hAnsiTheme="majorHAnsi" w:cstheme="majorBidi" w:ascii="Times New Roman" w:hAnsi="Times New Roman"/>
       <w:b/>
       <w:bCs/>
-      <w:color w:val="365F91" w:themeColor="accent1" w:themeShade="BF"/>
+      <w:color w:val="181A1F"/>
       <w:sz w:val="28"/>
       <w:szCs w:val="28"/>
     </w:rPr>

--- a/доп материалы/пробные варианты/obschiy_variant_2.docx
+++ b/доп материалы/пробные варианты/obschiy_variant_2.docx
@@ -4,367 +4,346 @@
   <w:body>
     <w:p>
       <w:pPr>
-        <w:widowControl/>
-        <w:spacing w:line="240" w:lineRule="auto" w:after="120"/>
-        <w:jc w:val="left"/>
+        <w:keepNext/>
+        <w:spacing w:after="60" w:line="240" w:lineRule="auto"/>
+        <w:jc w:val="center"/>
       </w:pPr>
       <w:r>
         <w:rPr>
           <w:rFonts w:ascii="Times New Roman" w:hAnsi="Times New Roman" w:eastAsia="Times New Roman"/>
           <w:b/>
-          <w:color w:val="181A1F"/>
+          <w:i w:val="0"/>
           <w:sz w:val="28"/>
         </w:rPr>
-        <w:t>Тематический пробный вариант № 2. Общий вариант по всем разделам</w:t>
+        <w:t>Пробный ЕГЭ по обществознанию</w:t>
       </w:r>
     </w:p>
     <w:p>
       <w:pPr>
-        <w:widowControl/>
-        <w:spacing w:line="240" w:lineRule="auto" w:after="140"/>
-        <w:jc w:val="left"/>
-      </w:pPr>
-      <w:r>
-        <w:rPr>
-          <w:rFonts w:ascii="Times New Roman" w:hAnsi="Times New Roman" w:eastAsia="Times New Roman"/>
-          <w:color w:val="181A1F"/>
-          <w:sz w:val="28"/>
-        </w:rPr>
-        <w:t>25 заданий • максимальный первичный балл — 58 • рекомендуемое время — 3 часа 30 минут</w:t>
-      </w:r>
-    </w:p>
-    <w:p>
-      <w:pPr>
-        <w:widowControl/>
-        <w:spacing w:line="240" w:lineRule="auto" w:after="0"/>
-      </w:pPr>
-      <w:r>
-        <w:rPr>
-          <w:rFonts w:ascii="Times New Roman" w:hAnsi="Times New Roman" w:eastAsia="Times New Roman"/>
-          <w:i/>
-          <w:color w:val="181A1F"/>
-          <w:sz w:val="28"/>
-        </w:rPr>
-        <w:t>Смешанный вариант: задания распределены между указанными разделами.</w:t>
-      </w:r>
-    </w:p>
-    <w:p>
-      <w:pPr>
-        <w:pStyle w:val="Heading1"/>
-        <w:keepNext/>
-        <w:widowControl/>
-        <w:spacing w:line="240" w:lineRule="auto" w:after="60" w:before="160"/>
-      </w:pPr>
-      <w:r>
-        <w:rPr>
-          <w:rFonts w:ascii="Times New Roman" w:hAnsi="Times New Roman" w:eastAsia="Times New Roman"/>
-          <w:b/>
-          <w:color w:val="181A1F"/>
-          <w:sz w:val="28"/>
-        </w:rPr>
-        <w:t>Часть 1</w:t>
-      </w:r>
-    </w:p>
-    <w:p>
-      <w:pPr>
-        <w:widowControl/>
-        <w:spacing w:line="240" w:lineRule="auto" w:after="0"/>
-      </w:pPr>
-      <w:r>
-        <w:rPr>
-          <w:rFonts w:ascii="Times New Roman" w:hAnsi="Times New Roman" w:eastAsia="Times New Roman"/>
-          <w:color w:val="181A1F"/>
-          <w:sz w:val="28"/>
-        </w:rPr>
-        <w:t>Ответами к заданиям 1–16 являются последовательности цифр. Запишите ответ без пробелов и дополнительных символов.</w:t>
-      </w:r>
-    </w:p>
-    <w:p>
-      <w:pPr>
-        <w:keepNext/>
-        <w:widowControl/>
-        <w:spacing w:line="240" w:lineRule="auto" w:after="0" w:before="120"/>
-      </w:pPr>
-      <w:r>
-        <w:rPr>
-          <w:rFonts w:ascii="Times New Roman" w:hAnsi="Times New Roman" w:eastAsia="Times New Roman"/>
-          <w:b/>
-          <w:color w:val="181A1F"/>
-          <w:sz w:val="28"/>
-        </w:rPr>
-        <w:t>1.</w:t>
-      </w:r>
-    </w:p>
-    <w:p>
-      <w:pPr>
-        <w:widowControl/>
-        <w:spacing w:line="240" w:lineRule="auto" w:after="0"/>
+        <w:keepNext w:val="0"/>
+        <w:spacing w:after="60" w:line="240" w:lineRule="auto"/>
+        <w:jc w:val="center"/>
       </w:pPr>
       <w:r>
         <w:rPr>
           <w:rFonts w:ascii="Times New Roman" w:hAnsi="Times New Roman" w:eastAsia="Times New Roman"/>
           <w:b w:val="0"/>
           <w:i w:val="0"/>
-          <w:color w:val="181A1F"/>
           <w:sz w:val="28"/>
         </w:rPr>
-        <w:t>Ниже приведён перечень терминов. Все они, за исключением двух, связаны с понятием «глобализация».</w:t>
+        <w:t>Вариант № 2</w:t>
       </w:r>
     </w:p>
     <w:p>
       <w:pPr>
-        <w:widowControl/>
-        <w:spacing w:line="240" w:lineRule="auto" w:after="0"/>
-      </w:pPr>
+        <w:keepNext/>
+        <w:spacing w:after="60" w:line="240" w:lineRule="auto"/>
+        <w:jc w:val="both"/>
+      </w:pPr>
+      <w:r>
+        <w:rPr>
+          <w:rFonts w:ascii="Times New Roman" w:hAnsi="Times New Roman" w:eastAsia="Times New Roman"/>
+          <w:b/>
+          <w:i w:val="0"/>
+          <w:sz w:val="28"/>
+        </w:rPr>
+        <w:t>Первая часть</w:t>
+      </w:r>
+    </w:p>
+    <w:p>
+      <w:pPr>
+        <w:keepNext w:val="0"/>
+        <w:spacing w:after="60" w:line="240" w:lineRule="auto"/>
+        <w:jc w:val="both"/>
+      </w:pPr>
+      <w:r>
+        <w:rPr>
+          <w:rFonts w:ascii="Times New Roman" w:hAnsi="Times New Roman" w:eastAsia="Times New Roman"/>
+          <w:b/>
+          <w:sz w:val="28"/>
+        </w:rPr>
+        <w:t xml:space="preserve">№1 </w:t>
+      </w:r>
       <w:r>
         <w:rPr>
           <w:rFonts w:ascii="Times New Roman" w:hAnsi="Times New Roman" w:eastAsia="Times New Roman"/>
           <w:b w:val="0"/>
           <w:i w:val="0"/>
-          <w:color w:val="181A1F"/>
           <w:sz w:val="28"/>
         </w:rPr>
-        <w:t>1) стратификация;</w:t>
+        <w:t xml:space="preserve">Ниже приведён перечень характеристик. Все они, за исключением двух, относятся к характеристикам массовой культуры. </w:t>
       </w:r>
     </w:p>
     <w:p>
       <w:pPr>
-        <w:widowControl/>
-        <w:spacing w:line="240" w:lineRule="auto" w:after="0"/>
+        <w:keepNext w:val="0"/>
+        <w:spacing w:after="60" w:line="240" w:lineRule="auto"/>
+        <w:jc w:val="both"/>
       </w:pPr>
       <w:r>
         <w:rPr>
           <w:rFonts w:ascii="Times New Roman" w:hAnsi="Times New Roman" w:eastAsia="Times New Roman"/>
           <w:b w:val="0"/>
           <w:i w:val="0"/>
-          <w:color w:val="181A1F"/>
           <w:sz w:val="28"/>
         </w:rPr>
-        <w:t>2) интернет-сети;</w:t>
+        <w:t>1) ориентация на запросы широкого круга потребителей;</w:t>
       </w:r>
     </w:p>
     <w:p>
       <w:pPr>
-        <w:widowControl/>
-        <w:spacing w:line="240" w:lineRule="auto" w:after="0"/>
+        <w:keepNext w:val="0"/>
+        <w:spacing w:after="60" w:line="240" w:lineRule="auto"/>
+        <w:jc w:val="both"/>
       </w:pPr>
       <w:r>
         <w:rPr>
           <w:rFonts w:ascii="Times New Roman" w:hAnsi="Times New Roman" w:eastAsia="Times New Roman"/>
           <w:b w:val="0"/>
           <w:i w:val="0"/>
-          <w:color w:val="181A1F"/>
           <w:sz w:val="28"/>
         </w:rPr>
-        <w:t>3) мировые рынки;</w:t>
+        <w:t>2) коммерциализация духовной деятельности;</w:t>
       </w:r>
     </w:p>
     <w:p>
       <w:pPr>
-        <w:widowControl/>
-        <w:spacing w:line="240" w:lineRule="auto" w:after="0"/>
+        <w:keepNext w:val="0"/>
+        <w:spacing w:after="60" w:line="240" w:lineRule="auto"/>
+        <w:jc w:val="both"/>
       </w:pPr>
       <w:r>
         <w:rPr>
           <w:rFonts w:ascii="Times New Roman" w:hAnsi="Times New Roman" w:eastAsia="Times New Roman"/>
           <w:b w:val="0"/>
           <w:i w:val="0"/>
-          <w:color w:val="181A1F"/>
           <w:sz w:val="28"/>
         </w:rPr>
-        <w:t>4) локальная цивилизация;</w:t>
+        <w:t>3) приоритетное развитие развлекательных жанров;</w:t>
       </w:r>
     </w:p>
     <w:p>
       <w:pPr>
-        <w:widowControl/>
-        <w:spacing w:line="240" w:lineRule="auto" w:after="0"/>
+        <w:keepNext w:val="0"/>
+        <w:spacing w:after="60" w:line="240" w:lineRule="auto"/>
+        <w:jc w:val="both"/>
       </w:pPr>
       <w:r>
         <w:rPr>
           <w:rFonts w:ascii="Times New Roman" w:hAnsi="Times New Roman" w:eastAsia="Times New Roman"/>
           <w:b w:val="0"/>
           <w:i w:val="0"/>
-          <w:color w:val="181A1F"/>
           <w:sz w:val="28"/>
         </w:rPr>
-        <w:t>5) интернационализация;</w:t>
+        <w:t>4) тиражирование стандартизированных ценностей;</w:t>
       </w:r>
     </w:p>
     <w:p>
       <w:pPr>
-        <w:widowControl/>
-        <w:spacing w:line="240" w:lineRule="auto" w:after="0"/>
+        <w:keepNext w:val="0"/>
+        <w:spacing w:after="60" w:line="240" w:lineRule="auto"/>
+        <w:jc w:val="both"/>
       </w:pPr>
       <w:r>
         <w:rPr>
           <w:rFonts w:ascii="Times New Roman" w:hAnsi="Times New Roman" w:eastAsia="Times New Roman"/>
           <w:b w:val="0"/>
           <w:i w:val="0"/>
-          <w:color w:val="181A1F"/>
           <w:sz w:val="28"/>
         </w:rPr>
-        <w:t>6) международное разделение труда.</w:t>
+        <w:t>5) необходимость специальной подготовки зрителя;</w:t>
       </w:r>
     </w:p>
     <w:p>
       <w:pPr>
-        <w:widowControl/>
-        <w:spacing w:line="240" w:lineRule="auto" w:after="0"/>
+        <w:keepNext w:val="0"/>
+        <w:spacing w:after="60" w:line="240" w:lineRule="auto"/>
+        <w:jc w:val="both"/>
       </w:pPr>
       <w:r>
         <w:rPr>
           <w:rFonts w:ascii="Times New Roman" w:hAnsi="Times New Roman" w:eastAsia="Times New Roman"/>
           <w:b w:val="0"/>
           <w:i w:val="0"/>
-          <w:color w:val="181A1F"/>
           <w:sz w:val="28"/>
         </w:rPr>
-        <w:t>Найдите два термина, «выпадающих» из общего ряда, и запишите в таблицу цифры, под которыми они указаны.</w:t>
+        <w:t>6) сложность содержания.</w:t>
       </w:r>
     </w:p>
     <w:p>
       <w:pPr>
-        <w:keepNext/>
-        <w:widowControl/>
-        <w:spacing w:line="240" w:lineRule="auto" w:after="0" w:before="120"/>
-      </w:pPr>
-      <w:r>
-        <w:rPr>
-          <w:rFonts w:ascii="Times New Roman" w:hAnsi="Times New Roman" w:eastAsia="Times New Roman"/>
-          <w:b/>
-          <w:color w:val="181A1F"/>
-          <w:sz w:val="28"/>
-        </w:rPr>
-        <w:t>2.</w:t>
-      </w:r>
-    </w:p>
-    <w:p>
-      <w:pPr>
-        <w:widowControl/>
-        <w:spacing w:line="240" w:lineRule="auto" w:after="0"/>
+        <w:keepNext w:val="0"/>
+        <w:spacing w:after="60" w:line="240" w:lineRule="auto"/>
+        <w:jc w:val="both"/>
       </w:pPr>
       <w:r>
         <w:rPr>
           <w:rFonts w:ascii="Times New Roman" w:hAnsi="Times New Roman" w:eastAsia="Times New Roman"/>
           <w:b w:val="0"/>
           <w:i w:val="0"/>
-          <w:color w:val="181A1F"/>
           <w:sz w:val="28"/>
         </w:rPr>
-        <w:t>Выберите верные суждения об обществе и его типах (видах) и запишите цифры, под которыми они указаны.</w:t>
+        <w:t>Найдите две характеристики, «выпадающие» из общего ряда, и запишите в таблицу цифры, под которыми они указаны.</w:t>
       </w:r>
     </w:p>
     <w:p>
       <w:pPr>
-        <w:widowControl/>
-        <w:spacing w:line="240" w:lineRule="auto" w:after="0"/>
+        <w:keepNext w:val="0"/>
+        <w:spacing w:after="60" w:line="240" w:lineRule="auto"/>
+        <w:jc w:val="both"/>
       </w:pPr>
       <w:r>
         <w:rPr>
           <w:rFonts w:ascii="Times New Roman" w:hAnsi="Times New Roman" w:eastAsia="Times New Roman"/>
           <w:b w:val="0"/>
           <w:i w:val="0"/>
-          <w:color w:val="181A1F"/>
           <w:sz w:val="28"/>
         </w:rPr>
-        <w:t>1) Каждая сфера общества является сложной самоорганизующейся системой.</w:t>
+        <w:t>Ответ:</w:t>
       </w:r>
     </w:p>
     <w:p>
       <w:pPr>
-        <w:widowControl/>
-        <w:spacing w:line="240" w:lineRule="auto" w:after="0"/>
-      </w:pPr>
+        <w:keepNext w:val="0"/>
+        <w:spacing w:after="60" w:line="240" w:lineRule="auto"/>
+        <w:jc w:val="both"/>
+      </w:pPr>
+      <w:r>
+        <w:rPr>
+          <w:rFonts w:ascii="Times New Roman" w:hAnsi="Times New Roman" w:eastAsia="Times New Roman"/>
+          <w:b/>
+          <w:sz w:val="28"/>
+        </w:rPr>
+        <w:t xml:space="preserve">№2 </w:t>
+      </w:r>
       <w:r>
         <w:rPr>
           <w:rFonts w:ascii="Times New Roman" w:hAnsi="Times New Roman" w:eastAsia="Times New Roman"/>
           <w:b w:val="0"/>
           <w:i w:val="0"/>
-          <w:color w:val="181A1F"/>
           <w:sz w:val="28"/>
         </w:rPr>
-        <w:t>2) Основной фактор производства традиционного общества — денежный капитал.</w:t>
+        <w:t xml:space="preserve">Выберите верные суждения об обществе и социальных институтах и запишите цифры, под которыми они указаны. </w:t>
       </w:r>
     </w:p>
     <w:p>
       <w:pPr>
-        <w:widowControl/>
-        <w:spacing w:line="240" w:lineRule="auto" w:after="0"/>
+        <w:keepNext w:val="0"/>
+        <w:spacing w:after="60" w:line="240" w:lineRule="auto"/>
+        <w:jc w:val="both"/>
       </w:pPr>
       <w:r>
         <w:rPr>
           <w:rFonts w:ascii="Times New Roman" w:hAnsi="Times New Roman" w:eastAsia="Times New Roman"/>
           <w:b w:val="0"/>
           <w:i w:val="0"/>
-          <w:color w:val="181A1F"/>
           <w:sz w:val="28"/>
         </w:rPr>
-        <w:t>3) B информационном обществе возникла массовая культура.</w:t>
+        <w:t xml:space="preserve">1) Политическая сфера общества включает в себя производство и потребление, предпринимательство, денежные отношения и т.п. </w:t>
       </w:r>
     </w:p>
     <w:p>
       <w:pPr>
-        <w:widowControl/>
-        <w:spacing w:line="240" w:lineRule="auto" w:after="0"/>
+        <w:keepNext w:val="0"/>
+        <w:spacing w:after="60" w:line="240" w:lineRule="auto"/>
+        <w:jc w:val="both"/>
       </w:pPr>
       <w:r>
         <w:rPr>
           <w:rFonts w:ascii="Times New Roman" w:hAnsi="Times New Roman" w:eastAsia="Times New Roman"/>
           <w:b w:val="0"/>
           <w:i w:val="0"/>
-          <w:color w:val="181A1F"/>
           <w:sz w:val="28"/>
         </w:rPr>
-        <w:t>4) Общество является динамичной системой.</w:t>
+        <w:t xml:space="preserve">2) Общество является частью природной среды. </w:t>
       </w:r>
     </w:p>
     <w:p>
       <w:pPr>
-        <w:widowControl/>
-        <w:spacing w:line="240" w:lineRule="auto" w:after="0"/>
+        <w:keepNext w:val="0"/>
+        <w:spacing w:after="60" w:line="240" w:lineRule="auto"/>
+        <w:jc w:val="both"/>
       </w:pPr>
       <w:r>
         <w:rPr>
           <w:rFonts w:ascii="Times New Roman" w:hAnsi="Times New Roman" w:eastAsia="Times New Roman"/>
           <w:b w:val="0"/>
           <w:i w:val="0"/>
-          <w:color w:val="181A1F"/>
           <w:sz w:val="28"/>
         </w:rPr>
-        <w:t>5) В широком смысле под обществом понимают всё человечество в его прошлом, настоящем и будущем.</w:t>
+        <w:t xml:space="preserve">3) Один из социальных институтов, призванных удовлетворять базовые потребности человека и общества в комфортных материальных условиях существования, — производство. </w:t>
       </w:r>
     </w:p>
     <w:p>
       <w:pPr>
-        <w:keepNext/>
-        <w:widowControl/>
-        <w:spacing w:line="240" w:lineRule="auto" w:after="0" w:before="120"/>
-      </w:pPr>
-      <w:r>
-        <w:rPr>
-          <w:rFonts w:ascii="Times New Roman" w:hAnsi="Times New Roman" w:eastAsia="Times New Roman"/>
-          <w:b/>
-          <w:color w:val="181A1F"/>
-          <w:sz w:val="28"/>
-        </w:rPr>
-        <w:t>3.</w:t>
-      </w:r>
-    </w:p>
-    <w:p>
-      <w:pPr>
-        <w:widowControl/>
-        <w:spacing w:line="240" w:lineRule="auto" w:after="0"/>
+        <w:keepNext w:val="0"/>
+        <w:spacing w:after="60" w:line="240" w:lineRule="auto"/>
+        <w:jc w:val="both"/>
       </w:pPr>
       <w:r>
         <w:rPr>
           <w:rFonts w:ascii="Times New Roman" w:hAnsi="Times New Roman" w:eastAsia="Times New Roman"/>
           <w:b w:val="0"/>
           <w:i w:val="0"/>
-          <w:color w:val="181A1F"/>
           <w:sz w:val="28"/>
         </w:rPr>
-        <w:t>Установите соответствие между примерами и сторонами сущности человека: к каждому элементу, данному в первом столбце, подберите соответствующий элемент из второго столбца.</w:t>
+        <w:t xml:space="preserve">4) Один из социальных институтов, призванных удовлетворять базовые потребности человека и общества в общении, объединении с другими людьми и первичной социализации, — это семья. </w:t>
+      </w:r>
+    </w:p>
+    <w:p>
+      <w:pPr>
+        <w:keepNext w:val="0"/>
+        <w:spacing w:after="60" w:line="240" w:lineRule="auto"/>
+        <w:jc w:val="both"/>
+      </w:pPr>
+      <w:r>
+        <w:rPr>
+          <w:rFonts w:ascii="Times New Roman" w:hAnsi="Times New Roman" w:eastAsia="Times New Roman"/>
+          <w:b w:val="0"/>
+          <w:i w:val="0"/>
+          <w:sz w:val="28"/>
+        </w:rPr>
+        <w:t>5) Общество — это совокупность всех форм объединения и способов взаимодействия людей, в которых выражается их взаимозависимость.</w:t>
+      </w:r>
+    </w:p>
+    <w:p>
+      <w:pPr>
+        <w:keepNext w:val="0"/>
+        <w:spacing w:after="60" w:line="240" w:lineRule="auto"/>
+        <w:jc w:val="both"/>
+      </w:pPr>
+      <w:r>
+        <w:rPr>
+          <w:rFonts w:ascii="Times New Roman" w:hAnsi="Times New Roman" w:eastAsia="Times New Roman"/>
+          <w:b w:val="0"/>
+          <w:i w:val="0"/>
+          <w:sz w:val="28"/>
+        </w:rPr>
+        <w:t>Ответ:</w:t>
+      </w:r>
+    </w:p>
+    <w:p>
+      <w:pPr>
+        <w:keepNext w:val="0"/>
+        <w:spacing w:after="60" w:line="240" w:lineRule="auto"/>
+        <w:jc w:val="both"/>
+      </w:pPr>
+      <w:r>
+        <w:rPr>
+          <w:rFonts w:ascii="Times New Roman" w:hAnsi="Times New Roman" w:eastAsia="Times New Roman"/>
+          <w:b/>
+          <w:sz w:val="28"/>
+        </w:rPr>
+        <w:t xml:space="preserve">№3 </w:t>
+      </w:r>
+      <w:r>
+        <w:rPr>
+          <w:rFonts w:ascii="Times New Roman" w:hAnsi="Times New Roman" w:eastAsia="Times New Roman"/>
+          <w:b w:val="0"/>
+          <w:i w:val="0"/>
+          <w:sz w:val="28"/>
+        </w:rPr>
+        <w:t>Установите соответствие между признаками и видами познания: к каждой позиции, данной в первом столбце, подберите соответствующую позицию из второго столбца.</w:t>
       </w:r>
     </w:p>
     <w:tbl>
@@ -382,38 +361,52 @@
         <w:tc>
           <w:tcPr>
             <w:tcW w:type="dxa" w:w="5128"/>
+            <w:vAlign w:val="center"/>
+            <w:tcMar>
+              <w:top w:w="80" w:type="dxa"/>
+              <w:start w:w="100" w:type="dxa"/>
+              <w:bottom w:w="80" w:type="dxa"/>
+              <w:end w:w="100" w:type="dxa"/>
+            </w:tcMar>
           </w:tcPr>
           <w:p>
             <w:pPr>
+              <w:keepNext w:val="0"/>
               <w:spacing w:after="0" w:line="240" w:lineRule="auto"/>
+              <w:jc w:val="left"/>
             </w:pPr>
             <w:r>
               <w:rPr>
                 <w:rFonts w:ascii="Times New Roman" w:hAnsi="Times New Roman" w:eastAsia="Times New Roman"/>
-                <w:b/>
-                <w:color w:val="181A1F"/>
                 <w:sz w:val="28"/>
               </w:rPr>
-              <w:t>ПРИМЕРЫ</w:t>
+              <w:t>ПРИЗНАКИ</w:t>
             </w:r>
           </w:p>
         </w:tc>
         <w:tc>
           <w:tcPr>
             <w:tcW w:type="dxa" w:w="5128"/>
+            <w:vAlign w:val="center"/>
+            <w:tcMar>
+              <w:top w:w="80" w:type="dxa"/>
+              <w:start w:w="100" w:type="dxa"/>
+              <w:bottom w:w="80" w:type="dxa"/>
+              <w:end w:w="100" w:type="dxa"/>
+            </w:tcMar>
           </w:tcPr>
           <w:p>
             <w:pPr>
+              <w:keepNext w:val="0"/>
               <w:spacing w:after="0" w:line="240" w:lineRule="auto"/>
+              <w:jc w:val="left"/>
             </w:pPr>
             <w:r>
               <w:rPr>
                 <w:rFonts w:ascii="Times New Roman" w:hAnsi="Times New Roman" w:eastAsia="Times New Roman"/>
-                <w:b/>
-                <w:color w:val="181A1F"/>
                 <w:sz w:val="28"/>
               </w:rPr>
-              <w:t>СТОРОНЫ СУЩНОСТИ ЧЕЛОВЕКА</w:t>
+              <w:t>ВИДЫ ПОЗНАНИЯ</w:t>
             </w:r>
           </w:p>
         </w:tc>
@@ -422,62 +415,69 @@
         <w:tc>
           <w:tcPr>
             <w:tcW w:type="dxa" w:w="5128"/>
+            <w:vAlign w:val="center"/>
+            <w:tcMar>
+              <w:top w:w="80" w:type="dxa"/>
+              <w:start w:w="100" w:type="dxa"/>
+              <w:bottom w:w="80" w:type="dxa"/>
+              <w:end w:w="100" w:type="dxa"/>
+            </w:tcMar>
           </w:tcPr>
           <w:p>
             <w:pPr>
+              <w:keepNext w:val="0"/>
               <w:spacing w:after="0" w:line="240" w:lineRule="auto"/>
+              <w:jc w:val="left"/>
             </w:pPr>
             <w:r>
               <w:rPr>
                 <w:rFonts w:ascii="Times New Roman" w:hAnsi="Times New Roman" w:eastAsia="Times New Roman"/>
-                <w:color w:val="181A1F"/>
                 <w:sz w:val="28"/>
               </w:rPr>
-              <w:t>А) Пётр любит классическую музыку.</w:t>
-              <w:br/>
-              <w:t>Б) У Кирилла много друзей.</w:t>
-              <w:br/>
-              <w:t>В) Антон физически вынослив.</w:t>
-              <w:br/>
-              <w:t>Г) Рост Ксении 155 см.</w:t>
-              <w:br/>
-              <w:t>Д) Зарема доброжелательна к своим коллегам.</w:t>
+              <w:t>A) логичность, обоснованностьБ) доказательностьB) опора на верованияГ) воспроизводимость результатов познанияД) ярко выраженная эмоциональная окрашенность</w:t>
             </w:r>
           </w:p>
         </w:tc>
         <w:tc>
           <w:tcPr>
             <w:tcW w:type="dxa" w:w="5128"/>
+            <w:vAlign w:val="center"/>
+            <w:tcMar>
+              <w:top w:w="80" w:type="dxa"/>
+              <w:start w:w="100" w:type="dxa"/>
+              <w:bottom w:w="80" w:type="dxa"/>
+              <w:end w:w="100" w:type="dxa"/>
+            </w:tcMar>
           </w:tcPr>
           <w:p>
             <w:pPr>
+              <w:keepNext w:val="0"/>
               <w:spacing w:after="0" w:line="240" w:lineRule="auto"/>
+              <w:jc w:val="left"/>
             </w:pPr>
             <w:r>
               <w:rPr>
                 <w:rFonts w:ascii="Times New Roman" w:hAnsi="Times New Roman" w:eastAsia="Times New Roman"/>
-                <w:color w:val="181A1F"/>
                 <w:sz w:val="28"/>
               </w:rPr>
-              <w:t>1) биологическая</w:t>
-              <w:br/>
-              <w:t>2) социальная</w:t>
+              <w:t>1) мифологическое2) научное</w:t>
             </w:r>
           </w:p>
         </w:tc>
       </w:tr>
     </w:tbl>
+    <w:p/>
     <w:p>
       <w:pPr>
-        <w:widowControl/>
-        <w:spacing w:line="240" w:lineRule="auto" w:after="0"/>
+        <w:keepNext w:val="0"/>
+        <w:spacing w:after="60" w:line="240" w:lineRule="auto"/>
+        <w:jc w:val="both"/>
       </w:pPr>
       <w:r>
         <w:rPr>
           <w:rFonts w:ascii="Times New Roman" w:hAnsi="Times New Roman" w:eastAsia="Times New Roman"/>
           <w:b w:val="0"/>
           <w:i w:val="0"/>
-          <w:color w:val="181A1F"/>
           <w:sz w:val="28"/>
         </w:rPr>
         <w:t>Запишите в ответ цифры, расположив их в порядке, соответствующем буквам:</w:t>
@@ -501,16 +501,23 @@
         <w:tc>
           <w:tcPr>
             <w:tcW w:type="dxa" w:w="2051"/>
+            <w:vAlign w:val="center"/>
+            <w:tcMar>
+              <w:top w:w="80" w:type="dxa"/>
+              <w:start w:w="100" w:type="dxa"/>
+              <w:bottom w:w="80" w:type="dxa"/>
+              <w:end w:w="100" w:type="dxa"/>
+            </w:tcMar>
           </w:tcPr>
           <w:p>
             <w:pPr>
+              <w:keepNext w:val="0"/>
               <w:spacing w:after="0" w:line="240" w:lineRule="auto"/>
+              <w:jc w:val="left"/>
             </w:pPr>
             <w:r>
               <w:rPr>
                 <w:rFonts w:ascii="Times New Roman" w:hAnsi="Times New Roman" w:eastAsia="Times New Roman"/>
-                <w:b/>
-                <w:color w:val="181A1F"/>
                 <w:sz w:val="28"/>
               </w:rPr>
               <w:t>A</w:t>
@@ -520,16 +527,23 @@
         <w:tc>
           <w:tcPr>
             <w:tcW w:type="dxa" w:w="2051"/>
+            <w:vAlign w:val="center"/>
+            <w:tcMar>
+              <w:top w:w="80" w:type="dxa"/>
+              <w:start w:w="100" w:type="dxa"/>
+              <w:bottom w:w="80" w:type="dxa"/>
+              <w:end w:w="100" w:type="dxa"/>
+            </w:tcMar>
           </w:tcPr>
           <w:p>
             <w:pPr>
+              <w:keepNext w:val="0"/>
               <w:spacing w:after="0" w:line="240" w:lineRule="auto"/>
+              <w:jc w:val="left"/>
             </w:pPr>
             <w:r>
               <w:rPr>
                 <w:rFonts w:ascii="Times New Roman" w:hAnsi="Times New Roman" w:eastAsia="Times New Roman"/>
-                <w:b/>
-                <w:color w:val="181A1F"/>
                 <w:sz w:val="28"/>
               </w:rPr>
               <w:t>Б</w:t>
@@ -539,16 +553,23 @@
         <w:tc>
           <w:tcPr>
             <w:tcW w:type="dxa" w:w="2051"/>
+            <w:vAlign w:val="center"/>
+            <w:tcMar>
+              <w:top w:w="80" w:type="dxa"/>
+              <w:start w:w="100" w:type="dxa"/>
+              <w:bottom w:w="80" w:type="dxa"/>
+              <w:end w:w="100" w:type="dxa"/>
+            </w:tcMar>
           </w:tcPr>
           <w:p>
             <w:pPr>
+              <w:keepNext w:val="0"/>
               <w:spacing w:after="0" w:line="240" w:lineRule="auto"/>
+              <w:jc w:val="left"/>
             </w:pPr>
             <w:r>
               <w:rPr>
                 <w:rFonts w:ascii="Times New Roman" w:hAnsi="Times New Roman" w:eastAsia="Times New Roman"/>
-                <w:b/>
-                <w:color w:val="181A1F"/>
                 <w:sz w:val="28"/>
               </w:rPr>
               <w:t>В</w:t>
@@ -558,16 +579,23 @@
         <w:tc>
           <w:tcPr>
             <w:tcW w:type="dxa" w:w="2051"/>
+            <w:vAlign w:val="center"/>
+            <w:tcMar>
+              <w:top w:w="80" w:type="dxa"/>
+              <w:start w:w="100" w:type="dxa"/>
+              <w:bottom w:w="80" w:type="dxa"/>
+              <w:end w:w="100" w:type="dxa"/>
+            </w:tcMar>
           </w:tcPr>
           <w:p>
             <w:pPr>
+              <w:keepNext w:val="0"/>
               <w:spacing w:after="0" w:line="240" w:lineRule="auto"/>
+              <w:jc w:val="left"/>
             </w:pPr>
             <w:r>
               <w:rPr>
                 <w:rFonts w:ascii="Times New Roman" w:hAnsi="Times New Roman" w:eastAsia="Times New Roman"/>
-                <w:b/>
-                <w:color w:val="181A1F"/>
                 <w:sz w:val="28"/>
               </w:rPr>
               <w:t>Г</w:t>
@@ -577,16 +605,23 @@
         <w:tc>
           <w:tcPr>
             <w:tcW w:type="dxa" w:w="2051"/>
+            <w:vAlign w:val="center"/>
+            <w:tcMar>
+              <w:top w:w="80" w:type="dxa"/>
+              <w:start w:w="100" w:type="dxa"/>
+              <w:bottom w:w="80" w:type="dxa"/>
+              <w:end w:w="100" w:type="dxa"/>
+            </w:tcMar>
           </w:tcPr>
           <w:p>
             <w:pPr>
+              <w:keepNext w:val="0"/>
               <w:spacing w:after="0" w:line="240" w:lineRule="auto"/>
+              <w:jc w:val="left"/>
             </w:pPr>
             <w:r>
               <w:rPr>
                 <w:rFonts w:ascii="Times New Roman" w:hAnsi="Times New Roman" w:eastAsia="Times New Roman"/>
-                <w:b/>
-                <w:color w:val="181A1F"/>
                 <w:sz w:val="28"/>
               </w:rPr>
               <w:t>Д</w:t>
@@ -598,15 +633,23 @@
         <w:tc>
           <w:tcPr>
             <w:tcW w:type="dxa" w:w="2051"/>
+            <w:vAlign w:val="center"/>
+            <w:tcMar>
+              <w:top w:w="80" w:type="dxa"/>
+              <w:start w:w="100" w:type="dxa"/>
+              <w:bottom w:w="80" w:type="dxa"/>
+              <w:end w:w="100" w:type="dxa"/>
+            </w:tcMar>
           </w:tcPr>
           <w:p>
             <w:pPr>
+              <w:keepNext w:val="0"/>
               <w:spacing w:after="0" w:line="240" w:lineRule="auto"/>
+              <w:jc w:val="left"/>
             </w:pPr>
             <w:r>
               <w:rPr>
                 <w:rFonts w:ascii="Times New Roman" w:hAnsi="Times New Roman" w:eastAsia="Times New Roman"/>
-                <w:color w:val="181A1F"/>
                 <w:sz w:val="28"/>
               </w:rPr>
             </w:r>
@@ -615,15 +658,23 @@
         <w:tc>
           <w:tcPr>
             <w:tcW w:type="dxa" w:w="2051"/>
+            <w:vAlign w:val="center"/>
+            <w:tcMar>
+              <w:top w:w="80" w:type="dxa"/>
+              <w:start w:w="100" w:type="dxa"/>
+              <w:bottom w:w="80" w:type="dxa"/>
+              <w:end w:w="100" w:type="dxa"/>
+            </w:tcMar>
           </w:tcPr>
           <w:p>
             <w:pPr>
+              <w:keepNext w:val="0"/>
               <w:spacing w:after="0" w:line="240" w:lineRule="auto"/>
+              <w:jc w:val="left"/>
             </w:pPr>
             <w:r>
               <w:rPr>
                 <w:rFonts w:ascii="Times New Roman" w:hAnsi="Times New Roman" w:eastAsia="Times New Roman"/>
-                <w:color w:val="181A1F"/>
                 <w:sz w:val="28"/>
               </w:rPr>
             </w:r>
@@ -632,15 +683,23 @@
         <w:tc>
           <w:tcPr>
             <w:tcW w:type="dxa" w:w="2051"/>
+            <w:vAlign w:val="center"/>
+            <w:tcMar>
+              <w:top w:w="80" w:type="dxa"/>
+              <w:start w:w="100" w:type="dxa"/>
+              <w:bottom w:w="80" w:type="dxa"/>
+              <w:end w:w="100" w:type="dxa"/>
+            </w:tcMar>
           </w:tcPr>
           <w:p>
             <w:pPr>
+              <w:keepNext w:val="0"/>
               <w:spacing w:after="0" w:line="240" w:lineRule="auto"/>
+              <w:jc w:val="left"/>
             </w:pPr>
             <w:r>
               <w:rPr>
                 <w:rFonts w:ascii="Times New Roman" w:hAnsi="Times New Roman" w:eastAsia="Times New Roman"/>
-                <w:color w:val="181A1F"/>
                 <w:sz w:val="28"/>
               </w:rPr>
             </w:r>
@@ -649,15 +708,23 @@
         <w:tc>
           <w:tcPr>
             <w:tcW w:type="dxa" w:w="2051"/>
+            <w:vAlign w:val="center"/>
+            <w:tcMar>
+              <w:top w:w="80" w:type="dxa"/>
+              <w:start w:w="100" w:type="dxa"/>
+              <w:bottom w:w="80" w:type="dxa"/>
+              <w:end w:w="100" w:type="dxa"/>
+            </w:tcMar>
           </w:tcPr>
           <w:p>
             <w:pPr>
+              <w:keepNext w:val="0"/>
               <w:spacing w:after="0" w:line="240" w:lineRule="auto"/>
+              <w:jc w:val="left"/>
             </w:pPr>
             <w:r>
               <w:rPr>
                 <w:rFonts w:ascii="Times New Roman" w:hAnsi="Times New Roman" w:eastAsia="Times New Roman"/>
-                <w:color w:val="181A1F"/>
                 <w:sz w:val="28"/>
               </w:rPr>
             </w:r>
@@ -666,15 +733,23 @@
         <w:tc>
           <w:tcPr>
             <w:tcW w:type="dxa" w:w="2051"/>
+            <w:vAlign w:val="center"/>
+            <w:tcMar>
+              <w:top w:w="80" w:type="dxa"/>
+              <w:start w:w="100" w:type="dxa"/>
+              <w:bottom w:w="80" w:type="dxa"/>
+              <w:end w:w="100" w:type="dxa"/>
+            </w:tcMar>
           </w:tcPr>
           <w:p>
             <w:pPr>
+              <w:keepNext w:val="0"/>
               <w:spacing w:after="0" w:line="240" w:lineRule="auto"/>
+              <w:jc w:val="left"/>
             </w:pPr>
             <w:r>
               <w:rPr>
                 <w:rFonts w:ascii="Times New Roman" w:hAnsi="Times New Roman" w:eastAsia="Times New Roman"/>
-                <w:color w:val="181A1F"/>
                 <w:sz w:val="28"/>
               </w:rPr>
             </w:r>
@@ -682,81 +757,74 @@
         </w:tc>
       </w:tr>
     </w:tbl>
+    <w:p/>
     <w:p>
       <w:pPr>
-        <w:keepNext/>
-        <w:widowControl/>
-        <w:spacing w:line="240" w:lineRule="auto" w:after="0" w:before="120"/>
-      </w:pPr>
-      <w:r>
-        <w:rPr>
-          <w:rFonts w:ascii="Times New Roman" w:hAnsi="Times New Roman" w:eastAsia="Times New Roman"/>
-          <w:b/>
-          <w:color w:val="181A1F"/>
-          <w:sz w:val="28"/>
-        </w:rPr>
-        <w:t>4.</w:t>
-      </w:r>
-    </w:p>
-    <w:p>
-      <w:pPr>
-        <w:widowControl/>
-        <w:spacing w:line="240" w:lineRule="auto" w:after="0"/>
+        <w:keepNext w:val="0"/>
+        <w:spacing w:after="60" w:line="240" w:lineRule="auto"/>
+        <w:jc w:val="both"/>
       </w:pPr>
       <w:r>
         <w:rPr>
           <w:rFonts w:ascii="Times New Roman" w:hAnsi="Times New Roman" w:eastAsia="Times New Roman"/>
           <w:b w:val="0"/>
           <w:i w:val="0"/>
-          <w:color w:val="181A1F"/>
           <w:sz w:val="28"/>
         </w:rPr>
-        <w:t>Оксана поставила своей целью посетить Болгарию. Она изучает болгарский язык, читает книги об истории и культуре Болгарии, на интернет-форумах общается со знатоками болгарского искусства. Она уже спланировала маршрут своего путешествия и приобрела путёвку.</w:t>
+        <w:t>Ответ:</w:t>
       </w:r>
     </w:p>
     <w:p>
       <w:pPr>
-        <w:widowControl/>
-        <w:spacing w:line="240" w:lineRule="auto" w:after="0"/>
-      </w:pPr>
+        <w:keepNext w:val="0"/>
+        <w:spacing w:after="60" w:line="240" w:lineRule="auto"/>
+        <w:jc w:val="both"/>
+      </w:pPr>
+      <w:r>
+        <w:rPr>
+          <w:rFonts w:ascii="Times New Roman" w:hAnsi="Times New Roman" w:eastAsia="Times New Roman"/>
+          <w:b/>
+          <w:sz w:val="28"/>
+        </w:rPr>
+        <w:t xml:space="preserve">№4 </w:t>
+      </w:r>
       <w:r>
         <w:rPr>
           <w:rFonts w:ascii="Times New Roman" w:hAnsi="Times New Roman" w:eastAsia="Times New Roman"/>
           <w:b w:val="0"/>
           <w:i w:val="0"/>
-          <w:color w:val="181A1F"/>
           <w:sz w:val="28"/>
         </w:rPr>
-        <w:t>Найдите в приведённом списке примеры средств, используемых Оксаной для достижения указанной цели. Запишите цифры, под которыми они указаны.</w:t>
+        <w:t>Елена поставила своей целью посетить Португалию, пообщаться с местными жителями. Она изучает португальский язык, читает книги об истории и культуре Португалии, на интернет-форумах общается со знатоками португальского искусства. Она уже спланировала маршрут своего путешествия и приобрела путёвку. Найдите в приведённом списке примеры средств, используемых Еленой для достижения цели, и запишите цифры, под которыми они указаны.</w:t>
       </w:r>
     </w:p>
     <w:p>
       <w:pPr>
-        <w:widowControl/>
-        <w:spacing w:line="240" w:lineRule="auto" w:after="0"/>
+        <w:keepNext w:val="0"/>
+        <w:spacing w:after="60" w:line="240" w:lineRule="auto"/>
+        <w:jc w:val="both"/>
       </w:pPr>
       <w:r>
         <w:rPr>
           <w:rFonts w:ascii="Times New Roman" w:hAnsi="Times New Roman" w:eastAsia="Times New Roman"/>
           <w:b w:val="0"/>
           <w:i w:val="0"/>
-          <w:color w:val="181A1F"/>
           <w:sz w:val="28"/>
         </w:rPr>
-        <w:t>1) изучение болгарского языка</w:t>
+        <w:t>1) изучение португальского языка</w:t>
       </w:r>
     </w:p>
     <w:p>
       <w:pPr>
-        <w:widowControl/>
-        <w:spacing w:line="240" w:lineRule="auto" w:after="0"/>
+        <w:keepNext w:val="0"/>
+        <w:spacing w:after="60" w:line="240" w:lineRule="auto"/>
+        <w:jc w:val="both"/>
       </w:pPr>
       <w:r>
         <w:rPr>
           <w:rFonts w:ascii="Times New Roman" w:hAnsi="Times New Roman" w:eastAsia="Times New Roman"/>
           <w:b w:val="0"/>
           <w:i w:val="0"/>
-          <w:color w:val="181A1F"/>
           <w:sz w:val="28"/>
         </w:rPr>
         <w:t>2) покупка туристической путёвки</w:t>
@@ -764,15 +832,15 @@
     </w:p>
     <w:p>
       <w:pPr>
-        <w:widowControl/>
-        <w:spacing w:line="240" w:lineRule="auto" w:after="0"/>
+        <w:keepNext w:val="0"/>
+        <w:spacing w:after="60" w:line="240" w:lineRule="auto"/>
+        <w:jc w:val="both"/>
       </w:pPr>
       <w:r>
         <w:rPr>
           <w:rFonts w:ascii="Times New Roman" w:hAnsi="Times New Roman" w:eastAsia="Times New Roman"/>
           <w:b w:val="0"/>
           <w:i w:val="0"/>
-          <w:color w:val="181A1F"/>
           <w:sz w:val="28"/>
         </w:rPr>
         <w:t>3) желание общаться в Интернете</w:t>
@@ -780,194 +848,210 @@
     </w:p>
     <w:p>
       <w:pPr>
-        <w:widowControl/>
-        <w:spacing w:line="240" w:lineRule="auto" w:after="0"/>
+        <w:keepNext w:val="0"/>
+        <w:spacing w:after="60" w:line="240" w:lineRule="auto"/>
+        <w:jc w:val="both"/>
       </w:pPr>
       <w:r>
         <w:rPr>
           <w:rFonts w:ascii="Times New Roman" w:hAnsi="Times New Roman" w:eastAsia="Times New Roman"/>
           <w:b w:val="0"/>
           <w:i w:val="0"/>
-          <w:color w:val="181A1F"/>
           <w:sz w:val="28"/>
         </w:rPr>
-        <w:t>4) чтение путеводителей и изучение маршрута</w:t>
+        <w:t>4) чтение книг об истории и о культуре Португалии</w:t>
       </w:r>
     </w:p>
     <w:p>
       <w:pPr>
-        <w:widowControl/>
-        <w:spacing w:line="240" w:lineRule="auto" w:after="0"/>
+        <w:keepNext w:val="0"/>
+        <w:spacing w:after="60" w:line="240" w:lineRule="auto"/>
+        <w:jc w:val="both"/>
       </w:pPr>
       <w:r>
         <w:rPr>
           <w:rFonts w:ascii="Times New Roman" w:hAnsi="Times New Roman" w:eastAsia="Times New Roman"/>
           <w:b w:val="0"/>
           <w:i w:val="0"/>
-          <w:color w:val="181A1F"/>
           <w:sz w:val="28"/>
         </w:rPr>
-        <w:t>5) знатоки болгарского искусства</w:t>
+        <w:t>5) знатоки португальского искусства</w:t>
       </w:r>
     </w:p>
     <w:p>
       <w:pPr>
-        <w:widowControl/>
-        <w:spacing w:line="240" w:lineRule="auto" w:after="0"/>
+        <w:keepNext w:val="0"/>
+        <w:spacing w:after="60" w:line="240" w:lineRule="auto"/>
+        <w:jc w:val="both"/>
       </w:pPr>
       <w:r>
         <w:rPr>
           <w:rFonts w:ascii="Times New Roman" w:hAnsi="Times New Roman" w:eastAsia="Times New Roman"/>
           <w:b w:val="0"/>
           <w:i w:val="0"/>
-          <w:color w:val="181A1F"/>
           <w:sz w:val="28"/>
         </w:rPr>
-        <w:t>6) путешествие по Болгарии</w:t>
+        <w:t>6) путешествие по Португалии</w:t>
       </w:r>
     </w:p>
     <w:p>
       <w:pPr>
-        <w:keepNext/>
-        <w:widowControl/>
-        <w:spacing w:line="240" w:lineRule="auto" w:after="0" w:before="120"/>
-      </w:pPr>
-      <w:r>
-        <w:rPr>
-          <w:rFonts w:ascii="Times New Roman" w:hAnsi="Times New Roman" w:eastAsia="Times New Roman"/>
-          <w:b/>
-          <w:color w:val="181A1F"/>
-          <w:sz w:val="28"/>
-        </w:rPr>
-        <w:t>5.</w:t>
-      </w:r>
-    </w:p>
-    <w:p>
-      <w:pPr>
-        <w:widowControl/>
-        <w:spacing w:line="240" w:lineRule="auto" w:after="0"/>
+        <w:keepNext w:val="0"/>
+        <w:spacing w:after="60" w:line="240" w:lineRule="auto"/>
+        <w:jc w:val="both"/>
       </w:pPr>
       <w:r>
         <w:rPr>
           <w:rFonts w:ascii="Times New Roman" w:hAnsi="Times New Roman" w:eastAsia="Times New Roman"/>
           <w:b w:val="0"/>
           <w:i w:val="0"/>
-          <w:color w:val="181A1F"/>
           <w:sz w:val="28"/>
         </w:rPr>
-        <w:t>Выберите верные суждения о ценных бумагах в Российской Федерации и запишите цифры, под которыми они указаны.</w:t>
+        <w:t>Ответ:</w:t>
       </w:r>
     </w:p>
     <w:p>
       <w:pPr>
-        <w:widowControl/>
-        <w:spacing w:line="240" w:lineRule="auto" w:after="0"/>
-      </w:pPr>
+        <w:keepNext w:val="0"/>
+        <w:spacing w:after="60" w:line="240" w:lineRule="auto"/>
+        <w:jc w:val="both"/>
+      </w:pPr>
+      <w:r>
+        <w:rPr>
+          <w:rFonts w:ascii="Times New Roman" w:hAnsi="Times New Roman" w:eastAsia="Times New Roman"/>
+          <w:b/>
+          <w:sz w:val="28"/>
+        </w:rPr>
+        <w:t xml:space="preserve">№5 </w:t>
+      </w:r>
       <w:r>
         <w:rPr>
           <w:rFonts w:ascii="Times New Roman" w:hAnsi="Times New Roman" w:eastAsia="Times New Roman"/>
           <w:b w:val="0"/>
           <w:i w:val="0"/>
-          <w:color w:val="181A1F"/>
           <w:sz w:val="28"/>
         </w:rPr>
-        <w:t>1) Все ценные бумаги в условиях рынка выпускаются государством.</w:t>
+        <w:t>Выберите верные суждения о налогах и налогообложении в Российской Федерации и запишите цифры, под которыми они указаны.</w:t>
       </w:r>
     </w:p>
     <w:p>
       <w:pPr>
-        <w:widowControl/>
-        <w:spacing w:line="240" w:lineRule="auto" w:after="0"/>
+        <w:keepNext w:val="0"/>
+        <w:spacing w:after="60" w:line="240" w:lineRule="auto"/>
+        <w:jc w:val="both"/>
       </w:pPr>
       <w:r>
         <w:rPr>
           <w:rFonts w:ascii="Times New Roman" w:hAnsi="Times New Roman" w:eastAsia="Times New Roman"/>
           <w:b w:val="0"/>
           <w:i w:val="0"/>
-          <w:color w:val="181A1F"/>
           <w:sz w:val="28"/>
         </w:rPr>
-        <w:t>2) Ценную бумагу, удостоверяющую владение долей в капитале предприятия и дающую право на получение части его прибыли, называют акцией.</w:t>
+        <w:t>1) Земельный и транспортный налоги относят к федеральным налогам.</w:t>
       </w:r>
     </w:p>
     <w:p>
       <w:pPr>
-        <w:widowControl/>
-        <w:spacing w:line="240" w:lineRule="auto" w:after="0"/>
+        <w:keepNext w:val="0"/>
+        <w:spacing w:after="60" w:line="240" w:lineRule="auto"/>
+        <w:jc w:val="both"/>
       </w:pPr>
       <w:r>
         <w:rPr>
           <w:rFonts w:ascii="Times New Roman" w:hAnsi="Times New Roman" w:eastAsia="Times New Roman"/>
           <w:b w:val="0"/>
           <w:i w:val="0"/>
-          <w:color w:val="181A1F"/>
           <w:sz w:val="28"/>
         </w:rPr>
-        <w:t>3) Документарные ценные бумаги могут быть предъявительскими (на предъявителя), ордерными и именными.</w:t>
+        <w:t>2) Налог на доходы физических лиц, водный налог, акцизы относят к региональным налогам.</w:t>
       </w:r>
     </w:p>
     <w:p>
       <w:pPr>
-        <w:widowControl/>
-        <w:spacing w:line="240" w:lineRule="auto" w:after="0"/>
+        <w:keepNext w:val="0"/>
+        <w:spacing w:after="60" w:line="240" w:lineRule="auto"/>
+        <w:jc w:val="both"/>
       </w:pPr>
       <w:r>
         <w:rPr>
           <w:rFonts w:ascii="Times New Roman" w:hAnsi="Times New Roman" w:eastAsia="Times New Roman"/>
           <w:b w:val="0"/>
           <w:i w:val="0"/>
-          <w:color w:val="181A1F"/>
           <w:sz w:val="28"/>
         </w:rPr>
-        <w:t>4) Вексель представляет собой свидетельство о денежном вкладе в банке с обязательством банка о возврате этого вклада и процентов по нему через установленный срок.</w:t>
+        <w:t>3) Под налогом понимается обязательный, индивидуально безвозмездный платёж, взимаемый с организаций и физических лиц в форме отчуждения принадлежащих им на праве собственности, хозяйственного ведения или оперативного управления денежных средств в целях финансового обеспечения деятельности государства и (или) муниципальных образований.</w:t>
       </w:r>
     </w:p>
     <w:p>
       <w:pPr>
-        <w:widowControl/>
-        <w:spacing w:line="240" w:lineRule="auto" w:after="0"/>
+        <w:keepNext w:val="0"/>
+        <w:spacing w:after="60" w:line="240" w:lineRule="auto"/>
+        <w:jc w:val="both"/>
       </w:pPr>
       <w:r>
         <w:rPr>
           <w:rFonts w:ascii="Times New Roman" w:hAnsi="Times New Roman" w:eastAsia="Times New Roman"/>
           <w:b w:val="0"/>
           <w:i w:val="0"/>
-          <w:color w:val="181A1F"/>
           <w:sz w:val="28"/>
         </w:rPr>
-        <w:t>5) Облигация даёт владельцу право требовать её погашения в установленные сроки.</w:t>
+        <w:t>4) Законодательство о налогах и сборах основывается на признании всеобщности и равенства налогообложения.</w:t>
       </w:r>
     </w:p>
     <w:p>
       <w:pPr>
-        <w:keepNext/>
-        <w:widowControl/>
-        <w:spacing w:line="240" w:lineRule="auto" w:after="0" w:before="120"/>
-      </w:pPr>
-      <w:r>
-        <w:rPr>
-          <w:rFonts w:ascii="Times New Roman" w:hAnsi="Times New Roman" w:eastAsia="Times New Roman"/>
-          <w:b/>
-          <w:color w:val="181A1F"/>
-          <w:sz w:val="28"/>
-        </w:rPr>
-        <w:t>6.</w:t>
-      </w:r>
-    </w:p>
-    <w:p>
-      <w:pPr>
-        <w:widowControl/>
-        <w:spacing w:line="240" w:lineRule="auto" w:after="0"/>
+        <w:keepNext w:val="0"/>
+        <w:spacing w:after="60" w:line="240" w:lineRule="auto"/>
+        <w:jc w:val="both"/>
       </w:pPr>
       <w:r>
         <w:rPr>
           <w:rFonts w:ascii="Times New Roman" w:hAnsi="Times New Roman" w:eastAsia="Times New Roman"/>
           <w:b w:val="0"/>
           <w:i w:val="0"/>
-          <w:color w:val="181A1F"/>
           <w:sz w:val="28"/>
         </w:rPr>
-        <w:t>Установите соответствие между примерами и видами налогов и сборов в РФ (в соответствии с Налоговым кодексом РФ): к каждой позиции, данной в первом столбце, подберите соответствующую позицию из второго столбца.</w:t>
+        <w:t>5) При установлении налогов должны быть определены все элементы налогообложения.</w:t>
+      </w:r>
+    </w:p>
+    <w:p>
+      <w:pPr>
+        <w:keepNext w:val="0"/>
+        <w:spacing w:after="60" w:line="240" w:lineRule="auto"/>
+        <w:jc w:val="both"/>
+      </w:pPr>
+      <w:r>
+        <w:rPr>
+          <w:rFonts w:ascii="Times New Roman" w:hAnsi="Times New Roman" w:eastAsia="Times New Roman"/>
+          <w:b w:val="0"/>
+          <w:i w:val="0"/>
+          <w:sz w:val="28"/>
+        </w:rPr>
+        <w:t>Ответ:</w:t>
+      </w:r>
+    </w:p>
+    <w:p>
+      <w:pPr>
+        <w:keepNext w:val="0"/>
+        <w:spacing w:after="60" w:line="240" w:lineRule="auto"/>
+        <w:jc w:val="both"/>
+      </w:pPr>
+      <w:r>
+        <w:rPr>
+          <w:rFonts w:ascii="Times New Roman" w:hAnsi="Times New Roman" w:eastAsia="Times New Roman"/>
+          <w:b/>
+          <w:sz w:val="28"/>
+        </w:rPr>
+        <w:t xml:space="preserve">№6 </w:t>
+      </w:r>
+      <w:r>
+        <w:rPr>
+          <w:rFonts w:ascii="Times New Roman" w:hAnsi="Times New Roman" w:eastAsia="Times New Roman"/>
+          <w:b w:val="0"/>
+          <w:i w:val="0"/>
+          <w:sz w:val="28"/>
+        </w:rPr>
+        <w:t>Установите соответствие между примерами и видами издержек фирмы в краткосрочном периоде: к каждой позиции, данной в первом столбце, подберите соответствующую позицию из второго столбца.</w:t>
       </w:r>
     </w:p>
     <w:tbl>
@@ -985,16 +1069,23 @@
         <w:tc>
           <w:tcPr>
             <w:tcW w:type="dxa" w:w="5128"/>
+            <w:vAlign w:val="center"/>
+            <w:tcMar>
+              <w:top w:w="80" w:type="dxa"/>
+              <w:start w:w="100" w:type="dxa"/>
+              <w:bottom w:w="80" w:type="dxa"/>
+              <w:end w:w="100" w:type="dxa"/>
+            </w:tcMar>
           </w:tcPr>
           <w:p>
             <w:pPr>
+              <w:keepNext w:val="0"/>
               <w:spacing w:after="0" w:line="240" w:lineRule="auto"/>
+              <w:jc w:val="left"/>
             </w:pPr>
             <w:r>
               <w:rPr>
                 <w:rFonts w:ascii="Times New Roman" w:hAnsi="Times New Roman" w:eastAsia="Times New Roman"/>
-                <w:b/>
-                <w:color w:val="181A1F"/>
                 <w:sz w:val="28"/>
               </w:rPr>
               <w:t>ПРИМЕРЫ</w:t>
@@ -1004,19 +1095,26 @@
         <w:tc>
           <w:tcPr>
             <w:tcW w:type="dxa" w:w="5128"/>
+            <w:vAlign w:val="center"/>
+            <w:tcMar>
+              <w:top w:w="80" w:type="dxa"/>
+              <w:start w:w="100" w:type="dxa"/>
+              <w:bottom w:w="80" w:type="dxa"/>
+              <w:end w:w="100" w:type="dxa"/>
+            </w:tcMar>
           </w:tcPr>
           <w:p>
             <w:pPr>
+              <w:keepNext w:val="0"/>
               <w:spacing w:after="0" w:line="240" w:lineRule="auto"/>
+              <w:jc w:val="left"/>
             </w:pPr>
             <w:r>
               <w:rPr>
                 <w:rFonts w:ascii="Times New Roman" w:hAnsi="Times New Roman" w:eastAsia="Times New Roman"/>
-                <w:b/>
-                <w:color w:val="181A1F"/>
                 <w:sz w:val="28"/>
               </w:rPr>
-              <w:t>ВИДЫ НАЛОГОВ И СБОРОВ В РФ</w:t>
+              <w:t>ВИДЫ ИЗДЕРЖЕК</w:t>
             </w:r>
           </w:p>
         </w:tc>
@@ -1025,64 +1123,69 @@
         <w:tc>
           <w:tcPr>
             <w:tcW w:type="dxa" w:w="5128"/>
+            <w:vAlign w:val="center"/>
+            <w:tcMar>
+              <w:top w:w="80" w:type="dxa"/>
+              <w:start w:w="100" w:type="dxa"/>
+              <w:bottom w:w="80" w:type="dxa"/>
+              <w:end w:w="100" w:type="dxa"/>
+            </w:tcMar>
           </w:tcPr>
           <w:p>
             <w:pPr>
+              <w:keepNext w:val="0"/>
               <w:spacing w:after="0" w:line="240" w:lineRule="auto"/>
+              <w:jc w:val="left"/>
             </w:pPr>
             <w:r>
               <w:rPr>
                 <w:rFonts w:ascii="Times New Roman" w:hAnsi="Times New Roman" w:eastAsia="Times New Roman"/>
-                <w:color w:val="181A1F"/>
                 <w:sz w:val="28"/>
               </w:rPr>
-              <w:t>А) сборы за пользование объектами животного мира</w:t>
-              <w:br/>
-              <w:t>Б) налог на доходы физических лиц</w:t>
-              <w:br/>
-              <w:t>В) водный налог</w:t>
-              <w:br/>
-              <w:t>Г) торговый сбор</w:t>
-              <w:br/>
-              <w:t>Д) транспортный налог</w:t>
+              <w:t>А) плата за электроэнергиюБ) оклады администрацииB) арендная плата за помещениеГ) приобретение сырьяД) плата за лицензию</w:t>
             </w:r>
           </w:p>
         </w:tc>
         <w:tc>
           <w:tcPr>
             <w:tcW w:type="dxa" w:w="5128"/>
+            <w:vAlign w:val="center"/>
+            <w:tcMar>
+              <w:top w:w="80" w:type="dxa"/>
+              <w:start w:w="100" w:type="dxa"/>
+              <w:bottom w:w="80" w:type="dxa"/>
+              <w:end w:w="100" w:type="dxa"/>
+            </w:tcMar>
           </w:tcPr>
           <w:p>
             <w:pPr>
+              <w:keepNext w:val="0"/>
               <w:spacing w:after="0" w:line="240" w:lineRule="auto"/>
+              <w:jc w:val="left"/>
             </w:pPr>
             <w:r>
               <w:rPr>
                 <w:rFonts w:ascii="Times New Roman" w:hAnsi="Times New Roman" w:eastAsia="Times New Roman"/>
-                <w:color w:val="181A1F"/>
                 <w:sz w:val="28"/>
               </w:rPr>
-              <w:t>1) федеральные</w:t>
-              <w:br/>
-              <w:t>2) местные</w:t>
-              <w:br/>
-              <w:t>3) региональные</w:t>
+              <w:t>1) постоянные2) переменные</w:t>
             </w:r>
           </w:p>
         </w:tc>
       </w:tr>
     </w:tbl>
+    <w:p/>
     <w:p>
       <w:pPr>
-        <w:widowControl/>
-        <w:spacing w:line="240" w:lineRule="auto" w:after="0"/>
+        <w:keepNext w:val="0"/>
+        <w:spacing w:after="60" w:line="240" w:lineRule="auto"/>
+        <w:jc w:val="both"/>
       </w:pPr>
       <w:r>
         <w:rPr>
           <w:rFonts w:ascii="Times New Roman" w:hAnsi="Times New Roman" w:eastAsia="Times New Roman"/>
           <w:b w:val="0"/>
           <w:i w:val="0"/>
-          <w:color w:val="181A1F"/>
           <w:sz w:val="28"/>
         </w:rPr>
         <w:t>Запишите в ответ цифры, расположив их в порядке, соответствующем буквам:</w:t>
@@ -1106,35 +1209,49 @@
         <w:tc>
           <w:tcPr>
             <w:tcW w:type="dxa" w:w="2051"/>
+            <w:vAlign w:val="center"/>
+            <w:tcMar>
+              <w:top w:w="80" w:type="dxa"/>
+              <w:start w:w="100" w:type="dxa"/>
+              <w:bottom w:w="80" w:type="dxa"/>
+              <w:end w:w="100" w:type="dxa"/>
+            </w:tcMar>
           </w:tcPr>
           <w:p>
             <w:pPr>
+              <w:keepNext w:val="0"/>
               <w:spacing w:after="0" w:line="240" w:lineRule="auto"/>
+              <w:jc w:val="left"/>
             </w:pPr>
             <w:r>
               <w:rPr>
                 <w:rFonts w:ascii="Times New Roman" w:hAnsi="Times New Roman" w:eastAsia="Times New Roman"/>
-                <w:b/>
-                <w:color w:val="181A1F"/>
                 <w:sz w:val="28"/>
               </w:rPr>
-              <w:t>А</w:t>
+              <w:t>A</w:t>
             </w:r>
           </w:p>
         </w:tc>
         <w:tc>
           <w:tcPr>
             <w:tcW w:type="dxa" w:w="2051"/>
+            <w:vAlign w:val="center"/>
+            <w:tcMar>
+              <w:top w:w="80" w:type="dxa"/>
+              <w:start w:w="100" w:type="dxa"/>
+              <w:bottom w:w="80" w:type="dxa"/>
+              <w:end w:w="100" w:type="dxa"/>
+            </w:tcMar>
           </w:tcPr>
           <w:p>
             <w:pPr>
+              <w:keepNext w:val="0"/>
               <w:spacing w:after="0" w:line="240" w:lineRule="auto"/>
+              <w:jc w:val="left"/>
             </w:pPr>
             <w:r>
               <w:rPr>
                 <w:rFonts w:ascii="Times New Roman" w:hAnsi="Times New Roman" w:eastAsia="Times New Roman"/>
-                <w:b/>
-                <w:color w:val="181A1F"/>
                 <w:sz w:val="28"/>
               </w:rPr>
               <w:t>Б</w:t>
@@ -1144,16 +1261,23 @@
         <w:tc>
           <w:tcPr>
             <w:tcW w:type="dxa" w:w="2051"/>
+            <w:vAlign w:val="center"/>
+            <w:tcMar>
+              <w:top w:w="80" w:type="dxa"/>
+              <w:start w:w="100" w:type="dxa"/>
+              <w:bottom w:w="80" w:type="dxa"/>
+              <w:end w:w="100" w:type="dxa"/>
+            </w:tcMar>
           </w:tcPr>
           <w:p>
             <w:pPr>
+              <w:keepNext w:val="0"/>
               <w:spacing w:after="0" w:line="240" w:lineRule="auto"/>
+              <w:jc w:val="left"/>
             </w:pPr>
             <w:r>
               <w:rPr>
                 <w:rFonts w:ascii="Times New Roman" w:hAnsi="Times New Roman" w:eastAsia="Times New Roman"/>
-                <w:b/>
-                <w:color w:val="181A1F"/>
                 <w:sz w:val="28"/>
               </w:rPr>
               <w:t>В</w:t>
@@ -1163,16 +1287,23 @@
         <w:tc>
           <w:tcPr>
             <w:tcW w:type="dxa" w:w="2051"/>
+            <w:vAlign w:val="center"/>
+            <w:tcMar>
+              <w:top w:w="80" w:type="dxa"/>
+              <w:start w:w="100" w:type="dxa"/>
+              <w:bottom w:w="80" w:type="dxa"/>
+              <w:end w:w="100" w:type="dxa"/>
+            </w:tcMar>
           </w:tcPr>
           <w:p>
             <w:pPr>
+              <w:keepNext w:val="0"/>
               <w:spacing w:after="0" w:line="240" w:lineRule="auto"/>
+              <w:jc w:val="left"/>
             </w:pPr>
             <w:r>
               <w:rPr>
                 <w:rFonts w:ascii="Times New Roman" w:hAnsi="Times New Roman" w:eastAsia="Times New Roman"/>
-                <w:b/>
-                <w:color w:val="181A1F"/>
                 <w:sz w:val="28"/>
               </w:rPr>
               <w:t>Г</w:t>
@@ -1182,16 +1313,23 @@
         <w:tc>
           <w:tcPr>
             <w:tcW w:type="dxa" w:w="2051"/>
+            <w:vAlign w:val="center"/>
+            <w:tcMar>
+              <w:top w:w="80" w:type="dxa"/>
+              <w:start w:w="100" w:type="dxa"/>
+              <w:bottom w:w="80" w:type="dxa"/>
+              <w:end w:w="100" w:type="dxa"/>
+            </w:tcMar>
           </w:tcPr>
           <w:p>
             <w:pPr>
+              <w:keepNext w:val="0"/>
               <w:spacing w:after="0" w:line="240" w:lineRule="auto"/>
+              <w:jc w:val="left"/>
             </w:pPr>
             <w:r>
               <w:rPr>
                 <w:rFonts w:ascii="Times New Roman" w:hAnsi="Times New Roman" w:eastAsia="Times New Roman"/>
-                <w:b/>
-                <w:color w:val="181A1F"/>
                 <w:sz w:val="28"/>
               </w:rPr>
               <w:t>Д</w:t>
@@ -1203,15 +1341,23 @@
         <w:tc>
           <w:tcPr>
             <w:tcW w:type="dxa" w:w="2051"/>
+            <w:vAlign w:val="center"/>
+            <w:tcMar>
+              <w:top w:w="80" w:type="dxa"/>
+              <w:start w:w="100" w:type="dxa"/>
+              <w:bottom w:w="80" w:type="dxa"/>
+              <w:end w:w="100" w:type="dxa"/>
+            </w:tcMar>
           </w:tcPr>
           <w:p>
             <w:pPr>
+              <w:keepNext w:val="0"/>
               <w:spacing w:after="0" w:line="240" w:lineRule="auto"/>
+              <w:jc w:val="left"/>
             </w:pPr>
             <w:r>
               <w:rPr>
                 <w:rFonts w:ascii="Times New Roman" w:hAnsi="Times New Roman" w:eastAsia="Times New Roman"/>
-                <w:color w:val="181A1F"/>
                 <w:sz w:val="28"/>
               </w:rPr>
             </w:r>
@@ -1220,15 +1366,23 @@
         <w:tc>
           <w:tcPr>
             <w:tcW w:type="dxa" w:w="2051"/>
+            <w:vAlign w:val="center"/>
+            <w:tcMar>
+              <w:top w:w="80" w:type="dxa"/>
+              <w:start w:w="100" w:type="dxa"/>
+              <w:bottom w:w="80" w:type="dxa"/>
+              <w:end w:w="100" w:type="dxa"/>
+            </w:tcMar>
           </w:tcPr>
           <w:p>
             <w:pPr>
+              <w:keepNext w:val="0"/>
               <w:spacing w:after="0" w:line="240" w:lineRule="auto"/>
+              <w:jc w:val="left"/>
             </w:pPr>
             <w:r>
               <w:rPr>
                 <w:rFonts w:ascii="Times New Roman" w:hAnsi="Times New Roman" w:eastAsia="Times New Roman"/>
-                <w:color w:val="181A1F"/>
                 <w:sz w:val="28"/>
               </w:rPr>
             </w:r>
@@ -1237,15 +1391,23 @@
         <w:tc>
           <w:tcPr>
             <w:tcW w:type="dxa" w:w="2051"/>
+            <w:vAlign w:val="center"/>
+            <w:tcMar>
+              <w:top w:w="80" w:type="dxa"/>
+              <w:start w:w="100" w:type="dxa"/>
+              <w:bottom w:w="80" w:type="dxa"/>
+              <w:end w:w="100" w:type="dxa"/>
+            </w:tcMar>
           </w:tcPr>
           <w:p>
             <w:pPr>
+              <w:keepNext w:val="0"/>
               <w:spacing w:after="0" w:line="240" w:lineRule="auto"/>
+              <w:jc w:val="left"/>
             </w:pPr>
             <w:r>
               <w:rPr>
                 <w:rFonts w:ascii="Times New Roman" w:hAnsi="Times New Roman" w:eastAsia="Times New Roman"/>
-                <w:color w:val="181A1F"/>
                 <w:sz w:val="28"/>
               </w:rPr>
             </w:r>
@@ -1254,15 +1416,23 @@
         <w:tc>
           <w:tcPr>
             <w:tcW w:type="dxa" w:w="2051"/>
+            <w:vAlign w:val="center"/>
+            <w:tcMar>
+              <w:top w:w="80" w:type="dxa"/>
+              <w:start w:w="100" w:type="dxa"/>
+              <w:bottom w:w="80" w:type="dxa"/>
+              <w:end w:w="100" w:type="dxa"/>
+            </w:tcMar>
           </w:tcPr>
           <w:p>
             <w:pPr>
+              <w:keepNext w:val="0"/>
               <w:spacing w:after="0" w:line="240" w:lineRule="auto"/>
+              <w:jc w:val="left"/>
             </w:pPr>
             <w:r>
               <w:rPr>
                 <w:rFonts w:ascii="Times New Roman" w:hAnsi="Times New Roman" w:eastAsia="Times New Roman"/>
-                <w:color w:val="181A1F"/>
                 <w:sz w:val="28"/>
               </w:rPr>
             </w:r>
@@ -1271,15 +1441,23 @@
         <w:tc>
           <w:tcPr>
             <w:tcW w:type="dxa" w:w="2051"/>
+            <w:vAlign w:val="center"/>
+            <w:tcMar>
+              <w:top w:w="80" w:type="dxa"/>
+              <w:start w:w="100" w:type="dxa"/>
+              <w:bottom w:w="80" w:type="dxa"/>
+              <w:end w:w="100" w:type="dxa"/>
+            </w:tcMar>
           </w:tcPr>
           <w:p>
             <w:pPr>
+              <w:keepNext w:val="0"/>
               <w:spacing w:after="0" w:line="240" w:lineRule="auto"/>
+              <w:jc w:val="left"/>
             </w:pPr>
             <w:r>
               <w:rPr>
                 <w:rFonts w:ascii="Times New Roman" w:hAnsi="Times New Roman" w:eastAsia="Times New Roman"/>
-                <w:color w:val="181A1F"/>
                 <w:sz w:val="28"/>
               </w:rPr>
             </w:r>
@@ -1287,293 +1465,312 @@
         </w:tc>
       </w:tr>
     </w:tbl>
+    <w:p/>
     <w:p>
       <w:pPr>
-        <w:keepNext/>
-        <w:widowControl/>
-        <w:spacing w:line="240" w:lineRule="auto" w:after="0" w:before="120"/>
-      </w:pPr>
-      <w:r>
-        <w:rPr>
-          <w:rFonts w:ascii="Times New Roman" w:hAnsi="Times New Roman" w:eastAsia="Times New Roman"/>
-          <w:b/>
-          <w:color w:val="181A1F"/>
-          <w:sz w:val="28"/>
-        </w:rPr>
-        <w:t>7.</w:t>
-      </w:r>
-    </w:p>
-    <w:p>
-      <w:pPr>
-        <w:widowControl/>
-        <w:spacing w:line="240" w:lineRule="auto" w:after="0"/>
+        <w:keepNext w:val="0"/>
+        <w:spacing w:after="60" w:line="240" w:lineRule="auto"/>
+        <w:jc w:val="both"/>
       </w:pPr>
       <w:r>
         <w:rPr>
           <w:rFonts w:ascii="Times New Roman" w:hAnsi="Times New Roman" w:eastAsia="Times New Roman"/>
           <w:b w:val="0"/>
           <w:i w:val="0"/>
-          <w:color w:val="181A1F"/>
           <w:sz w:val="28"/>
         </w:rPr>
-        <w:t>Фирма по оказанию бытовых услуг несёт постоянные и переменные издержки. Что из перечисленного относится к постоянным издержкам фирмы в краткосрочном периоде? Запишите цифры, под которыми они указаны.</w:t>
+        <w:t>Ответ:</w:t>
       </w:r>
     </w:p>
     <w:p>
       <w:pPr>
-        <w:widowControl/>
-        <w:spacing w:line="240" w:lineRule="auto" w:after="0"/>
-      </w:pPr>
+        <w:keepNext w:val="0"/>
+        <w:spacing w:after="60" w:line="240" w:lineRule="auto"/>
+        <w:jc w:val="both"/>
+      </w:pPr>
+      <w:r>
+        <w:rPr>
+          <w:rFonts w:ascii="Times New Roman" w:hAnsi="Times New Roman" w:eastAsia="Times New Roman"/>
+          <w:b/>
+          <w:sz w:val="28"/>
+        </w:rPr>
+        <w:t xml:space="preserve">№7 </w:t>
+      </w:r>
       <w:r>
         <w:rPr>
           <w:rFonts w:ascii="Times New Roman" w:hAnsi="Times New Roman" w:eastAsia="Times New Roman"/>
           <w:b w:val="0"/>
           <w:i w:val="0"/>
-          <w:color w:val="181A1F"/>
           <w:sz w:val="28"/>
         </w:rPr>
-        <w:t>1) арендная плата за помещение</w:t>
+        <w:t>Поставку продуктов питания в магазины города Z осуществляют множество компаний, которые производят дифференцированные товары и отчасти могут влиять на цену товара. Выберите из приведённого ниже списка характеристики данного рынка и запишите цифры, под которыми они указаны.</w:t>
       </w:r>
     </w:p>
     <w:p>
       <w:pPr>
-        <w:widowControl/>
-        <w:spacing w:line="240" w:lineRule="auto" w:after="0"/>
+        <w:keepNext w:val="0"/>
+        <w:spacing w:after="60" w:line="240" w:lineRule="auto"/>
+        <w:jc w:val="both"/>
       </w:pPr>
       <w:r>
         <w:rPr>
           <w:rFonts w:ascii="Times New Roman" w:hAnsi="Times New Roman" w:eastAsia="Times New Roman"/>
           <w:b w:val="0"/>
           <w:i w:val="0"/>
-          <w:color w:val="181A1F"/>
           <w:sz w:val="28"/>
         </w:rPr>
-        <w:t>2) приобретение чистящих средств</w:t>
+        <w:t xml:space="preserve">1) рынок информации </w:t>
       </w:r>
     </w:p>
     <w:p>
       <w:pPr>
-        <w:widowControl/>
-        <w:spacing w:line="240" w:lineRule="auto" w:after="0"/>
+        <w:keepNext w:val="0"/>
+        <w:spacing w:after="60" w:line="240" w:lineRule="auto"/>
+        <w:jc w:val="both"/>
       </w:pPr>
       <w:r>
         <w:rPr>
           <w:rFonts w:ascii="Times New Roman" w:hAnsi="Times New Roman" w:eastAsia="Times New Roman"/>
           <w:b w:val="0"/>
           <w:i w:val="0"/>
-          <w:color w:val="181A1F"/>
           <w:sz w:val="28"/>
         </w:rPr>
-        <w:t>3) проценты банку по ранее взятому кредиту</w:t>
+        <w:t xml:space="preserve">2) дефицит продукции </w:t>
       </w:r>
     </w:p>
     <w:p>
       <w:pPr>
-        <w:widowControl/>
-        <w:spacing w:line="240" w:lineRule="auto" w:after="0"/>
+        <w:keepNext w:val="0"/>
+        <w:spacing w:after="60" w:line="240" w:lineRule="auto"/>
+        <w:jc w:val="both"/>
       </w:pPr>
       <w:r>
         <w:rPr>
           <w:rFonts w:ascii="Times New Roman" w:hAnsi="Times New Roman" w:eastAsia="Times New Roman"/>
           <w:b w:val="0"/>
           <w:i w:val="0"/>
-          <w:color w:val="181A1F"/>
           <w:sz w:val="28"/>
         </w:rPr>
-        <w:t>4) оклады администрации</w:t>
+        <w:t>3) монополистическая конкуренция</w:t>
       </w:r>
     </w:p>
     <w:p>
       <w:pPr>
-        <w:widowControl/>
-        <w:spacing w:line="240" w:lineRule="auto" w:after="0"/>
+        <w:keepNext w:val="0"/>
+        <w:spacing w:after="60" w:line="240" w:lineRule="auto"/>
+        <w:jc w:val="both"/>
       </w:pPr>
       <w:r>
         <w:rPr>
           <w:rFonts w:ascii="Times New Roman" w:hAnsi="Times New Roman" w:eastAsia="Times New Roman"/>
           <w:b w:val="0"/>
           <w:i w:val="0"/>
-          <w:color w:val="181A1F"/>
           <w:sz w:val="28"/>
         </w:rPr>
-        <w:t>5) сдельная заработная плата работников</w:t>
+        <w:t>4) рынок товаров</w:t>
       </w:r>
     </w:p>
     <w:p>
       <w:pPr>
-        <w:widowControl/>
-        <w:spacing w:line="240" w:lineRule="auto" w:after="0"/>
+        <w:keepNext w:val="0"/>
+        <w:spacing w:after="60" w:line="240" w:lineRule="auto"/>
+        <w:jc w:val="both"/>
       </w:pPr>
       <w:r>
         <w:rPr>
           <w:rFonts w:ascii="Times New Roman" w:hAnsi="Times New Roman" w:eastAsia="Times New Roman"/>
           <w:b w:val="0"/>
           <w:i w:val="0"/>
-          <w:color w:val="181A1F"/>
           <w:sz w:val="28"/>
         </w:rPr>
-        <w:t>6) оплата потреблённой электроэнергии</w:t>
+        <w:t>5) местный рынок</w:t>
       </w:r>
     </w:p>
     <w:p>
       <w:pPr>
-        <w:keepNext/>
-        <w:widowControl/>
-        <w:spacing w:line="240" w:lineRule="auto" w:after="0" w:before="120"/>
-      </w:pPr>
-      <w:r>
-        <w:rPr>
-          <w:rFonts w:ascii="Times New Roman" w:hAnsi="Times New Roman" w:eastAsia="Times New Roman"/>
-          <w:b/>
-          <w:color w:val="181A1F"/>
-          <w:sz w:val="28"/>
-        </w:rPr>
-        <w:t>8.</w:t>
-      </w:r>
-    </w:p>
-    <w:p>
-      <w:pPr>
-        <w:widowControl/>
-        <w:spacing w:line="240" w:lineRule="auto" w:after="0"/>
+        <w:keepNext w:val="0"/>
+        <w:spacing w:after="60" w:line="240" w:lineRule="auto"/>
+        <w:jc w:val="both"/>
       </w:pPr>
       <w:r>
         <w:rPr>
           <w:rFonts w:ascii="Times New Roman" w:hAnsi="Times New Roman" w:eastAsia="Times New Roman"/>
           <w:b w:val="0"/>
           <w:i w:val="0"/>
-          <w:color w:val="181A1F"/>
           <w:sz w:val="28"/>
         </w:rPr>
-        <w:t>Выберите верные суждения о социальных конфликтах и запишите цифры, под которыми они указаны.</w:t>
+        <w:t>6) олигополия</w:t>
       </w:r>
     </w:p>
     <w:p>
       <w:pPr>
-        <w:widowControl/>
-        <w:spacing w:line="240" w:lineRule="auto" w:after="0"/>
+        <w:keepNext w:val="0"/>
+        <w:spacing w:after="60" w:line="240" w:lineRule="auto"/>
+        <w:jc w:val="both"/>
       </w:pPr>
       <w:r>
         <w:rPr>
           <w:rFonts w:ascii="Times New Roman" w:hAnsi="Times New Roman" w:eastAsia="Times New Roman"/>
           <w:b w:val="0"/>
           <w:i w:val="0"/>
-          <w:color w:val="181A1F"/>
           <w:sz w:val="28"/>
         </w:rPr>
-        <w:t>1) Предметом конфликта являются его участники.</w:t>
+        <w:t>Ответ:</w:t>
       </w:r>
     </w:p>
     <w:p>
       <w:pPr>
-        <w:widowControl/>
-        <w:spacing w:line="240" w:lineRule="auto" w:after="0"/>
-      </w:pPr>
+        <w:keepNext w:val="0"/>
+        <w:spacing w:after="60" w:line="240" w:lineRule="auto"/>
+        <w:jc w:val="both"/>
+      </w:pPr>
+      <w:r>
+        <w:rPr>
+          <w:rFonts w:ascii="Times New Roman" w:hAnsi="Times New Roman" w:eastAsia="Times New Roman"/>
+          <w:b/>
+          <w:sz w:val="28"/>
+        </w:rPr>
+        <w:t xml:space="preserve">№8 </w:t>
+      </w:r>
       <w:r>
         <w:rPr>
           <w:rFonts w:ascii="Times New Roman" w:hAnsi="Times New Roman" w:eastAsia="Times New Roman"/>
           <w:b w:val="0"/>
           <w:i w:val="0"/>
-          <w:color w:val="181A1F"/>
           <w:sz w:val="28"/>
         </w:rPr>
-        <w:t>2) Все конфликты оказывают дезинтегративное, разрушительное влияние на общественную жизнь.</w:t>
+        <w:t>Выберите верные суждения о социализации индивида и запишите цифры, под которыми они указаны.</w:t>
       </w:r>
     </w:p>
     <w:p>
       <w:pPr>
-        <w:widowControl/>
-        <w:spacing w:line="240" w:lineRule="auto" w:after="0"/>
+        <w:keepNext w:val="0"/>
+        <w:spacing w:after="60" w:line="240" w:lineRule="auto"/>
+        <w:jc w:val="both"/>
       </w:pPr>
       <w:r>
         <w:rPr>
           <w:rFonts w:ascii="Times New Roman" w:hAnsi="Times New Roman" w:eastAsia="Times New Roman"/>
           <w:b w:val="0"/>
           <w:i w:val="0"/>
-          <w:color w:val="181A1F"/>
           <w:sz w:val="28"/>
         </w:rPr>
-        <w:t>3) К условиям успешного разрешения социальных конфликтов относят выявление существующих противоречий в интересах и целях сторон.</w:t>
+        <w:t>1) Социализация связана с освоением им новых социальных ролей, с приобретением новых статусов.</w:t>
       </w:r>
     </w:p>
     <w:p>
       <w:pPr>
-        <w:widowControl/>
-        <w:spacing w:line="240" w:lineRule="auto" w:after="0"/>
+        <w:keepNext w:val="0"/>
+        <w:spacing w:after="60" w:line="240" w:lineRule="auto"/>
+        <w:jc w:val="both"/>
       </w:pPr>
       <w:r>
         <w:rPr>
           <w:rFonts w:ascii="Times New Roman" w:hAnsi="Times New Roman" w:eastAsia="Times New Roman"/>
           <w:b w:val="0"/>
           <w:i w:val="0"/>
-          <w:color w:val="181A1F"/>
           <w:sz w:val="28"/>
         </w:rPr>
-        <w:t>4) Социальный конфликт — это столкновение социальных групп за обладание дефицитными ресурсами.</w:t>
+        <w:t>2) Результаты социализации зависят от социального окружения человека.</w:t>
       </w:r>
     </w:p>
     <w:p>
       <w:pPr>
-        <w:widowControl/>
-        <w:spacing w:line="240" w:lineRule="auto" w:after="0"/>
+        <w:keepNext w:val="0"/>
+        <w:spacing w:after="60" w:line="240" w:lineRule="auto"/>
+        <w:jc w:val="both"/>
       </w:pPr>
       <w:r>
         <w:rPr>
           <w:rFonts w:ascii="Times New Roman" w:hAnsi="Times New Roman" w:eastAsia="Times New Roman"/>
           <w:b w:val="0"/>
           <w:i w:val="0"/>
-          <w:color w:val="181A1F"/>
           <w:sz w:val="28"/>
         </w:rPr>
-        <w:t>5) Регулирование конфликта предполагает действия сторон, направленные на его разрешение.</w:t>
+        <w:t>3) Агентами первичной социализации индивида являются СМИ.</w:t>
       </w:r>
     </w:p>
     <w:p>
       <w:pPr>
-        <w:keepNext/>
-        <w:widowControl/>
-        <w:spacing w:line="240" w:lineRule="auto" w:after="0" w:before="120"/>
-      </w:pPr>
-      <w:r>
-        <w:rPr>
-          <w:rFonts w:ascii="Times New Roman" w:hAnsi="Times New Roman" w:eastAsia="Times New Roman"/>
-          <w:b/>
-          <w:color w:val="181A1F"/>
-          <w:sz w:val="28"/>
-        </w:rPr>
-        <w:t>9.</w:t>
-      </w:r>
-    </w:p>
-    <w:p>
-      <w:pPr>
-        <w:widowControl/>
-        <w:spacing w:line="240" w:lineRule="auto" w:after="0"/>
+        <w:keepNext w:val="0"/>
+        <w:spacing w:after="60" w:line="240" w:lineRule="auto"/>
+        <w:jc w:val="both"/>
       </w:pPr>
       <w:r>
         <w:rPr>
           <w:rFonts w:ascii="Times New Roman" w:hAnsi="Times New Roman" w:eastAsia="Times New Roman"/>
           <w:b w:val="0"/>
           <w:i w:val="0"/>
-          <w:color w:val="181A1F"/>
           <w:sz w:val="28"/>
         </w:rPr>
-        <w:t xml:space="preserve">В ходе социологического опроса 25-летних и 50-летних жителей страны Z им задавали вопрос: «На что Вы обращаете внимание при покупке технических устройств?» (можно было выбрать несколько ответов). Полученные результаты (в % от числа опрошенных) представлены в виде диаграммы.  </w:t>
+        <w:t>4) Социализация заканчивается завершением трудовой деятельности индивида.</w:t>
       </w:r>
     </w:p>
     <w:p>
       <w:pPr>
-        <w:widowControl/>
-        <w:spacing w:line="240" w:lineRule="auto" w:after="0"/>
-        <w:jc w:val="center"/>
+        <w:keepNext w:val="0"/>
+        <w:spacing w:after="60" w:line="240" w:lineRule="auto"/>
+        <w:jc w:val="both"/>
       </w:pPr>
       <w:r>
         <w:rPr>
           <w:rFonts w:ascii="Times New Roman" w:hAnsi="Times New Roman" w:eastAsia="Times New Roman"/>
-          <w:color w:val="181A1F"/>
+          <w:b w:val="0"/>
+          <w:i w:val="0"/>
           <w:sz w:val="28"/>
         </w:rPr>
+        <w:t>5) В процессе социализации происходит усвоение индивидом необходимого для жизни в данном обществе социокультурного опыта.</w:t>
+      </w:r>
+    </w:p>
+    <w:p>
+      <w:pPr>
+        <w:keepNext w:val="0"/>
+        <w:spacing w:after="60" w:line="240" w:lineRule="auto"/>
+        <w:jc w:val="both"/>
+      </w:pPr>
+      <w:r>
+        <w:rPr>
+          <w:rFonts w:ascii="Times New Roman" w:hAnsi="Times New Roman" w:eastAsia="Times New Roman"/>
+          <w:b w:val="0"/>
+          <w:i w:val="0"/>
+          <w:sz w:val="28"/>
+        </w:rPr>
+        <w:t>Ответ:</w:t>
+      </w:r>
+    </w:p>
+    <w:p>
+      <w:pPr>
+        <w:keepNext w:val="0"/>
+        <w:spacing w:after="60" w:line="240" w:lineRule="auto"/>
+        <w:jc w:val="both"/>
+      </w:pPr>
+      <w:r>
+        <w:rPr>
+          <w:rFonts w:ascii="Times New Roman" w:hAnsi="Times New Roman" w:eastAsia="Times New Roman"/>
+          <w:b/>
+          <w:sz w:val="28"/>
+        </w:rPr>
+        <w:t xml:space="preserve">№9 </w:t>
+      </w:r>
+      <w:r>
+        <w:rPr>
+          <w:rFonts w:ascii="Times New Roman" w:hAnsi="Times New Roman" w:eastAsia="Times New Roman"/>
+          <w:b w:val="0"/>
+          <w:i w:val="0"/>
+          <w:sz w:val="28"/>
+        </w:rPr>
+        <w:t>В городе Z в ходе социологического опроса обучающихся и учителей им задавали вопрос: «Как Вы думаете, поможет ли использование электронных средств обучения повысить успеваемость школьников?». Полученные результаты (в % от числа опрошенных) представлены в виде диаграммы.</w:t>
+      </w:r>
+    </w:p>
+    <w:p>
+      <w:pPr>
+        <w:spacing w:after="80"/>
+        <w:jc w:val="center"/>
+      </w:pPr>
+      <w:r>
         <w:drawing>
           <wp:inline xmlns:a="http://schemas.openxmlformats.org/drawingml/2006/main" xmlns:pic="http://schemas.openxmlformats.org/drawingml/2006/picture">
-            <wp:extent cx="5400000" cy="4752000"/>
+            <wp:extent cx="3780000" cy="3780000"/>
             <wp:docPr id="1" name="Picture 1"/>
             <wp:cNvGraphicFramePr>
               <a:graphicFrameLocks noChangeAspect="1"/>
@@ -1582,12 +1779,11 @@
               <a:graphicData uri="http://schemas.openxmlformats.org/drawingml/2006/picture">
                 <pic:pic>
                   <pic:nvPicPr>
-                    <pic:cNvPr id="0" name="asset-0020.png"/>
+                    <pic:cNvPr id="0" name="asset-0069.png"/>
                     <pic:cNvPicPr/>
                   </pic:nvPicPr>
                   <pic:blipFill>
                     <a:blip r:embed="rId9"/>
-                    <a:srcRect b="12000"/>
                     <a:stretch>
                       <a:fillRect/>
                     </a:stretch>
@@ -1595,7 +1791,7 @@
                   <pic:spPr>
                     <a:xfrm>
                       <a:off x="0" y="0"/>
-                      <a:ext cx="5400000" cy="4752000"/>
+                      <a:ext cx="3780000" cy="3780000"/>
                     </a:xfrm>
                     <a:prstGeom prst="rect"/>
                   </pic:spPr>
@@ -1608,482 +1804,514 @@
     </w:p>
     <w:p>
       <w:pPr>
-        <w:widowControl/>
-        <w:spacing w:line="240" w:lineRule="auto" w:after="0"/>
+        <w:keepNext w:val="0"/>
+        <w:spacing w:after="60" w:line="240" w:lineRule="auto"/>
+        <w:jc w:val="both"/>
       </w:pPr>
       <w:r>
         <w:rPr>
           <w:rFonts w:ascii="Times New Roman" w:hAnsi="Times New Roman" w:eastAsia="Times New Roman"/>
           <w:b w:val="0"/>
           <w:i w:val="0"/>
-          <w:color w:val="181A1F"/>
           <w:sz w:val="28"/>
         </w:rPr>
-        <w:t xml:space="preserve">Найдите в приведённом списке выводы, которые можно сделать на основе диаграммы, и запишите цифры, под которыми они указаны.  </w:t>
+        <w:t>Найдите в приведённом списке выводы, которые можно сделать на основе диаграммы, и запишите цифры, под которыми они указаны.</w:t>
       </w:r>
     </w:p>
     <w:p>
       <w:pPr>
-        <w:widowControl/>
-        <w:spacing w:line="240" w:lineRule="auto" w:after="0"/>
+        <w:keepNext w:val="0"/>
+        <w:spacing w:after="60" w:line="240" w:lineRule="auto"/>
+        <w:jc w:val="both"/>
       </w:pPr>
       <w:r>
         <w:rPr>
           <w:rFonts w:ascii="Times New Roman" w:hAnsi="Times New Roman" w:eastAsia="Times New Roman"/>
           <w:b w:val="0"/>
           <w:i w:val="0"/>
-          <w:color w:val="181A1F"/>
           <w:sz w:val="28"/>
         </w:rPr>
-        <w:t xml:space="preserve">1) Равные доли опрошенных каждой группы обращают внимание на функциональные возможности технических устройств.  </w:t>
+        <w:t>1) Доля тех, кто указал, что использование электронных средств обучения позволит повысить успеваемость школьников, среди обучающихся больше, чем среди учителей.</w:t>
       </w:r>
     </w:p>
     <w:p>
       <w:pPr>
-        <w:widowControl/>
-        <w:spacing w:line="240" w:lineRule="auto" w:after="0"/>
+        <w:keepNext w:val="0"/>
+        <w:spacing w:after="60" w:line="240" w:lineRule="auto"/>
+        <w:jc w:val="both"/>
       </w:pPr>
       <w:r>
         <w:rPr>
           <w:rFonts w:ascii="Times New Roman" w:hAnsi="Times New Roman" w:eastAsia="Times New Roman"/>
           <w:b w:val="0"/>
           <w:i w:val="0"/>
-          <w:color w:val="181A1F"/>
           <w:sz w:val="28"/>
         </w:rPr>
-        <w:t xml:space="preserve">2) Среди 25-летних доля тех, кто при покупке технических устройств обращает внимание на техническую новизну, больше доли тех, кто обращает внимание на стоимость.  </w:t>
+        <w:t>2) Доля тех, кто отметил что всё зависит от самих учеников, среди обучающихся больше, чем среди учителей.</w:t>
       </w:r>
     </w:p>
     <w:p>
       <w:pPr>
-        <w:widowControl/>
-        <w:spacing w:line="240" w:lineRule="auto" w:after="0"/>
+        <w:keepNext w:val="0"/>
+        <w:spacing w:after="60" w:line="240" w:lineRule="auto"/>
+        <w:jc w:val="both"/>
       </w:pPr>
       <w:r>
         <w:rPr>
           <w:rFonts w:ascii="Times New Roman" w:hAnsi="Times New Roman" w:eastAsia="Times New Roman"/>
           <w:b w:val="0"/>
           <w:i w:val="0"/>
-          <w:color w:val="181A1F"/>
           <w:sz w:val="28"/>
         </w:rPr>
-        <w:t xml:space="preserve">3) Доля тех, кто обращает внимание на удобство и простоту в обращении, среди 25-летних больше, чем среди 50-летних.  </w:t>
+        <w:t>3) Равные доли обучающихся отметили, что всё зависит от учителей и что использование гаджетов не повлияет на успеваемость.</w:t>
       </w:r>
     </w:p>
     <w:p>
       <w:pPr>
-        <w:widowControl/>
-        <w:spacing w:line="240" w:lineRule="auto" w:after="0"/>
+        <w:keepNext w:val="0"/>
+        <w:spacing w:after="60" w:line="240" w:lineRule="auto"/>
+        <w:jc w:val="both"/>
       </w:pPr>
       <w:r>
         <w:rPr>
           <w:rFonts w:ascii="Times New Roman" w:hAnsi="Times New Roman" w:eastAsia="Times New Roman"/>
           <w:b w:val="0"/>
           <w:i w:val="0"/>
-          <w:color w:val="181A1F"/>
           <w:sz w:val="28"/>
         </w:rPr>
-        <w:t xml:space="preserve">4) Доля тех, кто при покупке технических устройств обращает внимание на их стоимость, среди 50-летних меньше, чем среди 25-летних.  </w:t>
+        <w:t>4) Доля тех, кто считает, что, скорее всего, успеваемость снизится, среди учителей больше, чем среди обучающихся.</w:t>
       </w:r>
     </w:p>
     <w:p>
       <w:pPr>
-        <w:widowControl/>
-        <w:spacing w:line="240" w:lineRule="auto" w:after="0"/>
+        <w:keepNext w:val="0"/>
+        <w:spacing w:after="60" w:line="240" w:lineRule="auto"/>
+        <w:jc w:val="both"/>
       </w:pPr>
       <w:r>
         <w:rPr>
           <w:rFonts w:ascii="Times New Roman" w:hAnsi="Times New Roman" w:eastAsia="Times New Roman"/>
           <w:b w:val="0"/>
           <w:i w:val="0"/>
-          <w:color w:val="181A1F"/>
           <w:sz w:val="28"/>
         </w:rPr>
-        <w:t xml:space="preserve">5) Равные доли опрошенных затруднились ответить.  </w:t>
+        <w:t>5) Среди учителей доля тех, кто отметил, что всё зависит от самих учеников, больше доли тех, кто указал, что, скорее всего, успеваемость снизится.</w:t>
       </w:r>
     </w:p>
     <w:p>
       <w:pPr>
-        <w:keepNext/>
-        <w:widowControl/>
-        <w:spacing w:line="240" w:lineRule="auto" w:after="0" w:before="120"/>
-      </w:pPr>
-      <w:r>
-        <w:rPr>
-          <w:rFonts w:ascii="Times New Roman" w:hAnsi="Times New Roman" w:eastAsia="Times New Roman"/>
-          <w:b/>
-          <w:color w:val="181A1F"/>
-          <w:sz w:val="28"/>
-        </w:rPr>
-        <w:t>10.</w:t>
-      </w:r>
-    </w:p>
-    <w:p>
-      <w:pPr>
-        <w:widowControl/>
-        <w:spacing w:line="240" w:lineRule="auto" w:after="0"/>
+        <w:keepNext w:val="0"/>
+        <w:spacing w:after="60" w:line="240" w:lineRule="auto"/>
+        <w:jc w:val="both"/>
       </w:pPr>
       <w:r>
         <w:rPr>
           <w:rFonts w:ascii="Times New Roman" w:hAnsi="Times New Roman" w:eastAsia="Times New Roman"/>
           <w:b w:val="0"/>
           <w:i w:val="0"/>
-          <w:color w:val="181A1F"/>
           <w:sz w:val="28"/>
         </w:rPr>
-        <w:t>Выберите верные суждения о государстве и его функциях и запишите цифры, под которыми они указаны.</w:t>
+        <w:t>Ответ:</w:t>
       </w:r>
     </w:p>
     <w:p>
       <w:pPr>
-        <w:widowControl/>
-        <w:spacing w:line="240" w:lineRule="auto" w:after="0"/>
-      </w:pPr>
+        <w:keepNext w:val="0"/>
+        <w:spacing w:after="60" w:line="240" w:lineRule="auto"/>
+        <w:jc w:val="both"/>
+      </w:pPr>
+      <w:r>
+        <w:rPr>
+          <w:rFonts w:ascii="Times New Roman" w:hAnsi="Times New Roman" w:eastAsia="Times New Roman"/>
+          <w:b/>
+          <w:sz w:val="28"/>
+        </w:rPr>
+        <w:t xml:space="preserve">№10 </w:t>
+      </w:r>
       <w:r>
         <w:rPr>
           <w:rFonts w:ascii="Times New Roman" w:hAnsi="Times New Roman" w:eastAsia="Times New Roman"/>
           <w:b w:val="0"/>
           <w:i w:val="0"/>
-          <w:color w:val="181A1F"/>
           <w:sz w:val="28"/>
         </w:rPr>
-        <w:t>1) Государством называют совокупность институтов публичной власти, механизм реализации политической власти.</w:t>
+        <w:t>Выберите верные суждения о политической элите и запишите цифры, под которыми они указаны.</w:t>
       </w:r>
     </w:p>
     <w:p>
       <w:pPr>
-        <w:widowControl/>
-        <w:spacing w:line="240" w:lineRule="auto" w:after="0"/>
+        <w:keepNext w:val="0"/>
+        <w:spacing w:after="60" w:line="240" w:lineRule="auto"/>
+        <w:jc w:val="both"/>
       </w:pPr>
       <w:r>
         <w:rPr>
           <w:rFonts w:ascii="Times New Roman" w:hAnsi="Times New Roman" w:eastAsia="Times New Roman"/>
           <w:b w:val="0"/>
           <w:i w:val="0"/>
-          <w:color w:val="181A1F"/>
           <w:sz w:val="28"/>
         </w:rPr>
-        <w:t>2) Государство призвано уравновешивать различные социальные интересы.</w:t>
+        <w:t>1) Политическая элита — группа людей, являющаяся конституционно утверждённым источником власти в любом государстве.</w:t>
       </w:r>
     </w:p>
     <w:p>
       <w:pPr>
-        <w:widowControl/>
-        <w:spacing w:line="240" w:lineRule="auto" w:after="0"/>
+        <w:keepNext w:val="0"/>
+        <w:spacing w:after="60" w:line="240" w:lineRule="auto"/>
+        <w:jc w:val="both"/>
       </w:pPr>
       <w:r>
         <w:rPr>
           <w:rFonts w:ascii="Times New Roman" w:hAnsi="Times New Roman" w:eastAsia="Times New Roman"/>
           <w:b w:val="0"/>
           <w:i w:val="0"/>
-          <w:color w:val="181A1F"/>
           <w:sz w:val="28"/>
         </w:rPr>
-        <w:t>3) К основным признакам государства относятся унитарная форма государственного устройства, территория, на которую распространяется власть.</w:t>
+        <w:t>2) Политическая элита выдвигает политических лидеров.</w:t>
       </w:r>
     </w:p>
     <w:p>
       <w:pPr>
-        <w:widowControl/>
-        <w:spacing w:line="240" w:lineRule="auto" w:after="0"/>
+        <w:keepNext w:val="0"/>
+        <w:spacing w:after="60" w:line="240" w:lineRule="auto"/>
+        <w:jc w:val="both"/>
       </w:pPr>
       <w:r>
         <w:rPr>
           <w:rFonts w:ascii="Times New Roman" w:hAnsi="Times New Roman" w:eastAsia="Times New Roman"/>
           <w:b w:val="0"/>
           <w:i w:val="0"/>
-          <w:color w:val="181A1F"/>
           <w:sz w:val="28"/>
         </w:rPr>
-        <w:t>4) Государство отличается от политической партии тем, что оно является политическим институтом.</w:t>
+        <w:t>3) К основным функциям политической элиты относят производство и потребление материальных благ.</w:t>
       </w:r>
     </w:p>
     <w:p>
       <w:pPr>
-        <w:widowControl/>
-        <w:spacing w:line="240" w:lineRule="auto" w:after="0"/>
+        <w:keepNext w:val="0"/>
+        <w:spacing w:after="60" w:line="240" w:lineRule="auto"/>
+        <w:jc w:val="both"/>
       </w:pPr>
       <w:r>
         <w:rPr>
           <w:rFonts w:ascii="Times New Roman" w:hAnsi="Times New Roman" w:eastAsia="Times New Roman"/>
           <w:b w:val="0"/>
           <w:i w:val="0"/>
-          <w:color w:val="181A1F"/>
           <w:sz w:val="28"/>
         </w:rPr>
-        <w:t>5) В правоохранительную функцию государства входит профилактика правонарушений в целях их предупреждения и пресечения.</w:t>
+        <w:t>4) По отношению к власти политическую элиту подразделяют на правящую и контрэлиту.</w:t>
       </w:r>
     </w:p>
     <w:p>
       <w:pPr>
-        <w:keepNext/>
-        <w:widowControl/>
-        <w:spacing w:line="240" w:lineRule="auto" w:after="0" w:before="120"/>
-      </w:pPr>
-      <w:r>
-        <w:rPr>
-          <w:rFonts w:ascii="Times New Roman" w:hAnsi="Times New Roman" w:eastAsia="Times New Roman"/>
-          <w:b/>
-          <w:color w:val="181A1F"/>
-          <w:sz w:val="28"/>
-        </w:rPr>
-        <w:t>11.</w:t>
-      </w:r>
-    </w:p>
-    <w:p>
-      <w:pPr>
-        <w:widowControl/>
-        <w:spacing w:line="240" w:lineRule="auto" w:after="0"/>
+        <w:keepNext w:val="0"/>
+        <w:spacing w:after="60" w:line="240" w:lineRule="auto"/>
+        <w:jc w:val="both"/>
       </w:pPr>
       <w:r>
         <w:rPr>
           <w:rFonts w:ascii="Times New Roman" w:hAnsi="Times New Roman" w:eastAsia="Times New Roman"/>
           <w:b w:val="0"/>
           <w:i w:val="0"/>
-          <w:color w:val="181A1F"/>
           <w:sz w:val="28"/>
         </w:rPr>
-        <w:t>В государстве Z глава государства получает власть по наследству. В его руках сосредоточена законодательная и исполнительная власть, он также является высшим судьей. Государство полностью контролирует все стороны жизни граждан страны Z, включая их частную жизнь, понятие личной и семейной тайны отсутствует. Государство Z включает в себя территориальные единицы, не обладающие политической самостоятельностью. Найдите в приведённом ниже списке характеристики формы государства Z и запишите цифры, под которыми они указаны.</w:t>
+        <w:t>5) Политическая элита представляет собой относительно немногочисленную самостоятельную группу, способную принимать политические решения.</w:t>
       </w:r>
     </w:p>
     <w:p>
       <w:pPr>
-        <w:widowControl/>
-        <w:spacing w:line="240" w:lineRule="auto" w:after="0"/>
+        <w:keepNext w:val="0"/>
+        <w:spacing w:after="60" w:line="240" w:lineRule="auto"/>
+        <w:jc w:val="both"/>
       </w:pPr>
       <w:r>
         <w:rPr>
           <w:rFonts w:ascii="Times New Roman" w:hAnsi="Times New Roman" w:eastAsia="Times New Roman"/>
           <w:b w:val="0"/>
           <w:i w:val="0"/>
-          <w:color w:val="181A1F"/>
           <w:sz w:val="28"/>
         </w:rPr>
-        <w:t>1) конституционная монархия</w:t>
+        <w:t>Ответ:</w:t>
       </w:r>
     </w:p>
     <w:p>
       <w:pPr>
-        <w:widowControl/>
-        <w:spacing w:line="240" w:lineRule="auto" w:after="0"/>
-      </w:pPr>
+        <w:keepNext w:val="0"/>
+        <w:spacing w:after="60" w:line="240" w:lineRule="auto"/>
+        <w:jc w:val="both"/>
+      </w:pPr>
+      <w:r>
+        <w:rPr>
+          <w:rFonts w:ascii="Times New Roman" w:hAnsi="Times New Roman" w:eastAsia="Times New Roman"/>
+          <w:b/>
+          <w:sz w:val="28"/>
+        </w:rPr>
+        <w:t xml:space="preserve">№11 </w:t>
+      </w:r>
       <w:r>
         <w:rPr>
           <w:rFonts w:ascii="Times New Roman" w:hAnsi="Times New Roman" w:eastAsia="Times New Roman"/>
           <w:b w:val="0"/>
           <w:i w:val="0"/>
-          <w:color w:val="181A1F"/>
           <w:sz w:val="28"/>
         </w:rPr>
-        <w:t>2) унитарное государство</w:t>
+        <w:t>В государстве Z существует наследственная передача королевской власти. Регулярно на конкурентной основе проходят выборы в парламент, выполняющий законодательные функции. Граждане обладают всей полнотой прав и свобод, развиты институты гражданского общества. Государство Z включает в себя территориальные единицы, не обладающие политической самостоятельностью. Найдите в приведённом ниже списке характеристики формы государства Z и запишите цифры, под которыми они указаны.</w:t>
       </w:r>
     </w:p>
     <w:p>
       <w:pPr>
-        <w:widowControl/>
-        <w:spacing w:line="240" w:lineRule="auto" w:after="0"/>
+        <w:keepNext w:val="0"/>
+        <w:spacing w:after="60" w:line="240" w:lineRule="auto"/>
+        <w:jc w:val="both"/>
       </w:pPr>
       <w:r>
         <w:rPr>
           <w:rFonts w:ascii="Times New Roman" w:hAnsi="Times New Roman" w:eastAsia="Times New Roman"/>
           <w:b w:val="0"/>
           <w:i w:val="0"/>
-          <w:color w:val="181A1F"/>
           <w:sz w:val="28"/>
         </w:rPr>
-        <w:t>3) тоталитарное государство</w:t>
+        <w:t>1) Унитарное государство</w:t>
       </w:r>
     </w:p>
     <w:p>
       <w:pPr>
-        <w:widowControl/>
-        <w:spacing w:line="240" w:lineRule="auto" w:after="0"/>
+        <w:keepNext w:val="0"/>
+        <w:spacing w:after="60" w:line="240" w:lineRule="auto"/>
+        <w:jc w:val="both"/>
       </w:pPr>
       <w:r>
         <w:rPr>
           <w:rFonts w:ascii="Times New Roman" w:hAnsi="Times New Roman" w:eastAsia="Times New Roman"/>
           <w:b w:val="0"/>
           <w:i w:val="0"/>
-          <w:color w:val="181A1F"/>
           <w:sz w:val="28"/>
         </w:rPr>
-        <w:t>4) демократическое государство</w:t>
+        <w:t>2) Федеративное государство</w:t>
       </w:r>
     </w:p>
     <w:p>
       <w:pPr>
-        <w:widowControl/>
-        <w:spacing w:line="240" w:lineRule="auto" w:after="0"/>
+        <w:keepNext w:val="0"/>
+        <w:spacing w:after="60" w:line="240" w:lineRule="auto"/>
+        <w:jc w:val="both"/>
       </w:pPr>
       <w:r>
         <w:rPr>
           <w:rFonts w:ascii="Times New Roman" w:hAnsi="Times New Roman" w:eastAsia="Times New Roman"/>
           <w:b w:val="0"/>
           <w:i w:val="0"/>
-          <w:color w:val="181A1F"/>
           <w:sz w:val="28"/>
         </w:rPr>
-        <w:t>5) абсолютная монархия</w:t>
+        <w:t>3) Абсолютная монархия</w:t>
       </w:r>
     </w:p>
     <w:p>
       <w:pPr>
-        <w:widowControl/>
-        <w:spacing w:line="240" w:lineRule="auto" w:after="0"/>
+        <w:keepNext w:val="0"/>
+        <w:spacing w:after="60" w:line="240" w:lineRule="auto"/>
+        <w:jc w:val="both"/>
       </w:pPr>
       <w:r>
         <w:rPr>
           <w:rFonts w:ascii="Times New Roman" w:hAnsi="Times New Roman" w:eastAsia="Times New Roman"/>
           <w:b w:val="0"/>
           <w:i w:val="0"/>
-          <w:color w:val="181A1F"/>
           <w:sz w:val="28"/>
         </w:rPr>
-        <w:t>6) федеративное государство</w:t>
+        <w:t>4) Конституционная монархия</w:t>
       </w:r>
     </w:p>
     <w:p>
       <w:pPr>
-        <w:keepNext/>
-        <w:widowControl/>
-        <w:spacing w:line="240" w:lineRule="auto" w:after="0" w:before="120"/>
-      </w:pPr>
-      <w:r>
-        <w:rPr>
-          <w:rFonts w:ascii="Times New Roman" w:hAnsi="Times New Roman" w:eastAsia="Times New Roman"/>
-          <w:b/>
-          <w:color w:val="181A1F"/>
-          <w:sz w:val="28"/>
-        </w:rPr>
-        <w:t>12.</w:t>
-      </w:r>
-    </w:p>
-    <w:p>
-      <w:pPr>
-        <w:widowControl/>
-        <w:spacing w:line="240" w:lineRule="auto" w:after="0"/>
+        <w:keepNext w:val="0"/>
+        <w:spacing w:after="60" w:line="240" w:lineRule="auto"/>
+        <w:jc w:val="both"/>
       </w:pPr>
       <w:r>
         <w:rPr>
           <w:rFonts w:ascii="Times New Roman" w:hAnsi="Times New Roman" w:eastAsia="Times New Roman"/>
           <w:b w:val="0"/>
           <w:i w:val="0"/>
-          <w:color w:val="181A1F"/>
           <w:sz w:val="28"/>
         </w:rPr>
-        <w:t>Что из перечисленного ниже относится к политическим правам (свободам) гражданина РФ? Запишите цифры, под которыми они указаны.</w:t>
+        <w:t>5) Президентская республика</w:t>
       </w:r>
     </w:p>
     <w:p>
       <w:pPr>
-        <w:widowControl/>
-        <w:spacing w:line="240" w:lineRule="auto" w:after="0"/>
+        <w:keepNext w:val="0"/>
+        <w:spacing w:after="60" w:line="240" w:lineRule="auto"/>
+        <w:jc w:val="both"/>
       </w:pPr>
       <w:r>
         <w:rPr>
           <w:rFonts w:ascii="Times New Roman" w:hAnsi="Times New Roman" w:eastAsia="Times New Roman"/>
           <w:b w:val="0"/>
           <w:i w:val="0"/>
-          <w:color w:val="181A1F"/>
           <w:sz w:val="28"/>
         </w:rPr>
-        <w:t xml:space="preserve">1) обращение в органы государственной власти </w:t>
+        <w:t>6) Демократическое государство</w:t>
       </w:r>
     </w:p>
     <w:p>
       <w:pPr>
-        <w:widowControl/>
-        <w:spacing w:line="240" w:lineRule="auto" w:after="0"/>
+        <w:keepNext w:val="0"/>
+        <w:spacing w:after="60" w:line="240" w:lineRule="auto"/>
+        <w:jc w:val="both"/>
       </w:pPr>
       <w:r>
         <w:rPr>
           <w:rFonts w:ascii="Times New Roman" w:hAnsi="Times New Roman" w:eastAsia="Times New Roman"/>
           <w:b w:val="0"/>
           <w:i w:val="0"/>
-          <w:color w:val="181A1F"/>
           <w:sz w:val="28"/>
         </w:rPr>
-        <w:t xml:space="preserve">2) доступ к государственной службе </w:t>
+        <w:t>Ответ:</w:t>
       </w:r>
     </w:p>
     <w:p>
       <w:pPr>
-        <w:widowControl/>
-        <w:spacing w:line="240" w:lineRule="auto" w:after="0"/>
-      </w:pPr>
+        <w:keepNext w:val="0"/>
+        <w:spacing w:after="60" w:line="240" w:lineRule="auto"/>
+        <w:jc w:val="both"/>
+      </w:pPr>
+      <w:r>
+        <w:rPr>
+          <w:rFonts w:ascii="Times New Roman" w:hAnsi="Times New Roman" w:eastAsia="Times New Roman"/>
+          <w:b/>
+          <w:sz w:val="28"/>
+        </w:rPr>
+        <w:t xml:space="preserve">№12 </w:t>
+      </w:r>
       <w:r>
         <w:rPr>
           <w:rFonts w:ascii="Times New Roman" w:hAnsi="Times New Roman" w:eastAsia="Times New Roman"/>
           <w:b w:val="0"/>
           <w:i w:val="0"/>
-          <w:color w:val="181A1F"/>
           <w:sz w:val="28"/>
         </w:rPr>
-        <w:t>3) защита Отечества</w:t>
+        <w:t>Согласно Конституции РФ наша страна является правовым государством. Выберите в приведённом списке черты правового государства. Запишите цифры, под которыми они указаны.</w:t>
       </w:r>
     </w:p>
     <w:p>
       <w:pPr>
-        <w:widowControl/>
-        <w:spacing w:line="240" w:lineRule="auto" w:after="0"/>
+        <w:keepNext w:val="0"/>
+        <w:spacing w:after="60" w:line="240" w:lineRule="auto"/>
+        <w:jc w:val="both"/>
       </w:pPr>
       <w:r>
         <w:rPr>
           <w:rFonts w:ascii="Times New Roman" w:hAnsi="Times New Roman" w:eastAsia="Times New Roman"/>
           <w:b w:val="0"/>
           <w:i w:val="0"/>
-          <w:color w:val="181A1F"/>
           <w:sz w:val="28"/>
         </w:rPr>
-        <w:t>4) участие в управлении делами государства</w:t>
+        <w:t>1) признание прав и свобод человека высшей ценностью</w:t>
       </w:r>
     </w:p>
     <w:p>
       <w:pPr>
-        <w:widowControl/>
-        <w:spacing w:line="240" w:lineRule="auto" w:after="0"/>
+        <w:keepNext w:val="0"/>
+        <w:spacing w:after="60" w:line="240" w:lineRule="auto"/>
+        <w:jc w:val="both"/>
       </w:pPr>
       <w:r>
         <w:rPr>
           <w:rFonts w:ascii="Times New Roman" w:hAnsi="Times New Roman" w:eastAsia="Times New Roman"/>
           <w:b w:val="0"/>
           <w:i w:val="0"/>
-          <w:color w:val="181A1F"/>
           <w:sz w:val="28"/>
         </w:rPr>
-        <w:t>5) получение квалифицированной юридической помощи</w:t>
+        <w:t>2) реализация на практике принципа разделения властей</w:t>
       </w:r>
     </w:p>
     <w:p>
       <w:pPr>
-        <w:keepNext/>
-        <w:widowControl/>
-        <w:spacing w:line="240" w:lineRule="auto" w:after="0" w:before="120"/>
-      </w:pPr>
-      <w:r>
-        <w:rPr>
-          <w:rFonts w:ascii="Times New Roman" w:hAnsi="Times New Roman" w:eastAsia="Times New Roman"/>
-          <w:b/>
-          <w:color w:val="181A1F"/>
-          <w:sz w:val="28"/>
-        </w:rPr>
-        <w:t>13.</w:t>
-      </w:r>
-    </w:p>
-    <w:p>
-      <w:pPr>
-        <w:widowControl/>
-        <w:spacing w:line="240" w:lineRule="auto" w:after="0"/>
+        <w:keepNext w:val="0"/>
+        <w:spacing w:after="60" w:line="240" w:lineRule="auto"/>
+        <w:jc w:val="both"/>
       </w:pPr>
       <w:r>
         <w:rPr>
           <w:rFonts w:ascii="Times New Roman" w:hAnsi="Times New Roman" w:eastAsia="Times New Roman"/>
           <w:b w:val="0"/>
           <w:i w:val="0"/>
-          <w:color w:val="181A1F"/>
           <w:sz w:val="28"/>
         </w:rPr>
-        <w:t>Установите соответствие между предметами ведения, полномочиями и уровнями публичной власти в Российской Федерации, к которым эти предметы ведения, полномочия относятся: к каждой позиции, данной в первом столбце, подберите соответствующую позицию из второго столбца.</w:t>
+        <w:t>3) регулярное проведение выборов в органы государственной власти</w:t>
+      </w:r>
+    </w:p>
+    <w:p>
+      <w:pPr>
+        <w:keepNext w:val="0"/>
+        <w:spacing w:after="60" w:line="240" w:lineRule="auto"/>
+        <w:jc w:val="both"/>
+      </w:pPr>
+      <w:r>
+        <w:rPr>
+          <w:rFonts w:ascii="Times New Roman" w:hAnsi="Times New Roman" w:eastAsia="Times New Roman"/>
+          <w:b w:val="0"/>
+          <w:i w:val="0"/>
+          <w:sz w:val="28"/>
+        </w:rPr>
+        <w:t>4) равенство всех граждан перед законом</w:t>
+      </w:r>
+    </w:p>
+    <w:p>
+      <w:pPr>
+        <w:keepNext w:val="0"/>
+        <w:spacing w:after="60" w:line="240" w:lineRule="auto"/>
+        <w:jc w:val="both"/>
+      </w:pPr>
+      <w:r>
+        <w:rPr>
+          <w:rFonts w:ascii="Times New Roman" w:hAnsi="Times New Roman" w:eastAsia="Times New Roman"/>
+          <w:b w:val="0"/>
+          <w:i w:val="0"/>
+          <w:sz w:val="28"/>
+        </w:rPr>
+        <w:t>5) наличие средств массовой информации</w:t>
+      </w:r>
+    </w:p>
+    <w:p>
+      <w:pPr>
+        <w:keepNext w:val="0"/>
+        <w:spacing w:after="60" w:line="240" w:lineRule="auto"/>
+        <w:jc w:val="both"/>
+      </w:pPr>
+      <w:r>
+        <w:rPr>
+          <w:rFonts w:ascii="Times New Roman" w:hAnsi="Times New Roman" w:eastAsia="Times New Roman"/>
+          <w:b w:val="0"/>
+          <w:i w:val="0"/>
+          <w:sz w:val="28"/>
+        </w:rPr>
+        <w:t>Ответ:</w:t>
+      </w:r>
+    </w:p>
+    <w:p>
+      <w:pPr>
+        <w:keepNext w:val="0"/>
+        <w:spacing w:after="60" w:line="240" w:lineRule="auto"/>
+        <w:jc w:val="both"/>
+      </w:pPr>
+      <w:r>
+        <w:rPr>
+          <w:rFonts w:ascii="Times New Roman" w:hAnsi="Times New Roman" w:eastAsia="Times New Roman"/>
+          <w:b/>
+          <w:sz w:val="28"/>
+        </w:rPr>
+        <w:t xml:space="preserve">№13 </w:t>
+      </w:r>
+      <w:r>
+        <w:rPr>
+          <w:rFonts w:ascii="Times New Roman" w:hAnsi="Times New Roman" w:eastAsia="Times New Roman"/>
+          <w:b w:val="0"/>
+          <w:i w:val="0"/>
+          <w:sz w:val="28"/>
+        </w:rPr>
+        <w:t>Установите соответствие между вопросами и субъектами государственной власти Российской Федерации, к ведению которых эти вопросы относятся: к каждой позиции, данной в первом столбце, подберите соответствующую позицию из второго столбца.</w:t>
       </w:r>
     </w:p>
     <w:tbl>
@@ -2101,38 +2329,52 @@
         <w:tc>
           <w:tcPr>
             <w:tcW w:type="dxa" w:w="5128"/>
+            <w:vAlign w:val="center"/>
+            <w:tcMar>
+              <w:top w:w="80" w:type="dxa"/>
+              <w:start w:w="100" w:type="dxa"/>
+              <w:bottom w:w="80" w:type="dxa"/>
+              <w:end w:w="100" w:type="dxa"/>
+            </w:tcMar>
           </w:tcPr>
           <w:p>
             <w:pPr>
+              <w:keepNext w:val="0"/>
               <w:spacing w:after="0" w:line="240" w:lineRule="auto"/>
+              <w:jc w:val="left"/>
             </w:pPr>
             <w:r>
               <w:rPr>
                 <w:rFonts w:ascii="Times New Roman" w:hAnsi="Times New Roman" w:eastAsia="Times New Roman"/>
-                <w:b/>
-                <w:color w:val="181A1F"/>
                 <w:sz w:val="28"/>
               </w:rPr>
-              <w:t>ПРЕДМЕТЫ ВЕДЕНИЯ, ПОЛНОМОЧИЯ</w:t>
+              <w:t>ВОПРОСЫ</w:t>
             </w:r>
           </w:p>
         </w:tc>
         <w:tc>
           <w:tcPr>
             <w:tcW w:type="dxa" w:w="5128"/>
+            <w:vAlign w:val="center"/>
+            <w:tcMar>
+              <w:top w:w="80" w:type="dxa"/>
+              <w:start w:w="100" w:type="dxa"/>
+              <w:bottom w:w="80" w:type="dxa"/>
+              <w:end w:w="100" w:type="dxa"/>
+            </w:tcMar>
           </w:tcPr>
           <w:p>
             <w:pPr>
+              <w:keepNext w:val="0"/>
               <w:spacing w:after="0" w:line="240" w:lineRule="auto"/>
+              <w:jc w:val="left"/>
             </w:pPr>
             <w:r>
               <w:rPr>
                 <w:rFonts w:ascii="Times New Roman" w:hAnsi="Times New Roman" w:eastAsia="Times New Roman"/>
-                <w:b/>
-                <w:color w:val="181A1F"/>
                 <w:sz w:val="28"/>
               </w:rPr>
-              <w:t>УРОВНИ ПУБЛИЧНОЙ ВЛАСТИ В РОССИЙСКОЙ ФЕДЕРАЦИИ</w:t>
+              <w:t>СУБЪЕКТЫ ГОСУДАРСТВЕННОЙ ВЛАСТИ РОССИЙСКОЙ ФЕДЕРАЦИИ</w:t>
             </w:r>
           </w:p>
         </w:tc>
@@ -2141,62 +2383,69 @@
         <w:tc>
           <w:tcPr>
             <w:tcW w:type="dxa" w:w="5128"/>
+            <w:vAlign w:val="center"/>
+            <w:tcMar>
+              <w:top w:w="80" w:type="dxa"/>
+              <w:start w:w="100" w:type="dxa"/>
+              <w:bottom w:w="80" w:type="dxa"/>
+              <w:end w:w="100" w:type="dxa"/>
+            </w:tcMar>
           </w:tcPr>
           <w:p>
             <w:pPr>
+              <w:keepNext w:val="0"/>
               <w:spacing w:after="0" w:line="240" w:lineRule="auto"/>
+              <w:jc w:val="left"/>
             </w:pPr>
             <w:r>
               <w:rPr>
                 <w:rFonts w:ascii="Times New Roman" w:hAnsi="Times New Roman" w:eastAsia="Times New Roman"/>
-                <w:color w:val="181A1F"/>
                 <w:sz w:val="28"/>
               </w:rPr>
-              <w:t>А) внешнеэкономические отношения Российской Федерации</w:t>
-              <w:br/>
-              <w:t>Б) адвокатура, нотариат</w:t>
-              <w:br/>
-              <w:t>В) кадры судебных и правоохранительных органов</w:t>
-              <w:br/>
-              <w:t>Г) правовое регулирование интеллектуальной собственности</w:t>
-              <w:br/>
-              <w:t>Д) государственные награды</w:t>
+              <w:t>А) метрическая система и исчисление времениБ) оборонное производствоВ) государственные награды и почётные звания Российской ФедерацииГ) кадры судебных и правоохранительных органовД) охрана памятников истории и культуры</w:t>
             </w:r>
           </w:p>
         </w:tc>
         <w:tc>
           <w:tcPr>
             <w:tcW w:type="dxa" w:w="5128"/>
+            <w:vAlign w:val="center"/>
+            <w:tcMar>
+              <w:top w:w="80" w:type="dxa"/>
+              <w:start w:w="100" w:type="dxa"/>
+              <w:bottom w:w="80" w:type="dxa"/>
+              <w:end w:w="100" w:type="dxa"/>
+            </w:tcMar>
           </w:tcPr>
           <w:p>
             <w:pPr>
+              <w:keepNext w:val="0"/>
               <w:spacing w:after="0" w:line="240" w:lineRule="auto"/>
+              <w:jc w:val="left"/>
             </w:pPr>
             <w:r>
               <w:rPr>
                 <w:rFonts w:ascii="Times New Roman" w:hAnsi="Times New Roman" w:eastAsia="Times New Roman"/>
-                <w:color w:val="181A1F"/>
                 <w:sz w:val="28"/>
               </w:rPr>
-              <w:t>1) исключительное ведение Российской Федерации</w:t>
-              <w:br/>
-              <w:t>2) совместно Российская Федерация и субъекты Российской Федерации</w:t>
+              <w:t>1) совместно федеральный центр и субъекты Российской Федерации2) только федеральный центр</w:t>
             </w:r>
           </w:p>
         </w:tc>
       </w:tr>
     </w:tbl>
+    <w:p/>
     <w:p>
       <w:pPr>
-        <w:widowControl/>
-        <w:spacing w:line="240" w:lineRule="auto" w:after="0"/>
+        <w:keepNext w:val="0"/>
+        <w:spacing w:after="60" w:line="240" w:lineRule="auto"/>
+        <w:jc w:val="both"/>
       </w:pPr>
       <w:r>
         <w:rPr>
           <w:rFonts w:ascii="Times New Roman" w:hAnsi="Times New Roman" w:eastAsia="Times New Roman"/>
           <w:b w:val="0"/>
           <w:i w:val="0"/>
-          <w:color w:val="181A1F"/>
           <w:sz w:val="28"/>
         </w:rPr>
         <w:t>Запишите в таблицу выбранные цифры под соответствующими буквами:</w:t>
@@ -2220,16 +2469,23 @@
         <w:tc>
           <w:tcPr>
             <w:tcW w:type="dxa" w:w="2051"/>
+            <w:vAlign w:val="center"/>
+            <w:tcMar>
+              <w:top w:w="80" w:type="dxa"/>
+              <w:start w:w="100" w:type="dxa"/>
+              <w:bottom w:w="80" w:type="dxa"/>
+              <w:end w:w="100" w:type="dxa"/>
+            </w:tcMar>
           </w:tcPr>
           <w:p>
             <w:pPr>
+              <w:keepNext w:val="0"/>
               <w:spacing w:after="0" w:line="240" w:lineRule="auto"/>
+              <w:jc w:val="left"/>
             </w:pPr>
             <w:r>
               <w:rPr>
                 <w:rFonts w:ascii="Times New Roman" w:hAnsi="Times New Roman" w:eastAsia="Times New Roman"/>
-                <w:b/>
-                <w:color w:val="181A1F"/>
                 <w:sz w:val="28"/>
               </w:rPr>
               <w:t>A</w:t>
@@ -2239,16 +2495,23 @@
         <w:tc>
           <w:tcPr>
             <w:tcW w:type="dxa" w:w="2051"/>
+            <w:vAlign w:val="center"/>
+            <w:tcMar>
+              <w:top w:w="80" w:type="dxa"/>
+              <w:start w:w="100" w:type="dxa"/>
+              <w:bottom w:w="80" w:type="dxa"/>
+              <w:end w:w="100" w:type="dxa"/>
+            </w:tcMar>
           </w:tcPr>
           <w:p>
             <w:pPr>
+              <w:keepNext w:val="0"/>
               <w:spacing w:after="0" w:line="240" w:lineRule="auto"/>
+              <w:jc w:val="left"/>
             </w:pPr>
             <w:r>
               <w:rPr>
                 <w:rFonts w:ascii="Times New Roman" w:hAnsi="Times New Roman" w:eastAsia="Times New Roman"/>
-                <w:b/>
-                <w:color w:val="181A1F"/>
                 <w:sz w:val="28"/>
               </w:rPr>
               <w:t>Б</w:t>
@@ -2258,16 +2521,23 @@
         <w:tc>
           <w:tcPr>
             <w:tcW w:type="dxa" w:w="2051"/>
+            <w:vAlign w:val="center"/>
+            <w:tcMar>
+              <w:top w:w="80" w:type="dxa"/>
+              <w:start w:w="100" w:type="dxa"/>
+              <w:bottom w:w="80" w:type="dxa"/>
+              <w:end w:w="100" w:type="dxa"/>
+            </w:tcMar>
           </w:tcPr>
           <w:p>
             <w:pPr>
+              <w:keepNext w:val="0"/>
               <w:spacing w:after="0" w:line="240" w:lineRule="auto"/>
+              <w:jc w:val="left"/>
             </w:pPr>
             <w:r>
               <w:rPr>
                 <w:rFonts w:ascii="Times New Roman" w:hAnsi="Times New Roman" w:eastAsia="Times New Roman"/>
-                <w:b/>
-                <w:color w:val="181A1F"/>
                 <w:sz w:val="28"/>
               </w:rPr>
               <w:t>В</w:t>
@@ -2277,16 +2547,23 @@
         <w:tc>
           <w:tcPr>
             <w:tcW w:type="dxa" w:w="2051"/>
+            <w:vAlign w:val="center"/>
+            <w:tcMar>
+              <w:top w:w="80" w:type="dxa"/>
+              <w:start w:w="100" w:type="dxa"/>
+              <w:bottom w:w="80" w:type="dxa"/>
+              <w:end w:w="100" w:type="dxa"/>
+            </w:tcMar>
           </w:tcPr>
           <w:p>
             <w:pPr>
+              <w:keepNext w:val="0"/>
               <w:spacing w:after="0" w:line="240" w:lineRule="auto"/>
+              <w:jc w:val="left"/>
             </w:pPr>
             <w:r>
               <w:rPr>
                 <w:rFonts w:ascii="Times New Roman" w:hAnsi="Times New Roman" w:eastAsia="Times New Roman"/>
-                <w:b/>
-                <w:color w:val="181A1F"/>
                 <w:sz w:val="28"/>
               </w:rPr>
               <w:t>Г</w:t>
@@ -2296,16 +2573,23 @@
         <w:tc>
           <w:tcPr>
             <w:tcW w:type="dxa" w:w="2051"/>
+            <w:vAlign w:val="center"/>
+            <w:tcMar>
+              <w:top w:w="80" w:type="dxa"/>
+              <w:start w:w="100" w:type="dxa"/>
+              <w:bottom w:w="80" w:type="dxa"/>
+              <w:end w:w="100" w:type="dxa"/>
+            </w:tcMar>
           </w:tcPr>
           <w:p>
             <w:pPr>
+              <w:keepNext w:val="0"/>
               <w:spacing w:after="0" w:line="240" w:lineRule="auto"/>
+              <w:jc w:val="left"/>
             </w:pPr>
             <w:r>
               <w:rPr>
                 <w:rFonts w:ascii="Times New Roman" w:hAnsi="Times New Roman" w:eastAsia="Times New Roman"/>
-                <w:b/>
-                <w:color w:val="181A1F"/>
                 <w:sz w:val="28"/>
               </w:rPr>
               <w:t>Д</w:t>
@@ -2317,15 +2601,23 @@
         <w:tc>
           <w:tcPr>
             <w:tcW w:type="dxa" w:w="2051"/>
+            <w:vAlign w:val="center"/>
+            <w:tcMar>
+              <w:top w:w="80" w:type="dxa"/>
+              <w:start w:w="100" w:type="dxa"/>
+              <w:bottom w:w="80" w:type="dxa"/>
+              <w:end w:w="100" w:type="dxa"/>
+            </w:tcMar>
           </w:tcPr>
           <w:p>
             <w:pPr>
+              <w:keepNext w:val="0"/>
               <w:spacing w:after="0" w:line="240" w:lineRule="auto"/>
+              <w:jc w:val="left"/>
             </w:pPr>
             <w:r>
               <w:rPr>
                 <w:rFonts w:ascii="Times New Roman" w:hAnsi="Times New Roman" w:eastAsia="Times New Roman"/>
-                <w:color w:val="181A1F"/>
                 <w:sz w:val="28"/>
               </w:rPr>
             </w:r>
@@ -2334,15 +2626,23 @@
         <w:tc>
           <w:tcPr>
             <w:tcW w:type="dxa" w:w="2051"/>
+            <w:vAlign w:val="center"/>
+            <w:tcMar>
+              <w:top w:w="80" w:type="dxa"/>
+              <w:start w:w="100" w:type="dxa"/>
+              <w:bottom w:w="80" w:type="dxa"/>
+              <w:end w:w="100" w:type="dxa"/>
+            </w:tcMar>
           </w:tcPr>
           <w:p>
             <w:pPr>
+              <w:keepNext w:val="0"/>
               <w:spacing w:after="0" w:line="240" w:lineRule="auto"/>
+              <w:jc w:val="left"/>
             </w:pPr>
             <w:r>
               <w:rPr>
                 <w:rFonts w:ascii="Times New Roman" w:hAnsi="Times New Roman" w:eastAsia="Times New Roman"/>
-                <w:color w:val="181A1F"/>
                 <w:sz w:val="28"/>
               </w:rPr>
             </w:r>
@@ -2351,15 +2651,23 @@
         <w:tc>
           <w:tcPr>
             <w:tcW w:type="dxa" w:w="2051"/>
+            <w:vAlign w:val="center"/>
+            <w:tcMar>
+              <w:top w:w="80" w:type="dxa"/>
+              <w:start w:w="100" w:type="dxa"/>
+              <w:bottom w:w="80" w:type="dxa"/>
+              <w:end w:w="100" w:type="dxa"/>
+            </w:tcMar>
           </w:tcPr>
           <w:p>
             <w:pPr>
+              <w:keepNext w:val="0"/>
               <w:spacing w:after="0" w:line="240" w:lineRule="auto"/>
+              <w:jc w:val="left"/>
             </w:pPr>
             <w:r>
               <w:rPr>
                 <w:rFonts w:ascii="Times New Roman" w:hAnsi="Times New Roman" w:eastAsia="Times New Roman"/>
-                <w:color w:val="181A1F"/>
                 <w:sz w:val="28"/>
               </w:rPr>
             </w:r>
@@ -2368,15 +2676,23 @@
         <w:tc>
           <w:tcPr>
             <w:tcW w:type="dxa" w:w="2051"/>
+            <w:vAlign w:val="center"/>
+            <w:tcMar>
+              <w:top w:w="80" w:type="dxa"/>
+              <w:start w:w="100" w:type="dxa"/>
+              <w:bottom w:w="80" w:type="dxa"/>
+              <w:end w:w="100" w:type="dxa"/>
+            </w:tcMar>
           </w:tcPr>
           <w:p>
             <w:pPr>
+              <w:keepNext w:val="0"/>
               <w:spacing w:after="0" w:line="240" w:lineRule="auto"/>
+              <w:jc w:val="left"/>
             </w:pPr>
             <w:r>
               <w:rPr>
                 <w:rFonts w:ascii="Times New Roman" w:hAnsi="Times New Roman" w:eastAsia="Times New Roman"/>
-                <w:color w:val="181A1F"/>
                 <w:sz w:val="28"/>
               </w:rPr>
             </w:r>
@@ -2385,15 +2701,23 @@
         <w:tc>
           <w:tcPr>
             <w:tcW w:type="dxa" w:w="2051"/>
+            <w:vAlign w:val="center"/>
+            <w:tcMar>
+              <w:top w:w="80" w:type="dxa"/>
+              <w:start w:w="100" w:type="dxa"/>
+              <w:bottom w:w="80" w:type="dxa"/>
+              <w:end w:w="100" w:type="dxa"/>
+            </w:tcMar>
           </w:tcPr>
           <w:p>
             <w:pPr>
+              <w:keepNext w:val="0"/>
               <w:spacing w:after="0" w:line="240" w:lineRule="auto"/>
+              <w:jc w:val="left"/>
             </w:pPr>
             <w:r>
               <w:rPr>
                 <w:rFonts w:ascii="Times New Roman" w:hAnsi="Times New Roman" w:eastAsia="Times New Roman"/>
-                <w:color w:val="181A1F"/>
                 <w:sz w:val="28"/>
               </w:rPr>
             </w:r>
@@ -2401,148 +2725,165 @@
         </w:tc>
       </w:tr>
     </w:tbl>
+    <w:p/>
     <w:p>
       <w:pPr>
-        <w:keepNext/>
-        <w:widowControl/>
-        <w:spacing w:line="240" w:lineRule="auto" w:after="0" w:before="120"/>
-      </w:pPr>
-      <w:r>
-        <w:rPr>
-          <w:rFonts w:ascii="Times New Roman" w:hAnsi="Times New Roman" w:eastAsia="Times New Roman"/>
-          <w:b/>
-          <w:color w:val="181A1F"/>
-          <w:sz w:val="28"/>
-        </w:rPr>
-        <w:t>14.</w:t>
-      </w:r>
-    </w:p>
-    <w:p>
-      <w:pPr>
-        <w:widowControl/>
-        <w:spacing w:line="240" w:lineRule="auto" w:after="0"/>
+        <w:keepNext w:val="0"/>
+        <w:spacing w:after="60" w:line="240" w:lineRule="auto"/>
+        <w:jc w:val="both"/>
       </w:pPr>
       <w:r>
         <w:rPr>
           <w:rFonts w:ascii="Times New Roman" w:hAnsi="Times New Roman" w:eastAsia="Times New Roman"/>
           <w:b w:val="0"/>
           <w:i w:val="0"/>
-          <w:color w:val="181A1F"/>
           <w:sz w:val="28"/>
         </w:rPr>
-        <w:t>Выберите верные суждения об административной юрисдикции в РФ и запишите цифры, под которыми они указаны.</w:t>
+        <w:t>Ответ:</w:t>
       </w:r>
     </w:p>
     <w:p>
       <w:pPr>
-        <w:widowControl/>
-        <w:spacing w:line="240" w:lineRule="auto" w:after="0"/>
-      </w:pPr>
+        <w:keepNext w:val="0"/>
+        <w:spacing w:after="60" w:line="240" w:lineRule="auto"/>
+        <w:jc w:val="both"/>
+      </w:pPr>
+      <w:r>
+        <w:rPr>
+          <w:rFonts w:ascii="Times New Roman" w:hAnsi="Times New Roman" w:eastAsia="Times New Roman"/>
+          <w:b/>
+          <w:sz w:val="28"/>
+        </w:rPr>
+        <w:t xml:space="preserve">№14 </w:t>
+      </w:r>
       <w:r>
         <w:rPr>
           <w:rFonts w:ascii="Times New Roman" w:hAnsi="Times New Roman" w:eastAsia="Times New Roman"/>
           <w:b w:val="0"/>
           <w:i w:val="0"/>
-          <w:color w:val="181A1F"/>
           <w:sz w:val="28"/>
         </w:rPr>
-        <w:t>1) Административная юрисдикция — это основанная на законе деятельность управомоченных органов и лиц по расследованию преступлений.</w:t>
+        <w:t>Выберите верные суждения об альтернативной гражданской службе в Российской Федерации и запишите цифры, под которыми они указаны.</w:t>
       </w:r>
     </w:p>
     <w:p>
       <w:pPr>
-        <w:widowControl/>
-        <w:spacing w:line="240" w:lineRule="auto" w:after="0"/>
+        <w:keepNext w:val="0"/>
+        <w:spacing w:after="60" w:line="240" w:lineRule="auto"/>
+        <w:jc w:val="both"/>
       </w:pPr>
       <w:r>
         <w:rPr>
           <w:rFonts w:ascii="Times New Roman" w:hAnsi="Times New Roman" w:eastAsia="Times New Roman"/>
           <w:b w:val="0"/>
           <w:i w:val="0"/>
-          <w:color w:val="181A1F"/>
           <w:sz w:val="28"/>
         </w:rPr>
-        <w:t>2) Предупреждение — это мера административного наказания, выраженная в официальном порицании физического или юридического лица.</w:t>
+        <w:t>1) Альтернативная гражданская служба — это особый вид трудовой деятельности в интересах общества и государства.</w:t>
       </w:r>
     </w:p>
     <w:p>
       <w:pPr>
-        <w:widowControl/>
-        <w:spacing w:line="240" w:lineRule="auto" w:after="0"/>
+        <w:keepNext w:val="0"/>
+        <w:spacing w:after="60" w:line="240" w:lineRule="auto"/>
+        <w:jc w:val="both"/>
       </w:pPr>
       <w:r>
         <w:rPr>
           <w:rFonts w:ascii="Times New Roman" w:hAnsi="Times New Roman" w:eastAsia="Times New Roman"/>
           <w:b w:val="0"/>
           <w:i w:val="0"/>
-          <w:color w:val="181A1F"/>
           <w:sz w:val="28"/>
         </w:rPr>
-        <w:t>3) К административной ответственности могут привлекаться индивидуальные субъекты (граждане, должностные лица, индивидуальные предприниматели) и юридические лица.</w:t>
+        <w:t>2) Гражданин имеет право на замену военной службы по призыву альтернативной гражданской службой в случаях, если несение военной службы противоречит его убеждениям или вероисповеданию.</w:t>
       </w:r>
     </w:p>
     <w:p>
       <w:pPr>
-        <w:widowControl/>
-        <w:spacing w:line="240" w:lineRule="auto" w:after="0"/>
+        <w:keepNext w:val="0"/>
+        <w:spacing w:after="60" w:line="240" w:lineRule="auto"/>
+        <w:jc w:val="both"/>
       </w:pPr>
       <w:r>
         <w:rPr>
           <w:rFonts w:ascii="Times New Roman" w:hAnsi="Times New Roman" w:eastAsia="Times New Roman"/>
           <w:b w:val="0"/>
           <w:i w:val="0"/>
-          <w:color w:val="181A1F"/>
           <w:sz w:val="28"/>
         </w:rPr>
-        <w:t>4) По некоторым сложным делам до разбирательства проводится административное расследование.</w:t>
+        <w:t>3) Граждане проходят альтернативную гражданскую службу только в организациях, подведомственных федеральным органам законодательной власти.</w:t>
       </w:r>
     </w:p>
     <w:p>
       <w:pPr>
-        <w:widowControl/>
-        <w:spacing w:line="240" w:lineRule="auto" w:after="0"/>
+        <w:keepNext w:val="0"/>
+        <w:spacing w:after="60" w:line="240" w:lineRule="auto"/>
+        <w:jc w:val="both"/>
       </w:pPr>
       <w:r>
         <w:rPr>
           <w:rFonts w:ascii="Times New Roman" w:hAnsi="Times New Roman" w:eastAsia="Times New Roman"/>
           <w:b w:val="0"/>
           <w:i w:val="0"/>
-          <w:color w:val="181A1F"/>
           <w:sz w:val="28"/>
         </w:rPr>
-        <w:t>5) Административную юрисдикцию могут осуществлять только органы внутренних дел (полиция).</w:t>
+        <w:t>4) На альтернативную гражданскую службу не направляются граждане, которые имеют основания для освобождения от призыва на военную службу.</w:t>
       </w:r>
     </w:p>
     <w:p>
       <w:pPr>
-        <w:keepNext/>
-        <w:widowControl/>
-        <w:spacing w:line="240" w:lineRule="auto" w:after="0" w:before="120"/>
-      </w:pPr>
-      <w:r>
-        <w:rPr>
-          <w:rFonts w:ascii="Times New Roman" w:hAnsi="Times New Roman" w:eastAsia="Times New Roman"/>
-          <w:b/>
-          <w:color w:val="181A1F"/>
-          <w:sz w:val="28"/>
-        </w:rPr>
-        <w:t>15.</w:t>
-      </w:r>
-    </w:p>
-    <w:p>
-      <w:pPr>
-        <w:widowControl/>
-        <w:spacing w:line="240" w:lineRule="auto" w:after="0"/>
+        <w:keepNext w:val="0"/>
+        <w:spacing w:after="60" w:line="240" w:lineRule="auto"/>
+        <w:jc w:val="both"/>
       </w:pPr>
       <w:r>
         <w:rPr>
           <w:rFonts w:ascii="Times New Roman" w:hAnsi="Times New Roman" w:eastAsia="Times New Roman"/>
           <w:b w:val="0"/>
           <w:i w:val="0"/>
-          <w:color w:val="181A1F"/>
           <w:sz w:val="28"/>
         </w:rPr>
-        <w:t>Установите соответствие между примерами и субъектами гражданского права: к каждой позиции, данной в первом столбце, подберите соответствующую позицию из второго столбца.</w:t>
+        <w:t>5) Срок альтернативной гражданской службы в три раза превышает срок военной службы по призыву.</w:t>
+      </w:r>
+    </w:p>
+    <w:p>
+      <w:pPr>
+        <w:keepNext w:val="0"/>
+        <w:spacing w:after="60" w:line="240" w:lineRule="auto"/>
+        <w:jc w:val="both"/>
+      </w:pPr>
+      <w:r>
+        <w:rPr>
+          <w:rFonts w:ascii="Times New Roman" w:hAnsi="Times New Roman" w:eastAsia="Times New Roman"/>
+          <w:b w:val="0"/>
+          <w:i w:val="0"/>
+          <w:sz w:val="28"/>
+        </w:rPr>
+        <w:t>Ответ:</w:t>
+      </w:r>
+    </w:p>
+    <w:p>
+      <w:pPr>
+        <w:keepNext w:val="0"/>
+        <w:spacing w:after="60" w:line="240" w:lineRule="auto"/>
+        <w:jc w:val="both"/>
+      </w:pPr>
+      <w:r>
+        <w:rPr>
+          <w:rFonts w:ascii="Times New Roman" w:hAnsi="Times New Roman" w:eastAsia="Times New Roman"/>
+          <w:b/>
+          <w:sz w:val="28"/>
+        </w:rPr>
+        <w:t xml:space="preserve">№15 </w:t>
+      </w:r>
+      <w:r>
+        <w:rPr>
+          <w:rFonts w:ascii="Times New Roman" w:hAnsi="Times New Roman" w:eastAsia="Times New Roman"/>
+          <w:b w:val="0"/>
+          <w:i w:val="0"/>
+          <w:sz w:val="28"/>
+        </w:rPr>
+        <w:t>Установите соответствие между правоотношениями и отраслями права: к каждой позиции, данной в первом столбце, подберите  соответствующую позицию из второго столбца.</w:t>
       </w:r>
     </w:p>
     <w:tbl>
@@ -2560,38 +2901,52 @@
         <w:tc>
           <w:tcPr>
             <w:tcW w:type="dxa" w:w="5128"/>
+            <w:vAlign w:val="center"/>
+            <w:tcMar>
+              <w:top w:w="80" w:type="dxa"/>
+              <w:start w:w="100" w:type="dxa"/>
+              <w:bottom w:w="80" w:type="dxa"/>
+              <w:end w:w="100" w:type="dxa"/>
+            </w:tcMar>
           </w:tcPr>
           <w:p>
             <w:pPr>
+              <w:keepNext w:val="0"/>
               <w:spacing w:after="0" w:line="240" w:lineRule="auto"/>
+              <w:jc w:val="left"/>
             </w:pPr>
             <w:r>
               <w:rPr>
                 <w:rFonts w:ascii="Times New Roman" w:hAnsi="Times New Roman" w:eastAsia="Times New Roman"/>
-                <w:b/>
-                <w:color w:val="181A1F"/>
                 <w:sz w:val="28"/>
               </w:rPr>
-              <w:t>ПРИМЕРЫ</w:t>
+              <w:t>ПРАВООТНОШЕНИЯ</w:t>
             </w:r>
           </w:p>
         </w:tc>
         <w:tc>
           <w:tcPr>
             <w:tcW w:type="dxa" w:w="5128"/>
+            <w:vAlign w:val="center"/>
+            <w:tcMar>
+              <w:top w:w="80" w:type="dxa"/>
+              <w:start w:w="100" w:type="dxa"/>
+              <w:bottom w:w="80" w:type="dxa"/>
+              <w:end w:w="100" w:type="dxa"/>
+            </w:tcMar>
           </w:tcPr>
           <w:p>
             <w:pPr>
+              <w:keepNext w:val="0"/>
               <w:spacing w:after="0" w:line="240" w:lineRule="auto"/>
+              <w:jc w:val="left"/>
             </w:pPr>
             <w:r>
               <w:rPr>
                 <w:rFonts w:ascii="Times New Roman" w:hAnsi="Times New Roman" w:eastAsia="Times New Roman"/>
-                <w:b/>
-                <w:color w:val="181A1F"/>
                 <w:sz w:val="28"/>
               </w:rPr>
-              <w:t>СУБЪЕКТЫ ГРАЖДАНСКОГО ПРАВА</w:t>
+              <w:t>ОТРАСЛИ ПРАВА</w:t>
             </w:r>
           </w:p>
         </w:tc>
@@ -2600,62 +2955,69 @@
         <w:tc>
           <w:tcPr>
             <w:tcW w:type="dxa" w:w="5128"/>
+            <w:vAlign w:val="center"/>
+            <w:tcMar>
+              <w:top w:w="80" w:type="dxa"/>
+              <w:start w:w="100" w:type="dxa"/>
+              <w:bottom w:w="80" w:type="dxa"/>
+              <w:end w:w="100" w:type="dxa"/>
+            </w:tcMar>
           </w:tcPr>
           <w:p>
             <w:pPr>
+              <w:keepNext w:val="0"/>
               <w:spacing w:after="0" w:line="240" w:lineRule="auto"/>
+              <w:jc w:val="left"/>
             </w:pPr>
             <w:r>
               <w:rPr>
                 <w:rFonts w:ascii="Times New Roman" w:hAnsi="Times New Roman" w:eastAsia="Times New Roman"/>
-                <w:color w:val="181A1F"/>
                 <w:sz w:val="28"/>
               </w:rPr>
-              <w:t>A) гражданин РФ</w:t>
-              <w:br/>
-              <w:t>Б) лицо без гражданстваB) субъект РФ</w:t>
-              <w:br/>
-              <w:t>Г) муниципальное образование</w:t>
-              <w:br/>
-              <w:t>Д) хозяйственное товарищество</w:t>
+              <w:t>А) установление денежной единицы РФБ) определение полномочий Председателя Правительства РФВ) нарушение техники безопасности на производствеГ) нарушение правил рыбной ловлиД) установление политического режима</w:t>
             </w:r>
           </w:p>
         </w:tc>
         <w:tc>
           <w:tcPr>
             <w:tcW w:type="dxa" w:w="5128"/>
+            <w:vAlign w:val="center"/>
+            <w:tcMar>
+              <w:top w:w="80" w:type="dxa"/>
+              <w:start w:w="100" w:type="dxa"/>
+              <w:bottom w:w="80" w:type="dxa"/>
+              <w:end w:w="100" w:type="dxa"/>
+            </w:tcMar>
           </w:tcPr>
           <w:p>
             <w:pPr>
+              <w:keepNext w:val="0"/>
               <w:spacing w:after="0" w:line="240" w:lineRule="auto"/>
+              <w:jc w:val="left"/>
             </w:pPr>
             <w:r>
               <w:rPr>
                 <w:rFonts w:ascii="Times New Roman" w:hAnsi="Times New Roman" w:eastAsia="Times New Roman"/>
-                <w:color w:val="181A1F"/>
                 <w:sz w:val="28"/>
               </w:rPr>
-              <w:t>1) физические лица</w:t>
-              <w:br/>
-              <w:t>2) юридические лица</w:t>
-              <w:br/>
-              <w:t>3) публично-правовые образования</w:t>
+              <w:t>1) конституционное2) административное</w:t>
             </w:r>
           </w:p>
         </w:tc>
       </w:tr>
     </w:tbl>
+    <w:p/>
     <w:p>
       <w:pPr>
-        <w:widowControl/>
-        <w:spacing w:line="240" w:lineRule="auto" w:after="0"/>
+        <w:keepNext w:val="0"/>
+        <w:spacing w:after="60" w:line="240" w:lineRule="auto"/>
+        <w:jc w:val="both"/>
       </w:pPr>
       <w:r>
         <w:rPr>
           <w:rFonts w:ascii="Times New Roman" w:hAnsi="Times New Roman" w:eastAsia="Times New Roman"/>
           <w:b w:val="0"/>
           <w:i w:val="0"/>
-          <w:color w:val="181A1F"/>
           <w:sz w:val="28"/>
         </w:rPr>
         <w:t>Запишите в ответ цифры, расположив их в порядке, соответствующем буквам:</w:t>
@@ -2679,35 +3041,49 @@
         <w:tc>
           <w:tcPr>
             <w:tcW w:type="dxa" w:w="2051"/>
+            <w:vAlign w:val="center"/>
+            <w:tcMar>
+              <w:top w:w="80" w:type="dxa"/>
+              <w:start w:w="100" w:type="dxa"/>
+              <w:bottom w:w="80" w:type="dxa"/>
+              <w:end w:w="100" w:type="dxa"/>
+            </w:tcMar>
           </w:tcPr>
           <w:p>
             <w:pPr>
+              <w:keepNext w:val="0"/>
               <w:spacing w:after="0" w:line="240" w:lineRule="auto"/>
+              <w:jc w:val="left"/>
             </w:pPr>
             <w:r>
               <w:rPr>
                 <w:rFonts w:ascii="Times New Roman" w:hAnsi="Times New Roman" w:eastAsia="Times New Roman"/>
-                <w:b/>
-                <w:color w:val="181A1F"/>
                 <w:sz w:val="28"/>
               </w:rPr>
-              <w:t>А</w:t>
+              <w:t>A</w:t>
             </w:r>
           </w:p>
         </w:tc>
         <w:tc>
           <w:tcPr>
             <w:tcW w:type="dxa" w:w="2051"/>
+            <w:vAlign w:val="center"/>
+            <w:tcMar>
+              <w:top w:w="80" w:type="dxa"/>
+              <w:start w:w="100" w:type="dxa"/>
+              <w:bottom w:w="80" w:type="dxa"/>
+              <w:end w:w="100" w:type="dxa"/>
+            </w:tcMar>
           </w:tcPr>
           <w:p>
             <w:pPr>
+              <w:keepNext w:val="0"/>
               <w:spacing w:after="0" w:line="240" w:lineRule="auto"/>
+              <w:jc w:val="left"/>
             </w:pPr>
             <w:r>
               <w:rPr>
                 <w:rFonts w:ascii="Times New Roman" w:hAnsi="Times New Roman" w:eastAsia="Times New Roman"/>
-                <w:b/>
-                <w:color w:val="181A1F"/>
                 <w:sz w:val="28"/>
               </w:rPr>
               <w:t>Б</w:t>
@@ -2717,16 +3093,23 @@
         <w:tc>
           <w:tcPr>
             <w:tcW w:type="dxa" w:w="2051"/>
+            <w:vAlign w:val="center"/>
+            <w:tcMar>
+              <w:top w:w="80" w:type="dxa"/>
+              <w:start w:w="100" w:type="dxa"/>
+              <w:bottom w:w="80" w:type="dxa"/>
+              <w:end w:w="100" w:type="dxa"/>
+            </w:tcMar>
           </w:tcPr>
           <w:p>
             <w:pPr>
+              <w:keepNext w:val="0"/>
               <w:spacing w:after="0" w:line="240" w:lineRule="auto"/>
+              <w:jc w:val="left"/>
             </w:pPr>
             <w:r>
               <w:rPr>
                 <w:rFonts w:ascii="Times New Roman" w:hAnsi="Times New Roman" w:eastAsia="Times New Roman"/>
-                <w:b/>
-                <w:color w:val="181A1F"/>
                 <w:sz w:val="28"/>
               </w:rPr>
               <w:t>В</w:t>
@@ -2736,16 +3119,23 @@
         <w:tc>
           <w:tcPr>
             <w:tcW w:type="dxa" w:w="2051"/>
+            <w:vAlign w:val="center"/>
+            <w:tcMar>
+              <w:top w:w="80" w:type="dxa"/>
+              <w:start w:w="100" w:type="dxa"/>
+              <w:bottom w:w="80" w:type="dxa"/>
+              <w:end w:w="100" w:type="dxa"/>
+            </w:tcMar>
           </w:tcPr>
           <w:p>
             <w:pPr>
+              <w:keepNext w:val="0"/>
               <w:spacing w:after="0" w:line="240" w:lineRule="auto"/>
+              <w:jc w:val="left"/>
             </w:pPr>
             <w:r>
               <w:rPr>
                 <w:rFonts w:ascii="Times New Roman" w:hAnsi="Times New Roman" w:eastAsia="Times New Roman"/>
-                <w:b/>
-                <w:color w:val="181A1F"/>
                 <w:sz w:val="28"/>
               </w:rPr>
               <w:t>Г</w:t>
@@ -2755,16 +3145,23 @@
         <w:tc>
           <w:tcPr>
             <w:tcW w:type="dxa" w:w="2051"/>
+            <w:vAlign w:val="center"/>
+            <w:tcMar>
+              <w:top w:w="80" w:type="dxa"/>
+              <w:start w:w="100" w:type="dxa"/>
+              <w:bottom w:w="80" w:type="dxa"/>
+              <w:end w:w="100" w:type="dxa"/>
+            </w:tcMar>
           </w:tcPr>
           <w:p>
             <w:pPr>
+              <w:keepNext w:val="0"/>
               <w:spacing w:after="0" w:line="240" w:lineRule="auto"/>
+              <w:jc w:val="left"/>
             </w:pPr>
             <w:r>
               <w:rPr>
                 <w:rFonts w:ascii="Times New Roman" w:hAnsi="Times New Roman" w:eastAsia="Times New Roman"/>
-                <w:b/>
-                <w:color w:val="181A1F"/>
                 <w:sz w:val="28"/>
               </w:rPr>
               <w:t>Д</w:t>
@@ -2776,15 +3173,23 @@
         <w:tc>
           <w:tcPr>
             <w:tcW w:type="dxa" w:w="2051"/>
+            <w:vAlign w:val="center"/>
+            <w:tcMar>
+              <w:top w:w="80" w:type="dxa"/>
+              <w:start w:w="100" w:type="dxa"/>
+              <w:bottom w:w="80" w:type="dxa"/>
+              <w:end w:w="100" w:type="dxa"/>
+            </w:tcMar>
           </w:tcPr>
           <w:p>
             <w:pPr>
+              <w:keepNext w:val="0"/>
               <w:spacing w:after="0" w:line="240" w:lineRule="auto"/>
+              <w:jc w:val="left"/>
             </w:pPr>
             <w:r>
               <w:rPr>
                 <w:rFonts w:ascii="Times New Roman" w:hAnsi="Times New Roman" w:eastAsia="Times New Roman"/>
-                <w:color w:val="181A1F"/>
                 <w:sz w:val="28"/>
               </w:rPr>
             </w:r>
@@ -2793,15 +3198,23 @@
         <w:tc>
           <w:tcPr>
             <w:tcW w:type="dxa" w:w="2051"/>
+            <w:vAlign w:val="center"/>
+            <w:tcMar>
+              <w:top w:w="80" w:type="dxa"/>
+              <w:start w:w="100" w:type="dxa"/>
+              <w:bottom w:w="80" w:type="dxa"/>
+              <w:end w:w="100" w:type="dxa"/>
+            </w:tcMar>
           </w:tcPr>
           <w:p>
             <w:pPr>
+              <w:keepNext w:val="0"/>
               <w:spacing w:after="0" w:line="240" w:lineRule="auto"/>
+              <w:jc w:val="left"/>
             </w:pPr>
             <w:r>
               <w:rPr>
                 <w:rFonts w:ascii="Times New Roman" w:hAnsi="Times New Roman" w:eastAsia="Times New Roman"/>
-                <w:color w:val="181A1F"/>
                 <w:sz w:val="28"/>
               </w:rPr>
             </w:r>
@@ -2810,15 +3223,23 @@
         <w:tc>
           <w:tcPr>
             <w:tcW w:type="dxa" w:w="2051"/>
+            <w:vAlign w:val="center"/>
+            <w:tcMar>
+              <w:top w:w="80" w:type="dxa"/>
+              <w:start w:w="100" w:type="dxa"/>
+              <w:bottom w:w="80" w:type="dxa"/>
+              <w:end w:w="100" w:type="dxa"/>
+            </w:tcMar>
           </w:tcPr>
           <w:p>
             <w:pPr>
+              <w:keepNext w:val="0"/>
               <w:spacing w:after="0" w:line="240" w:lineRule="auto"/>
+              <w:jc w:val="left"/>
             </w:pPr>
             <w:r>
               <w:rPr>
                 <w:rFonts w:ascii="Times New Roman" w:hAnsi="Times New Roman" w:eastAsia="Times New Roman"/>
-                <w:color w:val="181A1F"/>
                 <w:sz w:val="28"/>
               </w:rPr>
             </w:r>
@@ -2827,15 +3248,23 @@
         <w:tc>
           <w:tcPr>
             <w:tcW w:type="dxa" w:w="2051"/>
+            <w:vAlign w:val="center"/>
+            <w:tcMar>
+              <w:top w:w="80" w:type="dxa"/>
+              <w:start w:w="100" w:type="dxa"/>
+              <w:bottom w:w="80" w:type="dxa"/>
+              <w:end w:w="100" w:type="dxa"/>
+            </w:tcMar>
           </w:tcPr>
           <w:p>
             <w:pPr>
+              <w:keepNext w:val="0"/>
               <w:spacing w:after="0" w:line="240" w:lineRule="auto"/>
+              <w:jc w:val="left"/>
             </w:pPr>
             <w:r>
               <w:rPr>
                 <w:rFonts w:ascii="Times New Roman" w:hAnsi="Times New Roman" w:eastAsia="Times New Roman"/>
-                <w:color w:val="181A1F"/>
                 <w:sz w:val="28"/>
               </w:rPr>
             </w:r>
@@ -2844,15 +3273,23 @@
         <w:tc>
           <w:tcPr>
             <w:tcW w:type="dxa" w:w="2051"/>
+            <w:vAlign w:val="center"/>
+            <w:tcMar>
+              <w:top w:w="80" w:type="dxa"/>
+              <w:start w:w="100" w:type="dxa"/>
+              <w:bottom w:w="80" w:type="dxa"/>
+              <w:end w:w="100" w:type="dxa"/>
+            </w:tcMar>
           </w:tcPr>
           <w:p>
             <w:pPr>
+              <w:keepNext w:val="0"/>
               <w:spacing w:after="0" w:line="240" w:lineRule="auto"/>
+              <w:jc w:val="left"/>
             </w:pPr>
             <w:r>
               <w:rPr>
                 <w:rFonts w:ascii="Times New Roman" w:hAnsi="Times New Roman" w:eastAsia="Times New Roman"/>
-                <w:color w:val="181A1F"/>
                 <w:sz w:val="28"/>
               </w:rPr>
             </w:r>
@@ -2860,364 +3297,18 @@
         </w:tc>
       </w:tr>
     </w:tbl>
+    <w:p/>
     <w:p>
       <w:pPr>
-        <w:keepNext/>
-        <w:widowControl/>
-        <w:spacing w:line="240" w:lineRule="auto" w:after="0" w:before="120"/>
-      </w:pPr>
-      <w:r>
-        <w:rPr>
-          <w:rFonts w:ascii="Times New Roman" w:hAnsi="Times New Roman" w:eastAsia="Times New Roman"/>
-          <w:b/>
-          <w:color w:val="181A1F"/>
-          <w:sz w:val="28"/>
-        </w:rPr>
-        <w:t>16.</w:t>
-      </w:r>
-    </w:p>
-    <w:p>
-      <w:pPr>
-        <w:widowControl/>
-        <w:spacing w:line="240" w:lineRule="auto" w:after="0"/>
+        <w:keepNext w:val="0"/>
+        <w:spacing w:after="60" w:line="240" w:lineRule="auto"/>
+        <w:jc w:val="both"/>
       </w:pPr>
       <w:r>
         <w:rPr>
           <w:rFonts w:ascii="Times New Roman" w:hAnsi="Times New Roman" w:eastAsia="Times New Roman"/>
           <w:b w:val="0"/>
           <w:i w:val="0"/>
-          <w:color w:val="181A1F"/>
-          <w:sz w:val="28"/>
-        </w:rPr>
-        <w:t xml:space="preserve">Совершеннолетний гражданин иностранного государства Оскар Б. хочет переехать в Россию на постоянное место жительство со своей семьей. При соблюдении каких условий он вправе подать заявление о приёме в российское гражданство по общему правилу? Запишите цифры, под которыми указаны эти условия. </w:t>
-      </w:r>
-    </w:p>
-    <w:p>
-      <w:pPr>
-        <w:widowControl/>
-        <w:spacing w:line="240" w:lineRule="auto" w:after="0"/>
-      </w:pPr>
-      <w:r>
-        <w:rPr>
-          <w:rFonts w:ascii="Times New Roman" w:hAnsi="Times New Roman" w:eastAsia="Times New Roman"/>
-          <w:b w:val="0"/>
-          <w:i w:val="0"/>
-          <w:color w:val="181A1F"/>
-          <w:sz w:val="28"/>
-        </w:rPr>
-        <w:t xml:space="preserve">1) владение русским языком </w:t>
-      </w:r>
-    </w:p>
-    <w:p>
-      <w:pPr>
-        <w:widowControl/>
-        <w:spacing w:line="240" w:lineRule="auto" w:after="0"/>
-      </w:pPr>
-      <w:r>
-        <w:rPr>
-          <w:rFonts w:ascii="Times New Roman" w:hAnsi="Times New Roman" w:eastAsia="Times New Roman"/>
-          <w:b w:val="0"/>
-          <w:i w:val="0"/>
-          <w:color w:val="181A1F"/>
-          <w:sz w:val="28"/>
-        </w:rPr>
-        <w:t xml:space="preserve">2) наличие высшего образования </w:t>
-      </w:r>
-    </w:p>
-    <w:p>
-      <w:pPr>
-        <w:widowControl/>
-        <w:spacing w:line="240" w:lineRule="auto" w:after="0"/>
-      </w:pPr>
-      <w:r>
-        <w:rPr>
-          <w:rFonts w:ascii="Times New Roman" w:hAnsi="Times New Roman" w:eastAsia="Times New Roman"/>
-          <w:b w:val="0"/>
-          <w:i w:val="0"/>
-          <w:color w:val="181A1F"/>
-          <w:sz w:val="28"/>
-        </w:rPr>
-        <w:t xml:space="preserve">3) знание истории России и основ законодательства Российской Федерации </w:t>
-      </w:r>
-    </w:p>
-    <w:p>
-      <w:pPr>
-        <w:widowControl/>
-        <w:spacing w:line="240" w:lineRule="auto" w:after="0"/>
-      </w:pPr>
-      <w:r>
-        <w:rPr>
-          <w:rFonts w:ascii="Times New Roman" w:hAnsi="Times New Roman" w:eastAsia="Times New Roman"/>
-          <w:b w:val="0"/>
-          <w:i w:val="0"/>
-          <w:color w:val="181A1F"/>
-          <w:sz w:val="28"/>
-        </w:rPr>
-        <w:t xml:space="preserve">4) постоянное проживание на территории нашей страны со дня принятия решения о выдаче вида на жительство в Российской Федерации и до дня подачи заявления о приёме в гражданство Российской Федерации в течение 5 лет </w:t>
-      </w:r>
-    </w:p>
-    <w:p>
-      <w:pPr>
-        <w:widowControl/>
-        <w:spacing w:line="240" w:lineRule="auto" w:after="0"/>
-      </w:pPr>
-      <w:r>
-        <w:rPr>
-          <w:rFonts w:ascii="Times New Roman" w:hAnsi="Times New Roman" w:eastAsia="Times New Roman"/>
-          <w:b w:val="0"/>
-          <w:i w:val="0"/>
-          <w:color w:val="181A1F"/>
-          <w:sz w:val="28"/>
-        </w:rPr>
-        <w:t xml:space="preserve">5) наличие квартиры или дома в России </w:t>
-      </w:r>
-    </w:p>
-    <w:p>
-      <w:pPr>
-        <w:widowControl/>
-        <w:spacing w:line="240" w:lineRule="auto" w:after="0"/>
-      </w:pPr>
-      <w:r>
-        <w:rPr>
-          <w:rFonts w:ascii="Times New Roman" w:hAnsi="Times New Roman" w:eastAsia="Times New Roman"/>
-          <w:b w:val="0"/>
-          <w:i w:val="0"/>
-          <w:color w:val="181A1F"/>
-          <w:sz w:val="28"/>
-        </w:rPr>
-        <w:t>6) дееспособность</w:t>
-      </w:r>
-    </w:p>
-    <w:p>
-      <w:pPr>
-        <w:widowControl/>
-        <w:spacing w:line="240" w:lineRule="auto" w:after="0"/>
-      </w:pPr>
-      <w:r>
-        <w:rPr>
-          <w:rFonts w:ascii="Times New Roman" w:hAnsi="Times New Roman" w:eastAsia="Times New Roman"/>
-          <w:color w:val="181A1F"/>
-          <w:sz w:val="28"/>
-        </w:rPr>
-        <w:br w:type="page"/>
-      </w:r>
-    </w:p>
-    <w:p>
-      <w:pPr>
-        <w:pStyle w:val="Heading1"/>
-        <w:keepNext/>
-        <w:widowControl/>
-        <w:spacing w:line="240" w:lineRule="auto" w:after="60" w:before="160"/>
-      </w:pPr>
-      <w:r>
-        <w:rPr>
-          <w:rFonts w:ascii="Times New Roman" w:hAnsi="Times New Roman" w:eastAsia="Times New Roman"/>
-          <w:b/>
-          <w:color w:val="181A1F"/>
-          <w:sz w:val="28"/>
-        </w:rPr>
-        <w:t>Часть 2</w:t>
-      </w:r>
-    </w:p>
-    <w:p>
-      <w:pPr>
-        <w:widowControl/>
-        <w:spacing w:line="240" w:lineRule="auto" w:after="0"/>
-      </w:pPr>
-      <w:r>
-        <w:rPr>
-          <w:rFonts w:ascii="Times New Roman" w:hAnsi="Times New Roman" w:eastAsia="Times New Roman"/>
-          <w:color w:val="181A1F"/>
-          <w:sz w:val="28"/>
-        </w:rPr>
-        <w:t>Для заданий 17–25 запишите полный развёрнутый ответ. Каждый вопрос самодостаточен и тематически соответствует варианту.</w:t>
-      </w:r>
-    </w:p>
-    <w:p>
-      <w:pPr>
-        <w:keepNext/>
-        <w:widowControl/>
-        <w:spacing w:line="240" w:lineRule="auto" w:after="0" w:before="120"/>
-      </w:pPr>
-      <w:r>
-        <w:rPr>
-          <w:rFonts w:ascii="Times New Roman" w:hAnsi="Times New Roman" w:eastAsia="Times New Roman"/>
-          <w:b/>
-          <w:color w:val="181A1F"/>
-          <w:sz w:val="28"/>
-        </w:rPr>
-        <w:t>17.</w:t>
-      </w:r>
-    </w:p>
-    <w:p>
-      <w:pPr>
-        <w:widowControl/>
-        <w:spacing w:line="240" w:lineRule="auto" w:after="0"/>
-      </w:pPr>
-      <w:r>
-        <w:rPr>
-          <w:rFonts w:ascii="Times New Roman" w:hAnsi="Times New Roman" w:eastAsia="Times New Roman"/>
-          <w:b w:val="0"/>
-          <w:i w:val="0"/>
-          <w:color w:val="181A1F"/>
-          <w:sz w:val="28"/>
-        </w:rPr>
-        <w:t>Правопорядок  — это система общественных отношений, которая устанавливается в результате точного и полного осуществления предписаний правовых норм всеми субъектами права. Правопорядок составляет реальную основу современной цивилизованной жизни общества.</w:t>
-      </w:r>
-    </w:p>
-    <w:p>
-      <w:pPr>
-        <w:widowControl/>
-        <w:spacing w:line="240" w:lineRule="auto" w:after="0"/>
-      </w:pPr>
-      <w:r>
-        <w:rPr>
-          <w:rFonts w:ascii="Times New Roman" w:hAnsi="Times New Roman" w:eastAsia="Times New Roman"/>
-          <w:b w:val="0"/>
-          <w:i w:val="0"/>
-          <w:color w:val="181A1F"/>
-          <w:sz w:val="28"/>
-        </w:rPr>
-        <w:t>В формировании правового порядка участвуют все элементы механизма правового регулирования общественных отношений. Их причинно-следственная связь составляет основу правовой жизни общества, которая и приводит в конечном счете к установлению правового порядка.</w:t>
-      </w:r>
-    </w:p>
-    <w:p>
-      <w:pPr>
-        <w:widowControl/>
-        <w:spacing w:line="240" w:lineRule="auto" w:after="0"/>
-      </w:pPr>
-      <w:r>
-        <w:rPr>
-          <w:rFonts w:ascii="Times New Roman" w:hAnsi="Times New Roman" w:eastAsia="Times New Roman"/>
-          <w:b w:val="0"/>
-          <w:i w:val="0"/>
-          <w:color w:val="181A1F"/>
-          <w:sz w:val="28"/>
-        </w:rPr>
-        <w:t>Нормы права  — это нормативная предпосылка правопорядка, первичное звено механизма правового регулирования, моделирующее «идеальный» правопорядок.</w:t>
-      </w:r>
-    </w:p>
-    <w:p>
-      <w:pPr>
-        <w:widowControl/>
-        <w:spacing w:line="240" w:lineRule="auto" w:after="0"/>
-      </w:pPr>
-      <w:r>
-        <w:rPr>
-          <w:rFonts w:ascii="Times New Roman" w:hAnsi="Times New Roman" w:eastAsia="Times New Roman"/>
-          <w:b w:val="0"/>
-          <w:i w:val="0"/>
-          <w:color w:val="181A1F"/>
-          <w:sz w:val="28"/>
-        </w:rPr>
-        <w:t>Правоотношения  — элемент механизма правового регулирования, обеспечивающий переход от идеального, предполагаемого законодателем правопорядка к установлению конкретного возможного или должного поведения участников общественных отношений, предусмотренного правовыми нормами. На этом этапе к механизму правового регулирования подключается законность, призванная гарантировать возможное и должное поведение субъектов правоотношений.</w:t>
-      </w:r>
-    </w:p>
-    <w:p>
-      <w:pPr>
-        <w:widowControl/>
-        <w:spacing w:line="240" w:lineRule="auto" w:after="0"/>
-      </w:pPr>
-      <w:r>
-        <w:rPr>
-          <w:rFonts w:ascii="Times New Roman" w:hAnsi="Times New Roman" w:eastAsia="Times New Roman"/>
-          <w:b w:val="0"/>
-          <w:i w:val="0"/>
-          <w:color w:val="181A1F"/>
-          <w:sz w:val="28"/>
-        </w:rPr>
-        <w:t>Акты реализации юридических прав и обязанностей являются завершающей предпосылкой правопорядка. В условиях режима законности права и обязанности участников правоотношений реально воплощаются в их поведении, достигают своей цели и, таким образом, переходят в такую систему общественных отношений, которая и образует правовой порядок.</w:t>
-      </w:r>
-    </w:p>
-    <w:p>
-      <w:pPr>
-        <w:widowControl/>
-        <w:spacing w:line="240" w:lineRule="auto" w:after="0"/>
-      </w:pPr>
-      <w:r>
-        <w:rPr>
-          <w:rFonts w:ascii="Times New Roman" w:hAnsi="Times New Roman" w:eastAsia="Times New Roman"/>
-          <w:b w:val="0"/>
-          <w:i w:val="0"/>
-          <w:color w:val="181A1F"/>
-          <w:sz w:val="28"/>
-        </w:rPr>
-        <w:t>Содержание правопорядка составляет правомерное поведение субъектов, то есть такое поведение, которое урегулировано нормами права и достигло целей правового регулирования.</w:t>
-      </w:r>
-    </w:p>
-    <w:p>
-      <w:pPr>
-        <w:widowControl/>
-        <w:spacing w:line="240" w:lineRule="auto" w:after="0"/>
-      </w:pPr>
-      <w:r>
-        <w:rPr>
-          <w:rFonts w:ascii="Times New Roman" w:hAnsi="Times New Roman" w:eastAsia="Times New Roman"/>
-          <w:b w:val="0"/>
-          <w:i w:val="0"/>
-          <w:color w:val="181A1F"/>
-          <w:sz w:val="28"/>
-        </w:rPr>
-        <w:t>Структура правопорядка — это единство и одновременное разделение урегулированной правом системы общественных отношений в соответствии с особенностями их отраслевого содержания.</w:t>
-      </w:r>
-    </w:p>
-    <w:p>
-      <w:pPr>
-        <w:widowControl/>
-        <w:spacing w:line="240" w:lineRule="auto" w:after="0"/>
-      </w:pPr>
-      <w:r>
-        <w:rPr>
-          <w:rFonts w:ascii="Times New Roman" w:hAnsi="Times New Roman" w:eastAsia="Times New Roman"/>
-          <w:b w:val="0"/>
-          <w:i w:val="0"/>
-          <w:color w:val="181A1F"/>
-          <w:sz w:val="28"/>
-        </w:rPr>
-        <w:t>Правопорядок есть реализованная система права. Он включает конституционные, административные, финансовые, земельные, семейные и другие виды общественных отношений, урегулированные нормами соответствующих отраслей права. В структурном отношении правопорядок отражает реализованные элементы системы права. В этой связи в структуре правопорядка выделяются не только отраслевые, но и более дробные группы отношений, которые урегулированы подотраслями и институтами права.</w:t>
-      </w:r>
-    </w:p>
-    <w:p>
-      <w:pPr>
-        <w:widowControl/>
-        <w:spacing w:line="240" w:lineRule="auto" w:after="0"/>
-      </w:pPr>
-      <w:r>
-        <w:rPr>
-          <w:rFonts w:ascii="Times New Roman" w:hAnsi="Times New Roman" w:eastAsia="Times New Roman"/>
-          <w:b w:val="0"/>
-          <w:i w:val="0"/>
-          <w:color w:val="181A1F"/>
-          <w:sz w:val="28"/>
-        </w:rPr>
-        <w:t>Особенность правопорядка как специфической системы общественных отношений выражается в том, что складывается он только на основе правовых норм и в силу этого охраняется государством. Поэтому правопорядком охватываются далеко не все отношения, имеющие место в обществе. Определенная часть общественной жизни не нуждается в правовой регламентации. Она находится в сфере действия норм морали, норм различных общественных организаций и других неправовых нормативных регуляторов. В этом смысле правопорядок является лишь элементом общей системы общественных отношений, складывающейся под воздействием нормативного регулирования.</w:t>
-      </w:r>
-    </w:p>
-    <w:p>
-      <w:pPr>
-        <w:widowControl/>
-        <w:spacing w:line="240" w:lineRule="auto" w:after="0"/>
-      </w:pPr>
-      <w:r>
-        <w:rPr>
-          <w:rFonts w:ascii="Times New Roman" w:hAnsi="Times New Roman" w:eastAsia="Times New Roman"/>
-          <w:b w:val="0"/>
-          <w:i w:val="0"/>
-          <w:color w:val="181A1F"/>
-          <w:sz w:val="28"/>
-        </w:rPr>
-        <w:t>Что такое общественный порядок? Как автор определил правопорядок? Какая особенность правопорядка приведена в тексте?</w:t>
-      </w:r>
-    </w:p>
-    <w:p>
-      <w:pPr>
-        <w:widowControl/>
-        <w:spacing w:line="240" w:lineRule="auto" w:after="0"/>
-      </w:pPr>
-      <w:r>
-        <w:rPr>
-          <w:rFonts w:ascii="Times New Roman" w:hAnsi="Times New Roman" w:eastAsia="Times New Roman"/>
-          <w:color w:val="181A1F"/>
           <w:sz w:val="28"/>
         </w:rPr>
         <w:t>Ответ:</w:t>
@@ -3225,95 +3316,348 @@
     </w:p>
     <w:p>
       <w:pPr>
-        <w:keepNext/>
-        <w:widowControl/>
-        <w:spacing w:line="240" w:lineRule="auto" w:after="0" w:before="120"/>
+        <w:keepNext w:val="0"/>
+        <w:spacing w:after="60" w:line="240" w:lineRule="auto"/>
+        <w:jc w:val="both"/>
       </w:pPr>
       <w:r>
         <w:rPr>
           <w:rFonts w:ascii="Times New Roman" w:hAnsi="Times New Roman" w:eastAsia="Times New Roman"/>
           <w:b/>
-          <w:color w:val="181A1F"/>
           <w:sz w:val="28"/>
         </w:rPr>
-        <w:t>18.</w:t>
+        <w:t xml:space="preserve">№16 </w:t>
       </w:r>
-    </w:p>
-    <w:p>
-      <w:pPr>
-        <w:widowControl/>
-        <w:spacing w:line="240" w:lineRule="auto" w:after="0"/>
-      </w:pPr>
       <w:r>
         <w:rPr>
           <w:rFonts w:ascii="Times New Roman" w:hAnsi="Times New Roman" w:eastAsia="Times New Roman"/>
           <w:b w:val="0"/>
           <w:i w:val="0"/>
-          <w:color w:val="181A1F"/>
           <w:sz w:val="28"/>
         </w:rPr>
-        <w:t>Политическая реклама — форма политической коммуникации в условиях выбора, адресное воздействие на электоральные группы в лаконичной, оригинальной, легко запоминающейся форме. Цель политической рекламы заключается в том, чтобы побуждать людей участвовать в политических процессах. Субъектом ее является рекламодатель (политическая организация или деятель), объектом — участники политического процесса, делающие тот или иной выбор, определяющие для себя, какой политической ориентации придерживаться.</w:t>
+        <w:t>Накануне официальной регистрации брака совершеннолетние граждане Российской Федерации Инна и Антон решили заключить брачный договор. Найдите в приведённом списке позиции, связанные с формой и возможным содержанием брачного договора в Российской Федерации, и запишите цифры, под которыми они указаны.</w:t>
       </w:r>
     </w:p>
     <w:p>
       <w:pPr>
-        <w:widowControl/>
-        <w:spacing w:line="240" w:lineRule="auto" w:after="0"/>
+        <w:keepNext w:val="0"/>
+        <w:spacing w:after="60" w:line="240" w:lineRule="auto"/>
+        <w:jc w:val="both"/>
       </w:pPr>
       <w:r>
         <w:rPr>
           <w:rFonts w:ascii="Times New Roman" w:hAnsi="Times New Roman" w:eastAsia="Times New Roman"/>
           <w:b w:val="0"/>
           <w:i w:val="0"/>
-          <w:color w:val="181A1F"/>
           <w:sz w:val="28"/>
         </w:rPr>
-        <w:t xml:space="preserve">Так называемая институциональная реклама — составная часть политической рекламы. Такая реклама призвана не только донести до избирателей суть политической платформы, но и создать желаемую психологическую установку, предопределяющую дальнейшее поведение электората. Методы институциональной рекламы включают в себя эмоциональные способы воздействия, среди которых особое место занимает манипулирование сознанием избирателей. Манипуляция — это вид психологического воздействия, искусное исполнение которого ведет к скрытому возбуждению у другого человека намерений, не совпадающих с его актуально существующими желаниями. </w:t>
+        <w:t>1) распределение домашних обязанностей</w:t>
       </w:r>
     </w:p>
     <w:p>
       <w:pPr>
-        <w:widowControl/>
-        <w:spacing w:line="240" w:lineRule="auto" w:after="0"/>
+        <w:keepNext w:val="0"/>
+        <w:spacing w:after="60" w:line="240" w:lineRule="auto"/>
+        <w:jc w:val="both"/>
       </w:pPr>
       <w:r>
         <w:rPr>
           <w:rFonts w:ascii="Times New Roman" w:hAnsi="Times New Roman" w:eastAsia="Times New Roman"/>
           <w:b w:val="0"/>
           <w:i w:val="0"/>
-          <w:color w:val="181A1F"/>
           <w:sz w:val="28"/>
         </w:rPr>
-        <w:t xml:space="preserve">Существуют различные виды воздействия на избирателей. Личностное воздействие подразумевает создание образа кандидата и его выдвижение; программное воздействие — разработку программы кандидата, средств и методов её реализации. Информационное воздействие включает в себя продвижение образа кандидата по различным информационным каналам. </w:t>
+        <w:t>2) нотариальное удостоверение</w:t>
       </w:r>
     </w:p>
     <w:p>
       <w:pPr>
-        <w:widowControl/>
-        <w:spacing w:line="240" w:lineRule="auto" w:after="0"/>
+        <w:keepNext w:val="0"/>
+        <w:spacing w:after="60" w:line="240" w:lineRule="auto"/>
+        <w:jc w:val="both"/>
       </w:pPr>
       <w:r>
         <w:rPr>
           <w:rFonts w:ascii="Times New Roman" w:hAnsi="Times New Roman" w:eastAsia="Times New Roman"/>
           <w:b w:val="0"/>
           <w:i w:val="0"/>
-          <w:color w:val="181A1F"/>
           <w:sz w:val="28"/>
         </w:rPr>
-        <w:t>Существует несколько подходов к изучению мотивов поведения избирателей. Так, согласно «социологической» гипотезе, голосуя, люди проявляют солидарность со своей социальной группой (классовой, этнической, религиозной и др.). Согласно «социопсихологической» гипотезе люди голосуют, руководствуясь укоренившимися (например, в семье) политическими симпатиями к определённому лидеру или партии и т.д. «Политико—коммуникационная» гипотеза предполагает, что люди голосуют под влиянием избирательной кампании, в частности под воздействием формируемого СМИ имиджа политика или партии. Гипотеза «рационального выбора» предполагает, что люди голосуют не как члены группы, а как индивиды, которые руководствуются при этом собственной выгодой, интересом или расчётом. Противоречий между этими гипотезами нет, поскольку они объясняют мотивы поведения различных групп избирателей. Наиболее внушаемой группой являются избиратели, определяющиеся накануне голосования. По данным социологических исследований, до 25% избирателей принимают решение в последний день, а 10% кардинально меняют своё решение непосредственно в момент заполнения бюллетеня для голосования. (Лисовский С.Ф.)</w:t>
+        <w:t>3) занятость и трудоустройство супругов</w:t>
       </w:r>
     </w:p>
     <w:p>
       <w:pPr>
-        <w:widowControl/>
-        <w:spacing w:line="240" w:lineRule="auto" w:after="0"/>
+        <w:keepNext w:val="0"/>
+        <w:spacing w:after="60" w:line="240" w:lineRule="auto"/>
+        <w:jc w:val="both"/>
       </w:pPr>
       <w:r>
         <w:rPr>
           <w:rFonts w:ascii="Times New Roman" w:hAnsi="Times New Roman" w:eastAsia="Times New Roman"/>
           <w:b w:val="0"/>
           <w:i w:val="0"/>
-          <w:color w:val="181A1F"/>
+          <w:sz w:val="28"/>
+        </w:rPr>
+        <w:t>4) письменное оформление договора</w:t>
+      </w:r>
+    </w:p>
+    <w:p>
+      <w:pPr>
+        <w:keepNext w:val="0"/>
+        <w:spacing w:after="60" w:line="240" w:lineRule="auto"/>
+        <w:jc w:val="both"/>
+      </w:pPr>
+      <w:r>
+        <w:rPr>
+          <w:rFonts w:ascii="Times New Roman" w:hAnsi="Times New Roman" w:eastAsia="Times New Roman"/>
+          <w:b w:val="0"/>
+          <w:i w:val="0"/>
+          <w:sz w:val="28"/>
+        </w:rPr>
+        <w:t>5) способы участия в доходах друг друга</w:t>
+      </w:r>
+    </w:p>
+    <w:p>
+      <w:pPr>
+        <w:keepNext w:val="0"/>
+        <w:spacing w:after="60" w:line="240" w:lineRule="auto"/>
+        <w:jc w:val="both"/>
+      </w:pPr>
+      <w:r>
+        <w:rPr>
+          <w:rFonts w:ascii="Times New Roman" w:hAnsi="Times New Roman" w:eastAsia="Times New Roman"/>
+          <w:b w:val="0"/>
+          <w:i w:val="0"/>
+          <w:sz w:val="28"/>
+        </w:rPr>
+        <w:t>6) место жительства детей в случае развода родителей</w:t>
+      </w:r>
+    </w:p>
+    <w:p>
+      <w:pPr>
+        <w:keepNext w:val="0"/>
+        <w:spacing w:after="60" w:line="240" w:lineRule="auto"/>
+        <w:jc w:val="both"/>
+      </w:pPr>
+      <w:r>
+        <w:rPr>
+          <w:rFonts w:ascii="Times New Roman" w:hAnsi="Times New Roman" w:eastAsia="Times New Roman"/>
+          <w:b w:val="0"/>
+          <w:i w:val="0"/>
+          <w:sz w:val="28"/>
+        </w:rPr>
+        <w:t>Ответ:</w:t>
+      </w:r>
+    </w:p>
+    <w:p>
+      <w:r>
+        <w:br w:type="page"/>
+      </w:r>
+    </w:p>
+    <w:p>
+      <w:pPr>
+        <w:keepNext/>
+        <w:spacing w:after="60" w:line="240" w:lineRule="auto"/>
+        <w:jc w:val="both"/>
+      </w:pPr>
+      <w:r>
+        <w:rPr>
+          <w:rFonts w:ascii="Times New Roman" w:hAnsi="Times New Roman" w:eastAsia="Times New Roman"/>
+          <w:b/>
+          <w:i w:val="0"/>
+          <w:sz w:val="28"/>
+        </w:rPr>
+        <w:t>Вторая часть</w:t>
+      </w:r>
+    </w:p>
+    <w:p>
+      <w:pPr>
+        <w:keepNext w:val="0"/>
+        <w:spacing w:after="60" w:line="240" w:lineRule="auto"/>
+        <w:jc w:val="both"/>
+      </w:pPr>
+      <w:r>
+        <w:rPr>
+          <w:rFonts w:ascii="Times New Roman" w:hAnsi="Times New Roman" w:eastAsia="Times New Roman"/>
+          <w:b w:val="0"/>
+          <w:i w:val="0"/>
+          <w:sz w:val="28"/>
+        </w:rPr>
+        <w:t>Постиндустриальная теория условно делит всю историю человечества на три большие эпохи, соответствующие обществам доиндустриальному (традиционному), индустриальному и постиндустриальному. В логике этой теории доиндустриальное общество базируется на взаимодействиях индивидов с природой, индустриальное — на взаимодействиях индивидов с преобразованной ими природой, в частности с техникой, искусственно созданными ландшафтами, зданиями и сооружениями, а постиндустриальное общество — на взаимодействиях между индивидами.</w:t>
+      </w:r>
+    </w:p>
+    <w:p>
+      <w:pPr>
+        <w:keepNext w:val="0"/>
+        <w:spacing w:after="60" w:line="240" w:lineRule="auto"/>
+        <w:jc w:val="both"/>
+      </w:pPr>
+      <w:r>
+        <w:rPr>
+          <w:rFonts w:ascii="Times New Roman" w:hAnsi="Times New Roman" w:eastAsia="Times New Roman"/>
+          <w:b w:val="0"/>
+          <w:i w:val="0"/>
+          <w:sz w:val="28"/>
+        </w:rPr>
+        <w:t>В доиндустриальном обществе основным типом производственной деятельности является добыча и изготовление продуктов, в индустриальном — последовательная обработка сырья и продуктов для получения окончательного продукта, в постиндустриальном к последовательной обработке добавляется высокий уровень автоматизации производства.</w:t>
+      </w:r>
+    </w:p>
+    <w:p>
+      <w:pPr>
+        <w:keepNext w:val="0"/>
+        <w:spacing w:after="60" w:line="240" w:lineRule="auto"/>
+        <w:jc w:val="both"/>
+      </w:pPr>
+      <w:r>
+        <w:rPr>
+          <w:rFonts w:ascii="Times New Roman" w:hAnsi="Times New Roman" w:eastAsia="Times New Roman"/>
+          <w:b w:val="0"/>
+          <w:i w:val="0"/>
+          <w:sz w:val="28"/>
+        </w:rPr>
+        <w:t>Наиболее распространённый тип экономической деятельности в доиндустриальном обществе — натуральное хозяйство или ручное производство продуктов, в индустриальном обществе — крупное машинное производство, а в постиндустриальном обществе — предоставление разнообразных услуг.</w:t>
+      </w:r>
+    </w:p>
+    <w:p>
+      <w:pPr>
+        <w:keepNext w:val="0"/>
+        <w:spacing w:after="60" w:line="240" w:lineRule="auto"/>
+        <w:jc w:val="both"/>
+      </w:pPr>
+      <w:r>
+        <w:rPr>
+          <w:rFonts w:ascii="Times New Roman" w:hAnsi="Times New Roman" w:eastAsia="Times New Roman"/>
+          <w:b w:val="0"/>
+          <w:i w:val="0"/>
+          <w:sz w:val="28"/>
+        </w:rPr>
+        <w:t>Каждый последующий этап развития экономики не отменяет, включает предыдущие. Новые экономические уклады всегда формировались внутри предшествующих, то есть производство благ, менее зависимых от природной среды, постепенно обретало товарные формы и становилось всё более значимым в общем объеме валового внутреннего продукта. Переход к следующему этапу экономического развития происходил, когда доля этого нового экономического уклада начинала доминировать. Но предшествующие экономические уклады не исчезали полностью из структуры экономики. Поэтому постиндустриальная экономика включает индустриальные отрасли и сельское хозяйство, обеспечивающие материальную основу развития общества и государства.</w:t>
+      </w:r>
+    </w:p>
+    <w:p>
+      <w:pPr>
+        <w:keepNext w:val="0"/>
+        <w:spacing w:after="60" w:line="240" w:lineRule="auto"/>
+        <w:jc w:val="both"/>
+      </w:pPr>
+      <w:r>
+        <w:rPr>
+          <w:rFonts w:ascii="Times New Roman" w:hAnsi="Times New Roman" w:eastAsia="Times New Roman"/>
+          <w:b w:val="0"/>
+          <w:i w:val="0"/>
+          <w:sz w:val="28"/>
+        </w:rPr>
+        <w:t>Но в постиндустриальной экономике решающими условиями достижения успеха становятся информация и знания, высокий уровень автоматизации производства, наукоёмкие технологии, предоставление услуг, среди которых постоянно появляются и развиваются новые, отсутствовавшие на ранних этапах развития общества. Поэтому эти сферы экономики более приоритетны для развития постиндустриального общества, чем сфера материального производства.</w:t>
+      </w:r>
+    </w:p>
+    <w:p>
+      <w:pPr>
+        <w:keepNext w:val="0"/>
+        <w:spacing w:after="60" w:line="240" w:lineRule="auto"/>
+        <w:jc w:val="both"/>
+      </w:pPr>
+      <w:r>
+        <w:rPr>
+          <w:rFonts w:ascii="Times New Roman" w:hAnsi="Times New Roman" w:eastAsia="Times New Roman"/>
+          <w:b w:val="0"/>
+          <w:i w:val="0"/>
+          <w:sz w:val="28"/>
+        </w:rPr>
+        <w:t>Постиндустриальное общество, в том числе и через экономическую</w:t>
+      </w:r>
+    </w:p>
+    <w:p>
+      <w:pPr>
+        <w:keepNext w:val="0"/>
+        <w:spacing w:after="60" w:line="240" w:lineRule="auto"/>
+        <w:jc w:val="both"/>
+      </w:pPr>
+      <w:r>
+        <w:rPr>
+          <w:rFonts w:ascii="Times New Roman" w:hAnsi="Times New Roman" w:eastAsia="Times New Roman"/>
+          <w:b w:val="0"/>
+          <w:i w:val="0"/>
+          <w:sz w:val="28"/>
+        </w:rPr>
+        <w:t>деятельность, стимулирует и развивает стремление индивидов к саморазвитию, к реализации своих способностей и качеств. (По В.Л. Римскому)</w:t>
+      </w:r>
+    </w:p>
+    <w:p>
+      <w:pPr>
+        <w:keepNext/>
+        <w:spacing w:after="60" w:line="240" w:lineRule="auto"/>
+        <w:jc w:val="both"/>
+      </w:pPr>
+      <w:r>
+        <w:rPr>
+          <w:rFonts w:ascii="Times New Roman" w:hAnsi="Times New Roman" w:eastAsia="Times New Roman"/>
+          <w:b/>
+          <w:i w:val="0"/>
+          <w:sz w:val="28"/>
+        </w:rPr>
+        <w:t>№17</w:t>
+      </w:r>
+    </w:p>
+    <w:p>
+      <w:pPr>
+        <w:keepNext w:val="0"/>
+        <w:spacing w:after="60" w:line="240" w:lineRule="auto"/>
+        <w:jc w:val="both"/>
+      </w:pPr>
+      <w:r>
+        <w:rPr>
+          <w:rFonts w:ascii="Times New Roman" w:hAnsi="Times New Roman" w:eastAsia="Times New Roman"/>
+          <w:b w:val="0"/>
+          <w:i w:val="0"/>
+          <w:sz w:val="28"/>
+        </w:rPr>
+        <w:t>На каких взаимодействиях базируется индустриальное общество? Как изменяются типы производственной деятельности при переходе от доиндустриального общества к индустриальному? Как происходит преемственность этапов экономического развития? (Ответы на все вопросы даются только с опорой на текст.)</w:t>
+      </w:r>
+    </w:p>
+    <w:p>
+      <w:pPr>
+        <w:keepNext w:val="0"/>
+        <w:spacing w:after="60" w:line="240" w:lineRule="auto"/>
+        <w:jc w:val="both"/>
+      </w:pPr>
+      <w:r>
+        <w:rPr>
+          <w:rFonts w:ascii="Times New Roman" w:hAnsi="Times New Roman" w:eastAsia="Times New Roman"/>
+          <w:b w:val="0"/>
+          <w:i w:val="0"/>
+          <w:sz w:val="28"/>
+        </w:rPr>
+        <w:t>Ответ:</w:t>
+      </w:r>
+    </w:p>
+    <w:p>
+      <w:pPr>
+        <w:keepNext/>
+        <w:spacing w:after="60" w:line="240" w:lineRule="auto"/>
+        <w:jc w:val="both"/>
+      </w:pPr>
+      <w:r>
+        <w:rPr>
+          <w:rFonts w:ascii="Times New Roman" w:hAnsi="Times New Roman" w:eastAsia="Times New Roman"/>
+          <w:b/>
+          <w:i w:val="0"/>
+          <w:sz w:val="28"/>
+        </w:rPr>
+        <w:t>№18</w:t>
+      </w:r>
+    </w:p>
+    <w:p>
+      <w:pPr>
+        <w:keepNext w:val="0"/>
+        <w:spacing w:after="60" w:line="240" w:lineRule="auto"/>
+        <w:jc w:val="both"/>
+      </w:pPr>
+      <w:r>
+        <w:rPr>
+          <w:rFonts w:ascii="Times New Roman" w:hAnsi="Times New Roman" w:eastAsia="Times New Roman"/>
+          <w:b w:val="0"/>
+          <w:i w:val="0"/>
           <w:sz w:val="28"/>
         </w:rPr>
         <w:t>В тексте упомянуты ключевые понятия социально-гуманитарных наук.</w:t>
@@ -3321,61 +3665,63 @@
     </w:p>
     <w:p>
       <w:pPr>
-        <w:widowControl/>
-        <w:spacing w:line="240" w:lineRule="auto" w:after="0"/>
+        <w:keepNext w:val="0"/>
+        <w:spacing w:after="60" w:line="240" w:lineRule="auto"/>
+        <w:jc w:val="both"/>
       </w:pPr>
       <w:r>
         <w:rPr>
           <w:rFonts w:ascii="Times New Roman" w:hAnsi="Times New Roman" w:eastAsia="Times New Roman"/>
           <w:b w:val="0"/>
           <w:i w:val="0"/>
-          <w:color w:val="181A1F"/>
           <w:sz w:val="28"/>
         </w:rPr>
-        <w:t xml:space="preserve">Используя обществоведческие знания, </w:t>
+        <w:t>Используя обществоведческие знания,</w:t>
       </w:r>
     </w:p>
     <w:p>
       <w:pPr>
-        <w:widowControl/>
-        <w:spacing w:line="240" w:lineRule="auto" w:after="0"/>
+        <w:keepNext w:val="0"/>
+        <w:spacing w:after="60" w:line="240" w:lineRule="auto"/>
+        <w:jc w:val="both"/>
       </w:pPr>
       <w:r>
         <w:rPr>
           <w:rFonts w:ascii="Times New Roman" w:hAnsi="Times New Roman" w:eastAsia="Times New Roman"/>
           <w:b w:val="0"/>
           <w:i w:val="0"/>
-          <w:color w:val="181A1F"/>
           <w:sz w:val="28"/>
         </w:rPr>
-        <w:t xml:space="preserve">— укажите не менее трех признаков политической партии как общественного объединения; </w:t>
+        <w:t>— укажите не менее двух основных характеристик ВВП как макроэкономического показателя;</w:t>
       </w:r>
     </w:p>
     <w:p>
       <w:pPr>
-        <w:widowControl/>
-        <w:spacing w:line="240" w:lineRule="auto" w:after="0"/>
+        <w:keepNext w:val="0"/>
+        <w:spacing w:after="60" w:line="240" w:lineRule="auto"/>
+        <w:jc w:val="both"/>
       </w:pPr>
       <w:r>
         <w:rPr>
           <w:rFonts w:ascii="Times New Roman" w:hAnsi="Times New Roman" w:eastAsia="Times New Roman"/>
           <w:b w:val="0"/>
           <w:i w:val="0"/>
-          <w:color w:val="181A1F"/>
           <w:sz w:val="28"/>
         </w:rPr>
-        <w:t xml:space="preserve">— объясните связь раскрытой автором сущности институциональной рекламы с уровнем политической культуры общества. (Объяснение может быть дано в одном или нескольких распространённых предложениях.) </w:t>
+        <w:t>— объясните связь упомянутого автором механизма воздействия постиндустриального общества на индивида через экономическую деятельность с развитием системы дополнительного образования. (Объяснение может быть дано в одном или нескольких распространённых предложениях.)</w:t>
       </w:r>
     </w:p>
     <w:p>
       <w:pPr>
-        <w:widowControl/>
-        <w:spacing w:line="240" w:lineRule="auto" w:after="0"/>
+        <w:keepNext w:val="0"/>
+        <w:spacing w:after="60" w:line="240" w:lineRule="auto"/>
+        <w:jc w:val="both"/>
       </w:pPr>
       <w:r>
         <w:rPr>
           <w:rFonts w:ascii="Times New Roman" w:hAnsi="Times New Roman" w:eastAsia="Times New Roman"/>
-          <w:color w:val="181A1F"/>
+          <w:b w:val="0"/>
+          <w:i w:val="0"/>
           <w:sz w:val="28"/>
         </w:rPr>
         <w:t>Ответ:</w:t>
@@ -3383,93 +3729,39 @@
     </w:p>
     <w:p>
       <w:pPr>
-        <w:keepNext/>
-        <w:widowControl/>
-        <w:spacing w:line="240" w:lineRule="auto" w:after="0" w:before="120"/>
+        <w:keepNext w:val="0"/>
+        <w:spacing w:after="60" w:line="240" w:lineRule="auto"/>
+        <w:jc w:val="both"/>
       </w:pPr>
       <w:r>
         <w:rPr>
           <w:rFonts w:ascii="Times New Roman" w:hAnsi="Times New Roman" w:eastAsia="Times New Roman"/>
           <w:b/>
-          <w:color w:val="181A1F"/>
           <w:sz w:val="28"/>
         </w:rPr>
-        <w:t>19.</w:t>
+        <w:t xml:space="preserve">№19 </w:t>
       </w:r>
-    </w:p>
-    <w:p>
-      <w:pPr>
-        <w:widowControl/>
-        <w:spacing w:line="240" w:lineRule="auto" w:after="0"/>
-      </w:pPr>
       <w:r>
         <w:rPr>
           <w:rFonts w:ascii="Times New Roman" w:hAnsi="Times New Roman" w:eastAsia="Times New Roman"/>
           <w:b w:val="0"/>
           <w:i w:val="0"/>
-          <w:color w:val="181A1F"/>
           <w:sz w:val="28"/>
         </w:rPr>
-        <w:t>Понятие политической системы наряду с политической властью является сегодня одним из центральных в политологии. Единого определения, как и другие понятия, оно не имеет. И это объяснимо: многообразие представлений о политике не может не породить многообразия представлений обо всём, что с ней связано. Термин «политическая система» состоит из двух слов, и его содержание определяется применением понятия системы к сфере политического. Где начинается и где заканчивается политическое? Где та граница, которая разделяет политические и неполитические явления: деятельность, власть, процессы, системы?</w:t>
+        <w:t>Приведите примеры трёх официальных организаций (или должностных лиц), осуществляющих защиту прав человека в России, и проиллюстрируйте круг полномочий каждой (каждого) из них. (В каждом случае сначала укажите организацию / должностное лицо, затем приведите соответствующий пример. Каждый пример должен быть сформулирован развёрнуто.)</w:t>
       </w:r>
     </w:p>
     <w:p>
       <w:pPr>
-        <w:widowControl/>
-        <w:spacing w:line="240" w:lineRule="auto" w:after="0"/>
+        <w:keepNext w:val="0"/>
+        <w:spacing w:after="60" w:line="240" w:lineRule="auto"/>
+        <w:jc w:val="both"/>
       </w:pPr>
       <w:r>
         <w:rPr>
           <w:rFonts w:ascii="Times New Roman" w:hAnsi="Times New Roman" w:eastAsia="Times New Roman"/>
           <w:b w:val="0"/>
           <w:i w:val="0"/>
-          <w:color w:val="181A1F"/>
-          <w:sz w:val="28"/>
-        </w:rPr>
-        <w:t>Не вызывает сомнения, что всё политическое так или иначе связано с государством, с государственной властью. Партии создаются для того, чтобы бороться за места в парламенте. Лидер становится политическим только тогда, когда он претендует на руководящее кресло в государственном учреждении или чего-то добивается от государства. Всякая политика утратила бы смысл, не будь государства.</w:t>
-      </w:r>
-    </w:p>
-    <w:p>
-      <w:pPr>
-        <w:widowControl/>
-        <w:spacing w:line="240" w:lineRule="auto" w:after="0"/>
-      </w:pPr>
-      <w:r>
-        <w:rPr>
-          <w:rFonts w:ascii="Times New Roman" w:hAnsi="Times New Roman" w:eastAsia="Times New Roman"/>
-          <w:b w:val="0"/>
-          <w:i w:val="0"/>
-          <w:color w:val="181A1F"/>
-          <w:sz w:val="28"/>
-        </w:rPr>
-        <w:t>Но столь же очевидно, что не всё государственное является политическим. Многие функции, связанные с организацией внутренней деятельности государственных учреждений, имеют явно неполитический характер. Политической может быть только публичная деятельность государства, т.е. такая деятельность, которая затрагивает интересы широких слоёв или больших социальных групп. Но и в публичной деятельности государства есть сферы, которые мы не относим к политике. Это государственное управление в интересах всего общества. Не принято относить к политической сфере организацию здравоохранения, народного образования, дорожного движения и многое другое. Только там, где с помощью государства осуществляется согласование интересов различных социальных групп или посредством государства реализуются интересы одних групп в ущерб другим, начинается политика. В государственной деятельности следует, таким образом, отличать политическое и неполитическое (технологическое) управление. (О Ф. Шабров)</w:t>
-      </w:r>
-    </w:p>
-    <w:p>
-      <w:pPr>
-        <w:widowControl/>
-        <w:spacing w:line="240" w:lineRule="auto" w:after="0"/>
-      </w:pPr>
-      <w:r>
-        <w:rPr>
-          <w:rFonts w:ascii="Times New Roman" w:hAnsi="Times New Roman" w:eastAsia="Times New Roman"/>
-          <w:b w:val="0"/>
-          <w:i w:val="0"/>
-          <w:color w:val="181A1F"/>
-          <w:sz w:val="28"/>
-        </w:rPr>
-        <w:t>Автор рассуждает о компонентах институциональной/организационной подсистемы. Используя обществоведческие знания и факты общественной жизни, назовите любые три другие подсистемы политической системы общества. Проиллюстрируйте примерами каждую из этих подсистем. (В каждом случае сначала назовите подсистему, затем приведите пример. Каждый пример должен быть сформулирован развёрнуто.)</w:t>
-      </w:r>
-    </w:p>
-    <w:p>
-      <w:pPr>
-        <w:widowControl/>
-        <w:spacing w:line="240" w:lineRule="auto" w:after="0"/>
-      </w:pPr>
-      <w:r>
-        <w:rPr>
-          <w:rFonts w:ascii="Times New Roman" w:hAnsi="Times New Roman" w:eastAsia="Times New Roman"/>
-          <w:color w:val="181A1F"/>
           <w:sz w:val="28"/>
         </w:rPr>
         <w:t>Ответ:</w:t>
@@ -3477,45 +3769,39 @@
     </w:p>
     <w:p>
       <w:pPr>
-        <w:keepNext/>
-        <w:widowControl/>
-        <w:spacing w:line="240" w:lineRule="auto" w:after="0" w:before="120"/>
+        <w:keepNext w:val="0"/>
+        <w:spacing w:after="60" w:line="240" w:lineRule="auto"/>
+        <w:jc w:val="both"/>
       </w:pPr>
       <w:r>
         <w:rPr>
           <w:rFonts w:ascii="Times New Roman" w:hAnsi="Times New Roman" w:eastAsia="Times New Roman"/>
           <w:b/>
-          <w:color w:val="181A1F"/>
           <w:sz w:val="28"/>
         </w:rPr>
-        <w:t>20.</w:t>
+        <w:t xml:space="preserve">№20 </w:t>
       </w:r>
-    </w:p>
-    <w:p>
-      <w:pPr>
-        <w:widowControl/>
-        <w:spacing w:line="240" w:lineRule="auto" w:after="0"/>
-      </w:pPr>
       <w:r>
         <w:rPr>
           <w:rFonts w:ascii="Times New Roman" w:hAnsi="Times New Roman" w:eastAsia="Times New Roman"/>
           <w:b w:val="0"/>
           <w:i w:val="0"/>
-          <w:color w:val="181A1F"/>
           <w:sz w:val="28"/>
         </w:rPr>
-        <w:t>Брачный договор должен быть заключён в письменной форме и нотариально удостоверен. Объясните в трёх аргументах, с чем связаны эти требования. (Каждый аргумент должен быть сформулирован как распространённое предложение.)</w:t>
+        <w:t>Есть мнение, что «политическое лидерство — это не только тип субъекта деятельности, общественное отношение, социальный статус, но и важнейший социальный институт». Приведите три характерные черты социальных институтов, подтверждающих, что политическое лидерство является одним из них. (Каждый аргумент должен быть сформулирован как распространённое предложение.)</w:t>
       </w:r>
     </w:p>
     <w:p>
       <w:pPr>
-        <w:widowControl/>
-        <w:spacing w:line="240" w:lineRule="auto" w:after="0"/>
+        <w:keepNext w:val="0"/>
+        <w:spacing w:after="60" w:line="240" w:lineRule="auto"/>
+        <w:jc w:val="both"/>
       </w:pPr>
       <w:r>
         <w:rPr>
           <w:rFonts w:ascii="Times New Roman" w:hAnsi="Times New Roman" w:eastAsia="Times New Roman"/>
-          <w:color w:val="181A1F"/>
+          <w:b w:val="0"/>
+          <w:i w:val="0"/>
           <w:sz w:val="28"/>
         </w:rPr>
         <w:t>Ответ:</w:t>
@@ -3523,51 +3809,37 @@
     </w:p>
     <w:p>
       <w:pPr>
-        <w:keepNext/>
-        <w:widowControl/>
-        <w:spacing w:line="240" w:lineRule="auto" w:after="0" w:before="120"/>
+        <w:keepNext w:val="0"/>
+        <w:spacing w:after="60" w:line="240" w:lineRule="auto"/>
+        <w:jc w:val="both"/>
       </w:pPr>
       <w:r>
         <w:rPr>
           <w:rFonts w:ascii="Times New Roman" w:hAnsi="Times New Roman" w:eastAsia="Times New Roman"/>
           <w:b/>
-          <w:color w:val="181A1F"/>
           <w:sz w:val="28"/>
         </w:rPr>
-        <w:t>21.</w:t>
+        <w:t xml:space="preserve">№21 </w:t>
       </w:r>
-    </w:p>
-    <w:p>
-      <w:pPr>
-        <w:widowControl/>
-        <w:spacing w:line="240" w:lineRule="auto" w:after="0"/>
-      </w:pPr>
       <w:r>
         <w:rPr>
           <w:rFonts w:ascii="Times New Roman" w:hAnsi="Times New Roman" w:eastAsia="Times New Roman"/>
           <w:b w:val="0"/>
           <w:i w:val="0"/>
-          <w:color w:val="181A1F"/>
           <w:sz w:val="28"/>
         </w:rPr>
-        <w:t>На графике изображено изменение ситуации на рынке автобусов в стране Z. Спрос переместился из положения D в положение D1 при неизменном предложении S. (На графике P – цена товара; Q – количество товара).</w:t>
+        <w:t xml:space="preserve">На графике изображено изменение ситуации на рынке билетов в кинотеатры в стране Х. Спрос переместился из положения D в положение D1 при неизменном предложении S. (На графике P — цена услуги: Q — объем услуги) </w:t>
       </w:r>
     </w:p>
     <w:p>
       <w:pPr>
-        <w:widowControl/>
-        <w:spacing w:line="240" w:lineRule="auto" w:after="0"/>
+        <w:spacing w:after="80"/>
         <w:jc w:val="center"/>
       </w:pPr>
       <w:r>
-        <w:rPr>
-          <w:rFonts w:ascii="Times New Roman" w:hAnsi="Times New Roman" w:eastAsia="Times New Roman"/>
-          <w:color w:val="181A1F"/>
-          <w:sz w:val="28"/>
-        </w:rPr>
         <w:drawing>
           <wp:inline xmlns:a="http://schemas.openxmlformats.org/drawingml/2006/main" xmlns:pic="http://schemas.openxmlformats.org/drawingml/2006/picture">
-            <wp:extent cx="2951999" cy="2951999"/>
+            <wp:extent cx="3348000" cy="3348000"/>
             <wp:docPr id="2" name="Picture 2"/>
             <wp:cNvGraphicFramePr>
               <a:graphicFrameLocks noChangeAspect="1"/>
@@ -3576,7 +3848,7 @@
               <a:graphicData uri="http://schemas.openxmlformats.org/drawingml/2006/picture">
                 <pic:pic>
                   <pic:nvPicPr>
-                    <pic:cNvPr id="0" name="asset-0067.png"/>
+                    <pic:cNvPr id="0" name="asset-0016.png"/>
                     <pic:cNvPicPr/>
                   </pic:nvPicPr>
                   <pic:blipFill>
@@ -3588,7 +3860,7 @@
                   <pic:spPr>
                     <a:xfrm>
                       <a:off x="0" y="0"/>
-                      <a:ext cx="2951999" cy="2951999"/>
+                      <a:ext cx="3348000" cy="3348000"/>
                     </a:xfrm>
                     <a:prstGeom prst="rect"/>
                   </pic:spPr>
@@ -3601,31 +3873,31 @@
     </w:p>
     <w:p>
       <w:pPr>
-        <w:widowControl/>
-        <w:spacing w:line="240" w:lineRule="auto" w:after="0"/>
+        <w:keepNext w:val="0"/>
+        <w:spacing w:after="60" w:line="240" w:lineRule="auto"/>
+        <w:jc w:val="both"/>
       </w:pPr>
       <w:r>
         <w:rPr>
           <w:rFonts w:ascii="Times New Roman" w:hAnsi="Times New Roman" w:eastAsia="Times New Roman"/>
           <w:b w:val="0"/>
           <w:i w:val="0"/>
-          <w:color w:val="181A1F"/>
           <w:sz w:val="28"/>
         </w:rPr>
-        <w:t xml:space="preserve">Как изменилась равновесная цена? </w:t>
+        <w:t xml:space="preserve">Как изменилась равновесная цена? </w:t>
       </w:r>
     </w:p>
     <w:p>
       <w:pPr>
-        <w:widowControl/>
-        <w:spacing w:line="240" w:lineRule="auto" w:after="0"/>
+        <w:keepNext w:val="0"/>
+        <w:spacing w:after="60" w:line="240" w:lineRule="auto"/>
+        <w:jc w:val="both"/>
       </w:pPr>
       <w:r>
         <w:rPr>
           <w:rFonts w:ascii="Times New Roman" w:hAnsi="Times New Roman" w:eastAsia="Times New Roman"/>
           <w:b w:val="0"/>
           <w:i w:val="0"/>
-          <w:color w:val="181A1F"/>
           <w:sz w:val="28"/>
         </w:rPr>
         <w:t>Что могло вызвать изменение спроса? Сначала укажите любое одно обстоятельство (фактор), затем объясните его влияние на спрос (обязательно укажите характер изменения спроса). (Объяснение должно быть дано применительно к рынку, указанному в тексте задания.)</w:t>
@@ -3633,29 +3905,31 @@
     </w:p>
     <w:p>
       <w:pPr>
-        <w:widowControl/>
-        <w:spacing w:line="240" w:lineRule="auto" w:after="0"/>
+        <w:keepNext w:val="0"/>
+        <w:spacing w:after="60" w:line="240" w:lineRule="auto"/>
+        <w:jc w:val="both"/>
       </w:pPr>
       <w:r>
         <w:rPr>
           <w:rFonts w:ascii="Times New Roman" w:hAnsi="Times New Roman" w:eastAsia="Times New Roman"/>
           <w:b w:val="0"/>
           <w:i w:val="0"/>
-          <w:color w:val="181A1F"/>
           <w:sz w:val="28"/>
         </w:rPr>
-        <w:t>Как изменятся предложение и равновесная цена, если государство предоставит субсидии автотранспортным предприятиям?</w:t>
+        <w:t>Как изменятся предложение и равновесная цена на данном рынке, если при прочих равных условиях увеличатся расходы кинотеатров на покупку прав показа кинофильмов?</w:t>
       </w:r>
     </w:p>
     <w:p>
       <w:pPr>
-        <w:widowControl/>
-        <w:spacing w:line="240" w:lineRule="auto" w:after="0"/>
+        <w:keepNext w:val="0"/>
+        <w:spacing w:after="60" w:line="240" w:lineRule="auto"/>
+        <w:jc w:val="both"/>
       </w:pPr>
       <w:r>
         <w:rPr>
           <w:rFonts w:ascii="Times New Roman" w:hAnsi="Times New Roman" w:eastAsia="Times New Roman"/>
-          <w:color w:val="181A1F"/>
+          <w:b w:val="0"/>
+          <w:i w:val="0"/>
           <w:sz w:val="28"/>
         </w:rPr>
         <w:t>Ответ:</w:t>
@@ -3663,61 +3937,55 @@
     </w:p>
     <w:p>
       <w:pPr>
-        <w:keepNext/>
-        <w:widowControl/>
-        <w:spacing w:line="240" w:lineRule="auto" w:after="0" w:before="120"/>
+        <w:keepNext w:val="0"/>
+        <w:spacing w:after="60" w:line="240" w:lineRule="auto"/>
+        <w:jc w:val="both"/>
       </w:pPr>
       <w:r>
         <w:rPr>
           <w:rFonts w:ascii="Times New Roman" w:hAnsi="Times New Roman" w:eastAsia="Times New Roman"/>
           <w:b/>
-          <w:color w:val="181A1F"/>
           <w:sz w:val="28"/>
         </w:rPr>
-        <w:t>22.</w:t>
+        <w:t xml:space="preserve">№22 </w:t>
       </w:r>
-    </w:p>
-    <w:p>
-      <w:pPr>
-        <w:widowControl/>
-        <w:spacing w:line="240" w:lineRule="auto" w:after="0"/>
-      </w:pPr>
       <w:r>
         <w:rPr>
           <w:rFonts w:ascii="Times New Roman" w:hAnsi="Times New Roman" w:eastAsia="Times New Roman"/>
           <w:b w:val="0"/>
           <w:i w:val="0"/>
-          <w:color w:val="181A1F"/>
           <w:sz w:val="28"/>
         </w:rPr>
-        <w:t xml:space="preserve">В государстве Z развиваются современные технологии, возрастает роль непрерывного образования, процветает сфера услуг и происходит внедрение робототехники в производство. В результате внедрения новых технологий значительная часть рабочих промышленных предприятий потеряла работу. Недовольные рабочие решили провести согласованный митинг, целью которого было привлечение внимания государства к проблеме безработицы. Рабочих поддержала проигравшая на предыдущих выборах политическая партия, противостоящая политическому курсу правительства государства Z. </w:t>
+        <w:t>Гражданин России Игорь А. на правах собственности владеет трёхкомнатной квартирой площадью 90 кв. м. До 1 декабря 2025 года он должен уплатить налог на имущество физических лиц. Игорь А. размещает свои сбережения на депозите в банке, отдавая предпочтение срочным вкладам.</w:t>
       </w:r>
     </w:p>
     <w:p>
       <w:pPr>
-        <w:widowControl/>
-        <w:spacing w:line="240" w:lineRule="auto" w:after="0"/>
+        <w:keepNext w:val="0"/>
+        <w:spacing w:after="60" w:line="240" w:lineRule="auto"/>
+        <w:jc w:val="both"/>
       </w:pPr>
       <w:r>
         <w:rPr>
           <w:rFonts w:ascii="Times New Roman" w:hAnsi="Times New Roman" w:eastAsia="Times New Roman"/>
           <w:b w:val="0"/>
           <w:i w:val="0"/>
-          <w:color w:val="181A1F"/>
           <w:sz w:val="28"/>
         </w:rPr>
-        <w:t>К какому типу относится общество государства Z? Какой тип безработицы описан в условии задания? К какой группе прав и свобод человека и гражданина относится право проводить митинги? К какому виду/типу (по участию во власти/по отношению к ней) относится партия, поддержавшая рабочих?</w:t>
+        <w:t>Какие элементы налогообложения упомянуты в тексте? (Укажите любые два элемента с подтверждением из условия задачи. Субъекта налогообложения указывать не надо. ) К какому виду налогов/сборов (в зависимости от того, на какой территории он обязателен к уплате) относится налог на имущество физических лиц? Какие другие налоги/сборы относятся к этому виду (укажите любые два налога в соответствии с Налоговым кодексом Российской Федерации)? Что отличает срочный вклад от вклада до востребования?</w:t>
       </w:r>
     </w:p>
     <w:p>
       <w:pPr>
-        <w:widowControl/>
-        <w:spacing w:line="240" w:lineRule="auto" w:after="0"/>
+        <w:keepNext w:val="0"/>
+        <w:spacing w:after="60" w:line="240" w:lineRule="auto"/>
+        <w:jc w:val="both"/>
       </w:pPr>
       <w:r>
         <w:rPr>
           <w:rFonts w:ascii="Times New Roman" w:hAnsi="Times New Roman" w:eastAsia="Times New Roman"/>
-          <w:color w:val="181A1F"/>
+          <w:b w:val="0"/>
+          <w:i w:val="0"/>
           <w:sz w:val="28"/>
         </w:rPr>
         <w:t>Ответ:</w:t>
@@ -3725,93 +3993,87 @@
     </w:p>
     <w:p>
       <w:pPr>
-        <w:keepNext/>
-        <w:widowControl/>
-        <w:spacing w:line="240" w:lineRule="auto" w:after="0" w:before="120"/>
+        <w:keepNext w:val="0"/>
+        <w:spacing w:after="60" w:line="240" w:lineRule="auto"/>
+        <w:jc w:val="both"/>
       </w:pPr>
       <w:r>
         <w:rPr>
           <w:rFonts w:ascii="Times New Roman" w:hAnsi="Times New Roman" w:eastAsia="Times New Roman"/>
           <w:b/>
-          <w:color w:val="181A1F"/>
           <w:sz w:val="28"/>
         </w:rPr>
-        <w:t>23.</w:t>
+        <w:t xml:space="preserve">№23 </w:t>
       </w:r>
-    </w:p>
-    <w:p>
-      <w:pPr>
-        <w:widowControl/>
-        <w:spacing w:line="240" w:lineRule="auto" w:after="0"/>
-      </w:pPr>
       <w:r>
         <w:rPr>
           <w:rFonts w:ascii="Times New Roman" w:hAnsi="Times New Roman" w:eastAsia="Times New Roman"/>
           <w:b w:val="0"/>
           <w:i w:val="0"/>
-          <w:color w:val="181A1F"/>
           <w:sz w:val="28"/>
         </w:rPr>
-        <w:t>Конституция Российской Федерации гарантирует соблюдение прав и свобод граждан, нарушивших правовые нормы (преступивших закон).</w:t>
+        <w:t xml:space="preserve">Конституция Российской Федерации закрепляет основы конституционного строя нашего государства, права и свободы человека и гражданина. </w:t>
       </w:r>
     </w:p>
     <w:p>
       <w:pPr>
-        <w:widowControl/>
-        <w:spacing w:line="240" w:lineRule="auto" w:after="0"/>
+        <w:keepNext w:val="0"/>
+        <w:spacing w:after="60" w:line="240" w:lineRule="auto"/>
+        <w:jc w:val="both"/>
       </w:pPr>
       <w:r>
         <w:rPr>
           <w:rFonts w:ascii="Times New Roman" w:hAnsi="Times New Roman" w:eastAsia="Times New Roman"/>
           <w:b w:val="0"/>
           <w:i w:val="0"/>
-          <w:color w:val="181A1F"/>
           <w:sz w:val="28"/>
         </w:rPr>
-        <w:t>На основе положений Конституции Российской Федерации сформулируйте три подтверждения этой характеристики.</w:t>
+        <w:t xml:space="preserve">На основе положений Конституции Российской Федерации объясните смысл следующих характеристик российского государства: 1) правовое государство; 2) суверенное государство; 3) поддержка граждан, оказавшихся в трудных жизненных ситуациях. </w:t>
       </w:r>
     </w:p>
     <w:p>
       <w:pPr>
-        <w:widowControl/>
-        <w:spacing w:line="240" w:lineRule="auto" w:after="0"/>
+        <w:keepNext w:val="0"/>
+        <w:spacing w:after="60" w:line="240" w:lineRule="auto"/>
+        <w:jc w:val="both"/>
       </w:pPr>
       <w:r>
         <w:rPr>
           <w:rFonts w:ascii="Times New Roman" w:hAnsi="Times New Roman" w:eastAsia="Times New Roman"/>
           <w:b w:val="0"/>
           <w:i w:val="0"/>
-          <w:color w:val="181A1F"/>
           <w:sz w:val="28"/>
         </w:rPr>
-        <w:t xml:space="preserve">(Каждое подтверждение должно быть сформулировано как распространённое предложение с опорой на конкретное положение Конституции Российской Федерации. </w:t>
+        <w:t xml:space="preserve">(Каждое объяснение должно быть сформулировано как распространённое предложение с опорой на конкретное положение Конституции Российской Федерации. </w:t>
       </w:r>
     </w:p>
     <w:p>
       <w:pPr>
-        <w:widowControl/>
-        <w:spacing w:line="240" w:lineRule="auto" w:after="0"/>
+        <w:keepNext w:val="0"/>
+        <w:spacing w:after="60" w:line="240" w:lineRule="auto"/>
+        <w:jc w:val="both"/>
       </w:pPr>
       <w:r>
         <w:rPr>
           <w:rFonts w:ascii="Times New Roman" w:hAnsi="Times New Roman" w:eastAsia="Times New Roman"/>
           <w:b w:val="0"/>
           <w:i w:val="0"/>
-          <w:color w:val="181A1F"/>
           <w:sz w:val="28"/>
         </w:rPr>
-        <w:t>Обращаем внимание, что правильное выполнение задания не требует указания в ответе номеров соответствующих статей Конституции и дословного воспроизведения их содержания.)</w:t>
+        <w:t>Обратите внимание на то, что правильное выполнение задания не требует указания в ответе номеров соответствующих статей Конституции и дословного воспроизведения их содержания.)</w:t>
       </w:r>
     </w:p>
     <w:p>
       <w:pPr>
-        <w:widowControl/>
-        <w:spacing w:line="240" w:lineRule="auto" w:after="0"/>
+        <w:keepNext w:val="0"/>
+        <w:spacing w:after="60" w:line="240" w:lineRule="auto"/>
+        <w:jc w:val="both"/>
       </w:pPr>
       <w:r>
         <w:rPr>
           <w:rFonts w:ascii="Times New Roman" w:hAnsi="Times New Roman" w:eastAsia="Times New Roman"/>
-          <w:color w:val="181A1F"/>
+          <w:b w:val="0"/>
+          <w:i w:val="0"/>
           <w:sz w:val="28"/>
         </w:rPr>
         <w:t>Ответ:</w:t>
@@ -3819,45 +4081,39 @@
     </w:p>
     <w:p>
       <w:pPr>
-        <w:keepNext/>
-        <w:widowControl/>
-        <w:spacing w:line="240" w:lineRule="auto" w:after="0" w:before="120"/>
+        <w:keepNext w:val="0"/>
+        <w:spacing w:after="60" w:line="240" w:lineRule="auto"/>
+        <w:jc w:val="both"/>
       </w:pPr>
       <w:r>
         <w:rPr>
           <w:rFonts w:ascii="Times New Roman" w:hAnsi="Times New Roman" w:eastAsia="Times New Roman"/>
           <w:b/>
-          <w:color w:val="181A1F"/>
           <w:sz w:val="28"/>
         </w:rPr>
-        <w:t>24.</w:t>
+        <w:t xml:space="preserve">№24 </w:t>
       </w:r>
-    </w:p>
-    <w:p>
-      <w:pPr>
-        <w:widowControl/>
-        <w:spacing w:line="240" w:lineRule="auto" w:after="0"/>
-      </w:pPr>
       <w:r>
         <w:rPr>
           <w:rFonts w:ascii="Times New Roman" w:hAnsi="Times New Roman" w:eastAsia="Times New Roman"/>
           <w:b w:val="0"/>
           <w:i w:val="0"/>
-          <w:color w:val="181A1F"/>
           <w:sz w:val="28"/>
         </w:rPr>
-        <w:t>Используя обществоведческие знания, составьте сложный план, позволяющий раскрыть по существу тему «Мировоззрение и его роль в жизни человека». Сложный план должен содержать не менее трёх пунктов, непосредственно раскрывающих тему по существу, из которых два или более детализированы в подпунктах. (Количество подпунктов каждого детализированного пункта должно быть не менее трёх, за исключением случаев, когда с точки зрения общественных наук возможны только два подпункта.)</w:t>
+        <w:t>Используя обществоведческие знания, составьте сложный план, позволяющий раскрыть по существу тему «Государство как субъект экономики в условиях рынка». Сложный план должен содержать не менее трёх непосредственно раскрывающих тему по существу пунктов, детализированных в подпунктах. (Количество подпунктов каждого детализированного пункта должно быть не менее трёх, за исключением случаев, когда с точки зрения общественных наук возможны только два подпункта.)</w:t>
       </w:r>
     </w:p>
     <w:p>
       <w:pPr>
-        <w:widowControl/>
-        <w:spacing w:line="240" w:lineRule="auto" w:after="0"/>
+        <w:keepNext w:val="0"/>
+        <w:spacing w:after="60" w:line="240" w:lineRule="auto"/>
+        <w:jc w:val="both"/>
       </w:pPr>
       <w:r>
         <w:rPr>
           <w:rFonts w:ascii="Times New Roman" w:hAnsi="Times New Roman" w:eastAsia="Times New Roman"/>
-          <w:color w:val="181A1F"/>
+          <w:b w:val="0"/>
+          <w:i w:val="0"/>
           <w:sz w:val="28"/>
         </w:rPr>
         <w:t>Ответ:</w:t>
@@ -3865,115 +4121,100 @@
     </w:p>
     <w:p>
       <w:pPr>
-        <w:keepNext/>
-        <w:widowControl/>
-        <w:spacing w:line="240" w:lineRule="auto" w:after="0" w:before="120"/>
+        <w:keepNext w:val="0"/>
+        <w:spacing w:after="60" w:line="240" w:lineRule="auto"/>
+        <w:jc w:val="both"/>
       </w:pPr>
       <w:r>
         <w:rPr>
           <w:rFonts w:ascii="Times New Roman" w:hAnsi="Times New Roman" w:eastAsia="Times New Roman"/>
           <w:b/>
-          <w:color w:val="181A1F"/>
           <w:sz w:val="28"/>
         </w:rPr>
-        <w:t>25.</w:t>
+        <w:t xml:space="preserve">№25 </w:t>
       </w:r>
-    </w:p>
-    <w:p>
-      <w:pPr>
-        <w:widowControl/>
-        <w:spacing w:line="240" w:lineRule="auto" w:after="0"/>
-      </w:pPr>
       <w:r>
         <w:rPr>
           <w:rFonts w:ascii="Times New Roman" w:hAnsi="Times New Roman" w:eastAsia="Times New Roman"/>
           <w:b w:val="0"/>
           <w:i w:val="0"/>
-          <w:color w:val="181A1F"/>
           <w:sz w:val="28"/>
         </w:rPr>
-        <w:t>Обоснуйте значение демократического политического процесса для развития современного общества. (Обоснование должно быть дано с опорой на обществоведческие знания в нескольких связанных между собой распространённых предложениях, раскрывать причинно-следственные и (или) функциональные связи.)</w:t>
+        <w:t>Используя обществоведческие знания, факты общественной жизни и личный социальный опыт, выполните задания, ответьте на вопрос.</w:t>
       </w:r>
     </w:p>
     <w:p>
       <w:pPr>
-        <w:widowControl/>
-        <w:spacing w:line="240" w:lineRule="auto" w:after="0"/>
+        <w:keepNext w:val="0"/>
+        <w:spacing w:after="60" w:line="240" w:lineRule="auto"/>
+        <w:jc w:val="both"/>
       </w:pPr>
       <w:r>
         <w:rPr>
           <w:rFonts w:ascii="Times New Roman" w:hAnsi="Times New Roman" w:eastAsia="Times New Roman"/>
           <w:b w:val="0"/>
           <w:i w:val="0"/>
-          <w:color w:val="181A1F"/>
           <w:sz w:val="28"/>
         </w:rPr>
-        <w:t>Какие политические процессы типичны для демократического общества? (Назовите любые три политических процесса.)</w:t>
+        <w:t>1) Обоснуйте постоянно растущую роль науки в современном обществе. (Обоснование должно быть дано с опорой на обществоведческие знания в нескольких связанных между собой распространённых предложениях, раскрывать причинно-следственные и (или) функциональные связи.)</w:t>
       </w:r>
     </w:p>
     <w:p>
       <w:pPr>
-        <w:widowControl/>
-        <w:spacing w:line="240" w:lineRule="auto" w:after="0"/>
+        <w:keepNext w:val="0"/>
+        <w:spacing w:after="60" w:line="240" w:lineRule="auto"/>
+        <w:jc w:val="both"/>
       </w:pPr>
       <w:r>
         <w:rPr>
           <w:rFonts w:ascii="Times New Roman" w:hAnsi="Times New Roman" w:eastAsia="Times New Roman"/>
           <w:b w:val="0"/>
           <w:i w:val="0"/>
-          <w:color w:val="181A1F"/>
           <w:sz w:val="28"/>
         </w:rPr>
-        <w:t>Проиллюстрируйте каждый из них на примере Российской Федерации. (Каждый пример должен быть сформулирован развёрнуто и содержать указание на результат политического процесса.)</w:t>
+        <w:t>2) Какие отечественные учёные в области естественных наук Вам известны? (Назовите любых трёх учёных. Это могут быть отечественные учёные, представляющие одну и/или несколько естественных наук.)</w:t>
       </w:r>
     </w:p>
     <w:p>
       <w:pPr>
-        <w:widowControl/>
-        <w:spacing w:line="240" w:lineRule="auto" w:after="0"/>
+        <w:keepNext w:val="0"/>
+        <w:spacing w:after="60" w:line="240" w:lineRule="auto"/>
+        <w:jc w:val="both"/>
       </w:pPr>
       <w:r>
         <w:rPr>
           <w:rFonts w:ascii="Times New Roman" w:hAnsi="Times New Roman" w:eastAsia="Times New Roman"/>
-          <w:color w:val="181A1F"/>
+          <w:b w:val="0"/>
+          <w:i w:val="0"/>
+          <w:sz w:val="28"/>
+        </w:rPr>
+        <w:t>3) Для каждого из указанных в пункте 2) учёных приведите по одному примеру, иллюстрирующему его вклад в науку. (Каждый пример должен быть сформулирован развёрнуто.)</w:t>
+      </w:r>
+    </w:p>
+    <w:p>
+      <w:pPr>
+        <w:keepNext w:val="0"/>
+        <w:spacing w:after="60" w:line="240" w:lineRule="auto"/>
+        <w:jc w:val="both"/>
+      </w:pPr>
+      <w:r>
+        <w:rPr>
+          <w:rFonts w:ascii="Times New Roman" w:hAnsi="Times New Roman" w:eastAsia="Times New Roman"/>
+          <w:b w:val="0"/>
+          <w:i w:val="0"/>
           <w:sz w:val="28"/>
         </w:rPr>
         <w:t>Ответ:</w:t>
       </w:r>
     </w:p>
-    <w:p>
-      <w:pPr>
-        <w:widowControl/>
-        <w:spacing w:line="240" w:lineRule="auto" w:after="0"/>
-      </w:pPr>
-      <w:r>
-        <w:rPr>
-          <w:rFonts w:ascii="Times New Roman" w:hAnsi="Times New Roman" w:eastAsia="Times New Roman"/>
-          <w:color w:val="181A1F"/>
-          <w:sz w:val="28"/>
-        </w:rPr>
-        <w:br w:type="page"/>
-      </w:r>
-    </w:p>
     <w:sectPr>
-      <w:footerReference w:type="default" r:id="rId11"/>
-      <w:pgSz w:w="11906" w:h="16838"/>
-      <w:pgMar w:top="935" w:right="879" w:bottom="879" w:left="992" w:header="397" w:footer="397" w:gutter="0"/>
+      <w:pgSz w:w="12240" w:h="15840"/>
+      <w:pgMar w:top="964" w:right="850" w:bottom="964" w:left="1134" w:header="720" w:footer="720" w:gutter="0"/>
       <w:cols w:space="720"/>
       <w:docGrid w:linePitch="360"/>
     </w:sectPr>
   </w:body>
 </w:document>
-</file>
-
-<file path=word/footer1.xml><?xml version="1.0" encoding="utf-8"?>
-<w:ftr xmlns:m="http://schemas.openxmlformats.org/officeDocument/2006/math" xmlns:mc="http://schemas.openxmlformats.org/markup-compatibility/2006" xmlns:mo="http://schemas.microsoft.com/office/mac/office/2008/main" xmlns:mv="urn:schemas-microsoft-com:mac:vml" xmlns:o="urn:schemas-microsoft-com:office:office" xmlns:r="http://schemas.openxmlformats.org/officeDocument/2006/relationships" xmlns:v="urn:schemas-microsoft-com:vml" xmlns:w10="urn:schemas-microsoft-com:office:word" xmlns:w14="http://schemas.microsoft.com/office/word/2010/wordml" xmlns:w="http://schemas.openxmlformats.org/wordprocessingml/2006/main" xmlns:wne="http://schemas.microsoft.com/office/word/2006/wordml" xmlns:wp14="http://schemas.microsoft.com/office/word/2010/wordprocessingDrawing" xmlns:wp="http://schemas.openxmlformats.org/drawingml/2006/wordprocessingDrawing" xmlns:wpc="http://schemas.microsoft.com/office/word/2010/wordprocessingCanvas" xmlns:wpg="http://schemas.microsoft.com/office/word/2010/wordprocessingGroup" xmlns:wpi="http://schemas.microsoft.com/office/word/2010/wordprocessingInk" xmlns:wps="http://schemas.microsoft.com/office/word/2010/wordprocessingShape" mc:Ignorable="w14 wp14">
-  <w:p>
-    <w:pPr>
-      <w:pStyle w:val="Footer"/>
-    </w:pPr>
-  </w:p>
-</w:ftr>
 </file>
 
 <file path=word/numbering.xml><?xml version="1.0" encoding="utf-8"?>
@@ -4340,11 +4581,10 @@
     <w:qFormat/>
     <w:rsid w:val="00FC693F"/>
     <w:pPr>
-      <w:spacing w:after="0" w:line="240" w:lineRule="auto"/>
+      <w:spacing w:after="60" w:line="240" w:lineRule="auto"/>
     </w:pPr>
     <w:rPr>
-      <w:rFonts w:ascii="Times New Roman" w:hAnsi="Times New Roman"/>
-      <w:color w:val="181A1F"/>
+      <w:rFonts w:ascii="Times New Roman" w:hAnsi="Times New Roman" w:eastAsia="Times New Roman"/>
       <w:sz w:val="28"/>
     </w:rPr>
   </w:style>
@@ -4407,10 +4647,10 @@
       <w:outlineLvl w:val="0"/>
     </w:pPr>
     <w:rPr>
-      <w:rFonts w:asciiTheme="majorHAnsi" w:eastAsiaTheme="majorEastAsia" w:hAnsiTheme="majorHAnsi" w:cstheme="majorBidi" w:ascii="Times New Roman" w:hAnsi="Times New Roman"/>
+      <w:rFonts w:asciiTheme="majorHAnsi" w:eastAsiaTheme="majorEastAsia" w:hAnsiTheme="majorHAnsi" w:cstheme="majorBidi"/>
       <w:b/>
       <w:bCs/>
-      <w:color w:val="181A1F"/>
+      <w:color w:val="365F91" w:themeColor="accent1" w:themeShade="BF"/>
       <w:sz w:val="28"/>
       <w:szCs w:val="28"/>
     </w:rPr>
@@ -4431,7 +4671,7 @@
       <w:outlineLvl w:val="1"/>
     </w:pPr>
     <w:rPr>
-      <w:rFonts w:asciiTheme="majorHAnsi" w:eastAsiaTheme="majorEastAsia" w:hAnsiTheme="majorHAnsi" w:cstheme="majorBidi" w:ascii="Arial" w:hAnsi="Arial"/>
+      <w:rFonts w:asciiTheme="majorHAnsi" w:eastAsiaTheme="majorEastAsia" w:hAnsiTheme="majorHAnsi" w:cstheme="majorBidi"/>
       <w:b/>
       <w:bCs/>
       <w:color w:val="4F81BD" w:themeColor="accent1"/>
@@ -4696,7 +4936,7 @@
       <w:contextualSpacing/>
     </w:pPr>
     <w:rPr>
-      <w:rFonts w:asciiTheme="majorHAnsi" w:eastAsiaTheme="majorEastAsia" w:hAnsiTheme="majorHAnsi" w:cstheme="majorBidi" w:ascii="Arial" w:hAnsi="Arial"/>
+      <w:rFonts w:asciiTheme="majorHAnsi" w:eastAsiaTheme="majorEastAsia" w:hAnsiTheme="majorHAnsi" w:cstheme="majorBidi"/>
       <w:color w:val="17365D" w:themeColor="text2" w:themeShade="BF"/>
       <w:spacing w:val="5"/>
       <w:kern w:val="28"/>
